--- a/psychologicalReview/ms/drafts/ms05252026.docx
+++ b/psychologicalReview/ms/drafts/ms05252026.docx
@@ -81,7 +81,97 @@
         <w:rPr>
           <w:rFonts w:ascii="Times New Roman" w:hAnsi="Times New Roman" w:cs="Times New Roman"/>
         </w:rPr>
-        <w:t xml:space="preserve">Developmental scientists have long debated how infants come to understand the efficiency of others’ actions. One influential perspective maintains that infants possess early-emerging and conceptually rich domain-specific systems that enable them to represent actions in terms of goals, constraints, efficiency, and rationality. Another perspective argues that infants’ looking behavior in action efficiency understanding studies may instead emerge from domain-general processes operating over the low-level, perceptually grounded features of events. In the present article, I instantiate a version of this latter proposal in a new connectionist computational model called Associative Learning in Action Sequences (ALIAS). Across a series of simulations, ALIAS reproduced findings previously interpreted as evidence that infants possess </w:t>
+        <w:t>Developmental scientists have long debated how infants come to understand the efficiency of others’ actions. One influential perspective maintains that infants possess conceptually rich</w:t>
+      </w:r>
+      <w:r>
+        <w:rPr>
+          <w:rFonts w:ascii="Times New Roman" w:hAnsi="Times New Roman" w:cs="Times New Roman"/>
+        </w:rPr>
+        <w:t>,</w:t>
+      </w:r>
+      <w:r>
+        <w:rPr>
+          <w:rFonts w:ascii="Times New Roman" w:hAnsi="Times New Roman" w:cs="Times New Roman"/>
+        </w:rPr>
+        <w:t xml:space="preserve"> domain-specific systems that enable them to represent actions in terms of goals, constraints, efficiency, and rationality. Another perspective argues that infants’ looking behavior in action efficiency understanding studies </w:t>
+      </w:r>
+      <w:r>
+        <w:rPr>
+          <w:rFonts w:ascii="Times New Roman" w:hAnsi="Times New Roman" w:cs="Times New Roman"/>
+        </w:rPr>
+        <w:t>reflect</w:t>
+      </w:r>
+      <w:r>
+        <w:rPr>
+          <w:rFonts w:ascii="Times New Roman" w:hAnsi="Times New Roman" w:cs="Times New Roman"/>
+        </w:rPr>
+        <w:t>s</w:t>
+      </w:r>
+      <w:r>
+        <w:rPr>
+          <w:rFonts w:ascii="Times New Roman" w:hAnsi="Times New Roman" w:cs="Times New Roman"/>
+        </w:rPr>
+        <w:t xml:space="preserve"> domain-general processes </w:t>
+      </w:r>
+      <w:r>
+        <w:rPr>
+          <w:rFonts w:ascii="Times New Roman" w:hAnsi="Times New Roman" w:cs="Times New Roman"/>
+        </w:rPr>
+        <w:t xml:space="preserve">that operate </w:t>
+      </w:r>
+      <w:r>
+        <w:rPr>
+          <w:rFonts w:ascii="Times New Roman" w:hAnsi="Times New Roman" w:cs="Times New Roman"/>
+        </w:rPr>
+        <w:t xml:space="preserve">over the </w:t>
+      </w:r>
+      <w:r>
+        <w:rPr>
+          <w:rFonts w:ascii="Times New Roman" w:hAnsi="Times New Roman" w:cs="Times New Roman"/>
+        </w:rPr>
+        <w:t xml:space="preserve">surface </w:t>
+      </w:r>
+      <w:r>
+        <w:rPr>
+          <w:rFonts w:ascii="Times New Roman" w:hAnsi="Times New Roman" w:cs="Times New Roman"/>
+        </w:rPr>
+        <w:t xml:space="preserve">features of events. </w:t>
+      </w:r>
+      <w:r>
+        <w:rPr>
+          <w:rFonts w:ascii="Times New Roman" w:hAnsi="Times New Roman" w:cs="Times New Roman"/>
+        </w:rPr>
+        <w:t>Here</w:t>
+      </w:r>
+      <w:r>
+        <w:rPr>
+          <w:rFonts w:ascii="Times New Roman" w:hAnsi="Times New Roman" w:cs="Times New Roman"/>
+        </w:rPr>
+        <w:t>, I instantiate a version of this latter proposal in a new connectionist model called Associative Learning in Action Sequences (ALIAS)</w:t>
+      </w:r>
+      <w:r>
+        <w:rPr>
+          <w:rFonts w:ascii="Times New Roman" w:hAnsi="Times New Roman" w:cs="Times New Roman"/>
+        </w:rPr>
+        <w:t xml:space="preserve"> and then show that the model reproduced</w:t>
+      </w:r>
+      <w:r>
+        <w:rPr>
+          <w:rFonts w:ascii="Times New Roman" w:hAnsi="Times New Roman" w:cs="Times New Roman"/>
+        </w:rPr>
+        <w:t xml:space="preserve"> findings previously </w:t>
+      </w:r>
+      <w:r>
+        <w:rPr>
+          <w:rFonts w:ascii="Times New Roman" w:hAnsi="Times New Roman" w:cs="Times New Roman"/>
+        </w:rPr>
+        <w:t>taken as supporting</w:t>
+      </w:r>
+      <w:r>
+        <w:rPr>
+          <w:rFonts w:ascii="Times New Roman" w:hAnsi="Times New Roman" w:cs="Times New Roman"/>
+        </w:rPr>
+        <w:t xml:space="preserve"> </w:t>
       </w:r>
       <w:r>
         <w:rPr>
@@ -93,14 +183,19 @@
         <w:rPr>
           <w:rFonts w:ascii="Times New Roman" w:hAnsi="Times New Roman" w:cs="Times New Roman"/>
         </w:rPr>
-        <w:t xml:space="preserve">. These findings include those ostensibly showing that infants (a) expect agents to take efficient paths to goals, (b) infer goals from actions and constraints, (c) infer constraints from actions and goals, (d) represent action efficiency in a graded manner, and (e) show sensitivity to action efficiency following sticky-mittens experience prior to reaching onset. Mechanistically, ALIAS reproduced these behaviors through learned associations among perceptual features, the reactivation of associated representations during test events, differential obstacle salience, and transient attentional modulation. Additionally, ALIAS generated novel predictions concerning how changes in salience, experience, and attentional persistence should shape infants’ looking behavior in future experiments. Together, these findings suggest that behaviors previously interpreted as evidence for rich, domain-specific action-understanding </w:t>
-      </w:r>
-      <w:r>
-        <w:rPr>
-          <w:rFonts w:ascii="Times New Roman" w:hAnsi="Times New Roman" w:cs="Times New Roman"/>
-        </w:rPr>
-        <w:lastRenderedPageBreak/>
-        <w:t>systems may instead emerge from simpler domain-general learning processes operating over perceptually grounded event representations.</w:t>
+        <w:t xml:space="preserve">. </w:t>
+      </w:r>
+      <w:r>
+        <w:rPr>
+          <w:rFonts w:ascii="Times New Roman" w:hAnsi="Times New Roman" w:cs="Times New Roman"/>
+        </w:rPr>
+        <w:t>I then discuss how</w:t>
+      </w:r>
+      <w:r>
+        <w:rPr>
+          <w:rFonts w:ascii="Times New Roman" w:hAnsi="Times New Roman" w:cs="Times New Roman"/>
+        </w:rPr>
+        <w:t xml:space="preserve"> ALIAS reproduced these behaviors through learned associations among perceptual features, the reactivation of associated representations during test events, differential obstacle salience, and transient attentional modulation. Additionally, ALIAS generated novel predictions concerning how changes in salience, experience, and attentional persistence should shape infants’ looking behavior in future experiments. Together, these findings suggest that behaviors previously interpreted as evidence for rich, domain-specific action-understanding systems may instead emerge from simpler domain-general learning processes operating over perceptually grounded event representations.</w:t>
       </w:r>
       <w:r>
         <w:rPr>
@@ -123,13 +218,13 @@
           <w:rFonts w:ascii="Times New Roman" w:hAnsi="Times New Roman" w:cs="Times New Roman"/>
         </w:rPr>
         <w:lastRenderedPageBreak/>
-        <w:t xml:space="preserve">“Associative learning is sufficient to explain infants’ </w:t>
-      </w:r>
-      <w:r>
-        <w:rPr>
-          <w:rFonts w:ascii="Times New Roman" w:hAnsi="Times New Roman" w:cs="Times New Roman"/>
-        </w:rPr>
-        <w:t>action efficiency understanding</w:t>
+        <w:t>“</w:t>
+      </w:r>
+      <w:r>
+        <w:rPr>
+          <w:rFonts w:ascii="Times New Roman" w:hAnsi="Times New Roman" w:cs="Times New Roman"/>
+        </w:rPr>
+        <w:t>Associative learning over differentially salient surface features is sufficient to explain infants’ action efficiency understanding</w:t>
       </w:r>
       <w:r>
         <w:rPr>
@@ -341,7 +436,21 @@
         <w:rPr>
           <w:rFonts w:ascii="Times New Roman" w:hAnsi="Times New Roman" w:cs="Times New Roman"/>
         </w:rPr>
-        <w:t>(Csibra et al., 1999; Gergely et al., 1995).</w:t>
+        <w:t>(</w:t>
+      </w:r>
+      <w:proofErr w:type="spellStart"/>
+      <w:r>
+        <w:rPr>
+          <w:rFonts w:ascii="Times New Roman" w:hAnsi="Times New Roman" w:cs="Times New Roman"/>
+        </w:rPr>
+        <w:t>Csibra</w:t>
+      </w:r>
+      <w:proofErr w:type="spellEnd"/>
+      <w:r>
+        <w:rPr>
+          <w:rFonts w:ascii="Times New Roman" w:hAnsi="Times New Roman" w:cs="Times New Roman"/>
+        </w:rPr>
+        <w:t xml:space="preserve"> et al., 1999; Gergely et al., 1995).</w:t>
       </w:r>
       <w:r>
         <w:rPr>
@@ -421,11 +530,19 @@
         </w:rPr>
         <w:t xml:space="preserve">either </w:t>
       </w:r>
-      <w:r>
-        <w:rPr>
-          <w:rFonts w:ascii="Times New Roman" w:hAnsi="Times New Roman" w:cs="Times New Roman"/>
-        </w:rPr>
-        <w:t xml:space="preserve">to events </w:t>
+      <w:proofErr w:type="gramStart"/>
+      <w:r>
+        <w:rPr>
+          <w:rFonts w:ascii="Times New Roman" w:hAnsi="Times New Roman" w:cs="Times New Roman"/>
+        </w:rPr>
+        <w:t>to</w:t>
+      </w:r>
+      <w:proofErr w:type="gramEnd"/>
+      <w:r>
+        <w:rPr>
+          <w:rFonts w:ascii="Times New Roman" w:hAnsi="Times New Roman" w:cs="Times New Roman"/>
+        </w:rPr>
+        <w:t xml:space="preserve"> events </w:t>
       </w:r>
       <w:r>
         <w:rPr>
@@ -813,7 +930,14 @@
         <w:rPr>
           <w:rFonts w:ascii="Times New Roman" w:hAnsi="Times New Roman" w:cs="Times New Roman"/>
         </w:rPr>
-        <w:t xml:space="preserve"> in the Experimental condition</w:t>
+        <w:t xml:space="preserve"> in the </w:t>
+      </w:r>
+      <w:r>
+        <w:rPr>
+          <w:rFonts w:ascii="Times New Roman" w:hAnsi="Times New Roman" w:cs="Times New Roman"/>
+        </w:rPr>
+        <w:lastRenderedPageBreak/>
+        <w:t>Experimental condition</w:t>
       </w:r>
       <w:r>
         <w:rPr>
@@ -871,7 +995,6 @@
         <w:rPr>
           <w:rFonts w:ascii="Times New Roman" w:hAnsi="Times New Roman" w:cs="Times New Roman"/>
         </w:rPr>
-        <w:lastRenderedPageBreak/>
         <w:t xml:space="preserve">This finding has since been extended in important ways. For example, </w:t>
       </w:r>
       <w:r>
@@ -884,19 +1007,63 @@
         <w:rPr>
           <w:rFonts w:ascii="Times New Roman" w:hAnsi="Times New Roman" w:cs="Times New Roman"/>
         </w:rPr>
-        <w:t xml:space="preserve"> not only to people (e.g., Phillips &amp; Wellman, 2005; Sodian et al., 2004; Woodward &amp; Sommerville, 2000) and animals (e.g., Schwier et al., 2006) but also to geometric shapes (Csibra et al., 2003; Gergely et al., 1995) and inanimate objects (</w:t>
-      </w:r>
-      <w:r>
-        <w:rPr>
-          <w:rFonts w:ascii="Times New Roman" w:hAnsi="Times New Roman" w:cs="Times New Roman"/>
-        </w:rPr>
-        <w:t xml:space="preserve">Csibra et al., 1999; </w:t>
-      </w:r>
-      <w:r>
-        <w:rPr>
-          <w:rFonts w:ascii="Times New Roman" w:hAnsi="Times New Roman" w:cs="Times New Roman"/>
-        </w:rPr>
-        <w:t xml:space="preserve">Kamewari et al., 2005). Additionally, </w:t>
+        <w:t xml:space="preserve"> not only to people (e.g., Phillips &amp; Wellman, 2005; </w:t>
+      </w:r>
+      <w:proofErr w:type="spellStart"/>
+      <w:r>
+        <w:rPr>
+          <w:rFonts w:ascii="Times New Roman" w:hAnsi="Times New Roman" w:cs="Times New Roman"/>
+        </w:rPr>
+        <w:t>Sodian</w:t>
+      </w:r>
+      <w:proofErr w:type="spellEnd"/>
+      <w:r>
+        <w:rPr>
+          <w:rFonts w:ascii="Times New Roman" w:hAnsi="Times New Roman" w:cs="Times New Roman"/>
+        </w:rPr>
+        <w:t xml:space="preserve"> et al., 2004; Woodward &amp; Sommerville, 2000) and animals (e.g., Schwier et al., 2006) but also to geometric shapes (</w:t>
+      </w:r>
+      <w:proofErr w:type="spellStart"/>
+      <w:r>
+        <w:rPr>
+          <w:rFonts w:ascii="Times New Roman" w:hAnsi="Times New Roman" w:cs="Times New Roman"/>
+        </w:rPr>
+        <w:t>Csibra</w:t>
+      </w:r>
+      <w:proofErr w:type="spellEnd"/>
+      <w:r>
+        <w:rPr>
+          <w:rFonts w:ascii="Times New Roman" w:hAnsi="Times New Roman" w:cs="Times New Roman"/>
+        </w:rPr>
+        <w:t xml:space="preserve"> et al., 2003; Gergely et al., 1995) and inanimate objects (</w:t>
+      </w:r>
+      <w:proofErr w:type="spellStart"/>
+      <w:r>
+        <w:rPr>
+          <w:rFonts w:ascii="Times New Roman" w:hAnsi="Times New Roman" w:cs="Times New Roman"/>
+        </w:rPr>
+        <w:t>Csibra</w:t>
+      </w:r>
+      <w:proofErr w:type="spellEnd"/>
+      <w:r>
+        <w:rPr>
+          <w:rFonts w:ascii="Times New Roman" w:hAnsi="Times New Roman" w:cs="Times New Roman"/>
+        </w:rPr>
+        <w:t xml:space="preserve"> et al., 1999; </w:t>
+      </w:r>
+      <w:proofErr w:type="spellStart"/>
+      <w:r>
+        <w:rPr>
+          <w:rFonts w:ascii="Times New Roman" w:hAnsi="Times New Roman" w:cs="Times New Roman"/>
+        </w:rPr>
+        <w:t>Kamewari</w:t>
+      </w:r>
+      <w:proofErr w:type="spellEnd"/>
+      <w:r>
+        <w:rPr>
+          <w:rFonts w:ascii="Times New Roman" w:hAnsi="Times New Roman" w:cs="Times New Roman"/>
+        </w:rPr>
+        <w:t xml:space="preserve"> et al., 2005). Additionally, </w:t>
       </w:r>
       <w:r>
         <w:rPr>
@@ -956,7 +1123,21 @@
         <w:rPr>
           <w:rFonts w:ascii="Times New Roman" w:hAnsi="Times New Roman" w:cs="Times New Roman"/>
         </w:rPr>
-        <w:t xml:space="preserve"> (Liu &amp; Spelke, 2017).</w:t>
+        <w:t xml:space="preserve"> (Liu &amp; </w:t>
+      </w:r>
+      <w:proofErr w:type="spellStart"/>
+      <w:r>
+        <w:rPr>
+          <w:rFonts w:ascii="Times New Roman" w:hAnsi="Times New Roman" w:cs="Times New Roman"/>
+        </w:rPr>
+        <w:t>Spelke</w:t>
+      </w:r>
+      <w:proofErr w:type="spellEnd"/>
+      <w:r>
+        <w:rPr>
+          <w:rFonts w:ascii="Times New Roman" w:hAnsi="Times New Roman" w:cs="Times New Roman"/>
+        </w:rPr>
+        <w:t>, 2017).</w:t>
       </w:r>
       <w:r>
         <w:rPr>
@@ -1152,13 +1333,37 @@
         <w:rPr>
           <w:rFonts w:ascii="Times New Roman" w:hAnsi="Times New Roman" w:cs="Times New Roman"/>
         </w:rPr>
-        <w:t xml:space="preserve">is </w:t>
-      </w:r>
-      <w:r>
-        <w:rPr>
-          <w:rFonts w:ascii="Times New Roman" w:hAnsi="Times New Roman" w:cs="Times New Roman"/>
-        </w:rPr>
-        <w:t xml:space="preserve">“rich” proposals for the origins of infant </w:t>
+        <w:t>consists of</w:t>
+      </w:r>
+      <w:r>
+        <w:rPr>
+          <w:rFonts w:ascii="Times New Roman" w:hAnsi="Times New Roman" w:cs="Times New Roman"/>
+        </w:rPr>
+        <w:t xml:space="preserve"> </w:t>
+      </w:r>
+      <w:r>
+        <w:rPr>
+          <w:rFonts w:ascii="Times New Roman" w:hAnsi="Times New Roman" w:cs="Times New Roman"/>
+        </w:rPr>
+        <w:t>“</w:t>
+      </w:r>
+      <w:r>
+        <w:rPr>
+          <w:rFonts w:ascii="Times New Roman" w:hAnsi="Times New Roman" w:cs="Times New Roman"/>
+        </w:rPr>
+        <w:t>rich</w:t>
+      </w:r>
+      <w:r>
+        <w:rPr>
+          <w:rFonts w:ascii="Times New Roman" w:hAnsi="Times New Roman" w:cs="Times New Roman"/>
+        </w:rPr>
+        <w:t>”</w:t>
+      </w:r>
+      <w:r>
+        <w:rPr>
+          <w:rFonts w:ascii="Times New Roman" w:hAnsi="Times New Roman" w:cs="Times New Roman"/>
+        </w:rPr>
+        <w:t xml:space="preserve"> proposals for the origins of infant </w:t>
       </w:r>
       <w:r>
         <w:rPr>
@@ -1280,13 +1485,41 @@
         <w:rPr>
           <w:rFonts w:ascii="Times New Roman" w:hAnsi="Times New Roman" w:cs="Times New Roman"/>
         </w:rPr>
-        <w:t xml:space="preserve">(Csibra &amp; Gergely, 1998; </w:t>
-      </w:r>
-      <w:r>
-        <w:rPr>
-          <w:rFonts w:ascii="Times New Roman" w:hAnsi="Times New Roman" w:cs="Times New Roman"/>
-        </w:rPr>
-        <w:t>Gergely &amp; Csibra, 2003</w:t>
+        <w:t>(</w:t>
+      </w:r>
+      <w:proofErr w:type="spellStart"/>
+      <w:r>
+        <w:rPr>
+          <w:rFonts w:ascii="Times New Roman" w:hAnsi="Times New Roman" w:cs="Times New Roman"/>
+        </w:rPr>
+        <w:t>Csibra</w:t>
+      </w:r>
+      <w:proofErr w:type="spellEnd"/>
+      <w:r>
+        <w:rPr>
+          <w:rFonts w:ascii="Times New Roman" w:hAnsi="Times New Roman" w:cs="Times New Roman"/>
+        </w:rPr>
+        <w:t xml:space="preserve"> &amp; Gergely, 1998; </w:t>
+      </w:r>
+      <w:r>
+        <w:rPr>
+          <w:rFonts w:ascii="Times New Roman" w:hAnsi="Times New Roman" w:cs="Times New Roman"/>
+        </w:rPr>
+        <w:t xml:space="preserve">Gergely &amp; </w:t>
+      </w:r>
+      <w:proofErr w:type="spellStart"/>
+      <w:r>
+        <w:rPr>
+          <w:rFonts w:ascii="Times New Roman" w:hAnsi="Times New Roman" w:cs="Times New Roman"/>
+        </w:rPr>
+        <w:t>Csibra</w:t>
+      </w:r>
+      <w:proofErr w:type="spellEnd"/>
+      <w:r>
+        <w:rPr>
+          <w:rFonts w:ascii="Times New Roman" w:hAnsi="Times New Roman" w:cs="Times New Roman"/>
+        </w:rPr>
+        <w:t>, 2003</w:t>
       </w:r>
       <w:r>
         <w:rPr>
@@ -1312,7 +1545,14 @@
         <w:rPr>
           <w:rFonts w:ascii="Times New Roman" w:hAnsi="Times New Roman" w:cs="Times New Roman"/>
         </w:rPr>
-        <w:t xml:space="preserve"> that if a</w:t>
+        <w:t xml:space="preserve"> </w:t>
+      </w:r>
+      <w:r>
+        <w:rPr>
+          <w:rFonts w:ascii="Times New Roman" w:hAnsi="Times New Roman" w:cs="Times New Roman"/>
+        </w:rPr>
+        <w:lastRenderedPageBreak/>
+        <w:t>that if a</w:t>
       </w:r>
       <w:r>
         <w:rPr>
@@ -1336,7 +1576,31 @@
         <w:rPr>
           <w:rFonts w:ascii="Times New Roman" w:hAnsi="Times New Roman" w:cs="Times New Roman"/>
         </w:rPr>
-        <w:t>context—and thereby satisfies the “rationality principle”—</w:t>
+        <w:t xml:space="preserve">context—and thereby satisfies the </w:t>
+      </w:r>
+      <w:r>
+        <w:rPr>
+          <w:rFonts w:ascii="Times New Roman" w:hAnsi="Times New Roman" w:cs="Times New Roman"/>
+        </w:rPr>
+        <w:t>“</w:t>
+      </w:r>
+      <w:r>
+        <w:rPr>
+          <w:rFonts w:ascii="Times New Roman" w:hAnsi="Times New Roman" w:cs="Times New Roman"/>
+        </w:rPr>
+        <w:t>rationality principle</w:t>
+      </w:r>
+      <w:r>
+        <w:rPr>
+          <w:rFonts w:ascii="Times New Roman" w:hAnsi="Times New Roman" w:cs="Times New Roman"/>
+        </w:rPr>
+        <w:t>”</w:t>
+      </w:r>
+      <w:r>
+        <w:rPr>
+          <w:rFonts w:ascii="Times New Roman" w:hAnsi="Times New Roman" w:cs="Times New Roman"/>
+        </w:rPr>
+        <w:t>—</w:t>
       </w:r>
       <w:r>
         <w:rPr>
@@ -1366,14 +1630,7 @@
         <w:rPr>
           <w:rFonts w:ascii="Times New Roman" w:hAnsi="Times New Roman" w:cs="Times New Roman"/>
         </w:rPr>
-        <w:t xml:space="preserve">the agent's </w:t>
-      </w:r>
-      <w:r>
-        <w:rPr>
-          <w:rFonts w:ascii="Times New Roman" w:hAnsi="Times New Roman" w:cs="Times New Roman"/>
-        </w:rPr>
-        <w:lastRenderedPageBreak/>
-        <w:t>behavior as a</w:t>
+        <w:t>the agent's behavior as a</w:t>
       </w:r>
       <w:r>
         <w:rPr>
@@ -1385,7 +1642,31 @@
         <w:rPr>
           <w:rFonts w:ascii="Times New Roman" w:hAnsi="Times New Roman" w:cs="Times New Roman"/>
         </w:rPr>
-        <w:t xml:space="preserve"> "means" to </w:t>
+        <w:t xml:space="preserve"> </w:t>
+      </w:r>
+      <w:r>
+        <w:rPr>
+          <w:rFonts w:ascii="Times New Roman" w:hAnsi="Times New Roman" w:cs="Times New Roman"/>
+        </w:rPr>
+        <w:t>“</w:t>
+      </w:r>
+      <w:r>
+        <w:rPr>
+          <w:rFonts w:ascii="Times New Roman" w:hAnsi="Times New Roman" w:cs="Times New Roman"/>
+        </w:rPr>
+        <w:t>means</w:t>
+      </w:r>
+      <w:r>
+        <w:rPr>
+          <w:rFonts w:ascii="Times New Roman" w:hAnsi="Times New Roman" w:cs="Times New Roman"/>
+        </w:rPr>
+        <w:t>”</w:t>
+      </w:r>
+      <w:r>
+        <w:rPr>
+          <w:rFonts w:ascii="Times New Roman" w:hAnsi="Times New Roman" w:cs="Times New Roman"/>
+        </w:rPr>
+        <w:t xml:space="preserve"> to </w:t>
       </w:r>
       <w:r>
         <w:rPr>
@@ -1409,7 +1690,13 @@
         <w:rPr>
           <w:rFonts w:ascii="Times New Roman" w:hAnsi="Times New Roman" w:cs="Times New Roman"/>
         </w:rPr>
-        <w:t>"constraints</w:t>
+        <w:t>“</w:t>
+      </w:r>
+      <w:r>
+        <w:rPr>
+          <w:rFonts w:ascii="Times New Roman" w:hAnsi="Times New Roman" w:cs="Times New Roman"/>
+        </w:rPr>
+        <w:t>constraints</w:t>
       </w:r>
       <w:r>
         <w:rPr>
@@ -1481,7 +1768,31 @@
         <w:rPr>
           <w:rFonts w:ascii="Times New Roman" w:hAnsi="Times New Roman" w:cs="Times New Roman"/>
         </w:rPr>
-        <w:t xml:space="preserve">is “non-mentalistic” in that </w:t>
+        <w:t xml:space="preserve">is </w:t>
+      </w:r>
+      <w:r>
+        <w:rPr>
+          <w:rFonts w:ascii="Times New Roman" w:hAnsi="Times New Roman" w:cs="Times New Roman"/>
+        </w:rPr>
+        <w:t>“</w:t>
+      </w:r>
+      <w:r>
+        <w:rPr>
+          <w:rFonts w:ascii="Times New Roman" w:hAnsi="Times New Roman" w:cs="Times New Roman"/>
+        </w:rPr>
+        <w:t>non-mentalistic</w:t>
+      </w:r>
+      <w:r>
+        <w:rPr>
+          <w:rFonts w:ascii="Times New Roman" w:hAnsi="Times New Roman" w:cs="Times New Roman"/>
+        </w:rPr>
+        <w:t>”</w:t>
+      </w:r>
+      <w:r>
+        <w:rPr>
+          <w:rFonts w:ascii="Times New Roman" w:hAnsi="Times New Roman" w:cs="Times New Roman"/>
+        </w:rPr>
+        <w:t xml:space="preserve"> in that </w:t>
       </w:r>
       <w:r>
         <w:rPr>
@@ -1626,7 +1937,21 @@
         <w:rPr>
           <w:rFonts w:ascii="Times New Roman" w:hAnsi="Times New Roman" w:cs="Times New Roman"/>
         </w:rPr>
-        <w:t>evaluate possible plans—that is, sequences of actions that lead to a goal—and select the plan that maximizes expected subjective utilities. A subjective utility is the difference between the rewards that result from an outcome and the cost of executing the plan.</w:t>
+        <w:t xml:space="preserve">evaluate possible </w:t>
+      </w:r>
+      <w:proofErr w:type="gramStart"/>
+      <w:r>
+        <w:rPr>
+          <w:rFonts w:ascii="Times New Roman" w:hAnsi="Times New Roman" w:cs="Times New Roman"/>
+        </w:rPr>
+        <w:t>plans—</w:t>
+      </w:r>
+      <w:proofErr w:type="gramEnd"/>
+      <w:r>
+        <w:rPr>
+          <w:rFonts w:ascii="Times New Roman" w:hAnsi="Times New Roman" w:cs="Times New Roman"/>
+        </w:rPr>
+        <w:t>that is, sequences of actions that lead to a goal—and select the plan that maximizes expected subjective utilities. A subjective utility is the difference between the rewards that result from an outcome and the cost of executing the plan.</w:t>
       </w:r>
       <w:r>
         <w:rPr>
@@ -2066,7 +2391,14 @@
         <w:rPr>
           <w:rFonts w:ascii="Times New Roman" w:hAnsi="Times New Roman" w:cs="Times New Roman"/>
         </w:rPr>
-        <w:t xml:space="preserve"> naïve physics system. As Liu et al. (</w:t>
+        <w:t xml:space="preserve"> </w:t>
+      </w:r>
+      <w:r>
+        <w:rPr>
+          <w:rFonts w:ascii="Times New Roman" w:hAnsi="Times New Roman" w:cs="Times New Roman"/>
+        </w:rPr>
+        <w:lastRenderedPageBreak/>
+        <w:t>naïve physics system. As Liu et al. (</w:t>
       </w:r>
       <w:r>
         <w:rPr>
@@ -2078,7 +2410,31 @@
         <w:rPr>
           <w:rFonts w:ascii="Times New Roman" w:hAnsi="Times New Roman" w:cs="Times New Roman"/>
         </w:rPr>
-        <w:t xml:space="preserve">) state, “computations about the mind require input from naïve physics to return an answer”. </w:t>
+        <w:t xml:space="preserve">) state, </w:t>
+      </w:r>
+      <w:r>
+        <w:rPr>
+          <w:rFonts w:ascii="Times New Roman" w:hAnsi="Times New Roman" w:cs="Times New Roman"/>
+        </w:rPr>
+        <w:t>“</w:t>
+      </w:r>
+      <w:r>
+        <w:rPr>
+          <w:rFonts w:ascii="Times New Roman" w:hAnsi="Times New Roman" w:cs="Times New Roman"/>
+        </w:rPr>
+        <w:t>computations about the mind require input from naïve physics to return an answer</w:t>
+      </w:r>
+      <w:r>
+        <w:rPr>
+          <w:rFonts w:ascii="Times New Roman" w:hAnsi="Times New Roman" w:cs="Times New Roman"/>
+        </w:rPr>
+        <w:t>”</w:t>
+      </w:r>
+      <w:r>
+        <w:rPr>
+          <w:rFonts w:ascii="Times New Roman" w:hAnsi="Times New Roman" w:cs="Times New Roman"/>
+        </w:rPr>
+        <w:t xml:space="preserve">. </w:t>
       </w:r>
       <w:r>
         <w:rPr>
@@ -2102,14 +2458,7 @@
         <w:rPr>
           <w:rFonts w:ascii="Times New Roman" w:hAnsi="Times New Roman" w:cs="Times New Roman"/>
         </w:rPr>
-        <w:t xml:space="preserve"> infants’ looking </w:t>
-      </w:r>
-      <w:r>
-        <w:rPr>
-          <w:rFonts w:ascii="Times New Roman" w:hAnsi="Times New Roman" w:cs="Times New Roman"/>
-        </w:rPr>
-        <w:lastRenderedPageBreak/>
-        <w:t>behaviors in action efficiency understanding studies in a similar way</w:t>
+        <w:t xml:space="preserve"> infants’ looking behaviors in action efficiency understanding studies in a similar way</w:t>
       </w:r>
       <w:r>
         <w:rPr>
@@ -2753,7 +3102,14 @@
         <w:rPr>
           <w:rFonts w:ascii="Times New Roman" w:hAnsi="Times New Roman" w:cs="Times New Roman"/>
         </w:rPr>
-        <w:t>this theory leaves unspecified the developmental origins of notions such as reward, cost, and subjective utility</w:t>
+        <w:t xml:space="preserve">this theory leaves unspecified the developmental </w:t>
+      </w:r>
+      <w:r>
+        <w:rPr>
+          <w:rFonts w:ascii="Times New Roman" w:hAnsi="Times New Roman" w:cs="Times New Roman"/>
+        </w:rPr>
+        <w:lastRenderedPageBreak/>
+        <w:t>origins of notions such as reward, cost, and subjective utility</w:t>
       </w:r>
       <w:r>
         <w:rPr>
@@ -2777,14 +3133,7 @@
         <w:rPr>
           <w:rFonts w:ascii="Times New Roman" w:hAnsi="Times New Roman" w:cs="Times New Roman"/>
         </w:rPr>
-        <w:t xml:space="preserve">the </w:t>
-      </w:r>
-      <w:r>
-        <w:rPr>
-          <w:rFonts w:ascii="Times New Roman" w:hAnsi="Times New Roman" w:cs="Times New Roman"/>
-        </w:rPr>
-        <w:lastRenderedPageBreak/>
-        <w:t xml:space="preserve">computations </w:t>
+        <w:t xml:space="preserve">the computations </w:t>
       </w:r>
       <w:r>
         <w:rPr>
@@ -2862,7 +3211,21 @@
         <w:rPr>
           <w:rFonts w:ascii="Times New Roman" w:hAnsi="Times New Roman" w:cs="Times New Roman"/>
         </w:rPr>
-        <w:t xml:space="preserve">In terms of Liu et al.’s </w:t>
+        <w:t xml:space="preserve">In terms of Liu et </w:t>
+      </w:r>
+      <w:proofErr w:type="gramStart"/>
+      <w:r>
+        <w:rPr>
+          <w:rFonts w:ascii="Times New Roman" w:hAnsi="Times New Roman" w:cs="Times New Roman"/>
+        </w:rPr>
+        <w:t>al.’s</w:t>
+      </w:r>
+      <w:proofErr w:type="gramEnd"/>
+      <w:r>
+        <w:rPr>
+          <w:rFonts w:ascii="Times New Roman" w:hAnsi="Times New Roman" w:cs="Times New Roman"/>
+        </w:rPr>
+        <w:t xml:space="preserve"> </w:t>
       </w:r>
       <w:r>
         <w:rPr>
@@ -3165,7 +3528,21 @@
         <w:rPr>
           <w:rFonts w:ascii="Times New Roman" w:hAnsi="Times New Roman" w:cs="Times New Roman"/>
         </w:rPr>
-        <w:t xml:space="preserve"> infants’ looking behavior in </w:t>
+        <w:t xml:space="preserve"> infants</w:t>
+      </w:r>
+      <w:proofErr w:type="gramStart"/>
+      <w:r>
+        <w:rPr>
+          <w:rFonts w:ascii="Times New Roman" w:hAnsi="Times New Roman" w:cs="Times New Roman"/>
+        </w:rPr>
+        <w:t>’ looking</w:t>
+      </w:r>
+      <w:proofErr w:type="gramEnd"/>
+      <w:r>
+        <w:rPr>
+          <w:rFonts w:ascii="Times New Roman" w:hAnsi="Times New Roman" w:cs="Times New Roman"/>
+        </w:rPr>
+        <w:t xml:space="preserve"> behavior in </w:t>
       </w:r>
       <w:r>
         <w:rPr>
@@ -3219,7 +3596,19 @@
         <w:rPr>
           <w:rFonts w:ascii="Times New Roman" w:hAnsi="Times New Roman" w:cs="Times New Roman"/>
         </w:rPr>
-        <w:t xml:space="preserve">conceptually rich notions of agents, objects, goals, cost, subjective utility, efficiency or </w:t>
+        <w:t>conceptually rich notions of agents, objects, goals, cost, subjective utility, efficiency</w:t>
+      </w:r>
+      <w:r>
+        <w:rPr>
+          <w:rFonts w:ascii="Times New Roman" w:hAnsi="Times New Roman" w:cs="Times New Roman"/>
+        </w:rPr>
+        <w:t>,</w:t>
+      </w:r>
+      <w:r>
+        <w:rPr>
+          <w:rFonts w:ascii="Times New Roman" w:hAnsi="Times New Roman" w:cs="Times New Roman"/>
+        </w:rPr>
+        <w:t xml:space="preserve"> or </w:t>
       </w:r>
       <w:r>
         <w:rPr>
@@ -3327,7 +3716,22 @@
         <w:rPr>
           <w:rFonts w:ascii="Times New Roman" w:hAnsi="Times New Roman" w:cs="Times New Roman"/>
         </w:rPr>
-        <w:t>In what follows, I describe this alternative account. However, because it</w:t>
+        <w:t xml:space="preserve">In what follows, I describe this alternative account. However, </w:t>
+      </w:r>
+      <w:proofErr w:type="gramStart"/>
+      <w:r>
+        <w:rPr>
+          <w:rFonts w:ascii="Times New Roman" w:hAnsi="Times New Roman" w:cs="Times New Roman"/>
+        </w:rPr>
+        <w:lastRenderedPageBreak/>
+        <w:t>because</w:t>
+      </w:r>
+      <w:proofErr w:type="gramEnd"/>
+      <w:r>
+        <w:rPr>
+          <w:rFonts w:ascii="Times New Roman" w:hAnsi="Times New Roman" w:cs="Times New Roman"/>
+        </w:rPr>
+        <w:t xml:space="preserve"> it</w:t>
       </w:r>
       <w:r>
         <w:rPr>
@@ -3388,7 +3792,6 @@
           <w:b/>
           <w:bCs/>
         </w:rPr>
-        <w:lastRenderedPageBreak/>
         <w:t>A</w:t>
       </w:r>
       <w:r>
@@ -3473,7 +3876,31 @@
         <w:rPr>
           <w:rFonts w:ascii="Times New Roman" w:hAnsi="Times New Roman" w:cs="Times New Roman"/>
         </w:rPr>
-        <w:t xml:space="preserve"> “lean” proposals</w:t>
+        <w:t xml:space="preserve"> </w:t>
+      </w:r>
+      <w:r>
+        <w:rPr>
+          <w:rFonts w:ascii="Times New Roman" w:hAnsi="Times New Roman" w:cs="Times New Roman"/>
+        </w:rPr>
+        <w:t>“</w:t>
+      </w:r>
+      <w:r>
+        <w:rPr>
+          <w:rFonts w:ascii="Times New Roman" w:hAnsi="Times New Roman" w:cs="Times New Roman"/>
+        </w:rPr>
+        <w:t>lean</w:t>
+      </w:r>
+      <w:r>
+        <w:rPr>
+          <w:rFonts w:ascii="Times New Roman" w:hAnsi="Times New Roman" w:cs="Times New Roman"/>
+        </w:rPr>
+        <w:t>”</w:t>
+      </w:r>
+      <w:r>
+        <w:rPr>
+          <w:rFonts w:ascii="Times New Roman" w:hAnsi="Times New Roman" w:cs="Times New Roman"/>
+        </w:rPr>
+        <w:t xml:space="preserve"> proposals</w:t>
       </w:r>
       <w:r>
         <w:rPr>
@@ -3689,7 +4116,49 @@
         <w:rPr>
           <w:rFonts w:ascii="Times New Roman" w:hAnsi="Times New Roman" w:cs="Times New Roman"/>
         </w:rPr>
-        <w:t>; Jones &amp; Smith, 1993; Quinn &amp; Eimas, 1997; Rakison &amp; Lupyan, 2008; Sloutsky, 2010)</w:t>
+        <w:t xml:space="preserve">; Jones &amp; Smith, 1993; Quinn &amp; </w:t>
+      </w:r>
+      <w:proofErr w:type="spellStart"/>
+      <w:r>
+        <w:rPr>
+          <w:rFonts w:ascii="Times New Roman" w:hAnsi="Times New Roman" w:cs="Times New Roman"/>
+        </w:rPr>
+        <w:t>Eimas</w:t>
+      </w:r>
+      <w:proofErr w:type="spellEnd"/>
+      <w:r>
+        <w:rPr>
+          <w:rFonts w:ascii="Times New Roman" w:hAnsi="Times New Roman" w:cs="Times New Roman"/>
+        </w:rPr>
+        <w:t xml:space="preserve">, 1997; </w:t>
+      </w:r>
+      <w:proofErr w:type="spellStart"/>
+      <w:r>
+        <w:rPr>
+          <w:rFonts w:ascii="Times New Roman" w:hAnsi="Times New Roman" w:cs="Times New Roman"/>
+        </w:rPr>
+        <w:t>Rakison</w:t>
+      </w:r>
+      <w:proofErr w:type="spellEnd"/>
+      <w:r>
+        <w:rPr>
+          <w:rFonts w:ascii="Times New Roman" w:hAnsi="Times New Roman" w:cs="Times New Roman"/>
+        </w:rPr>
+        <w:t xml:space="preserve"> &amp; </w:t>
+      </w:r>
+      <w:proofErr w:type="spellStart"/>
+      <w:r>
+        <w:rPr>
+          <w:rFonts w:ascii="Times New Roman" w:hAnsi="Times New Roman" w:cs="Times New Roman"/>
+        </w:rPr>
+        <w:t>Lupyan</w:t>
+      </w:r>
+      <w:proofErr w:type="spellEnd"/>
+      <w:r>
+        <w:rPr>
+          <w:rFonts w:ascii="Times New Roman" w:hAnsi="Times New Roman" w:cs="Times New Roman"/>
+        </w:rPr>
+        <w:t>, 2008; Sloutsky, 2010)</w:t>
       </w:r>
       <w:r>
         <w:rPr>
@@ -3707,7 +4176,31 @@
         <w:rPr>
           <w:rFonts w:ascii="Times New Roman" w:hAnsi="Times New Roman" w:cs="Times New Roman"/>
         </w:rPr>
-        <w:t>sometimes considered “all purpose” because they</w:t>
+        <w:t xml:space="preserve">sometimes considered </w:t>
+      </w:r>
+      <w:r>
+        <w:rPr>
+          <w:rFonts w:ascii="Times New Roman" w:hAnsi="Times New Roman" w:cs="Times New Roman"/>
+        </w:rPr>
+        <w:t>“</w:t>
+      </w:r>
+      <w:r>
+        <w:rPr>
+          <w:rFonts w:ascii="Times New Roman" w:hAnsi="Times New Roman" w:cs="Times New Roman"/>
+        </w:rPr>
+        <w:t>all purpose</w:t>
+      </w:r>
+      <w:r>
+        <w:rPr>
+          <w:rFonts w:ascii="Times New Roman" w:hAnsi="Times New Roman" w:cs="Times New Roman"/>
+        </w:rPr>
+        <w:t>”</w:t>
+      </w:r>
+      <w:r>
+        <w:rPr>
+          <w:rFonts w:ascii="Times New Roman" w:hAnsi="Times New Roman" w:cs="Times New Roman"/>
+        </w:rPr>
+        <w:t xml:space="preserve"> because they</w:t>
       </w:r>
       <w:r>
         <w:rPr>
@@ -3821,7 +4314,21 @@
         <w:rPr>
           <w:rFonts w:ascii="Times New Roman" w:hAnsi="Times New Roman" w:cs="Times New Roman"/>
         </w:rPr>
-        <w:t xml:space="preserve"> concepts for animates and inanimates are formed much more slowly than the available data may suggest.</w:t>
+        <w:t xml:space="preserve"> concepts for animates and </w:t>
+      </w:r>
+      <w:proofErr w:type="spellStart"/>
+      <w:r>
+        <w:rPr>
+          <w:rFonts w:ascii="Times New Roman" w:hAnsi="Times New Roman" w:cs="Times New Roman"/>
+        </w:rPr>
+        <w:t>inanimates</w:t>
+      </w:r>
+      <w:proofErr w:type="spellEnd"/>
+      <w:r>
+        <w:rPr>
+          <w:rFonts w:ascii="Times New Roman" w:hAnsi="Times New Roman" w:cs="Times New Roman"/>
+        </w:rPr>
+        <w:t xml:space="preserve"> are formed much more slowly than the available data may suggest.</w:t>
       </w:r>
       <w:r>
         <w:rPr>
@@ -3902,13 +4409,28 @@
         <w:rPr>
           <w:rFonts w:ascii="Times New Roman" w:hAnsi="Times New Roman" w:cs="Times New Roman"/>
         </w:rPr>
-        <w:t xml:space="preserve">Perner &amp; Ruffman, 2005), causal perception and reasoning (e.g., Cohen et al., 2002; McClelland &amp; Thompson, 2007), sociomoral reasoning (e.g., Benton &amp; Lapan, 2021), object permanence (e.g., </w:t>
-      </w:r>
-      <w:r>
-        <w:rPr>
-          <w:rFonts w:ascii="Times New Roman" w:hAnsi="Times New Roman" w:cs="Times New Roman"/>
-        </w:rPr>
-        <w:t xml:space="preserve">Bogartz et al., 2000; </w:t>
+        <w:t xml:space="preserve">Perner &amp; Ruffman, 2005), causal perception and reasoning (e.g., Cohen et al., 2002; McClelland &amp; Thompson, 2007), sociomoral reasoning (e.g., Benton &amp; Lapan, 2021), object </w:t>
+      </w:r>
+      <w:r>
+        <w:rPr>
+          <w:rFonts w:ascii="Times New Roman" w:hAnsi="Times New Roman" w:cs="Times New Roman"/>
+        </w:rPr>
+        <w:lastRenderedPageBreak/>
+        <w:t xml:space="preserve">permanence (e.g., </w:t>
+      </w:r>
+      <w:proofErr w:type="spellStart"/>
+      <w:r>
+        <w:rPr>
+          <w:rFonts w:ascii="Times New Roman" w:hAnsi="Times New Roman" w:cs="Times New Roman"/>
+        </w:rPr>
+        <w:t>Bogartz</w:t>
+      </w:r>
+      <w:proofErr w:type="spellEnd"/>
+      <w:r>
+        <w:rPr>
+          <w:rFonts w:ascii="Times New Roman" w:hAnsi="Times New Roman" w:cs="Times New Roman"/>
+        </w:rPr>
+        <w:t xml:space="preserve"> et al., 2000; </w:t>
       </w:r>
       <w:r>
         <w:rPr>
@@ -3920,7 +4442,35 @@
         <w:rPr>
           <w:rFonts w:ascii="Times New Roman" w:hAnsi="Times New Roman" w:cs="Times New Roman"/>
         </w:rPr>
-        <w:t xml:space="preserve">, among others (e.g., Benton, 2025; Rakison &amp; Lupyan, 2008), </w:t>
+        <w:t xml:space="preserve">, among others (e.g., Benton, 2025; </w:t>
+      </w:r>
+      <w:proofErr w:type="spellStart"/>
+      <w:r>
+        <w:rPr>
+          <w:rFonts w:ascii="Times New Roman" w:hAnsi="Times New Roman" w:cs="Times New Roman"/>
+        </w:rPr>
+        <w:t>Rakison</w:t>
+      </w:r>
+      <w:proofErr w:type="spellEnd"/>
+      <w:r>
+        <w:rPr>
+          <w:rFonts w:ascii="Times New Roman" w:hAnsi="Times New Roman" w:cs="Times New Roman"/>
+        </w:rPr>
+        <w:t xml:space="preserve"> &amp; </w:t>
+      </w:r>
+      <w:proofErr w:type="spellStart"/>
+      <w:r>
+        <w:rPr>
+          <w:rFonts w:ascii="Times New Roman" w:hAnsi="Times New Roman" w:cs="Times New Roman"/>
+        </w:rPr>
+        <w:t>Lupyan</w:t>
+      </w:r>
+      <w:proofErr w:type="spellEnd"/>
+      <w:r>
+        <w:rPr>
+          <w:rFonts w:ascii="Times New Roman" w:hAnsi="Times New Roman" w:cs="Times New Roman"/>
+        </w:rPr>
+        <w:t xml:space="preserve">, 2008), </w:t>
       </w:r>
       <w:r>
         <w:rPr>
@@ -3932,7 +4482,6 @@
         <w:rPr>
           <w:rFonts w:ascii="Times New Roman" w:hAnsi="Times New Roman" w:cs="Times New Roman"/>
         </w:rPr>
-        <w:lastRenderedPageBreak/>
         <w:t xml:space="preserve">infants’ looking behavior in studies that </w:t>
       </w:r>
       <w:r>
@@ -4007,11 +4556,19 @@
         </w:rPr>
         <w:t xml:space="preserve">proposal by </w:t>
       </w:r>
-      <w:r>
-        <w:rPr>
-          <w:rFonts w:ascii="Times New Roman" w:hAnsi="Times New Roman" w:cs="Times New Roman"/>
-        </w:rPr>
-        <w:t>Overwalle (2010)</w:t>
+      <w:proofErr w:type="spellStart"/>
+      <w:r>
+        <w:rPr>
+          <w:rFonts w:ascii="Times New Roman" w:hAnsi="Times New Roman" w:cs="Times New Roman"/>
+        </w:rPr>
+        <w:t>Overwalle</w:t>
+      </w:r>
+      <w:proofErr w:type="spellEnd"/>
+      <w:r>
+        <w:rPr>
+          <w:rFonts w:ascii="Times New Roman" w:hAnsi="Times New Roman" w:cs="Times New Roman"/>
+        </w:rPr>
+        <w:t xml:space="preserve"> (2010)</w:t>
       </w:r>
       <w:r>
         <w:rPr>
@@ -4061,11 +4618,19 @@
         </w:rPr>
         <w:t xml:space="preserve"> of efficiency—</w:t>
       </w:r>
-      <w:r>
-        <w:rPr>
-          <w:rFonts w:ascii="Times New Roman" w:hAnsi="Times New Roman" w:cs="Times New Roman"/>
-        </w:rPr>
-        <w:t>Overwalle’s (2010) position</w:t>
+      <w:proofErr w:type="spellStart"/>
+      <w:r>
+        <w:rPr>
+          <w:rFonts w:ascii="Times New Roman" w:hAnsi="Times New Roman" w:cs="Times New Roman"/>
+        </w:rPr>
+        <w:t>Overwalle’s</w:t>
+      </w:r>
+      <w:proofErr w:type="spellEnd"/>
+      <w:r>
+        <w:rPr>
+          <w:rFonts w:ascii="Times New Roman" w:hAnsi="Times New Roman" w:cs="Times New Roman"/>
+        </w:rPr>
+        <w:t xml:space="preserve"> (2010) position</w:t>
       </w:r>
       <w:r>
         <w:rPr>
@@ -4095,7 +4660,31 @@
         <w:rPr>
           <w:rFonts w:ascii="Times New Roman" w:hAnsi="Times New Roman" w:cs="Times New Roman"/>
         </w:rPr>
-        <w:t xml:space="preserve"> follow some but not other trajectories to reach </w:t>
+        <w:t xml:space="preserve"> follow some</w:t>
+      </w:r>
+      <w:r>
+        <w:rPr>
+          <w:rFonts w:ascii="Times New Roman" w:hAnsi="Times New Roman" w:cs="Times New Roman"/>
+        </w:rPr>
+        <w:t xml:space="preserve"> trajectories</w:t>
+      </w:r>
+      <w:r>
+        <w:rPr>
+          <w:rFonts w:ascii="Times New Roman" w:hAnsi="Times New Roman" w:cs="Times New Roman"/>
+        </w:rPr>
+        <w:t xml:space="preserve"> but not other</w:t>
+      </w:r>
+      <w:r>
+        <w:rPr>
+          <w:rFonts w:ascii="Times New Roman" w:hAnsi="Times New Roman" w:cs="Times New Roman"/>
+        </w:rPr>
+        <w:t>s</w:t>
+      </w:r>
+      <w:r>
+        <w:rPr>
+          <w:rFonts w:ascii="Times New Roman" w:hAnsi="Times New Roman" w:cs="Times New Roman"/>
+        </w:rPr>
+        <w:t xml:space="preserve"> to reach </w:t>
       </w:r>
       <w:r>
         <w:rPr>
@@ -4167,7 +4756,21 @@
         <w:rPr>
           <w:rFonts w:ascii="Times New Roman" w:hAnsi="Times New Roman" w:cs="Times New Roman"/>
         </w:rPr>
-        <w:t xml:space="preserve">. Overwalle (2010) argued that </w:t>
+        <w:t xml:space="preserve">. </w:t>
+      </w:r>
+      <w:proofErr w:type="spellStart"/>
+      <w:r>
+        <w:rPr>
+          <w:rFonts w:ascii="Times New Roman" w:hAnsi="Times New Roman" w:cs="Times New Roman"/>
+        </w:rPr>
+        <w:t>Overwalle</w:t>
+      </w:r>
+      <w:proofErr w:type="spellEnd"/>
+      <w:r>
+        <w:rPr>
+          <w:rFonts w:ascii="Times New Roman" w:hAnsi="Times New Roman" w:cs="Times New Roman"/>
+        </w:rPr>
+        <w:t xml:space="preserve"> (2010) argued that </w:t>
       </w:r>
       <w:r>
         <w:rPr>
@@ -4215,7 +4818,21 @@
         <w:rPr>
           <w:rFonts w:ascii="Times New Roman" w:hAnsi="Times New Roman" w:cs="Times New Roman"/>
         </w:rPr>
-        <w:t>infants watch agents follow particular paths to obtain a goal</w:t>
+        <w:t xml:space="preserve">infants watch agents follow </w:t>
+      </w:r>
+      <w:proofErr w:type="gramStart"/>
+      <w:r>
+        <w:rPr>
+          <w:rFonts w:ascii="Times New Roman" w:hAnsi="Times New Roman" w:cs="Times New Roman"/>
+        </w:rPr>
+        <w:t>particular paths</w:t>
+      </w:r>
+      <w:proofErr w:type="gramEnd"/>
+      <w:r>
+        <w:rPr>
+          <w:rFonts w:ascii="Times New Roman" w:hAnsi="Times New Roman" w:cs="Times New Roman"/>
+        </w:rPr>
+        <w:t xml:space="preserve"> to obtain a goal</w:t>
       </w:r>
       <w:r>
         <w:rPr>
@@ -4353,11 +4970,19 @@
         </w:rPr>
         <w:t xml:space="preserve"> </w:t>
       </w:r>
-      <w:r>
-        <w:rPr>
-          <w:rFonts w:ascii="Times New Roman" w:hAnsi="Times New Roman" w:cs="Times New Roman"/>
-        </w:rPr>
-        <w:t xml:space="preserve">Overwalle (2010) showed that a connectionist implementation of this proposal could reproduce infants’ looking behavior in Gergely et al. (1995). </w:t>
+      <w:proofErr w:type="spellStart"/>
+      <w:r>
+        <w:rPr>
+          <w:rFonts w:ascii="Times New Roman" w:hAnsi="Times New Roman" w:cs="Times New Roman"/>
+        </w:rPr>
+        <w:t>Overwalle</w:t>
+      </w:r>
+      <w:proofErr w:type="spellEnd"/>
+      <w:r>
+        <w:rPr>
+          <w:rFonts w:ascii="Times New Roman" w:hAnsi="Times New Roman" w:cs="Times New Roman"/>
+        </w:rPr>
+        <w:t xml:space="preserve"> (2010) showed that a connectionist implementation of this proposal could reproduce infants’ looking behavior in Gergely et al. (1995). </w:t>
       </w:r>
       <w:r>
         <w:rPr>
@@ -4489,11 +5114,19 @@
         </w:rPr>
         <w:t xml:space="preserve"> </w:t>
       </w:r>
-      <w:r>
-        <w:rPr>
-          <w:rFonts w:ascii="Times New Roman" w:hAnsi="Times New Roman" w:cs="Times New Roman"/>
-        </w:rPr>
-        <w:t xml:space="preserve">Overwalle’s (2010) account is sufficient to explain </w:t>
+      <w:proofErr w:type="spellStart"/>
+      <w:r>
+        <w:rPr>
+          <w:rFonts w:ascii="Times New Roman" w:hAnsi="Times New Roman" w:cs="Times New Roman"/>
+        </w:rPr>
+        <w:t>Overwalle’s</w:t>
+      </w:r>
+      <w:proofErr w:type="spellEnd"/>
+      <w:r>
+        <w:rPr>
+          <w:rFonts w:ascii="Times New Roman" w:hAnsi="Times New Roman" w:cs="Times New Roman"/>
+        </w:rPr>
+        <w:t xml:space="preserve"> (2010) account is sufficient to explain </w:t>
       </w:r>
       <w:r>
         <w:rPr>
@@ -4511,7 +5144,14 @@
         <w:rPr>
           <w:rFonts w:ascii="Times New Roman" w:hAnsi="Times New Roman" w:cs="Times New Roman"/>
         </w:rPr>
-        <w:t xml:space="preserve">there are several reasons to exercise caution before accepting </w:t>
+        <w:t xml:space="preserve">there are several reasons to exercise caution </w:t>
+      </w:r>
+      <w:r>
+        <w:rPr>
+          <w:rFonts w:ascii="Times New Roman" w:hAnsi="Times New Roman" w:cs="Times New Roman"/>
+        </w:rPr>
+        <w:lastRenderedPageBreak/>
+        <w:t xml:space="preserve">before accepting </w:t>
       </w:r>
       <w:r>
         <w:rPr>
@@ -4589,26 +5229,27 @@
         <w:rPr>
           <w:rFonts w:ascii="Times New Roman" w:hAnsi="Times New Roman" w:cs="Times New Roman"/>
         </w:rPr>
-        <w:t xml:space="preserve">A consequence of this is that the </w:t>
-      </w:r>
-      <w:r>
-        <w:rPr>
-          <w:rFonts w:ascii="Times New Roman" w:hAnsi="Times New Roman" w:cs="Times New Roman"/>
-        </w:rPr>
-        <w:lastRenderedPageBreak/>
-        <w:t>model could not draw on prior action observation experience when processing habituation and test events. Yet such experience may be precisely what is needed to account for findings like that by</w:t>
-      </w:r>
-      <w:r>
-        <w:rPr>
-          <w:rFonts w:ascii="Times New Roman" w:eastAsia="Times New Roman" w:hAnsi="Times New Roman" w:cs="Times New Roman"/>
-        </w:rPr>
-        <w:t xml:space="preserve"> </w:t>
-      </w:r>
-      <w:r>
-        <w:rPr>
-          <w:rFonts w:ascii="Times New Roman" w:hAnsi="Times New Roman" w:cs="Times New Roman"/>
-        </w:rPr>
-        <w:t xml:space="preserve">Csibra et al. (2003). </w:t>
+        <w:t>A consequence of this is that the model could not draw on prior action observation experience when processing habituation and test events. Yet such experience may be precisely what is needed to account for findings like that by</w:t>
+      </w:r>
+      <w:r>
+        <w:rPr>
+          <w:rFonts w:ascii="Times New Roman" w:eastAsia="Times New Roman" w:hAnsi="Times New Roman" w:cs="Times New Roman"/>
+        </w:rPr>
+        <w:t xml:space="preserve"> </w:t>
+      </w:r>
+      <w:proofErr w:type="spellStart"/>
+      <w:r>
+        <w:rPr>
+          <w:rFonts w:ascii="Times New Roman" w:hAnsi="Times New Roman" w:cs="Times New Roman"/>
+        </w:rPr>
+        <w:t>Csibra</w:t>
+      </w:r>
+      <w:proofErr w:type="spellEnd"/>
+      <w:r>
+        <w:rPr>
+          <w:rFonts w:ascii="Times New Roman" w:hAnsi="Times New Roman" w:cs="Times New Roman"/>
+        </w:rPr>
+        <w:t xml:space="preserve"> et al. (2003). </w:t>
       </w:r>
       <w:r>
         <w:rPr>
@@ -4652,11 +5293,19 @@
         </w:rPr>
         <w:t xml:space="preserve"> </w:t>
       </w:r>
-      <w:r>
-        <w:rPr>
-          <w:rFonts w:ascii="Times New Roman" w:hAnsi="Times New Roman" w:cs="Times New Roman"/>
-        </w:rPr>
-        <w:t>Csibra et al. (2003) found that infants looked</w:t>
+      <w:proofErr w:type="spellStart"/>
+      <w:r>
+        <w:rPr>
+          <w:rFonts w:ascii="Times New Roman" w:hAnsi="Times New Roman" w:cs="Times New Roman"/>
+        </w:rPr>
+        <w:t>Csibra</w:t>
+      </w:r>
+      <w:proofErr w:type="spellEnd"/>
+      <w:r>
+        <w:rPr>
+          <w:rFonts w:ascii="Times New Roman" w:hAnsi="Times New Roman" w:cs="Times New Roman"/>
+        </w:rPr>
+        <w:t xml:space="preserve"> et al. (2003) found that infants looked</w:t>
       </w:r>
       <w:r>
         <w:rPr>
@@ -4670,11 +5319,19 @@
         </w:rPr>
         <w:t xml:space="preserve">the presence of one. </w:t>
       </w:r>
-      <w:r>
-        <w:rPr>
-          <w:rFonts w:ascii="Times New Roman" w:hAnsi="Times New Roman" w:cs="Times New Roman"/>
-        </w:rPr>
-        <w:t>Overwalle’s (2010)</w:t>
+      <w:proofErr w:type="spellStart"/>
+      <w:r>
+        <w:rPr>
+          <w:rFonts w:ascii="Times New Roman" w:hAnsi="Times New Roman" w:cs="Times New Roman"/>
+        </w:rPr>
+        <w:t>Overwalle’s</w:t>
+      </w:r>
+      <w:proofErr w:type="spellEnd"/>
+      <w:r>
+        <w:rPr>
+          <w:rFonts w:ascii="Times New Roman" w:hAnsi="Times New Roman" w:cs="Times New Roman"/>
+        </w:rPr>
+        <w:t xml:space="preserve"> (2010)</w:t>
       </w:r>
       <w:r>
         <w:rPr>
@@ -4774,7 +5431,21 @@
         <w:rPr>
           <w:rFonts w:ascii="Times New Roman" w:eastAsia="Times New Roman" w:hAnsi="Times New Roman" w:cs="Times New Roman"/>
         </w:rPr>
-        <w:t>The second concern relates to the role that agents and goals play in Overwalle’s (2010) account. Although t</w:t>
+        <w:t xml:space="preserve">The second concern relates to the role that agents and goals play in </w:t>
+      </w:r>
+      <w:proofErr w:type="spellStart"/>
+      <w:r>
+        <w:rPr>
+          <w:rFonts w:ascii="Times New Roman" w:eastAsia="Times New Roman" w:hAnsi="Times New Roman" w:cs="Times New Roman"/>
+        </w:rPr>
+        <w:t>Overwalle’s</w:t>
+      </w:r>
+      <w:proofErr w:type="spellEnd"/>
+      <w:r>
+        <w:rPr>
+          <w:rFonts w:ascii="Times New Roman" w:eastAsia="Times New Roman" w:hAnsi="Times New Roman" w:cs="Times New Roman"/>
+        </w:rPr>
+        <w:t xml:space="preserve"> (2010) account. Although t</w:t>
       </w:r>
       <w:r>
         <w:rPr>
@@ -4916,7 +5587,21 @@
         <w:rPr>
           <w:rFonts w:ascii="Times New Roman" w:eastAsia="Times New Roman" w:hAnsi="Times New Roman" w:cs="Times New Roman"/>
         </w:rPr>
-        <w:t>. However, in Overwalle’s (2010) simulation, no such obstacle appeared during habituation</w:t>
+        <w:t xml:space="preserve">. However, in </w:t>
+      </w:r>
+      <w:proofErr w:type="spellStart"/>
+      <w:r>
+        <w:rPr>
+          <w:rFonts w:ascii="Times New Roman" w:eastAsia="Times New Roman" w:hAnsi="Times New Roman" w:cs="Times New Roman"/>
+        </w:rPr>
+        <w:t>Overwalle’s</w:t>
+      </w:r>
+      <w:proofErr w:type="spellEnd"/>
+      <w:r>
+        <w:rPr>
+          <w:rFonts w:ascii="Times New Roman" w:eastAsia="Times New Roman" w:hAnsi="Times New Roman" w:cs="Times New Roman"/>
+        </w:rPr>
+        <w:t xml:space="preserve"> (2010) simulation, no such obstacle appeared during habituation</w:t>
       </w:r>
       <w:r>
         <w:rPr>
@@ -4958,7 +5643,14 @@
         <w:rPr>
           <w:rFonts w:ascii="Times New Roman" w:eastAsia="Times New Roman" w:hAnsi="Times New Roman" w:cs="Times New Roman"/>
         </w:rPr>
-        <w:t>; no such overshooting occurs in typical</w:t>
+        <w:t xml:space="preserve">; no such overshooting </w:t>
+      </w:r>
+      <w:r>
+        <w:rPr>
+          <w:rFonts w:ascii="Times New Roman" w:eastAsia="Times New Roman" w:hAnsi="Times New Roman" w:cs="Times New Roman"/>
+        </w:rPr>
+        <w:lastRenderedPageBreak/>
+        <w:t>occurs in typical</w:t>
       </w:r>
       <w:r>
         <w:rPr>
@@ -4982,20 +5674,41 @@
         <w:rPr>
           <w:rFonts w:ascii="Times New Roman" w:eastAsia="Times New Roman" w:hAnsi="Times New Roman" w:cs="Times New Roman"/>
         </w:rPr>
-        <w:t xml:space="preserve">Liu &amp; Spelke, 2017 and Simulation </w:t>
-      </w:r>
-      <w:r>
-        <w:rPr>
-          <w:rFonts w:ascii="Times New Roman" w:eastAsia="Times New Roman" w:hAnsi="Times New Roman" w:cs="Times New Roman"/>
-        </w:rPr>
-        <w:lastRenderedPageBreak/>
-        <w:t>4, which models it)</w:t>
-      </w:r>
-      <w:r>
-        <w:rPr>
-          <w:rFonts w:ascii="Times New Roman" w:eastAsia="Times New Roman" w:hAnsi="Times New Roman" w:cs="Times New Roman"/>
-        </w:rPr>
-        <w:t>. Considered together, these issues limit what can be concluded about the sufficiency of Overwalle’s (2010) proposal for explaining infant action efficiency understanding.</w:t>
+        <w:t xml:space="preserve">Liu &amp; </w:t>
+      </w:r>
+      <w:proofErr w:type="spellStart"/>
+      <w:r>
+        <w:rPr>
+          <w:rFonts w:ascii="Times New Roman" w:eastAsia="Times New Roman" w:hAnsi="Times New Roman" w:cs="Times New Roman"/>
+        </w:rPr>
+        <w:t>Spelke</w:t>
+      </w:r>
+      <w:proofErr w:type="spellEnd"/>
+      <w:r>
+        <w:rPr>
+          <w:rFonts w:ascii="Times New Roman" w:eastAsia="Times New Roman" w:hAnsi="Times New Roman" w:cs="Times New Roman"/>
+        </w:rPr>
+        <w:t>, 2017 and Simulation 4, which models it)</w:t>
+      </w:r>
+      <w:r>
+        <w:rPr>
+          <w:rFonts w:ascii="Times New Roman" w:eastAsia="Times New Roman" w:hAnsi="Times New Roman" w:cs="Times New Roman"/>
+        </w:rPr>
+        <w:t xml:space="preserve">. Considered together, these issues limit what can be concluded about the sufficiency of </w:t>
+      </w:r>
+      <w:proofErr w:type="spellStart"/>
+      <w:r>
+        <w:rPr>
+          <w:rFonts w:ascii="Times New Roman" w:eastAsia="Times New Roman" w:hAnsi="Times New Roman" w:cs="Times New Roman"/>
+        </w:rPr>
+        <w:t>Overwalle’s</w:t>
+      </w:r>
+      <w:proofErr w:type="spellEnd"/>
+      <w:r>
+        <w:rPr>
+          <w:rFonts w:ascii="Times New Roman" w:eastAsia="Times New Roman" w:hAnsi="Times New Roman" w:cs="Times New Roman"/>
+        </w:rPr>
+        <w:t xml:space="preserve"> (2010) proposal for explaining infant action efficiency understanding.</w:t>
       </w:r>
       <w:r>
         <w:rPr>
@@ -5017,7 +5730,21 @@
         <w:rPr>
           <w:rFonts w:ascii="Times New Roman" w:eastAsia="Times New Roman" w:hAnsi="Times New Roman" w:cs="Times New Roman"/>
         </w:rPr>
-        <w:t>Due in part to these limitations and given that Overwalle’s (2010) model is</w:t>
+        <w:t xml:space="preserve">Due in part to these limitations and given that </w:t>
+      </w:r>
+      <w:proofErr w:type="spellStart"/>
+      <w:r>
+        <w:rPr>
+          <w:rFonts w:ascii="Times New Roman" w:eastAsia="Times New Roman" w:hAnsi="Times New Roman" w:cs="Times New Roman"/>
+        </w:rPr>
+        <w:t>Overwalle’s</w:t>
+      </w:r>
+      <w:proofErr w:type="spellEnd"/>
+      <w:r>
+        <w:rPr>
+          <w:rFonts w:ascii="Times New Roman" w:eastAsia="Times New Roman" w:hAnsi="Times New Roman" w:cs="Times New Roman"/>
+        </w:rPr>
+        <w:t xml:space="preserve"> (2010) model is</w:t>
       </w:r>
       <w:r>
         <w:rPr>
@@ -5185,7 +5912,19 @@
         <w:rPr>
           <w:rFonts w:ascii="Times New Roman" w:hAnsi="Times New Roman" w:cs="Times New Roman"/>
         </w:rPr>
-        <w:t>for Associative Learning for Infant Action Sequences</w:t>
+        <w:t xml:space="preserve">for Associative Learning </w:t>
+      </w:r>
+      <w:r>
+        <w:rPr>
+          <w:rFonts w:ascii="Times New Roman" w:hAnsi="Times New Roman" w:cs="Times New Roman"/>
+        </w:rPr>
+        <w:t>in</w:t>
+      </w:r>
+      <w:r>
+        <w:rPr>
+          <w:rFonts w:ascii="Times New Roman" w:hAnsi="Times New Roman" w:cs="Times New Roman"/>
+        </w:rPr>
+        <w:t xml:space="preserve"> Action Sequences</w:t>
       </w:r>
       <w:r>
         <w:rPr>
@@ -5269,7 +6008,14 @@
         <w:rPr>
           <w:rFonts w:ascii="Times New Roman" w:hAnsi="Times New Roman" w:cs="Times New Roman"/>
         </w:rPr>
-        <w:t xml:space="preserve"> Overwalle</w:t>
+        <w:t xml:space="preserve"> </w:t>
+      </w:r>
+      <w:proofErr w:type="spellStart"/>
+      <w:r>
+        <w:rPr>
+          <w:rFonts w:ascii="Times New Roman" w:hAnsi="Times New Roman" w:cs="Times New Roman"/>
+        </w:rPr>
+        <w:t>Overwalle</w:t>
       </w:r>
       <w:r>
         <w:rPr>
@@ -5277,6 +6023,7 @@
         </w:rPr>
         <w:t>’s</w:t>
       </w:r>
+      <w:proofErr w:type="spellEnd"/>
       <w:r>
         <w:rPr>
           <w:rFonts w:ascii="Times New Roman" w:hAnsi="Times New Roman" w:cs="Times New Roman"/>
@@ -5307,11 +6054,19 @@
         </w:rPr>
         <w:t xml:space="preserve"> and an extension of </w:t>
       </w:r>
-      <w:r>
-        <w:rPr>
-          <w:rFonts w:ascii="Times New Roman" w:hAnsi="Times New Roman" w:cs="Times New Roman"/>
-        </w:rPr>
-        <w:t>Overwalle’s model</w:t>
+      <w:proofErr w:type="spellStart"/>
+      <w:r>
+        <w:rPr>
+          <w:rFonts w:ascii="Times New Roman" w:hAnsi="Times New Roman" w:cs="Times New Roman"/>
+        </w:rPr>
+        <w:t>Overwalle’s</w:t>
+      </w:r>
+      <w:proofErr w:type="spellEnd"/>
+      <w:r>
+        <w:rPr>
+          <w:rFonts w:ascii="Times New Roman" w:hAnsi="Times New Roman" w:cs="Times New Roman"/>
+        </w:rPr>
+        <w:t xml:space="preserve"> model</w:t>
       </w:r>
       <w:r>
         <w:rPr>
@@ -5465,13 +6220,35 @@
         <w:rPr>
           <w:rFonts w:ascii="Times New Roman" w:hAnsi="Times New Roman" w:cs="Times New Roman"/>
         </w:rPr>
-        <w:t xml:space="preserve">that infants process and represent actions in terms of their semantically neutral kinematics and represent obstacles and the agents that avoid them in terms of </w:t>
-      </w:r>
-      <w:r>
-        <w:rPr>
-          <w:rFonts w:ascii="Times New Roman" w:hAnsi="Times New Roman" w:cs="Times New Roman"/>
-        </w:rPr>
-        <w:t>similarly neutral</w:t>
+        <w:t xml:space="preserve">that infants process and represent actions in terms of their semantically neutral kinematics and represent obstacles and </w:t>
+      </w:r>
+      <w:proofErr w:type="gramStart"/>
+      <w:r>
+        <w:rPr>
+          <w:rFonts w:ascii="Times New Roman" w:hAnsi="Times New Roman" w:cs="Times New Roman"/>
+        </w:rPr>
+        <w:t>the agents</w:t>
+      </w:r>
+      <w:proofErr w:type="gramEnd"/>
+      <w:r>
+        <w:rPr>
+          <w:rFonts w:ascii="Times New Roman" w:hAnsi="Times New Roman" w:cs="Times New Roman"/>
+        </w:rPr>
+        <w:t xml:space="preserve"> that avoid them in terms of </w:t>
+      </w:r>
+      <w:proofErr w:type="gramStart"/>
+      <w:r>
+        <w:rPr>
+          <w:rFonts w:ascii="Times New Roman" w:hAnsi="Times New Roman" w:cs="Times New Roman"/>
+        </w:rPr>
+        <w:t>similarly</w:t>
+      </w:r>
+      <w:proofErr w:type="gramEnd"/>
+      <w:r>
+        <w:rPr>
+          <w:rFonts w:ascii="Times New Roman" w:hAnsi="Times New Roman" w:cs="Times New Roman"/>
+        </w:rPr>
+        <w:t xml:space="preserve"> neutral</w:t>
       </w:r>
       <w:r>
         <w:rPr>
@@ -5543,7 +6320,14 @@
         <w:rPr>
           <w:rFonts w:ascii="Times New Roman" w:hAnsi="Times New Roman" w:cs="Times New Roman"/>
         </w:rPr>
-        <w:t xml:space="preserve"> the presence of one component</w:t>
+        <w:t xml:space="preserve"> the presence of one </w:t>
+      </w:r>
+      <w:r>
+        <w:rPr>
+          <w:rFonts w:ascii="Times New Roman" w:hAnsi="Times New Roman" w:cs="Times New Roman"/>
+        </w:rPr>
+        <w:lastRenderedPageBreak/>
+        <w:t>component</w:t>
       </w:r>
       <w:r>
         <w:rPr>
@@ -5595,7 +6379,6 @@
         <w:rPr>
           <w:rFonts w:ascii="Times New Roman" w:hAnsi="Times New Roman" w:cs="Times New Roman"/>
         </w:rPr>
-        <w:lastRenderedPageBreak/>
         <w:t xml:space="preserve">Given that infants in the Control condition </w:t>
       </w:r>
       <w:r>
@@ -6088,14 +6871,8 @@
         <w:rPr>
           <w:rFonts w:ascii="Times New Roman" w:hAnsi="Times New Roman" w:cs="Times New Roman"/>
         </w:rPr>
-        <w:t xml:space="preserve">The present learning account may appear difficult to reconcile with findings showing that infants with minimal experience processing others’ actions nonetheless behave as though they </w:t>
-      </w:r>
-      <w:r>
-        <w:rPr>
-          <w:rFonts w:ascii="Times New Roman" w:hAnsi="Times New Roman" w:cs="Times New Roman"/>
-        </w:rPr>
         <w:lastRenderedPageBreak/>
-        <w:t>are sensitive to action efficiency when they are given direct action experience (e.g., Skerry et al.</w:t>
+        <w:t>The present learning account may appear difficult to reconcile with findings showing that infants with minimal experience processing others’ actions nonetheless behave as though they are sensitive to action efficiency when they are given direct action experience (e.g., Skerry et al.</w:t>
       </w:r>
       <w:r>
         <w:rPr>
@@ -6191,7 +6968,21 @@
         <w:rPr>
           <w:rFonts w:ascii="Times New Roman" w:hAnsi="Times New Roman" w:cs="Times New Roman"/>
         </w:rPr>
-        <w:t xml:space="preserve">were then habituated to a </w:t>
+        <w:t xml:space="preserve">were then </w:t>
+      </w:r>
+      <w:proofErr w:type="gramStart"/>
+      <w:r>
+        <w:rPr>
+          <w:rFonts w:ascii="Times New Roman" w:hAnsi="Times New Roman" w:cs="Times New Roman"/>
+        </w:rPr>
+        <w:t>habituated</w:t>
+      </w:r>
+      <w:proofErr w:type="gramEnd"/>
+      <w:r>
+        <w:rPr>
+          <w:rFonts w:ascii="Times New Roman" w:hAnsi="Times New Roman" w:cs="Times New Roman"/>
+        </w:rPr>
+        <w:t xml:space="preserve"> to a </w:t>
       </w:r>
       <w:r>
         <w:rPr>
@@ -6655,7 +7446,19 @@
         <w:rPr>
           <w:rFonts w:ascii="Times New Roman" w:hAnsi="Times New Roman" w:cs="Times New Roman"/>
         </w:rPr>
-        <w:t xml:space="preserve"> and trajectory </w:t>
+        <w:t xml:space="preserve"> and </w:t>
+      </w:r>
+      <w:r>
+        <w:rPr>
+          <w:rFonts w:ascii="Times New Roman" w:hAnsi="Times New Roman" w:cs="Times New Roman"/>
+        </w:rPr>
+        <w:t xml:space="preserve">movement </w:t>
+      </w:r>
+      <w:r>
+        <w:rPr>
+          <w:rFonts w:ascii="Times New Roman" w:hAnsi="Times New Roman" w:cs="Times New Roman"/>
+        </w:rPr>
+        <w:t xml:space="preserve">trajectory </w:t>
       </w:r>
       <w:r>
         <w:rPr>
@@ -7053,6 +7856,7 @@
         </w:rPr>
         <w:t xml:space="preserve">amodal </w:t>
       </w:r>
+      <w:proofErr w:type="gramStart"/>
       <w:r>
         <w:rPr>
           <w:rFonts w:ascii="Times New Roman" w:hAnsi="Times New Roman" w:cs="Times New Roman"/>
@@ -7063,7 +7867,14 @@
         <w:rPr>
           <w:rFonts w:ascii="Times New Roman" w:hAnsi="Times New Roman" w:cs="Times New Roman"/>
         </w:rPr>
-        <w:t xml:space="preserve">—that is, representations that do not distinguish infants’ own </w:t>
+        <w:t>—</w:t>
+      </w:r>
+      <w:proofErr w:type="gramEnd"/>
+      <w:r>
+        <w:rPr>
+          <w:rFonts w:ascii="Times New Roman" w:hAnsi="Times New Roman" w:cs="Times New Roman"/>
+        </w:rPr>
+        <w:t xml:space="preserve">that is, representations that do not distinguish infants’ own </w:t>
       </w:r>
       <w:r>
         <w:rPr>
@@ -7644,7 +8455,49 @@
         <w:rPr>
           <w:rFonts w:ascii="Times New Roman" w:hAnsi="Times New Roman" w:cs="Times New Roman"/>
         </w:rPr>
-        <w:t xml:space="preserve">existing lean proposals (e.g., Altmann &amp; Dienes, 1999; Benton, 2023, 2024, 2026; Benton &amp; Hoch, in press; Benton et al., 2024; Benton &amp; Lapan, 2021; Endress &amp; Johnson, 2021; McClelland &amp; Thompson, 2007; Munakata, 1998; Munakata et al., 1997; Orhan &amp; Lake, 2024; Overwalle, 2010; Rakison &amp; Lupyan, 2008; Rumelhart &amp; McClelland, 1985; Vong et al., </w:t>
+        <w:t xml:space="preserve">existing lean proposals (e.g., Altmann &amp; Dienes, 1999; Benton, 2023, 2024, 2026; Benton &amp; Hoch, in press; Benton et al., 2024; Benton &amp; Lapan, 2021; Endress &amp; Johnson, 2021; McClelland &amp; Thompson, 2007; Munakata, 1998; Munakata et al., 1997; Orhan &amp; Lake, 2024; </w:t>
+      </w:r>
+      <w:proofErr w:type="spellStart"/>
+      <w:r>
+        <w:rPr>
+          <w:rFonts w:ascii="Times New Roman" w:hAnsi="Times New Roman" w:cs="Times New Roman"/>
+        </w:rPr>
+        <w:t>Overwalle</w:t>
+      </w:r>
+      <w:proofErr w:type="spellEnd"/>
+      <w:r>
+        <w:rPr>
+          <w:rFonts w:ascii="Times New Roman" w:hAnsi="Times New Roman" w:cs="Times New Roman"/>
+        </w:rPr>
+        <w:t xml:space="preserve">, 2010; </w:t>
+      </w:r>
+      <w:proofErr w:type="spellStart"/>
+      <w:r>
+        <w:rPr>
+          <w:rFonts w:ascii="Times New Roman" w:hAnsi="Times New Roman" w:cs="Times New Roman"/>
+        </w:rPr>
+        <w:t>Rakison</w:t>
+      </w:r>
+      <w:proofErr w:type="spellEnd"/>
+      <w:r>
+        <w:rPr>
+          <w:rFonts w:ascii="Times New Roman" w:hAnsi="Times New Roman" w:cs="Times New Roman"/>
+        </w:rPr>
+        <w:t xml:space="preserve"> &amp; </w:t>
+      </w:r>
+      <w:proofErr w:type="spellStart"/>
+      <w:r>
+        <w:rPr>
+          <w:rFonts w:ascii="Times New Roman" w:hAnsi="Times New Roman" w:cs="Times New Roman"/>
+        </w:rPr>
+        <w:t>Lupyan</w:t>
+      </w:r>
+      <w:proofErr w:type="spellEnd"/>
+      <w:r>
+        <w:rPr>
+          <w:rFonts w:ascii="Times New Roman" w:hAnsi="Times New Roman" w:cs="Times New Roman"/>
+        </w:rPr>
+        <w:t xml:space="preserve">, 2008; Rumelhart &amp; McClelland, 1985; Vong et al., </w:t>
       </w:r>
       <w:r>
         <w:rPr>
@@ -7656,7 +8509,35 @@
         <w:rPr>
           <w:rFonts w:ascii="Times New Roman" w:hAnsi="Times New Roman" w:cs="Times New Roman"/>
         </w:rPr>
-        <w:t>; for excellent reviews see Elman et al., 1996 and Yermolayeva &amp; Rakison, 2014)</w:t>
+        <w:t xml:space="preserve">; for excellent reviews see Elman et al., 1996 and </w:t>
+      </w:r>
+      <w:proofErr w:type="spellStart"/>
+      <w:r>
+        <w:rPr>
+          <w:rFonts w:ascii="Times New Roman" w:hAnsi="Times New Roman" w:cs="Times New Roman"/>
+        </w:rPr>
+        <w:t>Yermolayeva</w:t>
+      </w:r>
+      <w:proofErr w:type="spellEnd"/>
+      <w:r>
+        <w:rPr>
+          <w:rFonts w:ascii="Times New Roman" w:hAnsi="Times New Roman" w:cs="Times New Roman"/>
+        </w:rPr>
+        <w:t xml:space="preserve"> &amp; </w:t>
+      </w:r>
+      <w:proofErr w:type="spellStart"/>
+      <w:r>
+        <w:rPr>
+          <w:rFonts w:ascii="Times New Roman" w:hAnsi="Times New Roman" w:cs="Times New Roman"/>
+        </w:rPr>
+        <w:t>Rakison</w:t>
+      </w:r>
+      <w:proofErr w:type="spellEnd"/>
+      <w:r>
+        <w:rPr>
+          <w:rFonts w:ascii="Times New Roman" w:hAnsi="Times New Roman" w:cs="Times New Roman"/>
+        </w:rPr>
+        <w:t>, 2014)</w:t>
       </w:r>
       <w:r>
         <w:rPr>
@@ -7856,19 +8737,13 @@
         <w:rPr>
           <w:rFonts w:ascii="Times New Roman" w:hAnsi="Times New Roman" w:cs="Times New Roman"/>
         </w:rPr>
-        <w:t>in enough detail that the</w:t>
-      </w:r>
-      <w:r>
-        <w:rPr>
-          <w:rFonts w:ascii="Times New Roman" w:hAnsi="Times New Roman" w:cs="Times New Roman"/>
-        </w:rPr>
-        <w:t xml:space="preserve"> critical structure of the task</w:t>
-      </w:r>
-      <w:r>
-        <w:rPr>
-          <w:rFonts w:ascii="Times New Roman" w:hAnsi="Times New Roman" w:cs="Times New Roman"/>
-        </w:rPr>
-        <w:t xml:space="preserve"> is preserved</w:t>
+        <w:t xml:space="preserve">in enough detail </w:t>
+      </w:r>
+      <w:r>
+        <w:rPr>
+          <w:rFonts w:ascii="Times New Roman" w:hAnsi="Times New Roman" w:cs="Times New Roman"/>
+        </w:rPr>
+        <w:t>to preserve the critical structure of the task</w:t>
       </w:r>
       <w:r>
         <w:rPr>
@@ -8034,7 +8909,21 @@
         <w:rPr>
           <w:rFonts w:ascii="Times New Roman" w:hAnsi="Times New Roman" w:cs="Times New Roman"/>
         </w:rPr>
-        <w:t xml:space="preserve">(e.g., Csibra et al., 1999; Gergely et al., 1995). </w:t>
+        <w:t xml:space="preserve">(e.g., </w:t>
+      </w:r>
+      <w:proofErr w:type="spellStart"/>
+      <w:r>
+        <w:rPr>
+          <w:rFonts w:ascii="Times New Roman" w:hAnsi="Times New Roman" w:cs="Times New Roman"/>
+        </w:rPr>
+        <w:t>Csibra</w:t>
+      </w:r>
+      <w:proofErr w:type="spellEnd"/>
+      <w:r>
+        <w:rPr>
+          <w:rFonts w:ascii="Times New Roman" w:hAnsi="Times New Roman" w:cs="Times New Roman"/>
+        </w:rPr>
+        <w:t xml:space="preserve"> et al., 1999; Gergely et al., 1995). </w:t>
       </w:r>
     </w:p>
     <w:p>
@@ -8061,7 +8950,35 @@
         <w:rPr>
           <w:rFonts w:ascii="Times New Roman" w:hAnsi="Times New Roman" w:cs="Times New Roman"/>
         </w:rPr>
-        <w:t xml:space="preserve"> Infants show the pattern described in (1) even when the agents lack animate features (e.g., Csibra et al., 1999; Sodian et al., 2004). </w:t>
+        <w:t xml:space="preserve"> Infants show the pattern described in (1) even when the agents lack animate features (e.g., </w:t>
+      </w:r>
+      <w:proofErr w:type="spellStart"/>
+      <w:r>
+        <w:rPr>
+          <w:rFonts w:ascii="Times New Roman" w:hAnsi="Times New Roman" w:cs="Times New Roman"/>
+        </w:rPr>
+        <w:t>Csibra</w:t>
+      </w:r>
+      <w:proofErr w:type="spellEnd"/>
+      <w:r>
+        <w:rPr>
+          <w:rFonts w:ascii="Times New Roman" w:hAnsi="Times New Roman" w:cs="Times New Roman"/>
+        </w:rPr>
+        <w:t xml:space="preserve"> et al., 1999; </w:t>
+      </w:r>
+      <w:proofErr w:type="spellStart"/>
+      <w:r>
+        <w:rPr>
+          <w:rFonts w:ascii="Times New Roman" w:hAnsi="Times New Roman" w:cs="Times New Roman"/>
+        </w:rPr>
+        <w:t>Sodian</w:t>
+      </w:r>
+      <w:proofErr w:type="spellEnd"/>
+      <w:r>
+        <w:rPr>
+          <w:rFonts w:ascii="Times New Roman" w:hAnsi="Times New Roman" w:cs="Times New Roman"/>
+        </w:rPr>
+        <w:t xml:space="preserve"> et al., 2004). </w:t>
       </w:r>
     </w:p>
     <w:p>
@@ -8088,7 +9005,21 @@
         <w:rPr>
           <w:rFonts w:ascii="Times New Roman" w:hAnsi="Times New Roman" w:cs="Times New Roman"/>
         </w:rPr>
-        <w:t xml:space="preserve"> Infants can infer goals from actions and constraints, and constraints from actions and goals (e.g., Csibra et al., 2003; Wagner &amp; Carey, 2005). </w:t>
+        <w:t xml:space="preserve"> Infants can infer goals from actions and constraints, and constraints from actions and goals (e.g., </w:t>
+      </w:r>
+      <w:proofErr w:type="spellStart"/>
+      <w:r>
+        <w:rPr>
+          <w:rFonts w:ascii="Times New Roman" w:hAnsi="Times New Roman" w:cs="Times New Roman"/>
+        </w:rPr>
+        <w:t>Csibra</w:t>
+      </w:r>
+      <w:proofErr w:type="spellEnd"/>
+      <w:r>
+        <w:rPr>
+          <w:rFonts w:ascii="Times New Roman" w:hAnsi="Times New Roman" w:cs="Times New Roman"/>
+        </w:rPr>
+        <w:t xml:space="preserve"> et al., 2003; Wagner &amp; Carey, 2005). </w:t>
       </w:r>
     </w:p>
     <w:p>
@@ -8115,7 +9046,21 @@
         <w:rPr>
           <w:rFonts w:ascii="Times New Roman" w:hAnsi="Times New Roman" w:cs="Times New Roman"/>
         </w:rPr>
-        <w:t xml:space="preserve"> Infants represent action efficiency continuously rather than dichotomously (e.g., Liu &amp; Spelke, 2017).</w:t>
+        <w:t xml:space="preserve"> Infants represent action efficiency continuously rather than dichotomously (e.g., Liu &amp; </w:t>
+      </w:r>
+      <w:proofErr w:type="spellStart"/>
+      <w:r>
+        <w:rPr>
+          <w:rFonts w:ascii="Times New Roman" w:hAnsi="Times New Roman" w:cs="Times New Roman"/>
+        </w:rPr>
+        <w:t>Spelke</w:t>
+      </w:r>
+      <w:proofErr w:type="spellEnd"/>
+      <w:r>
+        <w:rPr>
+          <w:rFonts w:ascii="Times New Roman" w:hAnsi="Times New Roman" w:cs="Times New Roman"/>
+        </w:rPr>
+        <w:t>, 2017).</w:t>
       </w:r>
     </w:p>
     <w:p>
@@ -8172,6 +9117,7 @@
         </w:rPr>
         <w:t xml:space="preserve">One thing that should be clear from the list above is that </w:t>
       </w:r>
+      <w:proofErr w:type="gramStart"/>
       <w:r>
         <w:rPr>
           <w:rFonts w:ascii="Times New Roman" w:hAnsi="Times New Roman" w:cs="Times New Roman"/>
@@ -8182,37 +9128,51 @@
         <w:rPr>
           <w:rFonts w:ascii="Times New Roman" w:hAnsi="Times New Roman" w:cs="Times New Roman"/>
         </w:rPr>
+        <w:t>of</w:t>
+      </w:r>
+      <w:proofErr w:type="gramEnd"/>
+      <w:r>
+        <w:rPr>
+          <w:rFonts w:ascii="Times New Roman" w:hAnsi="Times New Roman" w:cs="Times New Roman"/>
+        </w:rPr>
+        <w:t xml:space="preserve"> </w:t>
+      </w:r>
+      <w:r>
+        <w:rPr>
+          <w:rFonts w:ascii="Times New Roman" w:hAnsi="Times New Roman" w:cs="Times New Roman"/>
+        </w:rPr>
+        <w:t>the findings derive from studies that used some v</w:t>
+      </w:r>
+      <w:r>
+        <w:rPr>
+          <w:rFonts w:ascii="Times New Roman" w:hAnsi="Times New Roman" w:cs="Times New Roman"/>
+        </w:rPr>
+        <w:t>ariant</w:t>
+      </w:r>
+      <w:r>
+        <w:rPr>
+          <w:rFonts w:ascii="Times New Roman" w:hAnsi="Times New Roman" w:cs="Times New Roman"/>
+        </w:rPr>
+        <w:t xml:space="preserve"> </w:t>
+      </w:r>
+      <w:r>
+        <w:rPr>
+          <w:rFonts w:ascii="Times New Roman" w:hAnsi="Times New Roman" w:cs="Times New Roman"/>
+        </w:rPr>
         <w:t xml:space="preserve">of </w:t>
       </w:r>
       <w:r>
         <w:rPr>
           <w:rFonts w:ascii="Times New Roman" w:hAnsi="Times New Roman" w:cs="Times New Roman"/>
         </w:rPr>
-        <w:t>the findings derive from studies that used some v</w:t>
-      </w:r>
-      <w:r>
-        <w:rPr>
-          <w:rFonts w:ascii="Times New Roman" w:hAnsi="Times New Roman" w:cs="Times New Roman"/>
-        </w:rPr>
-        <w:t>ariant</w:t>
-      </w:r>
-      <w:r>
-        <w:rPr>
-          <w:rFonts w:ascii="Times New Roman" w:hAnsi="Times New Roman" w:cs="Times New Roman"/>
-        </w:rPr>
-        <w:t xml:space="preserve"> </w:t>
-      </w:r>
-      <w:r>
-        <w:rPr>
-          <w:rFonts w:ascii="Times New Roman" w:hAnsi="Times New Roman" w:cs="Times New Roman"/>
-        </w:rPr>
-        <w:t xml:space="preserve">of </w:t>
-      </w:r>
-      <w:r>
-        <w:rPr>
-          <w:rFonts w:ascii="Times New Roman" w:hAnsi="Times New Roman" w:cs="Times New Roman"/>
-        </w:rPr>
-        <w:t>Gergely et al.</w:t>
+        <w:t xml:space="preserve">Gergely et </w:t>
+      </w:r>
+      <w:proofErr w:type="gramStart"/>
+      <w:r>
+        <w:rPr>
+          <w:rFonts w:ascii="Times New Roman" w:hAnsi="Times New Roman" w:cs="Times New Roman"/>
+        </w:rPr>
+        <w:t>al.</w:t>
       </w:r>
       <w:r>
         <w:rPr>
@@ -8220,6 +9180,7 @@
         </w:rPr>
         <w:t>’s</w:t>
       </w:r>
+      <w:proofErr w:type="gramEnd"/>
       <w:r>
         <w:rPr>
           <w:rFonts w:ascii="Times New Roman" w:hAnsi="Times New Roman" w:cs="Times New Roman"/>
@@ -8360,7 +9321,21 @@
         <w:rPr>
           <w:rFonts w:ascii="Times New Roman" w:hAnsi="Times New Roman" w:cs="Times New Roman"/>
         </w:rPr>
-        <w:t xml:space="preserve"> Overwalle’s (2010)</w:t>
+        <w:t xml:space="preserve"> </w:t>
+      </w:r>
+      <w:proofErr w:type="spellStart"/>
+      <w:r>
+        <w:rPr>
+          <w:rFonts w:ascii="Times New Roman" w:hAnsi="Times New Roman" w:cs="Times New Roman"/>
+        </w:rPr>
+        <w:t>Overwalle’s</w:t>
+      </w:r>
+      <w:proofErr w:type="spellEnd"/>
+      <w:r>
+        <w:rPr>
+          <w:rFonts w:ascii="Times New Roman" w:hAnsi="Times New Roman" w:cs="Times New Roman"/>
+        </w:rPr>
+        <w:t xml:space="preserve"> (2010)</w:t>
       </w:r>
       <w:r>
         <w:rPr>
@@ -8497,7 +9472,21 @@
         <w:rPr>
           <w:rFonts w:ascii="Times New Roman" w:hAnsi="Times New Roman" w:cs="Times New Roman"/>
         </w:rPr>
-        <w:t xml:space="preserve"> model serves as the primary comparison model throughout the present simulations. That said, because a detailed description of this model can be found in Overwalle (2010), the discussion here is necessarily kept brief. I next describe ALIAS’s architecture followed by a discussion of its pretraining experience; this experience remained identical across all simulations. I then present five simulations, each corresponding to one of the target findings. In each one, I compare ALIAS’s performance to that of OM10 as well as to modified versions of both models, OM10-2 and ALIAS-2. OM10-2 differs from OM10 in that it more faithfully represents the experimental set-up of the behavioral studies from which the target findings were derived. This is achieved by ensuring that obstacles and goal objects remain continuously visible and that the agent no longer overshoots the barrier when passing over it. These modifications make it possible to determine whether OM10’s original success reflected its ability to capture the processes underlying infant action efficiency understanding or instead arose from atheoretical quirks in how the original simulations were implemented. In contrast, ALIAS-2 differs from ALIAS in that it omits differential obstacle salience; that is, peripherally located obstacles are no less salient than obstacles located directly beneath curved motion trajectories. This modification makes it possible to assess whether </w:t>
+        <w:t xml:space="preserve"> model serves as the primary comparison model throughout the present simulations. That said, because a detailed description of this model can be found in </w:t>
+      </w:r>
+      <w:proofErr w:type="spellStart"/>
+      <w:r>
+        <w:rPr>
+          <w:rFonts w:ascii="Times New Roman" w:hAnsi="Times New Roman" w:cs="Times New Roman"/>
+        </w:rPr>
+        <w:t>Overwalle</w:t>
+      </w:r>
+      <w:proofErr w:type="spellEnd"/>
+      <w:r>
+        <w:rPr>
+          <w:rFonts w:ascii="Times New Roman" w:hAnsi="Times New Roman" w:cs="Times New Roman"/>
+        </w:rPr>
+        <w:t xml:space="preserve"> (2010), the discussion here is necessarily kept brief. I next describe ALIAS’s architecture followed by a discussion of its pretraining experience; this experience remained identical across all simulations. I then present five simulations, each corresponding to one of the target findings. In each one, I compare ALIAS’s performance to that of OM10 as well as to modified versions of both models, OM10-2 and ALIAS-2. OM10-2 differs from OM10 in that it more faithfully represents the experimental set-up of the behavioral studies from which the target findings were derived. This is achieved by ensuring that obstacles and goal objects remain continuously visible and that the agent no longer overshoots the barrier when passing over it. These modifications make it possible to determine whether OM10’s original success reflected its ability to capture the processes underlying infant action efficiency understanding or instead arose from atheoretical quirks in how the original simulations were implemented. In contrast, ALIAS-2 differs from ALIAS in that it omits differential obstacle salience; that is, peripherally located obstacles are no less salient than obstacles located directly beneath curved motion trajectories. This modification makes it possible to assess whether </w:t>
       </w:r>
       <w:r>
         <w:rPr>
@@ -8521,7 +9510,19 @@
         <w:rPr>
           <w:rFonts w:ascii="Times New Roman" w:hAnsi="Times New Roman" w:cs="Times New Roman"/>
         </w:rPr>
-        <w:t>. This manipulation also makes it possible to determine whether associative learning alone is sufficient to capture the target findings.</w:t>
+        <w:t xml:space="preserve">. This manipulation also makes it possible to determine whether associative learning alone </w:t>
+      </w:r>
+      <w:r>
+        <w:rPr>
+          <w:rFonts w:ascii="Times New Roman" w:hAnsi="Times New Roman" w:cs="Times New Roman"/>
+        </w:rPr>
+        <w:t>was</w:t>
+      </w:r>
+      <w:r>
+        <w:rPr>
+          <w:rFonts w:ascii="Times New Roman" w:hAnsi="Times New Roman" w:cs="Times New Roman"/>
+        </w:rPr>
+        <w:t xml:space="preserve"> sufficient to capture the target findings.</w:t>
       </w:r>
     </w:p>
     <w:p>
@@ -8953,13 +9954,51 @@
         <w:rPr>
           <w:rFonts w:ascii="Times New Roman" w:hAnsi="Times New Roman" w:cs="Times New Roman"/>
         </w:rPr>
-        <w:t xml:space="preserve"> “critical units” </w:t>
-      </w:r>
-      <w:r>
-        <w:rPr>
-          <w:rFonts w:ascii="Times New Roman" w:hAnsi="Times New Roman" w:cs="Times New Roman"/>
-        </w:rPr>
-        <w:t xml:space="preserve">served as the dependent measure. This activation was treated as being inversely related to looking time (see Overwalle, 2010). </w:t>
+        <w:t xml:space="preserve"> </w:t>
+      </w:r>
+      <w:r>
+        <w:rPr>
+          <w:rFonts w:ascii="Times New Roman" w:hAnsi="Times New Roman" w:cs="Times New Roman"/>
+        </w:rPr>
+        <w:t>“</w:t>
+      </w:r>
+      <w:r>
+        <w:rPr>
+          <w:rFonts w:ascii="Times New Roman" w:hAnsi="Times New Roman" w:cs="Times New Roman"/>
+        </w:rPr>
+        <w:t>critical units</w:t>
+      </w:r>
+      <w:r>
+        <w:rPr>
+          <w:rFonts w:ascii="Times New Roman" w:hAnsi="Times New Roman" w:cs="Times New Roman"/>
+        </w:rPr>
+        <w:t>”</w:t>
+      </w:r>
+      <w:r>
+        <w:rPr>
+          <w:rFonts w:ascii="Times New Roman" w:hAnsi="Times New Roman" w:cs="Times New Roman"/>
+        </w:rPr>
+        <w:t xml:space="preserve"> </w:t>
+      </w:r>
+      <w:r>
+        <w:rPr>
+          <w:rFonts w:ascii="Times New Roman" w:hAnsi="Times New Roman" w:cs="Times New Roman"/>
+        </w:rPr>
+        <w:t xml:space="preserve">served as the dependent measure. This activation was treated as being inversely related to looking time (see </w:t>
+      </w:r>
+      <w:proofErr w:type="spellStart"/>
+      <w:r>
+        <w:rPr>
+          <w:rFonts w:ascii="Times New Roman" w:hAnsi="Times New Roman" w:cs="Times New Roman"/>
+        </w:rPr>
+        <w:t>Overwalle</w:t>
+      </w:r>
+      <w:proofErr w:type="spellEnd"/>
+      <w:r>
+        <w:rPr>
+          <w:rFonts w:ascii="Times New Roman" w:hAnsi="Times New Roman" w:cs="Times New Roman"/>
+        </w:rPr>
+        <w:t xml:space="preserve">, 2010). </w:t>
       </w:r>
       <w:r>
         <w:rPr>
@@ -9209,7 +10248,31 @@
           <w:sz w:val="24"/>
           <w:szCs w:val="24"/>
         </w:rPr>
-        <w:t>. The barrier is present only when the agent occupies a position immediately adjacent to it (see Overwalle, 2010).</w:t>
+        <w:t xml:space="preserve">. The barrier is present only when the agent occupies a position immediately adjacent to it (see </w:t>
+      </w:r>
+      <w:proofErr w:type="spellStart"/>
+      <w:r>
+        <w:rPr>
+          <w:rFonts w:ascii="Times New Roman" w:hAnsi="Times New Roman" w:cs="Times New Roman"/>
+          <w:i w:val="0"/>
+          <w:iCs w:val="0"/>
+          <w:color w:val="000000" w:themeColor="text1"/>
+          <w:sz w:val="24"/>
+          <w:szCs w:val="24"/>
+        </w:rPr>
+        <w:t>Overwalle</w:t>
+      </w:r>
+      <w:proofErr w:type="spellEnd"/>
+      <w:r>
+        <w:rPr>
+          <w:rFonts w:ascii="Times New Roman" w:hAnsi="Times New Roman" w:cs="Times New Roman"/>
+          <w:i w:val="0"/>
+          <w:iCs w:val="0"/>
+          <w:color w:val="000000" w:themeColor="text1"/>
+          <w:sz w:val="24"/>
+          <w:szCs w:val="24"/>
+        </w:rPr>
+        <w:t>, 2010).</w:t>
       </w:r>
       <w:r>
         <w:rPr>
@@ -9666,7 +10729,31 @@
         <w:rPr>
           <w:rFonts w:ascii="Times New Roman" w:hAnsi="Times New Roman" w:cs="Times New Roman"/>
         </w:rPr>
-        <w:t xml:space="preserve">for the model to “copy” the input to the model at the output layer. In contrast, </w:t>
+        <w:t xml:space="preserve">for the model to </w:t>
+      </w:r>
+      <w:r>
+        <w:rPr>
+          <w:rFonts w:ascii="Times New Roman" w:hAnsi="Times New Roman" w:cs="Times New Roman"/>
+        </w:rPr>
+        <w:t>“</w:t>
+      </w:r>
+      <w:r>
+        <w:rPr>
+          <w:rFonts w:ascii="Times New Roman" w:hAnsi="Times New Roman" w:cs="Times New Roman"/>
+        </w:rPr>
+        <w:t>copy</w:t>
+      </w:r>
+      <w:r>
+        <w:rPr>
+          <w:rFonts w:ascii="Times New Roman" w:hAnsi="Times New Roman" w:cs="Times New Roman"/>
+        </w:rPr>
+        <w:t>”</w:t>
+      </w:r>
+      <w:r>
+        <w:rPr>
+          <w:rFonts w:ascii="Times New Roman" w:hAnsi="Times New Roman" w:cs="Times New Roman"/>
+        </w:rPr>
+        <w:t xml:space="preserve"> the input to the model at the output layer. In contrast, </w:t>
       </w:r>
       <w:r>
         <w:rPr>
@@ -9816,7 +10903,21 @@
         <w:rPr>
           <w:rFonts w:ascii="Times New Roman" w:hAnsi="Times New Roman" w:cs="Times New Roman"/>
         </w:rPr>
-        <w:t>cross-entropy error (e.g., Williams &amp; Zipser, 1995).</w:t>
+        <w:t xml:space="preserve">cross-entropy </w:t>
+      </w:r>
+      <w:proofErr w:type="gramStart"/>
+      <w:r>
+        <w:rPr>
+          <w:rFonts w:ascii="Times New Roman" w:hAnsi="Times New Roman" w:cs="Times New Roman"/>
+        </w:rPr>
+        <w:t>error</w:t>
+      </w:r>
+      <w:proofErr w:type="gramEnd"/>
+      <w:r>
+        <w:rPr>
+          <w:rFonts w:ascii="Times New Roman" w:hAnsi="Times New Roman" w:cs="Times New Roman"/>
+        </w:rPr>
+        <w:t xml:space="preserve"> (e.g., Williams &amp; Zipser, 1995).</w:t>
       </w:r>
     </w:p>
     <w:p>
@@ -9916,7 +11017,31 @@
         <w:rPr>
           <w:rFonts w:ascii="Times New Roman" w:hAnsi="Times New Roman" w:cs="Times New Roman"/>
         </w:rPr>
-        <w:t>(“one-hot”) encodings</w:t>
+        <w:t>(</w:t>
+      </w:r>
+      <w:r>
+        <w:rPr>
+          <w:rFonts w:ascii="Times New Roman" w:hAnsi="Times New Roman" w:cs="Times New Roman"/>
+        </w:rPr>
+        <w:t>“</w:t>
+      </w:r>
+      <w:r>
+        <w:rPr>
+          <w:rFonts w:ascii="Times New Roman" w:hAnsi="Times New Roman" w:cs="Times New Roman"/>
+        </w:rPr>
+        <w:t>one-hot</w:t>
+      </w:r>
+      <w:r>
+        <w:rPr>
+          <w:rFonts w:ascii="Times New Roman" w:hAnsi="Times New Roman" w:cs="Times New Roman"/>
+        </w:rPr>
+        <w:t>”</w:t>
+      </w:r>
+      <w:r>
+        <w:rPr>
+          <w:rFonts w:ascii="Times New Roman" w:hAnsi="Times New Roman" w:cs="Times New Roman"/>
+        </w:rPr>
+        <w:t>) encodings</w:t>
       </w:r>
       <w:r>
         <w:rPr>
@@ -9940,7 +11065,31 @@
         <w:rPr>
           <w:rFonts w:ascii="Times New Roman" w:hAnsi="Times New Roman" w:cs="Times New Roman"/>
         </w:rPr>
-        <w:t>input layer was “hard-clamped” (i.e., their activity was set externally), whereas the activity of the output units was</w:t>
+        <w:t xml:space="preserve">input layer was </w:t>
+      </w:r>
+      <w:r>
+        <w:rPr>
+          <w:rFonts w:ascii="Times New Roman" w:hAnsi="Times New Roman" w:cs="Times New Roman"/>
+        </w:rPr>
+        <w:t>“</w:t>
+      </w:r>
+      <w:r>
+        <w:rPr>
+          <w:rFonts w:ascii="Times New Roman" w:hAnsi="Times New Roman" w:cs="Times New Roman"/>
+        </w:rPr>
+        <w:t>hard-clamped</w:t>
+      </w:r>
+      <w:r>
+        <w:rPr>
+          <w:rFonts w:ascii="Times New Roman" w:hAnsi="Times New Roman" w:cs="Times New Roman"/>
+        </w:rPr>
+        <w:t>”</w:t>
+      </w:r>
+      <w:r>
+        <w:rPr>
+          <w:rFonts w:ascii="Times New Roman" w:hAnsi="Times New Roman" w:cs="Times New Roman"/>
+        </w:rPr>
+        <w:t xml:space="preserve"> (i.e., their activity was set externally), whereas the activity of the output units was</w:t>
       </w:r>
       <w:r>
         <w:rPr>
@@ -11683,7 +12832,31 @@
         <w:rPr>
           <w:rFonts w:ascii="Times New Roman" w:eastAsia="Times New Roman" w:hAnsi="Times New Roman" w:cs="Times New Roman"/>
         </w:rPr>
-        <w:t xml:space="preserve">Although the network could “see” two </w:t>
+        <w:t xml:space="preserve">Although the network could </w:t>
+      </w:r>
+      <w:r>
+        <w:rPr>
+          <w:rFonts w:ascii="Times New Roman" w:eastAsia="Times New Roman" w:hAnsi="Times New Roman" w:cs="Times New Roman"/>
+        </w:rPr>
+        <w:t>“</w:t>
+      </w:r>
+      <w:r>
+        <w:rPr>
+          <w:rFonts w:ascii="Times New Roman" w:eastAsia="Times New Roman" w:hAnsi="Times New Roman" w:cs="Times New Roman"/>
+        </w:rPr>
+        <w:t>see</w:t>
+      </w:r>
+      <w:r>
+        <w:rPr>
+          <w:rFonts w:ascii="Times New Roman" w:eastAsia="Times New Roman" w:hAnsi="Times New Roman" w:cs="Times New Roman"/>
+        </w:rPr>
+        <w:t>”</w:t>
+      </w:r>
+      <w:r>
+        <w:rPr>
+          <w:rFonts w:ascii="Times New Roman" w:eastAsia="Times New Roman" w:hAnsi="Times New Roman" w:cs="Times New Roman"/>
+        </w:rPr>
+        <w:t xml:space="preserve"> two </w:t>
       </w:r>
       <w:r>
         <w:rPr>
@@ -11757,11 +12930,33 @@
         </w:rPr>
         <w:t xml:space="preserve">Benton, 2024 and </w:t>
       </w:r>
-      <w:r>
-        <w:rPr>
-          <w:rFonts w:ascii="Times New Roman" w:eastAsia="Times New Roman" w:hAnsi="Times New Roman" w:cs="Times New Roman"/>
-        </w:rPr>
-        <w:t>Rakison &amp; Lupyan, 2008)</w:t>
+      <w:proofErr w:type="spellStart"/>
+      <w:r>
+        <w:rPr>
+          <w:rFonts w:ascii="Times New Roman" w:eastAsia="Times New Roman" w:hAnsi="Times New Roman" w:cs="Times New Roman"/>
+        </w:rPr>
+        <w:t>Rakison</w:t>
+      </w:r>
+      <w:proofErr w:type="spellEnd"/>
+      <w:r>
+        <w:rPr>
+          <w:rFonts w:ascii="Times New Roman" w:eastAsia="Times New Roman" w:hAnsi="Times New Roman" w:cs="Times New Roman"/>
+        </w:rPr>
+        <w:t xml:space="preserve"> &amp; </w:t>
+      </w:r>
+      <w:proofErr w:type="spellStart"/>
+      <w:r>
+        <w:rPr>
+          <w:rFonts w:ascii="Times New Roman" w:eastAsia="Times New Roman" w:hAnsi="Times New Roman" w:cs="Times New Roman"/>
+        </w:rPr>
+        <w:t>Lupyan</w:t>
+      </w:r>
+      <w:proofErr w:type="spellEnd"/>
+      <w:r>
+        <w:rPr>
+          <w:rFonts w:ascii="Times New Roman" w:eastAsia="Times New Roman" w:hAnsi="Times New Roman" w:cs="Times New Roman"/>
+        </w:rPr>
+        <w:t>, 2008)</w:t>
       </w:r>
       <w:r>
         <w:rPr>
@@ -11841,11 +13036,19 @@
         </w:rPr>
         <w:t xml:space="preserve">. </w:t>
       </w:r>
-      <w:r>
-        <w:rPr>
-          <w:rFonts w:ascii="Times New Roman" w:eastAsia="Times New Roman" w:hAnsi="Times New Roman" w:cs="Times New Roman"/>
-        </w:rPr>
-        <w:t xml:space="preserve">In particular, at time </w:t>
+      <w:proofErr w:type="gramStart"/>
+      <w:r>
+        <w:rPr>
+          <w:rFonts w:ascii="Times New Roman" w:eastAsia="Times New Roman" w:hAnsi="Times New Roman" w:cs="Times New Roman"/>
+        </w:rPr>
+        <w:t>In particular, at</w:t>
+      </w:r>
+      <w:proofErr w:type="gramEnd"/>
+      <w:r>
+        <w:rPr>
+          <w:rFonts w:ascii="Times New Roman" w:eastAsia="Times New Roman" w:hAnsi="Times New Roman" w:cs="Times New Roman"/>
+        </w:rPr>
+        <w:t xml:space="preserve"> time </w:t>
       </w:r>
       <w:r>
         <w:rPr>
@@ -12988,7 +14191,31 @@
         <w:rPr>
           <w:rFonts w:ascii="Times New Roman" w:hAnsi="Times New Roman" w:cs="Times New Roman"/>
         </w:rPr>
-        <w:t xml:space="preserve"> more rapid weight changes and faster learning. In contrast, weight decay controls how “big” the weights are allowed to grow; lower values for this parameter correspond to larger weights. </w:t>
+        <w:t xml:space="preserve"> more rapid weight changes and faster learning. In contrast, weight decay controls how </w:t>
+      </w:r>
+      <w:r>
+        <w:rPr>
+          <w:rFonts w:ascii="Times New Roman" w:hAnsi="Times New Roman" w:cs="Times New Roman"/>
+        </w:rPr>
+        <w:t>“</w:t>
+      </w:r>
+      <w:r>
+        <w:rPr>
+          <w:rFonts w:ascii="Times New Roman" w:hAnsi="Times New Roman" w:cs="Times New Roman"/>
+        </w:rPr>
+        <w:t>big</w:t>
+      </w:r>
+      <w:r>
+        <w:rPr>
+          <w:rFonts w:ascii="Times New Roman" w:hAnsi="Times New Roman" w:cs="Times New Roman"/>
+        </w:rPr>
+        <w:t>”</w:t>
+      </w:r>
+      <w:r>
+        <w:rPr>
+          <w:rFonts w:ascii="Times New Roman" w:hAnsi="Times New Roman" w:cs="Times New Roman"/>
+        </w:rPr>
+        <w:t xml:space="preserve"> the weights are allowed to grow; lower values for this parameter correspond to larger weights. </w:t>
       </w:r>
       <w:r>
         <w:rPr>
@@ -13105,7 +14332,31 @@
         <w:rPr>
           <w:rFonts w:ascii="Times New Roman" w:hAnsi="Times New Roman" w:cs="Times New Roman"/>
         </w:rPr>
-        <w:t>Developmental “age” was also modeled via the learning rate parameters</w:t>
+        <w:t xml:space="preserve">Developmental </w:t>
+      </w:r>
+      <w:r>
+        <w:rPr>
+          <w:rFonts w:ascii="Times New Roman" w:hAnsi="Times New Roman" w:cs="Times New Roman"/>
+        </w:rPr>
+        <w:t>“</w:t>
+      </w:r>
+      <w:r>
+        <w:rPr>
+          <w:rFonts w:ascii="Times New Roman" w:hAnsi="Times New Roman" w:cs="Times New Roman"/>
+        </w:rPr>
+        <w:t>age</w:t>
+      </w:r>
+      <w:r>
+        <w:rPr>
+          <w:rFonts w:ascii="Times New Roman" w:hAnsi="Times New Roman" w:cs="Times New Roman"/>
+        </w:rPr>
+        <w:t>”</w:t>
+      </w:r>
+      <w:r>
+        <w:rPr>
+          <w:rFonts w:ascii="Times New Roman" w:hAnsi="Times New Roman" w:cs="Times New Roman"/>
+        </w:rPr>
+        <w:t xml:space="preserve"> was also modeled via the learning rate parameters</w:t>
       </w:r>
       <w:r>
         <w:rPr>
@@ -13136,7 +14387,21 @@
           <w:rFonts w:ascii="Times New Roman" w:hAnsi="Times New Roman" w:cs="Times New Roman"/>
         </w:rPr>
         <w:lastRenderedPageBreak/>
-        <w:t>about the nature of the habituation experience for a given simulation). Different numbers of habituation epochs were used to ensure that the results reported below were robust to particular values of this parameter.</w:t>
+        <w:t xml:space="preserve">about the nature of the habituation experience for a given simulation). Different numbers of habituation epochs were used to ensure that the results reported below were robust to </w:t>
+      </w:r>
+      <w:proofErr w:type="gramStart"/>
+      <w:r>
+        <w:rPr>
+          <w:rFonts w:ascii="Times New Roman" w:hAnsi="Times New Roman" w:cs="Times New Roman"/>
+        </w:rPr>
+        <w:t>particular values</w:t>
+      </w:r>
+      <w:proofErr w:type="gramEnd"/>
+      <w:r>
+        <w:rPr>
+          <w:rFonts w:ascii="Times New Roman" w:hAnsi="Times New Roman" w:cs="Times New Roman"/>
+        </w:rPr>
+        <w:t xml:space="preserve"> of this parameter.</w:t>
       </w:r>
       <w:r>
         <w:rPr>
@@ -13158,7 +14423,35 @@
         <w:rPr>
           <w:rFonts w:ascii="Times New Roman" w:hAnsi="Times New Roman" w:cs="Times New Roman"/>
         </w:rPr>
-        <w:t>The dependent measure used in these simulations was network (cross-entropy) error (Hinton, 1989). As in prior developmental connectionist models (e.g., Mareschal et al., 2000; Quinn &amp; Johnson, 2000; Rakison &amp; Lupyan, 2008), network error was treated as a proxy for looking time such that greater error corresponded to longer looking. This interpretation of error also aligns with theories of habituation proposing that infants’ looking declines as their internal representations increasingly match external events (e.g., Cohen, 1973; Sokolov, 1963), as well as with how autoencoders—which ALIAS partly is—learn.</w:t>
+        <w:t xml:space="preserve">The dependent measure used in these simulations was network (cross-entropy) error (Hinton, 1989). As in prior developmental connectionist models (e.g., Mareschal et al., 2000; Quinn &amp; Johnson, 2000; </w:t>
+      </w:r>
+      <w:proofErr w:type="spellStart"/>
+      <w:r>
+        <w:rPr>
+          <w:rFonts w:ascii="Times New Roman" w:hAnsi="Times New Roman" w:cs="Times New Roman"/>
+        </w:rPr>
+        <w:t>Rakison</w:t>
+      </w:r>
+      <w:proofErr w:type="spellEnd"/>
+      <w:r>
+        <w:rPr>
+          <w:rFonts w:ascii="Times New Roman" w:hAnsi="Times New Roman" w:cs="Times New Roman"/>
+        </w:rPr>
+        <w:t xml:space="preserve"> &amp; </w:t>
+      </w:r>
+      <w:proofErr w:type="spellStart"/>
+      <w:r>
+        <w:rPr>
+          <w:rFonts w:ascii="Times New Roman" w:hAnsi="Times New Roman" w:cs="Times New Roman"/>
+        </w:rPr>
+        <w:t>Lupyan</w:t>
+      </w:r>
+      <w:proofErr w:type="spellEnd"/>
+      <w:r>
+        <w:rPr>
+          <w:rFonts w:ascii="Times New Roman" w:hAnsi="Times New Roman" w:cs="Times New Roman"/>
+        </w:rPr>
+        <w:t>, 2008), network error was treated as a proxy for looking time such that greater error corresponded to longer looking. This interpretation of error also aligns with theories of habituation proposing that infants’ looking declines as their internal representations increasingly match external events (e.g., Cohen, 1973; Sokolov, 1963), as well as with how autoencoders—which ALIAS partly is—learn.</w:t>
       </w:r>
       <w:r>
         <w:rPr>
@@ -13376,7 +14669,31 @@
         <w:rPr>
           <w:rFonts w:ascii="Times New Roman" w:hAnsi="Times New Roman" w:cs="Times New Roman"/>
         </w:rPr>
-        <w:t xml:space="preserve">at each of five different “habituation” epochs </w:t>
+        <w:t xml:space="preserve">at each of five different </w:t>
+      </w:r>
+      <w:r>
+        <w:rPr>
+          <w:rFonts w:ascii="Times New Roman" w:hAnsi="Times New Roman" w:cs="Times New Roman"/>
+        </w:rPr>
+        <w:t>“</w:t>
+      </w:r>
+      <w:r>
+        <w:rPr>
+          <w:rFonts w:ascii="Times New Roman" w:hAnsi="Times New Roman" w:cs="Times New Roman"/>
+        </w:rPr>
+        <w:t>habituation</w:t>
+      </w:r>
+      <w:r>
+        <w:rPr>
+          <w:rFonts w:ascii="Times New Roman" w:hAnsi="Times New Roman" w:cs="Times New Roman"/>
+        </w:rPr>
+        <w:t>”</w:t>
+      </w:r>
+      <w:r>
+        <w:rPr>
+          <w:rFonts w:ascii="Times New Roman" w:hAnsi="Times New Roman" w:cs="Times New Roman"/>
+        </w:rPr>
+        <w:t xml:space="preserve"> epochs </w:t>
       </w:r>
       <w:r>
         <w:rPr>
@@ -13956,7 +15273,35 @@
         <w:rPr>
           <w:rFonts w:ascii="Times New Roman" w:hAnsi="Times New Roman" w:cs="Times New Roman"/>
         </w:rPr>
-        <w:t>. First, ALIAS successfully reproduced the first target finding: Networks in the Experimental condition produced greater error to (i.e., looked longer at) the Inefficient test event than at the Efficient one. In contrast, networks in the Control condition produced comparable error across the two test events. Second, this looking pattern held across different amounts of habituation. This suggests that ALIAS’s success was robust to habituation length, at least within the range of lengths used here.</w:t>
+        <w:t xml:space="preserve">. First, ALIAS successfully reproduced the first target finding: Networks in </w:t>
+      </w:r>
+      <w:proofErr w:type="gramStart"/>
+      <w:r>
+        <w:rPr>
+          <w:rFonts w:ascii="Times New Roman" w:hAnsi="Times New Roman" w:cs="Times New Roman"/>
+        </w:rPr>
+        <w:t>the Experimental condition</w:t>
+      </w:r>
+      <w:proofErr w:type="gramEnd"/>
+      <w:r>
+        <w:rPr>
+          <w:rFonts w:ascii="Times New Roman" w:hAnsi="Times New Roman" w:cs="Times New Roman"/>
+        </w:rPr>
+        <w:t xml:space="preserve"> produced greater </w:t>
+      </w:r>
+      <w:proofErr w:type="gramStart"/>
+      <w:r>
+        <w:rPr>
+          <w:rFonts w:ascii="Times New Roman" w:hAnsi="Times New Roman" w:cs="Times New Roman"/>
+        </w:rPr>
+        <w:t>error</w:t>
+      </w:r>
+      <w:proofErr w:type="gramEnd"/>
+      <w:r>
+        <w:rPr>
+          <w:rFonts w:ascii="Times New Roman" w:hAnsi="Times New Roman" w:cs="Times New Roman"/>
+        </w:rPr>
+        <w:t xml:space="preserve"> to (i.e., looked longer at) the Inefficient test event than at the Efficient one. In contrast, networks in the Control condition produced comparable error across the two test events. Second, this looking pattern held across different amounts of habituation. This suggests that ALIAS’s success was robust to habituation length, at least within the range of lengths used here.</w:t>
       </w:r>
       <w:r>
         <w:rPr>
@@ -14576,7 +15921,25 @@
           <w:sz w:val="24"/>
           <w:szCs w:val="24"/>
         </w:rPr>
-        <w:t xml:space="preserve">ean activation of the critical units for Efficient and Inefficient test events in the Experimental and Control conditions for OM10. </w:t>
+        <w:t>ean activation of the critical units for Efficient and Inefficient test events in the Experimental and Control conditions for OM10</w:t>
+      </w:r>
+      <w:r>
+        <w:rPr>
+          <w:rFonts w:ascii="Times New Roman" w:hAnsi="Times New Roman" w:cs="Times New Roman"/>
+          <w:color w:val="000000" w:themeColor="text1"/>
+          <w:sz w:val="24"/>
+          <w:szCs w:val="24"/>
+        </w:rPr>
+        <w:t>-2</w:t>
+      </w:r>
+      <w:r>
+        <w:rPr>
+          <w:rFonts w:ascii="Times New Roman" w:hAnsi="Times New Roman" w:cs="Times New Roman"/>
+          <w:color w:val="000000" w:themeColor="text1"/>
+          <w:sz w:val="24"/>
+          <w:szCs w:val="24"/>
+        </w:rPr>
+        <w:t xml:space="preserve">. </w:t>
       </w:r>
       <w:r>
         <w:rPr>
@@ -14630,7 +15993,19 @@
         <w:rPr>
           <w:rFonts w:ascii="Times New Roman" w:hAnsi="Times New Roman" w:cs="Times New Roman"/>
         </w:rPr>
-        <w:t xml:space="preserve">. </w:t>
+        <w:t>.</w:t>
+      </w:r>
+      <w:r>
+        <w:rPr>
+          <w:rFonts w:ascii="Times New Roman" w:hAnsi="Times New Roman" w:cs="Times New Roman"/>
+        </w:rPr>
+        <w:t xml:space="preserve"> These results are shown in Figure 5.</w:t>
+      </w:r>
+      <w:r>
+        <w:rPr>
+          <w:rFonts w:ascii="Times New Roman" w:hAnsi="Times New Roman" w:cs="Times New Roman"/>
+        </w:rPr>
+        <w:t xml:space="preserve"> </w:t>
       </w:r>
       <w:r>
         <w:rPr>
@@ -14648,8 +16023,30 @@
         <w:rPr>
           <w:rFonts w:ascii="Times New Roman" w:hAnsi="Times New Roman" w:cs="Times New Roman"/>
         </w:rPr>
-        <w:t>OM10-2 model—which more faithfully captures the experimental details of studies associated with the first target finding</w:t>
-      </w:r>
+        <w:t xml:space="preserve">OM10-2 </w:t>
+      </w:r>
+      <w:proofErr w:type="gramStart"/>
+      <w:r>
+        <w:rPr>
+          <w:rFonts w:ascii="Times New Roman" w:hAnsi="Times New Roman" w:cs="Times New Roman"/>
+        </w:rPr>
+        <w:t>model—</w:t>
+      </w:r>
+      <w:proofErr w:type="gramEnd"/>
+      <w:r>
+        <w:rPr>
+          <w:rFonts w:ascii="Times New Roman" w:hAnsi="Times New Roman" w:cs="Times New Roman"/>
+        </w:rPr>
+        <w:t xml:space="preserve">which more faithfully captures the experimental details of studies associated with the first target </w:t>
+      </w:r>
+      <w:proofErr w:type="gramStart"/>
+      <w:r>
+        <w:rPr>
+          <w:rFonts w:ascii="Times New Roman" w:hAnsi="Times New Roman" w:cs="Times New Roman"/>
+        </w:rPr>
+        <w:t>finding</w:t>
+      </w:r>
+      <w:proofErr w:type="gramEnd"/>
       <w:r>
         <w:rPr>
           <w:rFonts w:ascii="Times New Roman" w:hAnsi="Times New Roman" w:cs="Times New Roman"/>
@@ -14992,7 +16389,31 @@
           <w:sz w:val="24"/>
           <w:szCs w:val="24"/>
         </w:rPr>
-        <w:t xml:space="preserve"> Data shown were generated by ALIAS</w:t>
+        <w:t xml:space="preserve"> Data shown </w:t>
+      </w:r>
+      <w:proofErr w:type="gramStart"/>
+      <w:r>
+        <w:rPr>
+          <w:rFonts w:ascii="Times New Roman" w:hAnsi="Times New Roman" w:cs="Times New Roman"/>
+          <w:i w:val="0"/>
+          <w:iCs w:val="0"/>
+          <w:color w:val="000000" w:themeColor="text1"/>
+          <w:sz w:val="24"/>
+          <w:szCs w:val="24"/>
+        </w:rPr>
+        <w:t>were</w:t>
+      </w:r>
+      <w:proofErr w:type="gramEnd"/>
+      <w:r>
+        <w:rPr>
+          <w:rFonts w:ascii="Times New Roman" w:hAnsi="Times New Roman" w:cs="Times New Roman"/>
+          <w:i w:val="0"/>
+          <w:iCs w:val="0"/>
+          <w:color w:val="000000" w:themeColor="text1"/>
+          <w:sz w:val="24"/>
+          <w:szCs w:val="24"/>
+        </w:rPr>
+        <w:t xml:space="preserve"> generated by ALIAS</w:t>
       </w:r>
       <w:r>
         <w:rPr>
@@ -15303,14 +16724,16 @@
           <w:rFonts w:ascii="Times New Roman" w:hAnsi="Times New Roman" w:cs="Times New Roman"/>
         </w:rPr>
         <w:lastRenderedPageBreak/>
-        <w:t>obstacles, presenting curved motion beside</w:t>
-      </w:r>
-      <w:r>
-        <w:rPr>
-          <w:rFonts w:ascii="Times New Roman" w:hAnsi="Times New Roman" w:cs="Times New Roman"/>
-        </w:rPr>
-        <w:t>s</w:t>
-      </w:r>
+        <w:t xml:space="preserve">obstacles, presenting curved </w:t>
+      </w:r>
+      <w:proofErr w:type="gramStart"/>
+      <w:r>
+        <w:rPr>
+          <w:rFonts w:ascii="Times New Roman" w:hAnsi="Times New Roman" w:cs="Times New Roman"/>
+        </w:rPr>
+        <w:t>motion beside</w:t>
+      </w:r>
+      <w:proofErr w:type="gramEnd"/>
       <w:r>
         <w:rPr>
           <w:rFonts w:ascii="Times New Roman" w:hAnsi="Times New Roman" w:cs="Times New Roman"/>
@@ -15632,19 +17055,33 @@
         <w:rPr>
           <w:rFonts w:ascii="Times New Roman" w:hAnsi="Times New Roman" w:cs="Times New Roman"/>
         </w:rPr>
-        <w:t>at the outset of the pretraining phase, the pattern of activation that these</w:t>
-      </w:r>
-      <w:r>
-        <w:rPr>
-          <w:rFonts w:ascii="Times New Roman" w:hAnsi="Times New Roman" w:cs="Times New Roman"/>
-        </w:rPr>
-        <w:t xml:space="preserve"> </w:t>
-      </w:r>
-      <w:r>
-        <w:rPr>
-          <w:rFonts w:ascii="Times New Roman" w:hAnsi="Times New Roman" w:cs="Times New Roman"/>
-        </w:rPr>
-        <w:t xml:space="preserve">input events elicit at the hidden layer will be </w:t>
+        <w:t xml:space="preserve">at the outset of the pretraining phase, the pattern of activation that </w:t>
+      </w:r>
+      <w:proofErr w:type="gramStart"/>
+      <w:r>
+        <w:rPr>
+          <w:rFonts w:ascii="Times New Roman" w:hAnsi="Times New Roman" w:cs="Times New Roman"/>
+        </w:rPr>
+        <w:t>these</w:t>
+      </w:r>
+      <w:r>
+        <w:rPr>
+          <w:rFonts w:ascii="Times New Roman" w:hAnsi="Times New Roman" w:cs="Times New Roman"/>
+        </w:rPr>
+        <w:t xml:space="preserve"> </w:t>
+      </w:r>
+      <w:r>
+        <w:rPr>
+          <w:rFonts w:ascii="Times New Roman" w:hAnsi="Times New Roman" w:cs="Times New Roman"/>
+        </w:rPr>
+        <w:t>input</w:t>
+      </w:r>
+      <w:proofErr w:type="gramEnd"/>
+      <w:r>
+        <w:rPr>
+          <w:rFonts w:ascii="Times New Roman" w:hAnsi="Times New Roman" w:cs="Times New Roman"/>
+        </w:rPr>
+        <w:t xml:space="preserve"> events elicit at the hidden layer will be </w:t>
       </w:r>
       <w:r>
         <w:rPr>
@@ -16266,7 +17703,35 @@
         <w:rPr>
           <w:rFonts w:ascii="Times New Roman" w:hAnsi="Times New Roman" w:cs="Times New Roman"/>
         </w:rPr>
-        <w:t>both test events producing similar error (or looking time).</w:t>
+        <w:t xml:space="preserve">both test events producing similar </w:t>
+      </w:r>
+      <w:proofErr w:type="gramStart"/>
+      <w:r>
+        <w:rPr>
+          <w:rFonts w:ascii="Times New Roman" w:hAnsi="Times New Roman" w:cs="Times New Roman"/>
+        </w:rPr>
+        <w:t>error</w:t>
+      </w:r>
+      <w:proofErr w:type="gramEnd"/>
+      <w:r>
+        <w:rPr>
+          <w:rFonts w:ascii="Times New Roman" w:hAnsi="Times New Roman" w:cs="Times New Roman"/>
+        </w:rPr>
+        <w:t xml:space="preserve"> (or </w:t>
+      </w:r>
+      <w:proofErr w:type="gramStart"/>
+      <w:r>
+        <w:rPr>
+          <w:rFonts w:ascii="Times New Roman" w:hAnsi="Times New Roman" w:cs="Times New Roman"/>
+        </w:rPr>
+        <w:t>looking</w:t>
+      </w:r>
+      <w:proofErr w:type="gramEnd"/>
+      <w:r>
+        <w:rPr>
+          <w:rFonts w:ascii="Times New Roman" w:hAnsi="Times New Roman" w:cs="Times New Roman"/>
+        </w:rPr>
+        <w:t xml:space="preserve"> time).</w:t>
       </w:r>
     </w:p>
     <w:p>
@@ -16591,7 +18056,19 @@
         <w:rPr>
           <w:rFonts w:ascii="Times New Roman" w:eastAsia="Times New Roman" w:hAnsi="Times New Roman" w:cs="Times New Roman"/>
         </w:rPr>
-        <w:t xml:space="preserve"> Six ratios </w:t>
+        <w:t xml:space="preserve"> Six ratios</w:t>
+      </w:r>
+      <w:r>
+        <w:rPr>
+          <w:rFonts w:ascii="Times New Roman" w:eastAsia="Times New Roman" w:hAnsi="Times New Roman" w:cs="Times New Roman"/>
+        </w:rPr>
+        <w:t>,</w:t>
+      </w:r>
+      <w:r>
+        <w:rPr>
+          <w:rFonts w:ascii="Times New Roman" w:eastAsia="Times New Roman" w:hAnsi="Times New Roman" w:cs="Times New Roman"/>
+        </w:rPr>
+        <w:t xml:space="preserve"> </w:t>
       </w:r>
       <w:r>
         <w:rPr>
@@ -16850,7 +18327,21 @@
         <w:rPr>
           <w:rFonts w:ascii="Times New Roman" w:eastAsia="Times New Roman" w:hAnsi="Times New Roman" w:cs="Times New Roman"/>
         </w:rPr>
-        <w:t xml:space="preserve">across different constrained-to-unconstrained ratios, its performance was not compared to that of the competitor models. </w:t>
+        <w:t xml:space="preserve">across different constrained-to-unconstrained ratios, its performance was not compared to that of the </w:t>
+      </w:r>
+      <w:proofErr w:type="gramStart"/>
+      <w:r>
+        <w:rPr>
+          <w:rFonts w:ascii="Times New Roman" w:eastAsia="Times New Roman" w:hAnsi="Times New Roman" w:cs="Times New Roman"/>
+        </w:rPr>
+        <w:t>competitor</w:t>
+      </w:r>
+      <w:proofErr w:type="gramEnd"/>
+      <w:r>
+        <w:rPr>
+          <w:rFonts w:ascii="Times New Roman" w:eastAsia="Times New Roman" w:hAnsi="Times New Roman" w:cs="Times New Roman"/>
+        </w:rPr>
+        <w:t xml:space="preserve"> models. </w:t>
       </w:r>
     </w:p>
     <w:p>
@@ -17148,7 +18639,19 @@
         <w:rPr>
           <w:rFonts w:ascii="Times New Roman" w:hAnsi="Times New Roman" w:cs="Times New Roman"/>
         </w:rPr>
-        <w:t xml:space="preserve">of constrained-to-unconstrained motion experienced during pretraining. </w:t>
+        <w:t>of constrained-to-unconstrained motion</w:t>
+      </w:r>
+      <w:r>
+        <w:rPr>
+          <w:rFonts w:ascii="Times New Roman" w:hAnsi="Times New Roman" w:cs="Times New Roman"/>
+        </w:rPr>
+        <w:t xml:space="preserve"> during pretraining</w:t>
+      </w:r>
+      <w:r>
+        <w:rPr>
+          <w:rFonts w:ascii="Times New Roman" w:hAnsi="Times New Roman" w:cs="Times New Roman"/>
+        </w:rPr>
+        <w:t xml:space="preserve">. </w:t>
       </w:r>
       <w:r>
         <w:rPr>
@@ -17460,26 +18963,26 @@
         <w:rPr>
           <w:rFonts w:ascii="Times New Roman" w:eastAsia="Times New Roman" w:hAnsi="Times New Roman" w:cs="Times New Roman"/>
         </w:rPr>
-        <w:t xml:space="preserve">action </w:t>
+        <w:t>action efficiency understanding</w:t>
+      </w:r>
+      <w:r>
+        <w:rPr>
+          <w:rFonts w:ascii="Times New Roman" w:eastAsia="Times New Roman" w:hAnsi="Times New Roman" w:cs="Times New Roman"/>
+        </w:rPr>
+        <w:t xml:space="preserve"> studies do not depend on </w:t>
+      </w:r>
+      <w:r>
+        <w:rPr>
+          <w:rFonts w:ascii="Times New Roman" w:eastAsia="Times New Roman" w:hAnsi="Times New Roman" w:cs="Times New Roman"/>
+        </w:rPr>
+        <w:t xml:space="preserve">the entities involved possessing animate </w:t>
       </w:r>
       <w:r>
         <w:rPr>
           <w:rFonts w:ascii="Times New Roman" w:eastAsia="Times New Roman" w:hAnsi="Times New Roman" w:cs="Times New Roman"/>
         </w:rPr>
         <w:lastRenderedPageBreak/>
-        <w:t>efficiency understanding</w:t>
-      </w:r>
-      <w:r>
-        <w:rPr>
-          <w:rFonts w:ascii="Times New Roman" w:eastAsia="Times New Roman" w:hAnsi="Times New Roman" w:cs="Times New Roman"/>
-        </w:rPr>
-        <w:t xml:space="preserve"> studies do not depend on </w:t>
-      </w:r>
-      <w:r>
-        <w:rPr>
-          <w:rFonts w:ascii="Times New Roman" w:eastAsia="Times New Roman" w:hAnsi="Times New Roman" w:cs="Times New Roman"/>
-        </w:rPr>
-        <w:t>the entities involved possessing animate features</w:t>
+        <w:t>features</w:t>
       </w:r>
       <w:r>
         <w:rPr>
@@ -17497,7 +19000,21 @@
         <w:rPr>
           <w:rFonts w:ascii="Times New Roman" w:eastAsia="Times New Roman" w:hAnsi="Times New Roman" w:cs="Times New Roman"/>
         </w:rPr>
-        <w:t>Simulation 2 was thus similar to Simulation 1a except that the objects lacked</w:t>
+        <w:t xml:space="preserve">Simulation 2 was thus </w:t>
+      </w:r>
+      <w:proofErr w:type="gramStart"/>
+      <w:r>
+        <w:rPr>
+          <w:rFonts w:ascii="Times New Roman" w:eastAsia="Times New Roman" w:hAnsi="Times New Roman" w:cs="Times New Roman"/>
+        </w:rPr>
+        <w:t>similar to</w:t>
+      </w:r>
+      <w:proofErr w:type="gramEnd"/>
+      <w:r>
+        <w:rPr>
+          <w:rFonts w:ascii="Times New Roman" w:eastAsia="Times New Roman" w:hAnsi="Times New Roman" w:cs="Times New Roman"/>
+        </w:rPr>
+        <w:t xml:space="preserve"> Simulation 1a except that the objects lacked</w:t>
       </w:r>
       <w:r>
         <w:rPr>
@@ -17691,13 +19208,33 @@
         <w:rPr>
           <w:rFonts w:ascii="Times New Roman" w:eastAsia="Times New Roman" w:hAnsi="Times New Roman" w:cs="Times New Roman"/>
         </w:rPr>
-        <w:t xml:space="preserve">Additionally, because the second target finding derives from research that tested 9-month-olds rather than 12-month-olds (Csibra et al., 1999), the </w:t>
-      </w:r>
-      <w:r>
-        <w:rPr>
-          <w:rFonts w:ascii="Times New Roman" w:eastAsia="Times New Roman" w:hAnsi="Times New Roman" w:cs="Times New Roman"/>
-        </w:rPr>
-        <w:t xml:space="preserve">habituation phase was shortened </w:t>
+        <w:t>Additionally, because the second target finding derives from research that tested 9-month-olds rather than 12-month-olds (</w:t>
+      </w:r>
+      <w:proofErr w:type="spellStart"/>
+      <w:r>
+        <w:rPr>
+          <w:rFonts w:ascii="Times New Roman" w:eastAsia="Times New Roman" w:hAnsi="Times New Roman" w:cs="Times New Roman"/>
+        </w:rPr>
+        <w:t>Csibra</w:t>
+      </w:r>
+      <w:proofErr w:type="spellEnd"/>
+      <w:r>
+        <w:rPr>
+          <w:rFonts w:ascii="Times New Roman" w:eastAsia="Times New Roman" w:hAnsi="Times New Roman" w:cs="Times New Roman"/>
+        </w:rPr>
+        <w:t xml:space="preserve"> et al., 1999), the </w:t>
+      </w:r>
+      <w:r>
+        <w:rPr>
+          <w:rFonts w:ascii="Times New Roman" w:eastAsia="Times New Roman" w:hAnsi="Times New Roman" w:cs="Times New Roman"/>
+        </w:rPr>
+        <w:t>pretraining</w:t>
+      </w:r>
+      <w:r>
+        <w:rPr>
+          <w:rFonts w:ascii="Times New Roman" w:eastAsia="Times New Roman" w:hAnsi="Times New Roman" w:cs="Times New Roman"/>
+        </w:rPr>
+        <w:t xml:space="preserve"> phase was shortened </w:t>
       </w:r>
       <w:r>
         <w:rPr>
@@ -17778,7 +19315,6 @@
               <w:rPr>
                 <w:noProof/>
               </w:rPr>
-              <w:lastRenderedPageBreak/>
               <w:drawing>
                 <wp:inline distT="0" distB="0" distL="0" distR="0" wp14:anchorId="06C782D8" wp14:editId="69E0181A">
                   <wp:extent cx="3586162" cy="2206869"/>
@@ -18180,13 +19716,27 @@
         <w:rPr>
           <w:rFonts w:ascii="Times New Roman" w:hAnsi="Times New Roman" w:cs="Times New Roman"/>
         </w:rPr>
-        <w:t>in the</w:t>
-      </w:r>
-      <w:r>
-        <w:rPr>
-          <w:rFonts w:ascii="Times New Roman" w:hAnsi="Times New Roman" w:cs="Times New Roman"/>
-        </w:rPr>
-        <w:t xml:space="preserve"> Experimental condition looked longer at the Inefficient </w:t>
+        <w:t xml:space="preserve">in </w:t>
+      </w:r>
+      <w:proofErr w:type="gramStart"/>
+      <w:r>
+        <w:rPr>
+          <w:rFonts w:ascii="Times New Roman" w:hAnsi="Times New Roman" w:cs="Times New Roman"/>
+        </w:rPr>
+        <w:t>the</w:t>
+      </w:r>
+      <w:r>
+        <w:rPr>
+          <w:rFonts w:ascii="Times New Roman" w:hAnsi="Times New Roman" w:cs="Times New Roman"/>
+        </w:rPr>
+        <w:t xml:space="preserve"> Experimental</w:t>
+      </w:r>
+      <w:proofErr w:type="gramEnd"/>
+      <w:r>
+        <w:rPr>
+          <w:rFonts w:ascii="Times New Roman" w:hAnsi="Times New Roman" w:cs="Times New Roman"/>
+        </w:rPr>
+        <w:t xml:space="preserve"> condition looked longer at the Inefficient </w:t>
       </w:r>
       <w:r>
         <w:rPr>
@@ -18273,7 +19823,6 @@
                 <w:sz w:val="24"/>
                 <w:szCs w:val="24"/>
               </w:rPr>
-              <w:lastRenderedPageBreak/>
               <w:drawing>
                 <wp:inline distT="0" distB="0" distL="0" distR="0" wp14:anchorId="072F7CD5" wp14:editId="6FC31C02">
                   <wp:extent cx="4695825" cy="2889738"/>
@@ -18433,7 +19982,31 @@
           <w:sz w:val="24"/>
           <w:szCs w:val="24"/>
         </w:rPr>
-        <w:t xml:space="preserve"> Mean network error produced to Efficient and Inefficient test events in the Experimental and Control conditions for ALIAS (left panel) and </w:t>
+        <w:t xml:space="preserve"> Mean network error </w:t>
+      </w:r>
+      <w:proofErr w:type="gramStart"/>
+      <w:r>
+        <w:rPr>
+          <w:rFonts w:ascii="Times New Roman" w:hAnsi="Times New Roman" w:cs="Times New Roman"/>
+          <w:i w:val="0"/>
+          <w:iCs w:val="0"/>
+          <w:color w:val="000000" w:themeColor="text1"/>
+          <w:sz w:val="24"/>
+          <w:szCs w:val="24"/>
+        </w:rPr>
+        <w:t>produced to</w:t>
+      </w:r>
+      <w:proofErr w:type="gramEnd"/>
+      <w:r>
+        <w:rPr>
+          <w:rFonts w:ascii="Times New Roman" w:hAnsi="Times New Roman" w:cs="Times New Roman"/>
+          <w:i w:val="0"/>
+          <w:iCs w:val="0"/>
+          <w:color w:val="000000" w:themeColor="text1"/>
+          <w:sz w:val="24"/>
+          <w:szCs w:val="24"/>
+        </w:rPr>
+        <w:t xml:space="preserve"> Efficient and Inefficient test events in the Experimental and Control conditions for ALIAS (left panel) and </w:t>
       </w:r>
       <w:r>
         <w:rPr>
@@ -18683,7 +20256,6 @@
         <w:rPr>
           <w:rFonts w:ascii="Times New Roman" w:hAnsi="Times New Roman" w:cs="Times New Roman"/>
         </w:rPr>
-        <w:lastRenderedPageBreak/>
         <w:tab/>
       </w:r>
       <w:r>
@@ -18756,7 +20328,21 @@
         <w:rPr>
           <w:rFonts w:ascii="Times New Roman" w:hAnsi="Times New Roman" w:cs="Times New Roman"/>
         </w:rPr>
-        <w:t>Simulation 3 took a first step in this direction</w:t>
+        <w:t xml:space="preserve">Simulation 3 took </w:t>
+      </w:r>
+      <w:proofErr w:type="gramStart"/>
+      <w:r>
+        <w:rPr>
+          <w:rFonts w:ascii="Times New Roman" w:hAnsi="Times New Roman" w:cs="Times New Roman"/>
+        </w:rPr>
+        <w:t>a first</w:t>
+      </w:r>
+      <w:proofErr w:type="gramEnd"/>
+      <w:r>
+        <w:rPr>
+          <w:rFonts w:ascii="Times New Roman" w:hAnsi="Times New Roman" w:cs="Times New Roman"/>
+        </w:rPr>
+        <w:t xml:space="preserve"> step in this direction</w:t>
       </w:r>
       <w:r>
         <w:rPr>
@@ -18786,7 +20372,21 @@
         <w:rPr>
           <w:rFonts w:ascii="Times New Roman" w:hAnsi="Times New Roman" w:cs="Times New Roman"/>
         </w:rPr>
-        <w:t xml:space="preserve"> whether ALIAS could capture Csibra et al.</w:t>
+        <w:t xml:space="preserve"> whether ALIAS could capture </w:t>
+      </w:r>
+      <w:proofErr w:type="spellStart"/>
+      <w:r>
+        <w:rPr>
+          <w:rFonts w:ascii="Times New Roman" w:hAnsi="Times New Roman" w:cs="Times New Roman"/>
+        </w:rPr>
+        <w:t>Csibra</w:t>
+      </w:r>
+      <w:proofErr w:type="spellEnd"/>
+      <w:r>
+        <w:rPr>
+          <w:rFonts w:ascii="Times New Roman" w:hAnsi="Times New Roman" w:cs="Times New Roman"/>
+        </w:rPr>
+        <w:t xml:space="preserve"> et al.</w:t>
       </w:r>
       <w:r>
         <w:rPr>
@@ -19056,7 +20656,21 @@
         <w:rPr>
           <w:rFonts w:ascii="Times New Roman" w:hAnsi="Times New Roman" w:cs="Times New Roman"/>
         </w:rPr>
-        <w:t xml:space="preserve"> Csibra et al.’s Experiment 2 finding that </w:t>
+        <w:t xml:space="preserve"> </w:t>
+      </w:r>
+      <w:proofErr w:type="spellStart"/>
+      <w:r>
+        <w:rPr>
+          <w:rFonts w:ascii="Times New Roman" w:hAnsi="Times New Roman" w:cs="Times New Roman"/>
+        </w:rPr>
+        <w:t>Csibra</w:t>
+      </w:r>
+      <w:proofErr w:type="spellEnd"/>
+      <w:r>
+        <w:rPr>
+          <w:rFonts w:ascii="Times New Roman" w:hAnsi="Times New Roman" w:cs="Times New Roman"/>
+        </w:rPr>
+        <w:t xml:space="preserve"> et al.’s Experiment 2 finding that </w:t>
       </w:r>
       <w:r>
         <w:rPr>
@@ -19108,25 +20722,40 @@
         <w:rPr>
           <w:rFonts w:ascii="Times New Roman" w:hAnsi="Times New Roman" w:cs="Times New Roman"/>
         </w:rPr>
+        <w:lastRenderedPageBreak/>
         <w:t>Note that although</w:t>
       </w:r>
       <w:r>
         <w:rPr>
           <w:rFonts w:ascii="Times New Roman" w:hAnsi="Times New Roman" w:cs="Times New Roman"/>
         </w:rPr>
-        <w:t xml:space="preserve"> Csibra et al.’s </w:t>
-      </w:r>
-      <w:r>
-        <w:rPr>
-          <w:rFonts w:ascii="Times New Roman" w:hAnsi="Times New Roman" w:cs="Times New Roman"/>
-        </w:rPr>
-        <w:t xml:space="preserve"> </w:t>
-      </w:r>
-      <w:r>
-        <w:rPr>
-          <w:rFonts w:ascii="Times New Roman" w:hAnsi="Times New Roman" w:cs="Times New Roman"/>
-        </w:rPr>
-        <w:t xml:space="preserve">(2003) first experiment did not employ the </w:t>
+        <w:t xml:space="preserve"> </w:t>
+      </w:r>
+      <w:proofErr w:type="spellStart"/>
+      <w:r>
+        <w:rPr>
+          <w:rFonts w:ascii="Times New Roman" w:hAnsi="Times New Roman" w:cs="Times New Roman"/>
+        </w:rPr>
+        <w:t>Csibra</w:t>
+      </w:r>
+      <w:proofErr w:type="spellEnd"/>
+      <w:r>
+        <w:rPr>
+          <w:rFonts w:ascii="Times New Roman" w:hAnsi="Times New Roman" w:cs="Times New Roman"/>
+        </w:rPr>
+        <w:t xml:space="preserve"> et al.’</w:t>
+      </w:r>
+      <w:r>
+        <w:rPr>
+          <w:rFonts w:ascii="Times New Roman" w:hAnsi="Times New Roman" w:cs="Times New Roman"/>
+        </w:rPr>
+        <w:t>s (</w:t>
+      </w:r>
+      <w:r>
+        <w:rPr>
+          <w:rFonts w:ascii="Times New Roman" w:hAnsi="Times New Roman" w:cs="Times New Roman"/>
+        </w:rPr>
+        <w:t xml:space="preserve">2003) first experiment did not employ the </w:t>
       </w:r>
       <w:r>
         <w:rPr>
@@ -19332,14 +20961,7 @@
         <w:rPr>
           <w:rFonts w:ascii="Times New Roman" w:hAnsi="Times New Roman" w:cs="Times New Roman"/>
         </w:rPr>
-        <w:t xml:space="preserve">constraints from goals and </w:t>
-      </w:r>
-      <w:r>
-        <w:rPr>
-          <w:rFonts w:ascii="Times New Roman" w:hAnsi="Times New Roman" w:cs="Times New Roman"/>
-        </w:rPr>
-        <w:lastRenderedPageBreak/>
-        <w:t>behaviors. Networks were assigned either to the Inferring Goals condition (N = 20) or to the Inferring Constraints condition (N = 20)</w:t>
+        <w:t>constraints from goals and behaviors. Networks were assigned either to the Inferring Goals condition (N = 20) or to the Inferring Constraints condition (N = 20)</w:t>
       </w:r>
       <w:r>
         <w:rPr>
@@ -19486,6 +21108,7 @@
                     <w:rPr>
                       <w:noProof/>
                     </w:rPr>
+                    <w:lastRenderedPageBreak/>
                     <w:drawing>
                       <wp:inline distT="0" distB="0" distL="0" distR="0" wp14:anchorId="10C2B53C" wp14:editId="253098AE">
                         <wp:extent cx="3425408" cy="2095500"/>
@@ -19960,19 +21583,7 @@
           <w:sz w:val="24"/>
           <w:szCs w:val="24"/>
         </w:rPr>
-        <w:t xml:space="preserve"> and to the </w:t>
-      </w:r>
-      <w:r>
-        <w:rPr>
-          <w:rFonts w:ascii="Times New Roman" w:hAnsi="Times New Roman" w:cs="Times New Roman"/>
-          <w:i w:val="0"/>
-          <w:iCs w:val="0"/>
-          <w:color w:val="000000" w:themeColor="text1"/>
-          <w:sz w:val="24"/>
-          <w:szCs w:val="24"/>
-        </w:rPr>
-        <w:lastRenderedPageBreak/>
-        <w:t>Obstacle and No-Obstacle test events</w:t>
+        <w:t xml:space="preserve"> and to the Obstacle and No-Obstacle test events</w:t>
       </w:r>
       <w:r>
         <w:rPr>
@@ -20238,7 +21849,28 @@
         <w:rPr>
           <w:rFonts w:ascii="Times New Roman" w:hAnsi="Times New Roman" w:cs="Times New Roman"/>
         </w:rPr>
-        <w:t xml:space="preserve">Similarly, networks in the Inferring Constraints condition looked longer at the No-Obstacle than at the Obstacle test event. These patterns were true both across different habituation lengths as well as overall. </w:t>
+        <w:t xml:space="preserve">Similarly, networks in the Inferring </w:t>
+      </w:r>
+      <w:proofErr w:type="gramStart"/>
+      <w:r>
+        <w:rPr>
+          <w:rFonts w:ascii="Times New Roman" w:hAnsi="Times New Roman" w:cs="Times New Roman"/>
+        </w:rPr>
+        <w:t>Constraints condition</w:t>
+      </w:r>
+      <w:proofErr w:type="gramEnd"/>
+      <w:r>
+        <w:rPr>
+          <w:rFonts w:ascii="Times New Roman" w:hAnsi="Times New Roman" w:cs="Times New Roman"/>
+        </w:rPr>
+        <w:t xml:space="preserve"> looked longer at the No-Obstacle than at the Obstacle test event. These patterns were true both across different </w:t>
+      </w:r>
+      <w:r>
+        <w:rPr>
+          <w:rFonts w:ascii="Times New Roman" w:hAnsi="Times New Roman" w:cs="Times New Roman"/>
+        </w:rPr>
+        <w:lastRenderedPageBreak/>
+        <w:t xml:space="preserve">habituation lengths as well as overall. </w:t>
       </w:r>
       <w:r>
         <w:rPr>
@@ -20298,7 +21930,21 @@
         <w:rPr>
           <w:rFonts w:ascii="Times New Roman" w:hAnsi="Times New Roman" w:cs="Times New Roman"/>
         </w:rPr>
-        <w:t>between curved motion, a small barrier, and a low jump, on the one hand, and spatial contiguity between an agent and its goal, on the other. No such violation occurred for the Congruent test event</w:t>
+        <w:t xml:space="preserve">between curved motion, a small barrier, and a low jump, on the one hand, and spatial contiguity between an agent and its goal, on the other. </w:t>
+      </w:r>
+      <w:proofErr w:type="gramStart"/>
+      <w:r>
+        <w:rPr>
+          <w:rFonts w:ascii="Times New Roman" w:hAnsi="Times New Roman" w:cs="Times New Roman"/>
+        </w:rPr>
+        <w:t>No such</w:t>
+      </w:r>
+      <w:proofErr w:type="gramEnd"/>
+      <w:r>
+        <w:rPr>
+          <w:rFonts w:ascii="Times New Roman" w:hAnsi="Times New Roman" w:cs="Times New Roman"/>
+        </w:rPr>
+        <w:t xml:space="preserve"> violation occurred for the Congruent test event</w:t>
       </w:r>
       <w:r>
         <w:rPr>
@@ -20384,7 +22030,6 @@
                 <w:rFonts w:ascii="Times New Roman" w:hAnsi="Times New Roman" w:cs="Times New Roman"/>
                 <w:noProof/>
               </w:rPr>
-              <w:lastRenderedPageBreak/>
               <w:drawing>
                 <wp:inline distT="0" distB="0" distL="0" distR="0" wp14:anchorId="65BE7DBA" wp14:editId="1FB07CAC">
                   <wp:extent cx="3419475" cy="2735713"/>
@@ -20731,6 +22376,7 @@
         <w:rPr>
           <w:rFonts w:ascii="Times New Roman" w:hAnsi="Times New Roman" w:cs="Times New Roman"/>
         </w:rPr>
+        <w:lastRenderedPageBreak/>
         <w:t xml:space="preserve">Figure 11 shows that </w:t>
       </w:r>
       <w:r>
@@ -20749,7 +22395,19 @@
         <w:rPr>
           <w:rFonts w:ascii="Times New Roman" w:hAnsi="Times New Roman" w:cs="Times New Roman"/>
         </w:rPr>
-        <w:t xml:space="preserve"> exactly opposite that of ALIAS: These networks looked longer at their condition’s </w:t>
+        <w:t xml:space="preserve"> exactly opposite th</w:t>
+      </w:r>
+      <w:r>
+        <w:rPr>
+          <w:rFonts w:ascii="Times New Roman" w:hAnsi="Times New Roman" w:cs="Times New Roman"/>
+        </w:rPr>
+        <w:t>ose</w:t>
+      </w:r>
+      <w:r>
+        <w:rPr>
+          <w:rFonts w:ascii="Times New Roman" w:hAnsi="Times New Roman" w:cs="Times New Roman"/>
+        </w:rPr>
+        <w:t xml:space="preserve"> of ALIAS: These networks looked longer at their condition’s </w:t>
       </w:r>
       <w:r>
         <w:rPr>
@@ -20899,7 +22557,6 @@
                 <w:rFonts w:ascii="Times New Roman" w:hAnsi="Times New Roman" w:cs="Times New Roman"/>
                 <w:noProof/>
               </w:rPr>
-              <w:lastRenderedPageBreak/>
               <w:drawing>
                 <wp:inline distT="0" distB="0" distL="0" distR="0" wp14:anchorId="386E738F" wp14:editId="3FD690E3">
                   <wp:extent cx="3559969" cy="2847975"/>
@@ -21287,7 +22944,21 @@
         <w:rPr>
           <w:rFonts w:ascii="Times New Roman" w:hAnsi="Times New Roman" w:cs="Times New Roman"/>
         </w:rPr>
-        <w:t>that OM10's failure could not be attributed to limitations in how the Csibra et al. (2003) task was implemented</w:t>
+        <w:t xml:space="preserve">that OM10's failure could not be attributed to limitations in how the </w:t>
+      </w:r>
+      <w:proofErr w:type="spellStart"/>
+      <w:r>
+        <w:rPr>
+          <w:rFonts w:ascii="Times New Roman" w:hAnsi="Times New Roman" w:cs="Times New Roman"/>
+        </w:rPr>
+        <w:t>Csibra</w:t>
+      </w:r>
+      <w:proofErr w:type="spellEnd"/>
+      <w:r>
+        <w:rPr>
+          <w:rFonts w:ascii="Times New Roman" w:hAnsi="Times New Roman" w:cs="Times New Roman"/>
+        </w:rPr>
+        <w:t xml:space="preserve"> et al. (2003) task was implemented</w:t>
       </w:r>
       <w:r>
         <w:rPr>
@@ -21924,7 +23595,21 @@
         <w:rPr>
           <w:rFonts w:ascii="Times New Roman" w:hAnsi="Times New Roman" w:cs="Times New Roman"/>
         </w:rPr>
-        <w:t xml:space="preserve">The fact that both models replicated infants’ looking responses in Csibra et al. (2003) suggests that behavior previously interpreted as evidence for abstract, theory-like reasoning about goals, actions, and constraints can instead be explained by an associative learning mechanism that operates over differentially salient surface features. </w:t>
+        <w:t xml:space="preserve">The fact that both models replicated infants’ looking responses in </w:t>
+      </w:r>
+      <w:proofErr w:type="spellStart"/>
+      <w:r>
+        <w:rPr>
+          <w:rFonts w:ascii="Times New Roman" w:hAnsi="Times New Roman" w:cs="Times New Roman"/>
+        </w:rPr>
+        <w:t>Csibra</w:t>
+      </w:r>
+      <w:proofErr w:type="spellEnd"/>
+      <w:r>
+        <w:rPr>
+          <w:rFonts w:ascii="Times New Roman" w:hAnsi="Times New Roman" w:cs="Times New Roman"/>
+        </w:rPr>
+        <w:t xml:space="preserve"> et al. (2003) suggests that behavior previously interpreted as evidence for abstract, theory-like reasoning about goals, actions, and constraints can instead be explained by an associative learning mechanism that operates over differentially salient surface features. </w:t>
       </w:r>
       <w:r>
         <w:rPr>
@@ -21983,7 +23668,21 @@
           <w:rFonts w:ascii="Times New Roman" w:hAnsi="Times New Roman" w:cs="Times New Roman"/>
         </w:rPr>
         <w:lastRenderedPageBreak/>
-        <w:t>One finding with which ALIAS might nonetheless be predicted to struggle is that by Liu and Spelke (2017)</w:t>
+        <w:t xml:space="preserve">One finding with which ALIAS might nonetheless be predicted to struggle is that by Liu and </w:t>
+      </w:r>
+      <w:proofErr w:type="spellStart"/>
+      <w:r>
+        <w:rPr>
+          <w:rFonts w:ascii="Times New Roman" w:hAnsi="Times New Roman" w:cs="Times New Roman"/>
+        </w:rPr>
+        <w:t>Spelke</w:t>
+      </w:r>
+      <w:proofErr w:type="spellEnd"/>
+      <w:r>
+        <w:rPr>
+          <w:rFonts w:ascii="Times New Roman" w:hAnsi="Times New Roman" w:cs="Times New Roman"/>
+        </w:rPr>
+        <w:t xml:space="preserve"> (2017)</w:t>
       </w:r>
       <w:r>
         <w:rPr>
@@ -22157,7 +23856,21 @@
         <w:rPr>
           <w:rFonts w:ascii="Times New Roman" w:hAnsi="Times New Roman" w:cs="Times New Roman"/>
         </w:rPr>
-        <w:t>Liu and Spelke (2017) found that infants</w:t>
+        <w:t xml:space="preserve">Liu and </w:t>
+      </w:r>
+      <w:proofErr w:type="spellStart"/>
+      <w:r>
+        <w:rPr>
+          <w:rFonts w:ascii="Times New Roman" w:hAnsi="Times New Roman" w:cs="Times New Roman"/>
+        </w:rPr>
+        <w:t>Spelke</w:t>
+      </w:r>
+      <w:proofErr w:type="spellEnd"/>
+      <w:r>
+        <w:rPr>
+          <w:rFonts w:ascii="Times New Roman" w:hAnsi="Times New Roman" w:cs="Times New Roman"/>
+        </w:rPr>
+        <w:t xml:space="preserve"> (2017) found that infants</w:t>
       </w:r>
       <w:r>
         <w:rPr>
@@ -22293,7 +24006,21 @@
         <w:rPr>
           <w:rFonts w:ascii="Times New Roman" w:hAnsi="Times New Roman" w:cs="Times New Roman"/>
         </w:rPr>
-        <w:t xml:space="preserve"> experiment, Liu and Spelke (2017) tested</w:t>
+        <w:t xml:space="preserve"> experiment, Liu and </w:t>
+      </w:r>
+      <w:proofErr w:type="spellStart"/>
+      <w:r>
+        <w:rPr>
+          <w:rFonts w:ascii="Times New Roman" w:hAnsi="Times New Roman" w:cs="Times New Roman"/>
+        </w:rPr>
+        <w:t>Spelke</w:t>
+      </w:r>
+      <w:proofErr w:type="spellEnd"/>
+      <w:r>
+        <w:rPr>
+          <w:rFonts w:ascii="Times New Roman" w:hAnsi="Times New Roman" w:cs="Times New Roman"/>
+        </w:rPr>
+        <w:t xml:space="preserve"> (2017) tested</w:t>
       </w:r>
       <w:r>
         <w:rPr>
@@ -22567,7 +24294,14 @@
         <w:rPr>
           <w:rFonts w:ascii="Times New Roman" w:hAnsi="Times New Roman" w:cs="Times New Roman"/>
         </w:rPr>
-        <w:t>Liu and Spelke</w:t>
+        <w:t xml:space="preserve">Liu and </w:t>
+      </w:r>
+      <w:proofErr w:type="spellStart"/>
+      <w:r>
+        <w:rPr>
+          <w:rFonts w:ascii="Times New Roman" w:hAnsi="Times New Roman" w:cs="Times New Roman"/>
+        </w:rPr>
+        <w:t>Spelke</w:t>
       </w:r>
       <w:r>
         <w:rPr>
@@ -22575,6 +24309,7 @@
         </w:rPr>
         <w:t>’s</w:t>
       </w:r>
+      <w:proofErr w:type="spellEnd"/>
       <w:r>
         <w:rPr>
           <w:rFonts w:ascii="Times New Roman" w:hAnsi="Times New Roman" w:cs="Times New Roman"/>
@@ -22615,19 +24350,47 @@
         <w:rPr>
           <w:rFonts w:ascii="Times New Roman" w:hAnsi="Times New Roman" w:cs="Times New Roman"/>
         </w:rPr>
-        <w:t>the aforementioned</w:t>
-      </w:r>
-      <w:r>
-        <w:rPr>
-          <w:rFonts w:ascii="Times New Roman" w:hAnsi="Times New Roman" w:cs="Times New Roman"/>
-        </w:rPr>
-        <w:t xml:space="preserve"> domain-specific systems underpinned infants’ behavior in </w:t>
-      </w:r>
-      <w:r>
-        <w:rPr>
-          <w:rFonts w:ascii="Times New Roman" w:hAnsi="Times New Roman" w:cs="Times New Roman"/>
-        </w:rPr>
-        <w:t>Liu and Spelke (2017)</w:t>
+        <w:t xml:space="preserve">the </w:t>
+      </w:r>
+      <w:proofErr w:type="gramStart"/>
+      <w:r>
+        <w:rPr>
+          <w:rFonts w:ascii="Times New Roman" w:hAnsi="Times New Roman" w:cs="Times New Roman"/>
+        </w:rPr>
+        <w:t>aforementioned</w:t>
+      </w:r>
+      <w:r>
+        <w:rPr>
+          <w:rFonts w:ascii="Times New Roman" w:hAnsi="Times New Roman" w:cs="Times New Roman"/>
+        </w:rPr>
+        <w:t xml:space="preserve"> domain-specific</w:t>
+      </w:r>
+      <w:proofErr w:type="gramEnd"/>
+      <w:r>
+        <w:rPr>
+          <w:rFonts w:ascii="Times New Roman" w:hAnsi="Times New Roman" w:cs="Times New Roman"/>
+        </w:rPr>
+        <w:t xml:space="preserve"> systems underpinned infants’ behavior in </w:t>
+      </w:r>
+      <w:r>
+        <w:rPr>
+          <w:rFonts w:ascii="Times New Roman" w:hAnsi="Times New Roman" w:cs="Times New Roman"/>
+        </w:rPr>
+        <w:t xml:space="preserve">Liu and </w:t>
+      </w:r>
+      <w:proofErr w:type="spellStart"/>
+      <w:r>
+        <w:rPr>
+          <w:rFonts w:ascii="Times New Roman" w:hAnsi="Times New Roman" w:cs="Times New Roman"/>
+        </w:rPr>
+        <w:t>Spelke</w:t>
+      </w:r>
+      <w:proofErr w:type="spellEnd"/>
+      <w:r>
+        <w:rPr>
+          <w:rFonts w:ascii="Times New Roman" w:hAnsi="Times New Roman" w:cs="Times New Roman"/>
+        </w:rPr>
+        <w:t xml:space="preserve"> (2017)</w:t>
       </w:r>
       <w:r>
         <w:rPr>
@@ -22719,7 +24482,21 @@
         <w:rPr>
           <w:rFonts w:ascii="Times New Roman" w:eastAsia="Times New Roman" w:hAnsi="Times New Roman" w:cs="Times New Roman"/>
         </w:rPr>
-        <w:t>450 epochs because Liu and Spelke (2017) tested 6-month-olds. Following pretraining, n</w:t>
+        <w:t xml:space="preserve">450 epochs because Liu and </w:t>
+      </w:r>
+      <w:proofErr w:type="spellStart"/>
+      <w:r>
+        <w:rPr>
+          <w:rFonts w:ascii="Times New Roman" w:eastAsia="Times New Roman" w:hAnsi="Times New Roman" w:cs="Times New Roman"/>
+        </w:rPr>
+        <w:t>Spelke</w:t>
+      </w:r>
+      <w:proofErr w:type="spellEnd"/>
+      <w:r>
+        <w:rPr>
+          <w:rFonts w:ascii="Times New Roman" w:eastAsia="Times New Roman" w:hAnsi="Times New Roman" w:cs="Times New Roman"/>
+        </w:rPr>
+        <w:t xml:space="preserve"> (2017) tested 6-month-olds. Following pretraining, n</w:t>
       </w:r>
       <w:r>
         <w:rPr>
@@ -22755,7 +24532,19 @@
         <w:rPr>
           <w:rFonts w:ascii="Times New Roman" w:eastAsia="Times New Roman" w:hAnsi="Times New Roman" w:cs="Times New Roman"/>
         </w:rPr>
-        <w:t xml:space="preserve"> Experiments 1-3 in</w:t>
+        <w:t xml:space="preserve"> Experiments 1</w:t>
+      </w:r>
+      <w:r>
+        <w:rPr>
+          <w:rFonts w:ascii="Times New Roman" w:eastAsia="Times New Roman" w:hAnsi="Times New Roman" w:cs="Times New Roman"/>
+        </w:rPr>
+        <w:t>-</w:t>
+      </w:r>
+      <w:r>
+        <w:rPr>
+          <w:rFonts w:ascii="Times New Roman" w:eastAsia="Times New Roman" w:hAnsi="Times New Roman" w:cs="Times New Roman"/>
+        </w:rPr>
+        <w:t>3 in</w:t>
       </w:r>
       <w:r>
         <w:rPr>
@@ -22769,11 +24558,19 @@
         </w:rPr>
         <w:t xml:space="preserve">and </w:t>
       </w:r>
-      <w:r>
-        <w:rPr>
-          <w:rFonts w:ascii="Times New Roman" w:eastAsia="Times New Roman" w:hAnsi="Times New Roman" w:cs="Times New Roman"/>
-        </w:rPr>
-        <w:t>Spelke (</w:t>
+      <w:proofErr w:type="spellStart"/>
+      <w:r>
+        <w:rPr>
+          <w:rFonts w:ascii="Times New Roman" w:eastAsia="Times New Roman" w:hAnsi="Times New Roman" w:cs="Times New Roman"/>
+        </w:rPr>
+        <w:t>Spelke</w:t>
+      </w:r>
+      <w:proofErr w:type="spellEnd"/>
+      <w:r>
+        <w:rPr>
+          <w:rFonts w:ascii="Times New Roman" w:eastAsia="Times New Roman" w:hAnsi="Times New Roman" w:cs="Times New Roman"/>
+        </w:rPr>
+        <w:t xml:space="preserve"> (</w:t>
       </w:r>
       <w:r>
         <w:rPr>
@@ -22845,7 +24642,14 @@
         <w:rPr>
           <w:rFonts w:ascii="Times New Roman" w:hAnsi="Times New Roman" w:cs="Times New Roman"/>
         </w:rPr>
-        <w:t xml:space="preserve"> OM10 could not meaningfully simulate Liu and Spelke</w:t>
+        <w:t xml:space="preserve"> OM10 could not meaningfully simulate Liu and </w:t>
+      </w:r>
+      <w:proofErr w:type="spellStart"/>
+      <w:r>
+        <w:rPr>
+          <w:rFonts w:ascii="Times New Roman" w:hAnsi="Times New Roman" w:cs="Times New Roman"/>
+        </w:rPr>
+        <w:t>Spelke</w:t>
       </w:r>
       <w:r>
         <w:rPr>
@@ -22853,6 +24657,7 @@
         </w:rPr>
         <w:t>’s</w:t>
       </w:r>
+      <w:proofErr w:type="spellEnd"/>
       <w:r>
         <w:rPr>
           <w:rFonts w:ascii="Times New Roman" w:hAnsi="Times New Roman" w:cs="Times New Roman"/>
@@ -22899,7 +24704,21 @@
         <w:rPr>
           <w:rFonts w:ascii="Times New Roman" w:hAnsi="Times New Roman" w:cs="Times New Roman"/>
         </w:rPr>
-        <w:t xml:space="preserve"> could not be used to simulate Liu and Spelke (2017).</w:t>
+        <w:t xml:space="preserve"> could not be used to simulate Liu and </w:t>
+      </w:r>
+      <w:proofErr w:type="spellStart"/>
+      <w:r>
+        <w:rPr>
+          <w:rFonts w:ascii="Times New Roman" w:hAnsi="Times New Roman" w:cs="Times New Roman"/>
+        </w:rPr>
+        <w:t>Spelke</w:t>
+      </w:r>
+      <w:proofErr w:type="spellEnd"/>
+      <w:r>
+        <w:rPr>
+          <w:rFonts w:ascii="Times New Roman" w:hAnsi="Times New Roman" w:cs="Times New Roman"/>
+        </w:rPr>
+        <w:t xml:space="preserve"> (2017).</w:t>
       </w:r>
       <w:r>
         <w:rPr>
@@ -22929,7 +24748,21 @@
         <w:rPr>
           <w:rFonts w:ascii="Times New Roman" w:hAnsi="Times New Roman" w:cs="Times New Roman"/>
         </w:rPr>
-        <w:t>not an in-principle limitation of this model</w:t>
+        <w:t>not an in-</w:t>
+      </w:r>
+      <w:proofErr w:type="gramStart"/>
+      <w:r>
+        <w:rPr>
+          <w:rFonts w:ascii="Times New Roman" w:hAnsi="Times New Roman" w:cs="Times New Roman"/>
+        </w:rPr>
+        <w:t>principle</w:t>
+      </w:r>
+      <w:proofErr w:type="gramEnd"/>
+      <w:r>
+        <w:rPr>
+          <w:rFonts w:ascii="Times New Roman" w:hAnsi="Times New Roman" w:cs="Times New Roman"/>
+        </w:rPr>
+        <w:t xml:space="preserve"> limitation of this model</w:t>
       </w:r>
       <w:r>
         <w:rPr>
@@ -22989,7 +24822,21 @@
         <w:rPr>
           <w:rFonts w:ascii="Times New Roman" w:hAnsi="Times New Roman" w:cs="Times New Roman"/>
         </w:rPr>
-        <w:t xml:space="preserve"> how it was implemented in the previous simulations and, more importantly, from Overwalle’s (2010) original conception of it. </w:t>
+        <w:t xml:space="preserve"> how it was implemented in the previous simulations and, more importantly, from </w:t>
+      </w:r>
+      <w:proofErr w:type="spellStart"/>
+      <w:r>
+        <w:rPr>
+          <w:rFonts w:ascii="Times New Roman" w:hAnsi="Times New Roman" w:cs="Times New Roman"/>
+        </w:rPr>
+        <w:t>Overwalle’s</w:t>
+      </w:r>
+      <w:proofErr w:type="spellEnd"/>
+      <w:r>
+        <w:rPr>
+          <w:rFonts w:ascii="Times New Roman" w:hAnsi="Times New Roman" w:cs="Times New Roman"/>
+        </w:rPr>
+        <w:t xml:space="preserve"> (2010) original conception of it. </w:t>
       </w:r>
       <w:r>
         <w:rPr>
@@ -23375,8 +25222,9 @@
           <w:sz w:val="24"/>
           <w:szCs w:val="24"/>
         </w:rPr>
-        <w:t xml:space="preserve">etworks’ mean </w:t>
-      </w:r>
+        <w:t xml:space="preserve">etworks’ </w:t>
+      </w:r>
+      <w:proofErr w:type="gramStart"/>
       <w:r>
         <w:rPr>
           <w:rFonts w:ascii="Times New Roman" w:hAnsi="Times New Roman" w:cs="Times New Roman"/>
@@ -23386,8 +25234,9 @@
           <w:sz w:val="24"/>
           <w:szCs w:val="24"/>
         </w:rPr>
-        <w:t xml:space="preserve">error </w:t>
-      </w:r>
+        <w:t>mean</w:t>
+      </w:r>
+      <w:proofErr w:type="gramEnd"/>
       <w:r>
         <w:rPr>
           <w:rFonts w:ascii="Times New Roman" w:hAnsi="Times New Roman" w:cs="Times New Roman"/>
@@ -23397,7 +25246,7 @@
           <w:sz w:val="24"/>
           <w:szCs w:val="24"/>
         </w:rPr>
-        <w:t xml:space="preserve">to the </w:t>
+        <w:t xml:space="preserve"> </w:t>
       </w:r>
       <w:r>
         <w:rPr>
@@ -23408,7 +25257,7 @@
           <w:sz w:val="24"/>
           <w:szCs w:val="24"/>
         </w:rPr>
-        <w:t>High</w:t>
+        <w:t xml:space="preserve">error </w:t>
       </w:r>
       <w:r>
         <w:rPr>
@@ -23419,7 +25268,7 @@
           <w:sz w:val="24"/>
           <w:szCs w:val="24"/>
         </w:rPr>
-        <w:t>, inefficient</w:t>
+        <w:t xml:space="preserve">to the </w:t>
       </w:r>
       <w:r>
         <w:rPr>
@@ -23430,7 +25279,7 @@
           <w:sz w:val="24"/>
           <w:szCs w:val="24"/>
         </w:rPr>
-        <w:t xml:space="preserve"> and Low</w:t>
+        <w:t>High</w:t>
       </w:r>
       <w:r>
         <w:rPr>
@@ -23441,7 +25290,7 @@
           <w:sz w:val="24"/>
           <w:szCs w:val="24"/>
         </w:rPr>
-        <w:t>, efficient</w:t>
+        <w:t>, inefficient</w:t>
       </w:r>
       <w:r>
         <w:rPr>
@@ -23452,7 +25301,7 @@
           <w:sz w:val="24"/>
           <w:szCs w:val="24"/>
         </w:rPr>
-        <w:t xml:space="preserve"> </w:t>
+        <w:t xml:space="preserve"> and Low</w:t>
       </w:r>
       <w:r>
         <w:rPr>
@@ -23463,7 +25312,7 @@
           <w:sz w:val="24"/>
           <w:szCs w:val="24"/>
         </w:rPr>
-        <w:t>test events</w:t>
+        <w:t>, efficient</w:t>
       </w:r>
       <w:r>
         <w:rPr>
@@ -23474,7 +25323,29 @@
           <w:sz w:val="24"/>
           <w:szCs w:val="24"/>
         </w:rPr>
-        <w:t xml:space="preserve"> across experiments both overall (left) and across different habituation epochs (right). </w:t>
+        <w:t xml:space="preserve"> </w:t>
+      </w:r>
+      <w:r>
+        <w:rPr>
+          <w:rFonts w:ascii="Times New Roman" w:hAnsi="Times New Roman" w:cs="Times New Roman"/>
+          <w:i w:val="0"/>
+          <w:iCs w:val="0"/>
+          <w:color w:val="000000" w:themeColor="text1"/>
+          <w:sz w:val="24"/>
+          <w:szCs w:val="24"/>
+        </w:rPr>
+        <w:t>test events</w:t>
+      </w:r>
+      <w:r>
+        <w:rPr>
+          <w:rFonts w:ascii="Times New Roman" w:hAnsi="Times New Roman" w:cs="Times New Roman"/>
+          <w:i w:val="0"/>
+          <w:iCs w:val="0"/>
+          <w:color w:val="000000" w:themeColor="text1"/>
+          <w:sz w:val="24"/>
+          <w:szCs w:val="24"/>
+        </w:rPr>
+        <w:t xml:space="preserve"> across experiments overall (left) and different habituation epochs (right). </w:t>
       </w:r>
     </w:p>
     <w:p>
@@ -23553,7 +25424,21 @@
         <w:rPr>
           <w:rFonts w:ascii="Times New Roman" w:hAnsi="Times New Roman" w:cs="Times New Roman"/>
         </w:rPr>
-        <w:t>in Liu and Spelke (2017)—</w:t>
+        <w:t xml:space="preserve">in Liu and </w:t>
+      </w:r>
+      <w:proofErr w:type="spellStart"/>
+      <w:r>
+        <w:rPr>
+          <w:rFonts w:ascii="Times New Roman" w:hAnsi="Times New Roman" w:cs="Times New Roman"/>
+        </w:rPr>
+        <w:t>Spelke</w:t>
+      </w:r>
+      <w:proofErr w:type="spellEnd"/>
+      <w:r>
+        <w:rPr>
+          <w:rFonts w:ascii="Times New Roman" w:hAnsi="Times New Roman" w:cs="Times New Roman"/>
+        </w:rPr>
+        <w:t xml:space="preserve"> (2017)—</w:t>
       </w:r>
       <w:r>
         <w:rPr>
@@ -24117,7 +26002,31 @@
           <w:sz w:val="24"/>
           <w:szCs w:val="24"/>
         </w:rPr>
-        <w:t xml:space="preserve"> These experiments correspond to those in Liu and Spelke (2017).</w:t>
+        <w:t xml:space="preserve"> These experiments correspond to those in Liu and </w:t>
+      </w:r>
+      <w:proofErr w:type="spellStart"/>
+      <w:r>
+        <w:rPr>
+          <w:rFonts w:ascii="Times New Roman" w:hAnsi="Times New Roman" w:cs="Times New Roman"/>
+          <w:i w:val="0"/>
+          <w:iCs w:val="0"/>
+          <w:color w:val="000000" w:themeColor="text1"/>
+          <w:sz w:val="24"/>
+          <w:szCs w:val="24"/>
+        </w:rPr>
+        <w:t>Spelke</w:t>
+      </w:r>
+      <w:proofErr w:type="spellEnd"/>
+      <w:r>
+        <w:rPr>
+          <w:rFonts w:ascii="Times New Roman" w:hAnsi="Times New Roman" w:cs="Times New Roman"/>
+          <w:i w:val="0"/>
+          <w:iCs w:val="0"/>
+          <w:color w:val="000000" w:themeColor="text1"/>
+          <w:sz w:val="24"/>
+          <w:szCs w:val="24"/>
+        </w:rPr>
+        <w:t xml:space="preserve"> (2017).</w:t>
       </w:r>
     </w:p>
     <w:p>
@@ -24267,7 +26176,21 @@
         <w:rPr>
           <w:rFonts w:ascii="Times New Roman" w:hAnsi="Times New Roman" w:cs="Times New Roman"/>
         </w:rPr>
-        <w:t xml:space="preserve">Liu and Spelke’s (2017) </w:t>
+        <w:t xml:space="preserve">Liu and </w:t>
+      </w:r>
+      <w:proofErr w:type="spellStart"/>
+      <w:r>
+        <w:rPr>
+          <w:rFonts w:ascii="Times New Roman" w:hAnsi="Times New Roman" w:cs="Times New Roman"/>
+        </w:rPr>
+        <w:t>Spelke’s</w:t>
+      </w:r>
+      <w:proofErr w:type="spellEnd"/>
+      <w:r>
+        <w:rPr>
+          <w:rFonts w:ascii="Times New Roman" w:hAnsi="Times New Roman" w:cs="Times New Roman"/>
+        </w:rPr>
+        <w:t xml:space="preserve"> (2017) </w:t>
       </w:r>
       <w:r>
         <w:rPr>
@@ -24540,8 +26463,9 @@
           <w:sz w:val="24"/>
           <w:szCs w:val="24"/>
         </w:rPr>
-        <w:t xml:space="preserve">etworks’ mean </w:t>
-      </w:r>
+        <w:t xml:space="preserve">etworks’ </w:t>
+      </w:r>
+      <w:proofErr w:type="gramStart"/>
       <w:r>
         <w:rPr>
           <w:rFonts w:ascii="Times New Roman" w:hAnsi="Times New Roman" w:cs="Times New Roman"/>
@@ -24551,8 +26475,9 @@
           <w:sz w:val="24"/>
           <w:szCs w:val="24"/>
         </w:rPr>
-        <w:t xml:space="preserve">error </w:t>
-      </w:r>
+        <w:t>mean</w:t>
+      </w:r>
+      <w:proofErr w:type="gramEnd"/>
       <w:r>
         <w:rPr>
           <w:rFonts w:ascii="Times New Roman" w:hAnsi="Times New Roman" w:cs="Times New Roman"/>
@@ -24562,7 +26487,7 @@
           <w:sz w:val="24"/>
           <w:szCs w:val="24"/>
         </w:rPr>
-        <w:t xml:space="preserve">to the </w:t>
+        <w:t xml:space="preserve"> </w:t>
       </w:r>
       <w:r>
         <w:rPr>
@@ -24573,7 +26498,7 @@
           <w:sz w:val="24"/>
           <w:szCs w:val="24"/>
         </w:rPr>
-        <w:t>High</w:t>
+        <w:t xml:space="preserve">error </w:t>
       </w:r>
       <w:r>
         <w:rPr>
@@ -24584,7 +26509,7 @@
           <w:sz w:val="24"/>
           <w:szCs w:val="24"/>
         </w:rPr>
-        <w:t>, inefficient</w:t>
+        <w:t xml:space="preserve">to the </w:t>
       </w:r>
       <w:r>
         <w:rPr>
@@ -24595,7 +26520,7 @@
           <w:sz w:val="24"/>
           <w:szCs w:val="24"/>
         </w:rPr>
-        <w:t xml:space="preserve"> and Low</w:t>
+        <w:t>High</w:t>
       </w:r>
       <w:r>
         <w:rPr>
@@ -24606,7 +26531,7 @@
           <w:sz w:val="24"/>
           <w:szCs w:val="24"/>
         </w:rPr>
-        <w:t>, efficient</w:t>
+        <w:t>, inefficient</w:t>
       </w:r>
       <w:r>
         <w:rPr>
@@ -24617,7 +26542,7 @@
           <w:sz w:val="24"/>
           <w:szCs w:val="24"/>
         </w:rPr>
-        <w:t xml:space="preserve"> </w:t>
+        <w:t xml:space="preserve"> and Low</w:t>
       </w:r>
       <w:r>
         <w:rPr>
@@ -24628,7 +26553,7 @@
           <w:sz w:val="24"/>
           <w:szCs w:val="24"/>
         </w:rPr>
-        <w:t>test events</w:t>
+        <w:t>, efficient</w:t>
       </w:r>
       <w:r>
         <w:rPr>
@@ -24650,7 +26575,7 @@
           <w:sz w:val="24"/>
           <w:szCs w:val="24"/>
         </w:rPr>
-        <w:t>across experiments both overall</w:t>
+        <w:t>test events</w:t>
       </w:r>
       <w:r>
         <w:rPr>
@@ -24661,7 +26586,7 @@
           <w:sz w:val="24"/>
           <w:szCs w:val="24"/>
         </w:rPr>
-        <w:t xml:space="preserve">. </w:t>
+        <w:t xml:space="preserve"> </w:t>
       </w:r>
       <w:r>
         <w:rPr>
@@ -24672,7 +26597,53 @@
           <w:sz w:val="24"/>
           <w:szCs w:val="24"/>
         </w:rPr>
-        <w:t>These experiments correspond to those in Liu and Spelke (2017).</w:t>
+        <w:t>across experiments overall</w:t>
+      </w:r>
+      <w:r>
+        <w:rPr>
+          <w:rFonts w:ascii="Times New Roman" w:hAnsi="Times New Roman" w:cs="Times New Roman"/>
+          <w:i w:val="0"/>
+          <w:iCs w:val="0"/>
+          <w:color w:val="000000" w:themeColor="text1"/>
+          <w:sz w:val="24"/>
+          <w:szCs w:val="24"/>
+        </w:rPr>
+        <w:t xml:space="preserve">. </w:t>
+      </w:r>
+      <w:r>
+        <w:rPr>
+          <w:rFonts w:ascii="Times New Roman" w:hAnsi="Times New Roman" w:cs="Times New Roman"/>
+          <w:i w:val="0"/>
+          <w:iCs w:val="0"/>
+          <w:color w:val="000000" w:themeColor="text1"/>
+          <w:sz w:val="24"/>
+          <w:szCs w:val="24"/>
+        </w:rPr>
+        <w:t xml:space="preserve">These experiments correspond to those in Liu and </w:t>
+      </w:r>
+      <w:proofErr w:type="spellStart"/>
+      <w:r>
+        <w:rPr>
+          <w:rFonts w:ascii="Times New Roman" w:hAnsi="Times New Roman" w:cs="Times New Roman"/>
+          <w:i w:val="0"/>
+          <w:iCs w:val="0"/>
+          <w:color w:val="000000" w:themeColor="text1"/>
+          <w:sz w:val="24"/>
+          <w:szCs w:val="24"/>
+        </w:rPr>
+        <w:t>Spelke</w:t>
+      </w:r>
+      <w:proofErr w:type="spellEnd"/>
+      <w:r>
+        <w:rPr>
+          <w:rFonts w:ascii="Times New Roman" w:hAnsi="Times New Roman" w:cs="Times New Roman"/>
+          <w:i w:val="0"/>
+          <w:iCs w:val="0"/>
+          <w:color w:val="000000" w:themeColor="text1"/>
+          <w:sz w:val="24"/>
+          <w:szCs w:val="24"/>
+        </w:rPr>
+        <w:t xml:space="preserve"> (2017).</w:t>
       </w:r>
     </w:p>
     <w:p/>
@@ -24755,7 +26726,21 @@
         <w:rPr>
           <w:rFonts w:ascii="Times New Roman" w:hAnsi="Times New Roman" w:cs="Times New Roman"/>
         </w:rPr>
-        <w:t xml:space="preserve"> However, in the Control condition, networks looked about equally long at both test events. This latter finding conflicts with ALIAS’s and infants’ tendency to look numerically longer at the Low, efficient than at the High, inefficient test event. ALIAS-2’s performance </w:t>
+        <w:t xml:space="preserve"> However, in the Control condition, networks looked about equally long at both test events. This </w:t>
+      </w:r>
+      <w:proofErr w:type="gramStart"/>
+      <w:r>
+        <w:rPr>
+          <w:rFonts w:ascii="Times New Roman" w:hAnsi="Times New Roman" w:cs="Times New Roman"/>
+        </w:rPr>
+        <w:t>latter finding</w:t>
+      </w:r>
+      <w:proofErr w:type="gramEnd"/>
+      <w:r>
+        <w:rPr>
+          <w:rFonts w:ascii="Times New Roman" w:hAnsi="Times New Roman" w:cs="Times New Roman"/>
+        </w:rPr>
+        <w:t xml:space="preserve"> conflicts with ALIAS’s and infants’ tendency to look numerically longer at the Low, efficient than at the High, inefficient test event. ALIAS-2’s performance </w:t>
       </w:r>
       <w:r>
         <w:rPr>
@@ -24779,7 +26764,21 @@
         <w:rPr>
           <w:rFonts w:ascii="Times New Roman" w:hAnsi="Times New Roman" w:cs="Times New Roman"/>
         </w:rPr>
-        <w:t>account for infants’ looking responses across Liu and Spelke (2017)</w:t>
+        <w:t xml:space="preserve">account for infants’ looking responses across Liu and </w:t>
+      </w:r>
+      <w:proofErr w:type="spellStart"/>
+      <w:r>
+        <w:rPr>
+          <w:rFonts w:ascii="Times New Roman" w:hAnsi="Times New Roman" w:cs="Times New Roman"/>
+        </w:rPr>
+        <w:t>Spelke</w:t>
+      </w:r>
+      <w:proofErr w:type="spellEnd"/>
+      <w:r>
+        <w:rPr>
+          <w:rFonts w:ascii="Times New Roman" w:hAnsi="Times New Roman" w:cs="Times New Roman"/>
+        </w:rPr>
+        <w:t xml:space="preserve"> (2017)</w:t>
       </w:r>
       <w:r>
         <w:rPr>
@@ -24850,7 +26849,43 @@
         <w:rPr>
           <w:rFonts w:ascii="Times New Roman" w:hAnsi="Times New Roman" w:cs="Times New Roman"/>
         </w:rPr>
-        <w:t xml:space="preserve"> is that the presentation of a small obstacle, high jump, and substantial vertical clearance during the High, inefficient test event violated the association that networks formed among a small obstacle, low jump, small vertical clearance during the pretraining phase. </w:t>
+        <w:t xml:space="preserve"> is that the presentation of a small obstacle, </w:t>
+      </w:r>
+      <w:r>
+        <w:rPr>
+          <w:rFonts w:ascii="Times New Roman" w:hAnsi="Times New Roman" w:cs="Times New Roman"/>
+        </w:rPr>
+        <w:t xml:space="preserve">a </w:t>
+      </w:r>
+      <w:r>
+        <w:rPr>
+          <w:rFonts w:ascii="Times New Roman" w:hAnsi="Times New Roman" w:cs="Times New Roman"/>
+        </w:rPr>
+        <w:t xml:space="preserve">high jump, and substantial vertical clearance during the High, inefficient test event violated the association that networks formed among a small obstacle, </w:t>
+      </w:r>
+      <w:r>
+        <w:rPr>
+          <w:rFonts w:ascii="Times New Roman" w:hAnsi="Times New Roman" w:cs="Times New Roman"/>
+        </w:rPr>
+        <w:t xml:space="preserve">a </w:t>
+      </w:r>
+      <w:r>
+        <w:rPr>
+          <w:rFonts w:ascii="Times New Roman" w:hAnsi="Times New Roman" w:cs="Times New Roman"/>
+        </w:rPr>
+        <w:t xml:space="preserve">low jump, </w:t>
+      </w:r>
+      <w:r>
+        <w:rPr>
+          <w:rFonts w:ascii="Times New Roman" w:hAnsi="Times New Roman" w:cs="Times New Roman"/>
+        </w:rPr>
+        <w:t xml:space="preserve">and </w:t>
+      </w:r>
+      <w:r>
+        <w:rPr>
+          <w:rFonts w:ascii="Times New Roman" w:hAnsi="Times New Roman" w:cs="Times New Roman"/>
+        </w:rPr>
+        <w:t xml:space="preserve">small vertical clearance during the pretraining phase. </w:t>
       </w:r>
       <w:r>
         <w:rPr>
@@ -24862,7 +26897,21 @@
         <w:rPr>
           <w:rFonts w:ascii="Times New Roman" w:hAnsi="Times New Roman" w:cs="Times New Roman"/>
         </w:rPr>
-        <w:t xml:space="preserve">the reason networks showed attenuated looking to the Low, efficient test event during the same experiments is that </w:t>
+        <w:t xml:space="preserve">the reason networks showed attenuated looking </w:t>
+      </w:r>
+      <w:proofErr w:type="gramStart"/>
+      <w:r>
+        <w:rPr>
+          <w:rFonts w:ascii="Times New Roman" w:hAnsi="Times New Roman" w:cs="Times New Roman"/>
+        </w:rPr>
+        <w:t>to</w:t>
+      </w:r>
+      <w:proofErr w:type="gramEnd"/>
+      <w:r>
+        <w:rPr>
+          <w:rFonts w:ascii="Times New Roman" w:hAnsi="Times New Roman" w:cs="Times New Roman"/>
+        </w:rPr>
+        <w:t xml:space="preserve"> the Low, efficient test event during the same experiments is that </w:t>
       </w:r>
       <w:r>
         <w:rPr>
@@ -24991,7 +27040,21 @@
         <w:rPr>
           <w:rFonts w:ascii="Times New Roman" w:hAnsi="Times New Roman" w:cs="Times New Roman"/>
         </w:rPr>
-        <w:t>to reproduce infants’ looking responses across the experiments in Liu and Spelke (201</w:t>
+        <w:t xml:space="preserve">to reproduce infants’ looking responses across the experiments in Liu and </w:t>
+      </w:r>
+      <w:proofErr w:type="spellStart"/>
+      <w:r>
+        <w:rPr>
+          <w:rFonts w:ascii="Times New Roman" w:hAnsi="Times New Roman" w:cs="Times New Roman"/>
+        </w:rPr>
+        <w:t>Spelke</w:t>
+      </w:r>
+      <w:proofErr w:type="spellEnd"/>
+      <w:r>
+        <w:rPr>
+          <w:rFonts w:ascii="Times New Roman" w:hAnsi="Times New Roman" w:cs="Times New Roman"/>
+        </w:rPr>
+        <w:t xml:space="preserve"> (201</w:t>
       </w:r>
       <w:r>
         <w:rPr>
@@ -25138,7 +27201,14 @@
         <w:rPr>
           <w:rFonts w:ascii="Times New Roman" w:hAnsi="Times New Roman" w:cs="Times New Roman"/>
         </w:rPr>
-        <w:t xml:space="preserve"> Of particular </w:t>
+        <w:t xml:space="preserve"> Of </w:t>
+      </w:r>
+      <w:proofErr w:type="gramStart"/>
+      <w:r>
+        <w:rPr>
+          <w:rFonts w:ascii="Times New Roman" w:hAnsi="Times New Roman" w:cs="Times New Roman"/>
+        </w:rPr>
+        <w:t xml:space="preserve">particular </w:t>
       </w:r>
       <w:r>
         <w:rPr>
@@ -25146,6 +27216,7 @@
         </w:rPr>
         <w:t>note</w:t>
       </w:r>
+      <w:proofErr w:type="gramEnd"/>
       <w:r>
         <w:rPr>
           <w:rFonts w:ascii="Times New Roman" w:hAnsi="Times New Roman" w:cs="Times New Roman"/>
@@ -25392,7 +27463,19 @@
         <w:rPr>
           <w:rFonts w:ascii="Times New Roman" w:eastAsia="Times New Roman" w:hAnsi="Times New Roman" w:cs="Times New Roman"/>
         </w:rPr>
-        <w:t xml:space="preserve"> changes were made to the model. The first involved reducing the length of the pretraining phase</w:t>
+        <w:t xml:space="preserve"> changes were made to the model. The first</w:t>
+      </w:r>
+      <w:r>
+        <w:rPr>
+          <w:rFonts w:ascii="Times New Roman" w:eastAsia="Times New Roman" w:hAnsi="Times New Roman" w:cs="Times New Roman"/>
+        </w:rPr>
+        <w:t xml:space="preserve"> set of changes</w:t>
+      </w:r>
+      <w:r>
+        <w:rPr>
+          <w:rFonts w:ascii="Times New Roman" w:eastAsia="Times New Roman" w:hAnsi="Times New Roman" w:cs="Times New Roman"/>
+        </w:rPr>
+        <w:t xml:space="preserve"> involved reducing the length of the pretraining phase</w:t>
       </w:r>
       <w:r>
         <w:rPr>
@@ -26359,8 +28442,9 @@
           <w:sz w:val="24"/>
           <w:szCs w:val="24"/>
         </w:rPr>
-        <w:t xml:space="preserve">etworks’ mean </w:t>
-      </w:r>
+        <w:t xml:space="preserve">etworks’ </w:t>
+      </w:r>
+      <w:proofErr w:type="gramStart"/>
       <w:r>
         <w:rPr>
           <w:rFonts w:ascii="Times New Roman" w:hAnsi="Times New Roman" w:cs="Times New Roman"/>
@@ -26370,8 +28454,9 @@
           <w:sz w:val="24"/>
           <w:szCs w:val="24"/>
         </w:rPr>
-        <w:t xml:space="preserve">error </w:t>
-      </w:r>
+        <w:t>mean</w:t>
+      </w:r>
+      <w:proofErr w:type="gramEnd"/>
       <w:r>
         <w:rPr>
           <w:rFonts w:ascii="Times New Roman" w:hAnsi="Times New Roman" w:cs="Times New Roman"/>
@@ -26381,7 +28466,7 @@
           <w:sz w:val="24"/>
           <w:szCs w:val="24"/>
         </w:rPr>
-        <w:t xml:space="preserve">to the </w:t>
+        <w:t xml:space="preserve"> </w:t>
       </w:r>
       <w:r>
         <w:rPr>
@@ -26392,7 +28477,7 @@
           <w:sz w:val="24"/>
           <w:szCs w:val="24"/>
         </w:rPr>
-        <w:t>Efficient and Inefficient test events in the Experimental (top row)</w:t>
+        <w:t xml:space="preserve">error </w:t>
       </w:r>
       <w:r>
         <w:rPr>
@@ -26403,7 +28488,7 @@
           <w:sz w:val="24"/>
           <w:szCs w:val="24"/>
         </w:rPr>
-        <w:t xml:space="preserve"> </w:t>
+        <w:t xml:space="preserve">to the </w:t>
       </w:r>
       <w:r>
         <w:rPr>
@@ -26414,7 +28499,7 @@
           <w:sz w:val="24"/>
           <w:szCs w:val="24"/>
         </w:rPr>
-        <w:t xml:space="preserve">and Control conditions, </w:t>
+        <w:t>Efficient and Inefficient test events in the Experimental (top row)</w:t>
       </w:r>
       <w:r>
         <w:rPr>
@@ -26425,7 +28510,7 @@
           <w:sz w:val="24"/>
           <w:szCs w:val="24"/>
         </w:rPr>
-        <w:t>both overall (left</w:t>
+        <w:t xml:space="preserve"> </w:t>
       </w:r>
       <w:r>
         <w:rPr>
@@ -26436,7 +28521,7 @@
           <w:sz w:val="24"/>
           <w:szCs w:val="24"/>
         </w:rPr>
-        <w:t xml:space="preserve"> </w:t>
+        <w:t xml:space="preserve">and Control conditions, </w:t>
       </w:r>
       <w:r>
         <w:rPr>
@@ -26447,8 +28532,7 @@
           <w:sz w:val="24"/>
           <w:szCs w:val="24"/>
         </w:rPr>
-        <w:lastRenderedPageBreak/>
-        <w:t>column</w:t>
+        <w:t>both overall (left</w:t>
       </w:r>
       <w:r>
         <w:rPr>
@@ -26459,7 +28543,7 @@
           <w:sz w:val="24"/>
           <w:szCs w:val="24"/>
         </w:rPr>
-        <w:t>) and across different habituation epochs (right</w:t>
+        <w:t xml:space="preserve"> </w:t>
       </w:r>
       <w:r>
         <w:rPr>
@@ -26470,7 +28554,8 @@
           <w:sz w:val="24"/>
           <w:szCs w:val="24"/>
         </w:rPr>
-        <w:t xml:space="preserve"> column</w:t>
+        <w:lastRenderedPageBreak/>
+        <w:t>column</w:t>
       </w:r>
       <w:r>
         <w:rPr>
@@ -26481,7 +28566,7 @@
           <w:sz w:val="24"/>
           <w:szCs w:val="24"/>
         </w:rPr>
-        <w:t xml:space="preserve">). </w:t>
+        <w:t>) and across different habituation epochs (right</w:t>
       </w:r>
       <w:r>
         <w:rPr>
@@ -26492,7 +28577,51 @@
           <w:sz w:val="24"/>
           <w:szCs w:val="24"/>
         </w:rPr>
-        <w:t xml:space="preserve">The Experimental and Controls correspond to Experiments </w:t>
+        <w:t xml:space="preserve"> column</w:t>
+      </w:r>
+      <w:r>
+        <w:rPr>
+          <w:rFonts w:ascii="Times New Roman" w:hAnsi="Times New Roman" w:cs="Times New Roman"/>
+          <w:i w:val="0"/>
+          <w:iCs w:val="0"/>
+          <w:color w:val="000000" w:themeColor="text1"/>
+          <w:sz w:val="24"/>
+          <w:szCs w:val="24"/>
+        </w:rPr>
+        <w:t xml:space="preserve">). </w:t>
+      </w:r>
+      <w:r>
+        <w:rPr>
+          <w:rFonts w:ascii="Times New Roman" w:hAnsi="Times New Roman" w:cs="Times New Roman"/>
+          <w:i w:val="0"/>
+          <w:iCs w:val="0"/>
+          <w:color w:val="000000" w:themeColor="text1"/>
+          <w:sz w:val="24"/>
+          <w:szCs w:val="24"/>
+        </w:rPr>
+        <w:t>The Experimental and Control</w:t>
+      </w:r>
+      <w:r>
+        <w:rPr>
+          <w:rFonts w:ascii="Times New Roman" w:hAnsi="Times New Roman" w:cs="Times New Roman"/>
+          <w:i w:val="0"/>
+          <w:iCs w:val="0"/>
+          <w:color w:val="000000" w:themeColor="text1"/>
+          <w:sz w:val="24"/>
+          <w:szCs w:val="24"/>
+        </w:rPr>
+        <w:t xml:space="preserve"> conditions</w:t>
+      </w:r>
+      <w:r>
+        <w:rPr>
+          <w:rFonts w:ascii="Times New Roman" w:hAnsi="Times New Roman" w:cs="Times New Roman"/>
+          <w:i w:val="0"/>
+          <w:iCs w:val="0"/>
+          <w:color w:val="000000" w:themeColor="text1"/>
+          <w:sz w:val="24"/>
+          <w:szCs w:val="24"/>
+        </w:rPr>
+        <w:t xml:space="preserve"> correspond to Experiments </w:t>
       </w:r>
       <w:r>
         <w:rPr>
@@ -26580,7 +28709,21 @@
         <w:rPr>
           <w:rFonts w:ascii="Times New Roman" w:eastAsia="Times New Roman" w:hAnsi="Times New Roman" w:cs="Times New Roman"/>
         </w:rPr>
-        <w:t xml:space="preserve"> results—which are shown in Figure 17</w:t>
+        <w:t xml:space="preserve"> </w:t>
+      </w:r>
+      <w:proofErr w:type="gramStart"/>
+      <w:r>
+        <w:rPr>
+          <w:rFonts w:ascii="Times New Roman" w:eastAsia="Times New Roman" w:hAnsi="Times New Roman" w:cs="Times New Roman"/>
+        </w:rPr>
+        <w:t>results—which are</w:t>
+      </w:r>
+      <w:proofErr w:type="gramEnd"/>
+      <w:r>
+        <w:rPr>
+          <w:rFonts w:ascii="Times New Roman" w:eastAsia="Times New Roman" w:hAnsi="Times New Roman" w:cs="Times New Roman"/>
+        </w:rPr>
+        <w:t xml:space="preserve"> shown in Figure 17</w:t>
       </w:r>
       <w:r>
         <w:rPr>
@@ -26604,13 +28747,27 @@
         <w:rPr>
           <w:rFonts w:ascii="Times New Roman" w:eastAsia="Times New Roman" w:hAnsi="Times New Roman" w:cs="Times New Roman"/>
         </w:rPr>
-        <w:t xml:space="preserve">networks in the </w:t>
-      </w:r>
-      <w:r>
-        <w:rPr>
-          <w:rFonts w:ascii="Times New Roman" w:eastAsia="Times New Roman" w:hAnsi="Times New Roman" w:cs="Times New Roman"/>
-        </w:rPr>
-        <w:t xml:space="preserve">Experimental </w:t>
+        <w:t xml:space="preserve">networks in </w:t>
+      </w:r>
+      <w:proofErr w:type="gramStart"/>
+      <w:r>
+        <w:rPr>
+          <w:rFonts w:ascii="Times New Roman" w:eastAsia="Times New Roman" w:hAnsi="Times New Roman" w:cs="Times New Roman"/>
+        </w:rPr>
+        <w:t xml:space="preserve">the </w:t>
+      </w:r>
+      <w:r>
+        <w:rPr>
+          <w:rFonts w:ascii="Times New Roman" w:eastAsia="Times New Roman" w:hAnsi="Times New Roman" w:cs="Times New Roman"/>
+        </w:rPr>
+        <w:t>Experimental</w:t>
+      </w:r>
+      <w:proofErr w:type="gramEnd"/>
+      <w:r>
+        <w:rPr>
+          <w:rFonts w:ascii="Times New Roman" w:eastAsia="Times New Roman" w:hAnsi="Times New Roman" w:cs="Times New Roman"/>
+        </w:rPr>
+        <w:t xml:space="preserve"> </w:t>
       </w:r>
       <w:r>
         <w:rPr>
@@ -26992,7 +29149,27 @@
           <w:sz w:val="24"/>
           <w:szCs w:val="24"/>
         </w:rPr>
-        <w:t xml:space="preserve"> in the No Training condition</w:t>
+        <w:t xml:space="preserve"> in </w:t>
+      </w:r>
+      <w:proofErr w:type="gramStart"/>
+      <w:r>
+        <w:rPr>
+          <w:rFonts w:ascii="Times New Roman" w:hAnsi="Times New Roman" w:cs="Times New Roman"/>
+          <w:color w:val="000000" w:themeColor="text1"/>
+          <w:sz w:val="24"/>
+          <w:szCs w:val="24"/>
+        </w:rPr>
+        <w:t>the No</w:t>
+      </w:r>
+      <w:proofErr w:type="gramEnd"/>
+      <w:r>
+        <w:rPr>
+          <w:rFonts w:ascii="Times New Roman" w:hAnsi="Times New Roman" w:cs="Times New Roman"/>
+          <w:color w:val="000000" w:themeColor="text1"/>
+          <w:sz w:val="24"/>
+          <w:szCs w:val="24"/>
+        </w:rPr>
+        <w:t xml:space="preserve"> Training condition</w:t>
       </w:r>
       <w:r>
         <w:rPr>
@@ -27213,11 +29390,19 @@
         </w:rPr>
         <w:t xml:space="preserve">the </w:t>
       </w:r>
-      <w:r>
-        <w:rPr>
-          <w:rFonts w:ascii="Times New Roman" w:eastAsia="Times New Roman" w:hAnsi="Times New Roman" w:cs="Times New Roman"/>
-        </w:rPr>
-        <w:t>attentional boost that networks experienced</w:t>
+      <w:proofErr w:type="gramStart"/>
+      <w:r>
+        <w:rPr>
+          <w:rFonts w:ascii="Times New Roman" w:eastAsia="Times New Roman" w:hAnsi="Times New Roman" w:cs="Times New Roman"/>
+        </w:rPr>
+        <w:t>attentional</w:t>
+      </w:r>
+      <w:proofErr w:type="gramEnd"/>
+      <w:r>
+        <w:rPr>
+          <w:rFonts w:ascii="Times New Roman" w:eastAsia="Times New Roman" w:hAnsi="Times New Roman" w:cs="Times New Roman"/>
+        </w:rPr>
+        <w:t xml:space="preserve"> boost that networks experienced</w:t>
       </w:r>
       <w:r>
         <w:rPr>
@@ -27471,7 +29656,27 @@
           <w:sz w:val="24"/>
           <w:szCs w:val="24"/>
         </w:rPr>
-        <w:t xml:space="preserve"> in the Ineffective </w:t>
+        <w:t xml:space="preserve"> in </w:t>
+      </w:r>
+      <w:proofErr w:type="gramStart"/>
+      <w:r>
+        <w:rPr>
+          <w:rFonts w:ascii="Times New Roman" w:hAnsi="Times New Roman" w:cs="Times New Roman"/>
+          <w:color w:val="000000" w:themeColor="text1"/>
+          <w:sz w:val="24"/>
+          <w:szCs w:val="24"/>
+        </w:rPr>
+        <w:t>the Ineffective</w:t>
+      </w:r>
+      <w:proofErr w:type="gramEnd"/>
+      <w:r>
+        <w:rPr>
+          <w:rFonts w:ascii="Times New Roman" w:hAnsi="Times New Roman" w:cs="Times New Roman"/>
+          <w:color w:val="000000" w:themeColor="text1"/>
+          <w:sz w:val="24"/>
+          <w:szCs w:val="24"/>
+        </w:rPr>
+        <w:t xml:space="preserve"> </w:t>
       </w:r>
       <w:r>
         <w:rPr>
@@ -27533,6 +29738,7 @@
         </w:rPr>
         <w:t xml:space="preserve">overall </w:t>
       </w:r>
+      <w:proofErr w:type="gramStart"/>
       <w:r>
         <w:rPr>
           <w:rFonts w:ascii="Times New Roman" w:hAnsi="Times New Roman" w:cs="Times New Roman"/>
@@ -27542,7 +29748,19 @@
           <w:sz w:val="24"/>
           <w:szCs w:val="24"/>
         </w:rPr>
-        <w:t xml:space="preserve">mean </w:t>
+        <w:t>mean</w:t>
+      </w:r>
+      <w:proofErr w:type="gramEnd"/>
+      <w:r>
+        <w:rPr>
+          <w:rFonts w:ascii="Times New Roman" w:hAnsi="Times New Roman" w:cs="Times New Roman"/>
+          <w:i w:val="0"/>
+          <w:iCs w:val="0"/>
+          <w:color w:val="000000" w:themeColor="text1"/>
+          <w:sz w:val="24"/>
+          <w:szCs w:val="24"/>
+        </w:rPr>
+        <w:t xml:space="preserve"> </w:t>
       </w:r>
       <w:r>
         <w:rPr>
@@ -27639,7 +29857,19 @@
         <w:rPr>
           <w:rFonts w:ascii="Times New Roman" w:eastAsia="Times New Roman" w:hAnsi="Times New Roman" w:cs="Times New Roman"/>
         </w:rPr>
-        <w:t>the Ineffective Action condition—like infants in the corresponding behavioral condition—looked about equally at both test events.</w:t>
+        <w:t xml:space="preserve">the Ineffective Action condition—like infants in the corresponding behavioral condition—looked about equally </w:t>
+      </w:r>
+      <w:r>
+        <w:rPr>
+          <w:rFonts w:ascii="Times New Roman" w:eastAsia="Times New Roman" w:hAnsi="Times New Roman" w:cs="Times New Roman"/>
+        </w:rPr>
+        <w:t xml:space="preserve">long </w:t>
+      </w:r>
+      <w:r>
+        <w:rPr>
+          <w:rFonts w:ascii="Times New Roman" w:eastAsia="Times New Roman" w:hAnsi="Times New Roman" w:cs="Times New Roman"/>
+        </w:rPr>
+        <w:t>at both test events.</w:t>
       </w:r>
       <w:r>
         <w:rPr>
@@ -27974,7 +30204,55 @@
           <w:sz w:val="24"/>
           <w:szCs w:val="24"/>
         </w:rPr>
-        <w:t>Performance of ALIAS in the Effective Action condition. (Left) Overall error produced to the Efficient and Inefficient test events for networks in the Experimental condition. (Right) Overall error produced to the Efficient and Inefficient test events for networks in the Control condition.</w:t>
+        <w:t xml:space="preserve">Performance of ALIAS in </w:t>
+      </w:r>
+      <w:proofErr w:type="gramStart"/>
+      <w:r>
+        <w:rPr>
+          <w:rFonts w:ascii="Times New Roman" w:hAnsi="Times New Roman" w:cs="Times New Roman"/>
+          <w:i w:val="0"/>
+          <w:iCs w:val="0"/>
+          <w:color w:val="000000" w:themeColor="text1"/>
+          <w:sz w:val="24"/>
+          <w:szCs w:val="24"/>
+        </w:rPr>
+        <w:t>the Effective</w:t>
+      </w:r>
+      <w:proofErr w:type="gramEnd"/>
+      <w:r>
+        <w:rPr>
+          <w:rFonts w:ascii="Times New Roman" w:hAnsi="Times New Roman" w:cs="Times New Roman"/>
+          <w:i w:val="0"/>
+          <w:iCs w:val="0"/>
+          <w:color w:val="000000" w:themeColor="text1"/>
+          <w:sz w:val="24"/>
+          <w:szCs w:val="24"/>
+        </w:rPr>
+        <w:t xml:space="preserve"> Action condition. (Left) Overall error produced to the Efficient and Inefficient test events for networks in </w:t>
+      </w:r>
+      <w:proofErr w:type="gramStart"/>
+      <w:r>
+        <w:rPr>
+          <w:rFonts w:ascii="Times New Roman" w:hAnsi="Times New Roman" w:cs="Times New Roman"/>
+          <w:i w:val="0"/>
+          <w:iCs w:val="0"/>
+          <w:color w:val="000000" w:themeColor="text1"/>
+          <w:sz w:val="24"/>
+          <w:szCs w:val="24"/>
+        </w:rPr>
+        <w:t>the Experimental</w:t>
+      </w:r>
+      <w:proofErr w:type="gramEnd"/>
+      <w:r>
+        <w:rPr>
+          <w:rFonts w:ascii="Times New Roman" w:hAnsi="Times New Roman" w:cs="Times New Roman"/>
+          <w:i w:val="0"/>
+          <w:iCs w:val="0"/>
+          <w:color w:val="000000" w:themeColor="text1"/>
+          <w:sz w:val="24"/>
+          <w:szCs w:val="24"/>
+        </w:rPr>
+        <w:t xml:space="preserve"> condition. (Right) Overall error produced to the Efficient and Inefficient test events for networks in the Control condition.</w:t>
       </w:r>
       <w:r>
         <w:rPr>
@@ -28041,7 +30319,21 @@
         <w:rPr>
           <w:rFonts w:ascii="Times New Roman" w:eastAsia="Times New Roman" w:hAnsi="Times New Roman" w:cs="Times New Roman"/>
         </w:rPr>
-        <w:t>present account makes is that the attentional boost that infants experience in the Effective Action condition is fleeting.</w:t>
+        <w:t xml:space="preserve">present account makes is that the </w:t>
+      </w:r>
+      <w:proofErr w:type="gramStart"/>
+      <w:r>
+        <w:rPr>
+          <w:rFonts w:ascii="Times New Roman" w:eastAsia="Times New Roman" w:hAnsi="Times New Roman" w:cs="Times New Roman"/>
+        </w:rPr>
+        <w:t>attentional</w:t>
+      </w:r>
+      <w:proofErr w:type="gramEnd"/>
+      <w:r>
+        <w:rPr>
+          <w:rFonts w:ascii="Times New Roman" w:eastAsia="Times New Roman" w:hAnsi="Times New Roman" w:cs="Times New Roman"/>
+        </w:rPr>
+        <w:t xml:space="preserve"> boost that infants experience in the Effective Action condition is fleeting.</w:t>
       </w:r>
       <w:r>
         <w:rPr>
@@ -28268,7 +30560,14 @@
         <w:rPr>
           <w:rFonts w:ascii="Times New Roman" w:eastAsia="Times New Roman" w:hAnsi="Times New Roman" w:cs="Times New Roman"/>
         </w:rPr>
-        <w:t xml:space="preserve">, with the </w:t>
+        <w:t xml:space="preserve">, </w:t>
+      </w:r>
+      <w:proofErr w:type="gramStart"/>
+      <w:r>
+        <w:rPr>
+          <w:rFonts w:ascii="Times New Roman" w:eastAsia="Times New Roman" w:hAnsi="Times New Roman" w:cs="Times New Roman"/>
+        </w:rPr>
+        <w:t xml:space="preserve">with the </w:t>
       </w:r>
       <w:r>
         <w:rPr>
@@ -28280,7 +30579,14 @@
         <w:rPr>
           <w:rFonts w:ascii="Times New Roman" w:eastAsia="Times New Roman" w:hAnsi="Times New Roman" w:cs="Times New Roman"/>
         </w:rPr>
-        <w:t xml:space="preserve"> of the barrier,</w:t>
+        <w:t xml:space="preserve"> of</w:t>
+      </w:r>
+      <w:proofErr w:type="gramEnd"/>
+      <w:r>
+        <w:rPr>
+          <w:rFonts w:ascii="Times New Roman" w:eastAsia="Times New Roman" w:hAnsi="Times New Roman" w:cs="Times New Roman"/>
+        </w:rPr>
+        <w:t xml:space="preserve"> the barrier,</w:t>
       </w:r>
       <w:r>
         <w:rPr>
@@ -28340,7 +30646,21 @@
         <w:rPr>
           <w:rFonts w:ascii="Times New Roman" w:eastAsia="Times New Roman" w:hAnsi="Times New Roman" w:cs="Times New Roman"/>
         </w:rPr>
-        <w:t xml:space="preserve"> error </w:t>
+        <w:t xml:space="preserve"> </w:t>
+      </w:r>
+      <w:proofErr w:type="gramStart"/>
+      <w:r>
+        <w:rPr>
+          <w:rFonts w:ascii="Times New Roman" w:eastAsia="Times New Roman" w:hAnsi="Times New Roman" w:cs="Times New Roman"/>
+        </w:rPr>
+        <w:t>error</w:t>
+      </w:r>
+      <w:proofErr w:type="gramEnd"/>
+      <w:r>
+        <w:rPr>
+          <w:rFonts w:ascii="Times New Roman" w:eastAsia="Times New Roman" w:hAnsi="Times New Roman" w:cs="Times New Roman"/>
+        </w:rPr>
+        <w:t xml:space="preserve"> </w:t>
       </w:r>
       <w:r>
         <w:rPr>
@@ -28498,7 +30818,7 @@
                 <w:noProof/>
               </w:rPr>
               <w:drawing>
-                <wp:inline distT="0" distB="0" distL="0" distR="0" wp14:anchorId="547B0CED" wp14:editId="5C43AD99">
+                <wp:inline distT="0" distB="0" distL="0" distR="0" wp14:anchorId="547B0CED" wp14:editId="0ED0F999">
                   <wp:extent cx="3662363" cy="2929890"/>
                   <wp:effectExtent l="0" t="0" r="0" b="3810"/>
                   <wp:docPr id="544904021" name="Picture 7"/>
@@ -28951,7 +31271,7 @@
           <w:sz w:val="24"/>
           <w:szCs w:val="24"/>
         </w:rPr>
-        <w:t xml:space="preserve"> in the Efficient Action condition. </w:t>
+        <w:t xml:space="preserve"> in the E</w:t>
       </w:r>
       <w:r>
         <w:rPr>
@@ -28962,7 +31282,7 @@
           <w:sz w:val="24"/>
           <w:szCs w:val="24"/>
         </w:rPr>
-        <w:t xml:space="preserve">Plotted in the middle row is the overall mean error to the two test events for networks assigned to the Ineffective Action condition. Plotted in the bottom row is the overall mean error to the two test events for networks assigned to the No Training Condition. </w:t>
+        <w:t>ffective</w:t>
       </w:r>
       <w:r>
         <w:rPr>
@@ -28973,7 +31293,86 @@
           <w:sz w:val="24"/>
           <w:szCs w:val="24"/>
         </w:rPr>
-        <w:t>This condition corresponds to Experiment 2 in Skerry et al. (2013).</w:t>
+        <w:t xml:space="preserve"> Action condition. </w:t>
+      </w:r>
+      <w:r>
+        <w:rPr>
+          <w:rFonts w:ascii="Times New Roman" w:hAnsi="Times New Roman" w:cs="Times New Roman"/>
+          <w:i w:val="0"/>
+          <w:iCs w:val="0"/>
+          <w:color w:val="000000" w:themeColor="text1"/>
+          <w:sz w:val="24"/>
+          <w:szCs w:val="24"/>
+        </w:rPr>
+        <w:t xml:space="preserve">Plotted in the middle row is the overall </w:t>
+      </w:r>
+      <w:proofErr w:type="gramStart"/>
+      <w:r>
+        <w:rPr>
+          <w:rFonts w:ascii="Times New Roman" w:hAnsi="Times New Roman" w:cs="Times New Roman"/>
+          <w:i w:val="0"/>
+          <w:iCs w:val="0"/>
+          <w:color w:val="000000" w:themeColor="text1"/>
+          <w:sz w:val="24"/>
+          <w:szCs w:val="24"/>
+        </w:rPr>
+        <w:t>mean</w:t>
+      </w:r>
+      <w:proofErr w:type="gramEnd"/>
+      <w:r>
+        <w:rPr>
+          <w:rFonts w:ascii="Times New Roman" w:hAnsi="Times New Roman" w:cs="Times New Roman"/>
+          <w:i w:val="0"/>
+          <w:iCs w:val="0"/>
+          <w:color w:val="000000" w:themeColor="text1"/>
+          <w:sz w:val="24"/>
+          <w:szCs w:val="24"/>
+        </w:rPr>
+        <w:t xml:space="preserve"> error to the two test events for networks assigned to the Ineffective Action condition. Plotted in the bottom row is the overall mean error to the two test events for networks assigned to the No Training </w:t>
+      </w:r>
+      <w:r>
+        <w:rPr>
+          <w:rFonts w:ascii="Times New Roman" w:hAnsi="Times New Roman" w:cs="Times New Roman"/>
+          <w:i w:val="0"/>
+          <w:iCs w:val="0"/>
+          <w:color w:val="000000" w:themeColor="text1"/>
+          <w:sz w:val="24"/>
+          <w:szCs w:val="24"/>
+        </w:rPr>
+        <w:t>c</w:t>
+      </w:r>
+      <w:r>
+        <w:rPr>
+          <w:rFonts w:ascii="Times New Roman" w:hAnsi="Times New Roman" w:cs="Times New Roman"/>
+          <w:i w:val="0"/>
+          <w:iCs w:val="0"/>
+          <w:color w:val="000000" w:themeColor="text1"/>
+          <w:sz w:val="24"/>
+          <w:szCs w:val="24"/>
+        </w:rPr>
+        <w:t xml:space="preserve">ondition. </w:t>
+      </w:r>
+      <w:r>
+        <w:rPr>
+          <w:rFonts w:ascii="Times New Roman" w:hAnsi="Times New Roman" w:cs="Times New Roman"/>
+          <w:i w:val="0"/>
+          <w:iCs w:val="0"/>
+          <w:color w:val="000000" w:themeColor="text1"/>
+          <w:sz w:val="24"/>
+          <w:szCs w:val="24"/>
+        </w:rPr>
+        <w:t>The No Training condition</w:t>
+      </w:r>
+      <w:r>
+        <w:rPr>
+          <w:rFonts w:ascii="Times New Roman" w:hAnsi="Times New Roman" w:cs="Times New Roman"/>
+          <w:i w:val="0"/>
+          <w:iCs w:val="0"/>
+          <w:color w:val="000000" w:themeColor="text1"/>
+          <w:sz w:val="24"/>
+          <w:szCs w:val="24"/>
+        </w:rPr>
+        <w:t xml:space="preserve"> corresponds to Experiment 2 in Skerry et al. (2013).</w:t>
       </w:r>
     </w:p>
     <w:p>
@@ -29011,7 +31410,21 @@
         <w:rPr>
           <w:rFonts w:ascii="Times New Roman" w:eastAsia="Times New Roman" w:hAnsi="Times New Roman" w:cs="Times New Roman"/>
         </w:rPr>
-        <w:t>was sufficient for ALIAS to reproduce Skerry et al.’s (2013) findings</w:t>
+        <w:t xml:space="preserve">was sufficient for ALIAS to reproduce Skerry et </w:t>
+      </w:r>
+      <w:proofErr w:type="gramStart"/>
+      <w:r>
+        <w:rPr>
+          <w:rFonts w:ascii="Times New Roman" w:eastAsia="Times New Roman" w:hAnsi="Times New Roman" w:cs="Times New Roman"/>
+        </w:rPr>
+        <w:t>al.’s</w:t>
+      </w:r>
+      <w:proofErr w:type="gramEnd"/>
+      <w:r>
+        <w:rPr>
+          <w:rFonts w:ascii="Times New Roman" w:eastAsia="Times New Roman" w:hAnsi="Times New Roman" w:cs="Times New Roman"/>
+        </w:rPr>
+        <w:t xml:space="preserve"> (2013) findings</w:t>
       </w:r>
       <w:r>
         <w:rPr>
@@ -29101,7 +31514,21 @@
         <w:rPr>
           <w:rFonts w:ascii="Times New Roman" w:eastAsia="Times New Roman" w:hAnsi="Times New Roman" w:cs="Times New Roman"/>
         </w:rPr>
-        <w:t>produced about equivalent error to both test events.</w:t>
+        <w:t xml:space="preserve">produced about equivalent </w:t>
+      </w:r>
+      <w:proofErr w:type="gramStart"/>
+      <w:r>
+        <w:rPr>
+          <w:rFonts w:ascii="Times New Roman" w:eastAsia="Times New Roman" w:hAnsi="Times New Roman" w:cs="Times New Roman"/>
+        </w:rPr>
+        <w:t>error</w:t>
+      </w:r>
+      <w:proofErr w:type="gramEnd"/>
+      <w:r>
+        <w:rPr>
+          <w:rFonts w:ascii="Times New Roman" w:eastAsia="Times New Roman" w:hAnsi="Times New Roman" w:cs="Times New Roman"/>
+        </w:rPr>
+        <w:t xml:space="preserve"> to both test events.</w:t>
       </w:r>
       <w:r>
         <w:rPr>
@@ -29167,7 +31594,13 @@
         <w:rPr>
           <w:rFonts w:ascii="Times New Roman" w:eastAsia="Times New Roman" w:hAnsi="Times New Roman" w:cs="Times New Roman"/>
         </w:rPr>
-        <w:t>assumptions about differential obstacle salience</w:t>
+        <w:t xml:space="preserve">an </w:t>
+      </w:r>
+      <w:r>
+        <w:rPr>
+          <w:rFonts w:ascii="Times New Roman" w:eastAsia="Times New Roman" w:hAnsi="Times New Roman" w:cs="Times New Roman"/>
+        </w:rPr>
+        <w:t>assumption about differential obstacle salience</w:t>
       </w:r>
       <w:r>
         <w:rPr>
@@ -29179,7 +31612,19 @@
         <w:rPr>
           <w:rFonts w:ascii="Times New Roman" w:eastAsia="Times New Roman" w:hAnsi="Times New Roman" w:cs="Times New Roman"/>
         </w:rPr>
-        <w:t xml:space="preserve"> are not</w:t>
+        <w:t xml:space="preserve"> </w:t>
+      </w:r>
+      <w:r>
+        <w:rPr>
+          <w:rFonts w:ascii="Times New Roman" w:eastAsia="Times New Roman" w:hAnsi="Times New Roman" w:cs="Times New Roman"/>
+        </w:rPr>
+        <w:t>is</w:t>
+      </w:r>
+      <w:r>
+        <w:rPr>
+          <w:rFonts w:ascii="Times New Roman" w:eastAsia="Times New Roman" w:hAnsi="Times New Roman" w:cs="Times New Roman"/>
+        </w:rPr>
+        <w:t xml:space="preserve"> not</w:t>
       </w:r>
       <w:r>
         <w:rPr>
@@ -29420,11 +31865,19 @@
         </w:rPr>
         <w:t xml:space="preserve">by </w:t>
       </w:r>
-      <w:r>
-        <w:rPr>
-          <w:rFonts w:ascii="Times New Roman" w:eastAsia="Times New Roman" w:hAnsi="Times New Roman" w:cs="Times New Roman"/>
-        </w:rPr>
-        <w:t>Overwalle (2010).</w:t>
+      <w:proofErr w:type="spellStart"/>
+      <w:r>
+        <w:rPr>
+          <w:rFonts w:ascii="Times New Roman" w:eastAsia="Times New Roman" w:hAnsi="Times New Roman" w:cs="Times New Roman"/>
+        </w:rPr>
+        <w:t>Overwalle</w:t>
+      </w:r>
+      <w:proofErr w:type="spellEnd"/>
+      <w:r>
+        <w:rPr>
+          <w:rFonts w:ascii="Times New Roman" w:eastAsia="Times New Roman" w:hAnsi="Times New Roman" w:cs="Times New Roman"/>
+        </w:rPr>
+        <w:t xml:space="preserve"> (2010).</w:t>
       </w:r>
       <w:r>
         <w:rPr>
@@ -29880,7 +32333,31 @@
           <w:sz w:val="24"/>
           <w:szCs w:val="24"/>
         </w:rPr>
-        <w:t xml:space="preserve">Performance of ALIAS. (Left) Overall error produced to the Efficient and Inefficient test events for networks in the Experimental condition. (Right) Overall error produced to the Efficient and Inefficient test events for networks in the Control condition. </w:t>
+        <w:t xml:space="preserve">Performance of ALIAS. (Left) Overall error produced to the Efficient and Inefficient test events for networks in </w:t>
+      </w:r>
+      <w:proofErr w:type="gramStart"/>
+      <w:r>
+        <w:rPr>
+          <w:rFonts w:ascii="Times New Roman" w:hAnsi="Times New Roman" w:cs="Times New Roman"/>
+          <w:i w:val="0"/>
+          <w:iCs w:val="0"/>
+          <w:color w:val="000000" w:themeColor="text1"/>
+          <w:sz w:val="24"/>
+          <w:szCs w:val="24"/>
+        </w:rPr>
+        <w:t>the Experimental</w:t>
+      </w:r>
+      <w:proofErr w:type="gramEnd"/>
+      <w:r>
+        <w:rPr>
+          <w:rFonts w:ascii="Times New Roman" w:hAnsi="Times New Roman" w:cs="Times New Roman"/>
+          <w:i w:val="0"/>
+          <w:iCs w:val="0"/>
+          <w:color w:val="000000" w:themeColor="text1"/>
+          <w:sz w:val="24"/>
+          <w:szCs w:val="24"/>
+        </w:rPr>
+        <w:t xml:space="preserve"> condition. (Right) Overall error produced to the Efficient and Inefficient test events for networks in the Control condition. </w:t>
       </w:r>
       <w:r>
         <w:rPr>
@@ -29987,7 +32464,21 @@
         <w:rPr>
           <w:rFonts w:ascii="Times New Roman" w:eastAsia="Times New Roman" w:hAnsi="Times New Roman" w:cs="Times New Roman"/>
         </w:rPr>
-        <w:t>a canonical constrained event</w:t>
+        <w:t xml:space="preserve">a </w:t>
+      </w:r>
+      <w:proofErr w:type="gramStart"/>
+      <w:r>
+        <w:rPr>
+          <w:rFonts w:ascii="Times New Roman" w:eastAsia="Times New Roman" w:hAnsi="Times New Roman" w:cs="Times New Roman"/>
+        </w:rPr>
+        <w:t>canonical</w:t>
+      </w:r>
+      <w:proofErr w:type="gramEnd"/>
+      <w:r>
+        <w:rPr>
+          <w:rFonts w:ascii="Times New Roman" w:eastAsia="Times New Roman" w:hAnsi="Times New Roman" w:cs="Times New Roman"/>
+        </w:rPr>
+        <w:t xml:space="preserve"> constrained event</w:t>
       </w:r>
       <w:r>
         <w:rPr>
@@ -29999,8 +32490,16 @@
         <w:rPr>
           <w:rFonts w:ascii="Times New Roman" w:eastAsia="Times New Roman" w:hAnsi="Times New Roman" w:cs="Times New Roman"/>
         </w:rPr>
-        <w:t>it were</w:t>
-      </w:r>
+        <w:t xml:space="preserve">it </w:t>
+      </w:r>
+      <w:proofErr w:type="gramStart"/>
+      <w:r>
+        <w:rPr>
+          <w:rFonts w:ascii="Times New Roman" w:eastAsia="Times New Roman" w:hAnsi="Times New Roman" w:cs="Times New Roman"/>
+        </w:rPr>
+        <w:t>were</w:t>
+      </w:r>
+      <w:proofErr w:type="gramEnd"/>
       <w:r>
         <w:rPr>
           <w:rFonts w:ascii="Times New Roman" w:eastAsia="Times New Roman" w:hAnsi="Times New Roman" w:cs="Times New Roman"/>
@@ -30084,7 +32583,13 @@
         <w:rPr>
           <w:rFonts w:ascii="Times New Roman" w:eastAsia="Times New Roman" w:hAnsi="Times New Roman" w:cs="Times New Roman"/>
         </w:rPr>
-        <w:t>was identical to Simulation 1A</w:t>
+        <w:t>was identical to Simulation 1</w:t>
+      </w:r>
+      <w:r>
+        <w:rPr>
+          <w:rFonts w:ascii="Times New Roman" w:eastAsia="Times New Roman" w:hAnsi="Times New Roman" w:cs="Times New Roman"/>
+        </w:rPr>
+        <w:t>a</w:t>
       </w:r>
       <w:r>
         <w:rPr>
@@ -30181,7 +32686,21 @@
         <w:rPr>
           <w:rFonts w:ascii="Times New Roman" w:eastAsia="Times New Roman" w:hAnsi="Times New Roman" w:cs="Times New Roman"/>
         </w:rPr>
-        <w:t xml:space="preserve"> value used in all of the prediction simulations reported </w:t>
+        <w:t xml:space="preserve"> value used in </w:t>
+      </w:r>
+      <w:proofErr w:type="gramStart"/>
+      <w:r>
+        <w:rPr>
+          <w:rFonts w:ascii="Times New Roman" w:eastAsia="Times New Roman" w:hAnsi="Times New Roman" w:cs="Times New Roman"/>
+        </w:rPr>
+        <w:t>all of</w:t>
+      </w:r>
+      <w:proofErr w:type="gramEnd"/>
+      <w:r>
+        <w:rPr>
+          <w:rFonts w:ascii="Times New Roman" w:eastAsia="Times New Roman" w:hAnsi="Times New Roman" w:cs="Times New Roman"/>
+        </w:rPr>
+        <w:t xml:space="preserve"> the prediction simulations reported </w:t>
       </w:r>
       <w:r>
         <w:rPr>
@@ -30242,7 +32761,19 @@
         <w:rPr>
           <w:rFonts w:ascii="Times New Roman" w:eastAsia="Times New Roman" w:hAnsi="Times New Roman" w:cs="Times New Roman"/>
         </w:rPr>
-        <w:t xml:space="preserve"> Simulation 1A,</w:t>
+        <w:t xml:space="preserve"> Simulation 1</w:t>
+      </w:r>
+      <w:r>
+        <w:rPr>
+          <w:rFonts w:ascii="Times New Roman" w:eastAsia="Times New Roman" w:hAnsi="Times New Roman" w:cs="Times New Roman"/>
+        </w:rPr>
+        <w:t>a</w:t>
+      </w:r>
+      <w:r>
+        <w:rPr>
+          <w:rFonts w:ascii="Times New Roman" w:eastAsia="Times New Roman" w:hAnsi="Times New Roman" w:cs="Times New Roman"/>
+        </w:rPr>
+        <w:t>,</w:t>
       </w:r>
       <w:r>
         <w:rPr>
@@ -30390,7 +32921,21 @@
         <w:rPr>
           <w:rFonts w:ascii="Times New Roman" w:eastAsia="Times New Roman" w:hAnsi="Times New Roman" w:cs="Times New Roman"/>
         </w:rPr>
-        <w:t>networks in the Experimental condition produced greater error</w:t>
+        <w:t xml:space="preserve">networks in </w:t>
+      </w:r>
+      <w:proofErr w:type="gramStart"/>
+      <w:r>
+        <w:rPr>
+          <w:rFonts w:ascii="Times New Roman" w:eastAsia="Times New Roman" w:hAnsi="Times New Roman" w:cs="Times New Roman"/>
+        </w:rPr>
+        <w:t>the Experimental</w:t>
+      </w:r>
+      <w:proofErr w:type="gramEnd"/>
+      <w:r>
+        <w:rPr>
+          <w:rFonts w:ascii="Times New Roman" w:eastAsia="Times New Roman" w:hAnsi="Times New Roman" w:cs="Times New Roman"/>
+        </w:rPr>
+        <w:t xml:space="preserve"> condition produced greater error</w:t>
       </w:r>
       <w:r>
         <w:rPr>
@@ -30420,7 +32965,21 @@
         <w:rPr>
           <w:rFonts w:ascii="Times New Roman" w:eastAsia="Times New Roman" w:hAnsi="Times New Roman" w:cs="Times New Roman"/>
         </w:rPr>
-        <w:t>produced equivalent error to both test events</w:t>
+        <w:t xml:space="preserve">produced equivalent </w:t>
+      </w:r>
+      <w:proofErr w:type="gramStart"/>
+      <w:r>
+        <w:rPr>
+          <w:rFonts w:ascii="Times New Roman" w:eastAsia="Times New Roman" w:hAnsi="Times New Roman" w:cs="Times New Roman"/>
+        </w:rPr>
+        <w:t>error</w:t>
+      </w:r>
+      <w:proofErr w:type="gramEnd"/>
+      <w:r>
+        <w:rPr>
+          <w:rFonts w:ascii="Times New Roman" w:eastAsia="Times New Roman" w:hAnsi="Times New Roman" w:cs="Times New Roman"/>
+        </w:rPr>
+        <w:t xml:space="preserve"> to both test events</w:t>
       </w:r>
       <w:r>
         <w:rPr>
@@ -30939,8 +33498,16 @@
         <w:rPr>
           <w:rFonts w:ascii="Times New Roman" w:eastAsia="Times New Roman" w:hAnsi="Times New Roman" w:cs="Times New Roman"/>
         </w:rPr>
-        <w:t xml:space="preserve"> many different kinds of</w:t>
-      </w:r>
+        <w:t xml:space="preserve"> </w:t>
+      </w:r>
+      <w:proofErr w:type="gramStart"/>
+      <w:r>
+        <w:rPr>
+          <w:rFonts w:ascii="Times New Roman" w:eastAsia="Times New Roman" w:hAnsi="Times New Roman" w:cs="Times New Roman"/>
+        </w:rPr>
+        <w:t>many different kinds of</w:t>
+      </w:r>
+      <w:proofErr w:type="gramEnd"/>
       <w:r>
         <w:rPr>
           <w:rFonts w:ascii="Times New Roman" w:eastAsia="Times New Roman" w:hAnsi="Times New Roman" w:cs="Times New Roman"/>
@@ -31045,7 +33612,21 @@
         <w:rPr>
           <w:rFonts w:ascii="Times New Roman" w:eastAsia="Times New Roman" w:hAnsi="Times New Roman" w:cs="Times New Roman"/>
         </w:rPr>
-        <w:t xml:space="preserve"> Liu and Spelke’s (2017)</w:t>
+        <w:t xml:space="preserve"> Liu and </w:t>
+      </w:r>
+      <w:proofErr w:type="spellStart"/>
+      <w:r>
+        <w:rPr>
+          <w:rFonts w:ascii="Times New Roman" w:eastAsia="Times New Roman" w:hAnsi="Times New Roman" w:cs="Times New Roman"/>
+        </w:rPr>
+        <w:t>Spelke’s</w:t>
+      </w:r>
+      <w:proofErr w:type="spellEnd"/>
+      <w:r>
+        <w:rPr>
+          <w:rFonts w:ascii="Times New Roman" w:eastAsia="Times New Roman" w:hAnsi="Times New Roman" w:cs="Times New Roman"/>
+        </w:rPr>
+        <w:t xml:space="preserve"> (2017)</w:t>
       </w:r>
       <w:r>
         <w:rPr>
@@ -31161,7 +33742,31 @@
         <w:rPr>
           <w:rFonts w:ascii="Times New Roman" w:eastAsia="Times New Roman" w:hAnsi="Times New Roman" w:cs="Times New Roman"/>
         </w:rPr>
-        <w:t>; the networks tested here were thus the same “age” as those tested in Simulation 4a</w:t>
+        <w:t xml:space="preserve">; the networks tested here were thus the same </w:t>
+      </w:r>
+      <w:r>
+        <w:rPr>
+          <w:rFonts w:ascii="Times New Roman" w:eastAsia="Times New Roman" w:hAnsi="Times New Roman" w:cs="Times New Roman"/>
+        </w:rPr>
+        <w:t>“</w:t>
+      </w:r>
+      <w:r>
+        <w:rPr>
+          <w:rFonts w:ascii="Times New Roman" w:eastAsia="Times New Roman" w:hAnsi="Times New Roman" w:cs="Times New Roman"/>
+        </w:rPr>
+        <w:t>age</w:t>
+      </w:r>
+      <w:r>
+        <w:rPr>
+          <w:rFonts w:ascii="Times New Roman" w:eastAsia="Times New Roman" w:hAnsi="Times New Roman" w:cs="Times New Roman"/>
+        </w:rPr>
+        <w:t>”</w:t>
+      </w:r>
+      <w:r>
+        <w:rPr>
+          <w:rFonts w:ascii="Times New Roman" w:eastAsia="Times New Roman" w:hAnsi="Times New Roman" w:cs="Times New Roman"/>
+        </w:rPr>
+        <w:t xml:space="preserve"> as those tested in Simulation 4a</w:t>
       </w:r>
       <w:r>
         <w:rPr>
@@ -31270,7 +33875,14 @@
         <w:rPr>
           <w:rFonts w:ascii="Times New Roman" w:eastAsia="Times New Roman" w:hAnsi="Times New Roman" w:cs="Times New Roman"/>
         </w:rPr>
-        <w:t xml:space="preserve"> for this simulation</w:t>
+        <w:t xml:space="preserve"> for this </w:t>
+      </w:r>
+      <w:proofErr w:type="gramStart"/>
+      <w:r>
+        <w:rPr>
+          <w:rFonts w:ascii="Times New Roman" w:eastAsia="Times New Roman" w:hAnsi="Times New Roman" w:cs="Times New Roman"/>
+        </w:rPr>
+        <w:t>simulation</w:t>
       </w:r>
       <w:r>
         <w:rPr>
@@ -31278,6 +33890,7 @@
         </w:rPr>
         <w:t>—</w:t>
       </w:r>
+      <w:proofErr w:type="gramEnd"/>
       <w:r>
         <w:rPr>
           <w:rFonts w:ascii="Times New Roman" w:eastAsia="Times New Roman" w:hAnsi="Times New Roman" w:cs="Times New Roman"/>
@@ -31294,7 +33907,13 @@
         <w:rPr>
           <w:rFonts w:ascii="Times New Roman" w:eastAsia="Times New Roman" w:hAnsi="Times New Roman" w:cs="Times New Roman"/>
         </w:rPr>
-        <w:t xml:space="preserve"> in Figure 24</w:t>
+        <w:t xml:space="preserve"> in Figure 2</w:t>
+      </w:r>
+      <w:r>
+        <w:rPr>
+          <w:rFonts w:ascii="Times New Roman" w:eastAsia="Times New Roman" w:hAnsi="Times New Roman" w:cs="Times New Roman"/>
+        </w:rPr>
+        <w:t>3</w:t>
       </w:r>
       <w:r>
         <w:rPr>
@@ -31735,7 +34354,13 @@
         <w:rPr>
           <w:rFonts w:ascii="Times New Roman" w:eastAsia="Times New Roman" w:hAnsi="Times New Roman" w:cs="Times New Roman"/>
         </w:rPr>
-        <w:t>no vertical clearance</w:t>
+        <w:t>absence of</w:t>
+      </w:r>
+      <w:r>
+        <w:rPr>
+          <w:rFonts w:ascii="Times New Roman" w:eastAsia="Times New Roman" w:hAnsi="Times New Roman" w:cs="Times New Roman"/>
+        </w:rPr>
+        <w:t xml:space="preserve"> vertical clearance</w:t>
       </w:r>
       <w:r>
         <w:rPr>
@@ -31843,7 +34468,25 @@
         <w:rPr>
           <w:rFonts w:ascii="Times New Roman" w:eastAsia="Times New Roman" w:hAnsi="Times New Roman" w:cs="Times New Roman"/>
         </w:rPr>
-        <w:t xml:space="preserve">for this event were discussed in Simulation 4. </w:t>
+        <w:t xml:space="preserve">to </w:t>
+      </w:r>
+      <w:r>
+        <w:rPr>
+          <w:rFonts w:ascii="Times New Roman" w:eastAsia="Times New Roman" w:hAnsi="Times New Roman" w:cs="Times New Roman"/>
+        </w:rPr>
+        <w:t xml:space="preserve">error for </w:t>
+      </w:r>
+      <w:r>
+        <w:rPr>
+          <w:rFonts w:ascii="Times New Roman" w:eastAsia="Times New Roman" w:hAnsi="Times New Roman" w:cs="Times New Roman"/>
+        </w:rPr>
+        <w:t>this</w:t>
+      </w:r>
+      <w:r>
+        <w:rPr>
+          <w:rFonts w:ascii="Times New Roman" w:eastAsia="Times New Roman" w:hAnsi="Times New Roman" w:cs="Times New Roman"/>
+        </w:rPr>
+        <w:t xml:space="preserve"> event were discussed in Simulation 4. </w:t>
       </w:r>
       <w:r>
         <w:rPr>
@@ -32099,19 +34742,47 @@
         <w:rPr>
           <w:rFonts w:ascii="Times New Roman" w:eastAsia="Times New Roman" w:hAnsi="Times New Roman" w:cs="Times New Roman"/>
         </w:rPr>
-        <w:t xml:space="preserve"> possess early-emerging and conceptually rich domain-specific systems that enable them to process actions in terms of their efficiency, cost, rationality, and subjectivity as well as in terms of the agents involved in them </w:t>
-      </w:r>
-      <w:r>
-        <w:rPr>
-          <w:rFonts w:ascii="Times New Roman" w:eastAsia="Times New Roman" w:hAnsi="Times New Roman" w:cs="Times New Roman"/>
-        </w:rPr>
-        <w:t xml:space="preserve"> (</w:t>
-      </w:r>
-      <w:r>
-        <w:rPr>
-          <w:rFonts w:ascii="Times New Roman" w:eastAsia="Times New Roman" w:hAnsi="Times New Roman" w:cs="Times New Roman"/>
-        </w:rPr>
-        <w:t xml:space="preserve">Csibra &amp; Gergely, 1998; Gergely &amp; Csibra, 2003; </w:t>
+        <w:t xml:space="preserve"> possess early-emerging and conceptually rich domain-specific systems that enable them to process actions in terms of their efficiency, cost, rationality, and subjectivity as well as in terms of the agents involved in them</w:t>
+      </w:r>
+      <w:r>
+        <w:rPr>
+          <w:rFonts w:ascii="Times New Roman" w:eastAsia="Times New Roman" w:hAnsi="Times New Roman" w:cs="Times New Roman"/>
+        </w:rPr>
+        <w:t xml:space="preserve"> </w:t>
+      </w:r>
+      <w:r>
+        <w:rPr>
+          <w:rFonts w:ascii="Times New Roman" w:eastAsia="Times New Roman" w:hAnsi="Times New Roman" w:cs="Times New Roman"/>
+        </w:rPr>
+        <w:t>(</w:t>
+      </w:r>
+      <w:proofErr w:type="spellStart"/>
+      <w:r>
+        <w:rPr>
+          <w:rFonts w:ascii="Times New Roman" w:eastAsia="Times New Roman" w:hAnsi="Times New Roman" w:cs="Times New Roman"/>
+        </w:rPr>
+        <w:t>Csibra</w:t>
+      </w:r>
+      <w:proofErr w:type="spellEnd"/>
+      <w:r>
+        <w:rPr>
+          <w:rFonts w:ascii="Times New Roman" w:eastAsia="Times New Roman" w:hAnsi="Times New Roman" w:cs="Times New Roman"/>
+        </w:rPr>
+        <w:t xml:space="preserve"> &amp; Gergely, 1998; Gergely &amp; </w:t>
+      </w:r>
+      <w:proofErr w:type="spellStart"/>
+      <w:r>
+        <w:rPr>
+          <w:rFonts w:ascii="Times New Roman" w:eastAsia="Times New Roman" w:hAnsi="Times New Roman" w:cs="Times New Roman"/>
+        </w:rPr>
+        <w:t>Csibra</w:t>
+      </w:r>
+      <w:proofErr w:type="spellEnd"/>
+      <w:r>
+        <w:rPr>
+          <w:rFonts w:ascii="Times New Roman" w:eastAsia="Times New Roman" w:hAnsi="Times New Roman" w:cs="Times New Roman"/>
+        </w:rPr>
+        <w:t xml:space="preserve">, 2003; </w:t>
       </w:r>
       <w:r>
         <w:rPr>
@@ -32512,7 +35183,7 @@
         <w:rPr>
           <w:rFonts w:ascii="Times New Roman" w:eastAsia="Times New Roman" w:hAnsi="Times New Roman" w:cs="Times New Roman"/>
         </w:rPr>
-        <w:t xml:space="preserve">  (Simulation 3); the finding that infants </w:t>
+        <w:t xml:space="preserve"> (Simulation 3); the finding that infants </w:t>
       </w:r>
       <w:r>
         <w:rPr>
@@ -32630,7 +35301,21 @@
         <w:rPr>
           <w:rFonts w:ascii="Times New Roman" w:eastAsia="Times New Roman" w:hAnsi="Times New Roman" w:cs="Times New Roman"/>
         </w:rPr>
-        <w:t xml:space="preserve">Table 1—which </w:t>
+        <w:t xml:space="preserve">Table </w:t>
+      </w:r>
+      <w:proofErr w:type="gramStart"/>
+      <w:r>
+        <w:rPr>
+          <w:rFonts w:ascii="Times New Roman" w:eastAsia="Times New Roman" w:hAnsi="Times New Roman" w:cs="Times New Roman"/>
+        </w:rPr>
+        <w:t>1—</w:t>
+      </w:r>
+      <w:proofErr w:type="gramEnd"/>
+      <w:r>
+        <w:rPr>
+          <w:rFonts w:ascii="Times New Roman" w:eastAsia="Times New Roman" w:hAnsi="Times New Roman" w:cs="Times New Roman"/>
+        </w:rPr>
+        <w:t xml:space="preserve">which </w:t>
       </w:r>
       <w:r>
         <w:rPr>
@@ -32654,13 +35339,27 @@
         <w:rPr>
           <w:rFonts w:ascii="Times New Roman" w:eastAsia="Times New Roman" w:hAnsi="Times New Roman" w:cs="Times New Roman"/>
         </w:rPr>
-        <w:t>these models to the five target findings</w:t>
-      </w:r>
-      <w:r>
-        <w:rPr>
-          <w:rFonts w:ascii="Times New Roman" w:eastAsia="Times New Roman" w:hAnsi="Times New Roman" w:cs="Times New Roman"/>
-        </w:rPr>
-        <w:t xml:space="preserve">—makes this point </w:t>
+        <w:t xml:space="preserve">these models to the five target </w:t>
+      </w:r>
+      <w:proofErr w:type="gramStart"/>
+      <w:r>
+        <w:rPr>
+          <w:rFonts w:ascii="Times New Roman" w:eastAsia="Times New Roman" w:hAnsi="Times New Roman" w:cs="Times New Roman"/>
+        </w:rPr>
+        <w:t>findings</w:t>
+      </w:r>
+      <w:r>
+        <w:rPr>
+          <w:rFonts w:ascii="Times New Roman" w:eastAsia="Times New Roman" w:hAnsi="Times New Roman" w:cs="Times New Roman"/>
+        </w:rPr>
+        <w:t>—</w:t>
+      </w:r>
+      <w:proofErr w:type="gramEnd"/>
+      <w:r>
+        <w:rPr>
+          <w:rFonts w:ascii="Times New Roman" w:eastAsia="Times New Roman" w:hAnsi="Times New Roman" w:cs="Times New Roman"/>
+        </w:rPr>
+        <w:t xml:space="preserve">makes this point </w:t>
       </w:r>
       <w:r>
         <w:rPr>
@@ -33305,11 +36004,19 @@
                 <w:rFonts w:ascii="Times New Roman" w:hAnsi="Times New Roman" w:cs="Times New Roman"/>
               </w:rPr>
             </w:pPr>
+            <w:proofErr w:type="spellStart"/>
             <w:r>
               <w:rPr>
                 <w:rFonts w:ascii="Times New Roman" w:eastAsia="Times New Roman" w:hAnsi="Times New Roman" w:cs="Times New Roman"/>
               </w:rPr>
-              <w:t>Csibra et al. (1999); Gergely et al. (1995)</w:t>
+              <w:t>Csibra</w:t>
+            </w:r>
+            <w:proofErr w:type="spellEnd"/>
+            <w:r>
+              <w:rPr>
+                <w:rFonts w:ascii="Times New Roman" w:eastAsia="Times New Roman" w:hAnsi="Times New Roman" w:cs="Times New Roman"/>
+              </w:rPr>
+              <w:t xml:space="preserve"> et al. (1999); Gergely et al. (1995)</w:t>
             </w:r>
           </w:p>
         </w:tc>
@@ -33997,11 +36704,33 @@
                 <w:rFonts w:ascii="Times New Roman" w:hAnsi="Times New Roman" w:cs="Times New Roman"/>
               </w:rPr>
             </w:pPr>
+            <w:proofErr w:type="spellStart"/>
             <w:r>
               <w:rPr>
                 <w:rFonts w:ascii="Times New Roman" w:eastAsia="Times New Roman" w:hAnsi="Times New Roman" w:cs="Times New Roman"/>
               </w:rPr>
-              <w:t>Csibra et al. (1999) Sodian et al. (2004)</w:t>
+              <w:t>Csibra</w:t>
+            </w:r>
+            <w:proofErr w:type="spellEnd"/>
+            <w:r>
+              <w:rPr>
+                <w:rFonts w:ascii="Times New Roman" w:eastAsia="Times New Roman" w:hAnsi="Times New Roman" w:cs="Times New Roman"/>
+              </w:rPr>
+              <w:t xml:space="preserve"> et al. (1999) </w:t>
+            </w:r>
+            <w:proofErr w:type="spellStart"/>
+            <w:r>
+              <w:rPr>
+                <w:rFonts w:ascii="Times New Roman" w:eastAsia="Times New Roman" w:hAnsi="Times New Roman" w:cs="Times New Roman"/>
+              </w:rPr>
+              <w:t>Sodian</w:t>
+            </w:r>
+            <w:proofErr w:type="spellEnd"/>
+            <w:r>
+              <w:rPr>
+                <w:rFonts w:ascii="Times New Roman" w:eastAsia="Times New Roman" w:hAnsi="Times New Roman" w:cs="Times New Roman"/>
+              </w:rPr>
+              <w:t xml:space="preserve"> et al. (2004)</w:t>
             </w:r>
           </w:p>
         </w:tc>
@@ -34693,11 +37422,19 @@
                 <w:rFonts w:ascii="Times New Roman" w:eastAsia="Times New Roman" w:hAnsi="Times New Roman" w:cs="Times New Roman"/>
               </w:rPr>
             </w:pPr>
+            <w:proofErr w:type="spellStart"/>
             <w:r>
               <w:rPr>
                 <w:rFonts w:ascii="Times New Roman" w:eastAsia="Times New Roman" w:hAnsi="Times New Roman" w:cs="Times New Roman"/>
               </w:rPr>
-              <w:t>Csibra et al.  (2003); Wagner &amp; Carey (2005)</w:t>
+              <w:t>Csibra</w:t>
+            </w:r>
+            <w:proofErr w:type="spellEnd"/>
+            <w:r>
+              <w:rPr>
+                <w:rFonts w:ascii="Times New Roman" w:eastAsia="Times New Roman" w:hAnsi="Times New Roman" w:cs="Times New Roman"/>
+              </w:rPr>
+              <w:t xml:space="preserve"> et al.  (2003); Wagner &amp; Carey (2005)</w:t>
             </w:r>
           </w:p>
           <w:p>
@@ -35432,7 +38169,21 @@
                 <w:rFonts w:ascii="Times New Roman" w:eastAsia="Times New Roman" w:hAnsi="Times New Roman" w:cs="Times New Roman"/>
               </w:rPr>
               <w:lastRenderedPageBreak/>
-              <w:t>Liu &amp; Spelke (2017)</w:t>
+              <w:t xml:space="preserve">Liu &amp; </w:t>
+            </w:r>
+            <w:proofErr w:type="spellStart"/>
+            <w:r>
+              <w:rPr>
+                <w:rFonts w:ascii="Times New Roman" w:eastAsia="Times New Roman" w:hAnsi="Times New Roman" w:cs="Times New Roman"/>
+              </w:rPr>
+              <w:t>Spelke</w:t>
+            </w:r>
+            <w:proofErr w:type="spellEnd"/>
+            <w:r>
+              <w:rPr>
+                <w:rFonts w:ascii="Times New Roman" w:eastAsia="Times New Roman" w:hAnsi="Times New Roman" w:cs="Times New Roman"/>
+              </w:rPr>
+              <w:t xml:space="preserve"> (2017)</w:t>
             </w:r>
           </w:p>
         </w:tc>
@@ -37121,7 +39872,21 @@
               <w:rPr>
                 <w:rFonts w:ascii="Times New Roman" w:hAnsi="Times New Roman" w:cs="Times New Roman"/>
               </w:rPr>
-              <w:t>Non-sticky mittens training  constrained action</w:t>
+              <w:t xml:space="preserve">Non-sticky mittens </w:t>
+            </w:r>
+            <w:proofErr w:type="gramStart"/>
+            <w:r>
+              <w:rPr>
+                <w:rFonts w:ascii="Times New Roman" w:hAnsi="Times New Roman" w:cs="Times New Roman"/>
+              </w:rPr>
+              <w:t>training  constrained</w:t>
+            </w:r>
+            <w:proofErr w:type="gramEnd"/>
+            <w:r>
+              <w:rPr>
+                <w:rFonts w:ascii="Times New Roman" w:hAnsi="Times New Roman" w:cs="Times New Roman"/>
+              </w:rPr>
+              <w:t xml:space="preserve"> action</w:t>
             </w:r>
           </w:p>
           <w:p>
@@ -38057,7 +40822,21 @@
         <w:rPr>
           <w:rFonts w:ascii="Times New Roman" w:eastAsia="Times New Roman" w:hAnsi="Times New Roman" w:cs="Times New Roman"/>
         </w:rPr>
-        <w:t xml:space="preserve"> Xs indicate that the model failed to capture the finding</w:t>
+        <w:t xml:space="preserve"> </w:t>
+      </w:r>
+      <w:proofErr w:type="spellStart"/>
+      <w:r>
+        <w:rPr>
+          <w:rFonts w:ascii="Times New Roman" w:eastAsia="Times New Roman" w:hAnsi="Times New Roman" w:cs="Times New Roman"/>
+        </w:rPr>
+        <w:t>Xs</w:t>
+      </w:r>
+      <w:proofErr w:type="spellEnd"/>
+      <w:r>
+        <w:rPr>
+          <w:rFonts w:ascii="Times New Roman" w:eastAsia="Times New Roman" w:hAnsi="Times New Roman" w:cs="Times New Roman"/>
+        </w:rPr>
+        <w:t xml:space="preserve"> indicate that the model failed to capture the finding</w:t>
       </w:r>
       <w:r>
         <w:rPr>
@@ -38426,7 +41205,21 @@
         <w:rPr>
           <w:rFonts w:ascii="Times New Roman" w:eastAsia="Times New Roman" w:hAnsi="Times New Roman" w:cs="Times New Roman"/>
         </w:rPr>
-        <w:t xml:space="preserve"> a number of testable predictions.</w:t>
+        <w:t xml:space="preserve"> </w:t>
+      </w:r>
+      <w:proofErr w:type="gramStart"/>
+      <w:r>
+        <w:rPr>
+          <w:rFonts w:ascii="Times New Roman" w:eastAsia="Times New Roman" w:hAnsi="Times New Roman" w:cs="Times New Roman"/>
+        </w:rPr>
+        <w:t>a number of</w:t>
+      </w:r>
+      <w:proofErr w:type="gramEnd"/>
+      <w:r>
+        <w:rPr>
+          <w:rFonts w:ascii="Times New Roman" w:eastAsia="Times New Roman" w:hAnsi="Times New Roman" w:cs="Times New Roman"/>
+        </w:rPr>
+        <w:t xml:space="preserve"> testable predictions.</w:t>
       </w:r>
       <w:r>
         <w:rPr>
@@ -38462,7 +41255,21 @@
         <w:rPr>
           <w:rFonts w:ascii="Times New Roman" w:eastAsia="Times New Roman" w:hAnsi="Times New Roman" w:cs="Times New Roman"/>
         </w:rPr>
-        <w:t>test event like that in Liu and Spelke (2017) and an</w:t>
+        <w:t xml:space="preserve">test event like that in Liu and </w:t>
+      </w:r>
+      <w:proofErr w:type="spellStart"/>
+      <w:r>
+        <w:rPr>
+          <w:rFonts w:ascii="Times New Roman" w:eastAsia="Times New Roman" w:hAnsi="Times New Roman" w:cs="Times New Roman"/>
+        </w:rPr>
+        <w:t>Spelke</w:t>
+      </w:r>
+      <w:proofErr w:type="spellEnd"/>
+      <w:r>
+        <w:rPr>
+          <w:rFonts w:ascii="Times New Roman" w:eastAsia="Times New Roman" w:hAnsi="Times New Roman" w:cs="Times New Roman"/>
+        </w:rPr>
+        <w:t xml:space="preserve"> (2017) and an</w:t>
       </w:r>
       <w:r>
         <w:rPr>
@@ -39232,8 +42039,16 @@
         <w:rPr>
           <w:rFonts w:ascii="Times New Roman" w:eastAsia="Times New Roman" w:hAnsi="Times New Roman" w:cs="Times New Roman"/>
         </w:rPr>
-        <w:t>This makes simple models</w:t>
-      </w:r>
+        <w:t xml:space="preserve">This makes simple </w:t>
+      </w:r>
+      <w:proofErr w:type="gramStart"/>
+      <w:r>
+        <w:rPr>
+          <w:rFonts w:ascii="Times New Roman" w:eastAsia="Times New Roman" w:hAnsi="Times New Roman" w:cs="Times New Roman"/>
+        </w:rPr>
+        <w:t>models</w:t>
+      </w:r>
+      <w:proofErr w:type="gramEnd"/>
       <w:r>
         <w:rPr>
           <w:rFonts w:ascii="Times New Roman" w:eastAsia="Times New Roman" w:hAnsi="Times New Roman" w:cs="Times New Roman"/>
@@ -39681,7 +42496,21 @@
         <w:rPr>
           <w:rFonts w:ascii="Times New Roman" w:hAnsi="Times New Roman" w:cs="Times New Roman"/>
         </w:rPr>
-        <w:t xml:space="preserve">Baillargeon, R., Spelke, E. S., &amp; Wasserman, S. (1985). Object permanence in five-month-old infants. </w:t>
+        <w:t xml:space="preserve">Baillargeon, R., </w:t>
+      </w:r>
+      <w:proofErr w:type="spellStart"/>
+      <w:r>
+        <w:rPr>
+          <w:rFonts w:ascii="Times New Roman" w:hAnsi="Times New Roman" w:cs="Times New Roman"/>
+        </w:rPr>
+        <w:t>Spelke</w:t>
+      </w:r>
+      <w:proofErr w:type="spellEnd"/>
+      <w:r>
+        <w:rPr>
+          <w:rFonts w:ascii="Times New Roman" w:hAnsi="Times New Roman" w:cs="Times New Roman"/>
+        </w:rPr>
+        <w:t xml:space="preserve">, E. S., &amp; Wasserman, S. (1985). Object permanence in five-month-old infants. </w:t>
       </w:r>
       <w:r>
         <w:rPr>
@@ -39719,7 +42548,31 @@
         <w:rPr>
           <w:rFonts w:ascii="Times New Roman" w:hAnsi="Times New Roman" w:cs="Times New Roman"/>
         </w:rPr>
-        <w:t xml:space="preserve">Benton, D. T. (2022). The elusive “Developmental Mechanism”: What they are and how to study and test them. </w:t>
+        <w:t xml:space="preserve">Benton, D. T. (2022). The elusive </w:t>
+      </w:r>
+      <w:r>
+        <w:rPr>
+          <w:rFonts w:ascii="Times New Roman" w:hAnsi="Times New Roman" w:cs="Times New Roman"/>
+        </w:rPr>
+        <w:t>“</w:t>
+      </w:r>
+      <w:r>
+        <w:rPr>
+          <w:rFonts w:ascii="Times New Roman" w:hAnsi="Times New Roman" w:cs="Times New Roman"/>
+        </w:rPr>
+        <w:t>Developmental Mechanism</w:t>
+      </w:r>
+      <w:r>
+        <w:rPr>
+          <w:rFonts w:ascii="Times New Roman" w:hAnsi="Times New Roman" w:cs="Times New Roman"/>
+        </w:rPr>
+        <w:t>”</w:t>
+      </w:r>
+      <w:r>
+        <w:rPr>
+          <w:rFonts w:ascii="Times New Roman" w:hAnsi="Times New Roman" w:cs="Times New Roman"/>
+        </w:rPr>
+        <w:t xml:space="preserve">: What they are and how to study and test them. </w:t>
       </w:r>
       <w:r>
         <w:rPr>
@@ -39795,7 +42648,21 @@
         <w:rPr>
           <w:rFonts w:ascii="Times New Roman" w:hAnsi="Times New Roman" w:cs="Times New Roman"/>
         </w:rPr>
-        <w:t>Benton, D. T. (2025). An associative-learning account of how infants learn about causal action in animates and inanimates: A critical reexamination of four classic studies.</w:t>
+        <w:t xml:space="preserve">Benton, D. T. (2025). An associative-learning account of how infants learn about causal action in animates and </w:t>
+      </w:r>
+      <w:proofErr w:type="spellStart"/>
+      <w:r>
+        <w:rPr>
+          <w:rFonts w:ascii="Times New Roman" w:hAnsi="Times New Roman" w:cs="Times New Roman"/>
+        </w:rPr>
+        <w:t>inanimates</w:t>
+      </w:r>
+      <w:proofErr w:type="spellEnd"/>
+      <w:r>
+        <w:rPr>
+          <w:rFonts w:ascii="Times New Roman" w:hAnsi="Times New Roman" w:cs="Times New Roman"/>
+        </w:rPr>
+        <w:t>: A critical reexamination of four classic studies.</w:t>
       </w:r>
       <w:r>
         <w:rPr>
@@ -39950,11 +42817,47 @@
           <w:rFonts w:ascii="Times New Roman" w:hAnsi="Times New Roman" w:cs="Times New Roman"/>
         </w:rPr>
       </w:pPr>
-      <w:r>
-        <w:rPr>
-          <w:rFonts w:ascii="Times New Roman" w:hAnsi="Times New Roman" w:cs="Times New Roman"/>
-        </w:rPr>
-        <w:t xml:space="preserve">Bogartz, R. S., Shinskey, J. L., &amp; Schilling, T. H. (2000). Object permanence in five‐and‐a‐half‐month‐old infants?. </w:t>
+      <w:proofErr w:type="spellStart"/>
+      <w:r>
+        <w:rPr>
+          <w:rFonts w:ascii="Times New Roman" w:hAnsi="Times New Roman" w:cs="Times New Roman"/>
+        </w:rPr>
+        <w:t>Bogartz</w:t>
+      </w:r>
+      <w:proofErr w:type="spellEnd"/>
+      <w:r>
+        <w:rPr>
+          <w:rFonts w:ascii="Times New Roman" w:hAnsi="Times New Roman" w:cs="Times New Roman"/>
+        </w:rPr>
+        <w:t xml:space="preserve">, R. S., </w:t>
+      </w:r>
+      <w:proofErr w:type="spellStart"/>
+      <w:r>
+        <w:rPr>
+          <w:rFonts w:ascii="Times New Roman" w:hAnsi="Times New Roman" w:cs="Times New Roman"/>
+        </w:rPr>
+        <w:t>Shinskey</w:t>
+      </w:r>
+      <w:proofErr w:type="spellEnd"/>
+      <w:r>
+        <w:rPr>
+          <w:rFonts w:ascii="Times New Roman" w:hAnsi="Times New Roman" w:cs="Times New Roman"/>
+        </w:rPr>
+        <w:t xml:space="preserve">, J. L., &amp; Schilling, T. H. (2000). Object permanence in five‐and‐a‐half‐month‐old </w:t>
+      </w:r>
+      <w:proofErr w:type="gramStart"/>
+      <w:r>
+        <w:rPr>
+          <w:rFonts w:ascii="Times New Roman" w:hAnsi="Times New Roman" w:cs="Times New Roman"/>
+        </w:rPr>
+        <w:t>infants?.</w:t>
+      </w:r>
+      <w:proofErr w:type="gramEnd"/>
+      <w:r>
+        <w:rPr>
+          <w:rFonts w:ascii="Times New Roman" w:hAnsi="Times New Roman" w:cs="Times New Roman"/>
+        </w:rPr>
+        <w:t xml:space="preserve"> </w:t>
       </w:r>
       <w:r>
         <w:rPr>
@@ -39992,7 +42895,21 @@
         <w:rPr>
           <w:rFonts w:ascii="Times New Roman" w:hAnsi="Times New Roman" w:cs="Times New Roman"/>
         </w:rPr>
-        <w:t xml:space="preserve">Bomba, P. C., &amp; Siqueland, E. R. (1983). The nature and structure of infant form categories. </w:t>
+        <w:t xml:space="preserve">Bomba, P. C., &amp; </w:t>
+      </w:r>
+      <w:proofErr w:type="spellStart"/>
+      <w:r>
+        <w:rPr>
+          <w:rFonts w:ascii="Times New Roman" w:hAnsi="Times New Roman" w:cs="Times New Roman"/>
+        </w:rPr>
+        <w:t>Siqueland</w:t>
+      </w:r>
+      <w:proofErr w:type="spellEnd"/>
+      <w:r>
+        <w:rPr>
+          <w:rFonts w:ascii="Times New Roman" w:hAnsi="Times New Roman" w:cs="Times New Roman"/>
+        </w:rPr>
+        <w:t xml:space="preserve">, E. R. (1983). The nature and structure of infant form categories. </w:t>
       </w:r>
       <w:r>
         <w:rPr>
@@ -40551,7 +43468,21 @@
         <w:rPr>
           <w:rFonts w:ascii="Times New Roman" w:hAnsi="Times New Roman" w:cs="Times New Roman"/>
         </w:rPr>
-        <w:t xml:space="preserve">Geraci, A., Surian, L., Tina, L. G., et al. (2025). Human newborns spontaneously attend to prosocial interactions. </w:t>
+        <w:t xml:space="preserve">Geraci, A., Surian, L., Tina, L. G., et al. (2025). Human newborns spontaneously </w:t>
+      </w:r>
+      <w:proofErr w:type="gramStart"/>
+      <w:r>
+        <w:rPr>
+          <w:rFonts w:ascii="Times New Roman" w:hAnsi="Times New Roman" w:cs="Times New Roman"/>
+        </w:rPr>
+        <w:t>attend to</w:t>
+      </w:r>
+      <w:proofErr w:type="gramEnd"/>
+      <w:r>
+        <w:rPr>
+          <w:rFonts w:ascii="Times New Roman" w:hAnsi="Times New Roman" w:cs="Times New Roman"/>
+        </w:rPr>
+        <w:t xml:space="preserve"> prosocial interactions. </w:t>
       </w:r>
       <w:r>
         <w:rPr>
@@ -40589,7 +43520,21 @@
         <w:rPr>
           <w:rFonts w:ascii="Times New Roman" w:hAnsi="Times New Roman" w:cs="Times New Roman"/>
         </w:rPr>
-        <w:t xml:space="preserve">Gergely, G., &amp; Csibra, G. (2003). Teleological reasoning in infancy: The naïve theory of rational action. </w:t>
+        <w:t xml:space="preserve">Gergely, G., &amp; </w:t>
+      </w:r>
+      <w:proofErr w:type="spellStart"/>
+      <w:r>
+        <w:rPr>
+          <w:rFonts w:ascii="Times New Roman" w:hAnsi="Times New Roman" w:cs="Times New Roman"/>
+        </w:rPr>
+        <w:t>Csibra</w:t>
+      </w:r>
+      <w:proofErr w:type="spellEnd"/>
+      <w:r>
+        <w:rPr>
+          <w:rFonts w:ascii="Times New Roman" w:hAnsi="Times New Roman" w:cs="Times New Roman"/>
+        </w:rPr>
+        <w:t xml:space="preserve">, G. (2003). Teleological reasoning in infancy: The naïve theory of rational action. </w:t>
       </w:r>
       <w:r>
         <w:rPr>
@@ -40671,7 +43616,21 @@
         <w:rPr>
           <w:rFonts w:ascii="Times New Roman" w:hAnsi="Times New Roman" w:cs="Times New Roman"/>
         </w:rPr>
-        <w:t xml:space="preserve">Gergely, G., Nádasdy, Z., Csibra, G., &amp; Bíró, S. (1995). Taking the intentional stance at 12 months of age. </w:t>
+        <w:t xml:space="preserve">Gergely, G., Nádasdy, Z., </w:t>
+      </w:r>
+      <w:proofErr w:type="spellStart"/>
+      <w:r>
+        <w:rPr>
+          <w:rFonts w:ascii="Times New Roman" w:hAnsi="Times New Roman" w:cs="Times New Roman"/>
+        </w:rPr>
+        <w:t>Csibra</w:t>
+      </w:r>
+      <w:proofErr w:type="spellEnd"/>
+      <w:r>
+        <w:rPr>
+          <w:rFonts w:ascii="Times New Roman" w:hAnsi="Times New Roman" w:cs="Times New Roman"/>
+        </w:rPr>
+        <w:t xml:space="preserve">, G., &amp; Bíró, S. (1995). Taking the intentional stance at 12 months of age. </w:t>
       </w:r>
       <w:r>
         <w:rPr>
@@ -41032,7 +43991,21 @@
         <w:rPr>
           <w:rFonts w:ascii="Times New Roman" w:hAnsi="Times New Roman" w:cs="Times New Roman"/>
         </w:rPr>
-        <w:t xml:space="preserve">Jara-Ettinger, J., Schulz, L. E., &amp; Tenenbaum, J. B. (2020). The naive utility calculus as a unified, quantitative framework for action understanding. </w:t>
+        <w:t xml:space="preserve">Jara-Ettinger, J., Schulz, L. E., &amp; Tenenbaum, J. B. (2020). The naive utility calculus </w:t>
+      </w:r>
+      <w:proofErr w:type="gramStart"/>
+      <w:r>
+        <w:rPr>
+          <w:rFonts w:ascii="Times New Roman" w:hAnsi="Times New Roman" w:cs="Times New Roman"/>
+        </w:rPr>
+        <w:t>as</w:t>
+      </w:r>
+      <w:proofErr w:type="gramEnd"/>
+      <w:r>
+        <w:rPr>
+          <w:rFonts w:ascii="Times New Roman" w:hAnsi="Times New Roman" w:cs="Times New Roman"/>
+        </w:rPr>
+        <w:t xml:space="preserve"> a unified, quantitative framework for action understanding. </w:t>
       </w:r>
       <w:r>
         <w:rPr>
@@ -41110,12 +44083,20 @@
           <w:rFonts w:ascii="Times New Roman" w:hAnsi="Times New Roman" w:cs="Times New Roman"/>
         </w:rPr>
       </w:pPr>
+      <w:proofErr w:type="spellStart"/>
       <w:r>
         <w:rPr>
           <w:rFonts w:ascii="Times New Roman" w:hAnsi="Times New Roman" w:cs="Times New Roman"/>
         </w:rPr>
         <w:lastRenderedPageBreak/>
-        <w:t xml:space="preserve">Kamewari, K., Kato, M., Kanda, T., Ishiguro, H., &amp; Hiraki, K. (2005). Six-and-a-half-month-old children positively attribute goals to human action and to humanoid-robot motion. </w:t>
+        <w:t>Kamewari</w:t>
+      </w:r>
+      <w:proofErr w:type="spellEnd"/>
+      <w:r>
+        <w:rPr>
+          <w:rFonts w:ascii="Times New Roman" w:hAnsi="Times New Roman" w:cs="Times New Roman"/>
+        </w:rPr>
+        <w:t xml:space="preserve">, K., Kato, M., Kanda, T., Ishiguro, H., &amp; Hiraki, K. (2005). Six-and-a-half-month-old children positively attribute goals to human action and to humanoid-robot motion. </w:t>
       </w:r>
       <w:r>
         <w:rPr>
@@ -41153,7 +44134,21 @@
         <w:rPr>
           <w:rFonts w:ascii="Times New Roman" w:hAnsi="Times New Roman" w:cs="Times New Roman"/>
         </w:rPr>
-        <w:t xml:space="preserve">Kellman, P. J., &amp; Spelke, E. S. (1983). Perception of partly occluded objects in infancy. </w:t>
+        <w:t xml:space="preserve">Kellman, P. J., &amp; </w:t>
+      </w:r>
+      <w:proofErr w:type="spellStart"/>
+      <w:r>
+        <w:rPr>
+          <w:rFonts w:ascii="Times New Roman" w:hAnsi="Times New Roman" w:cs="Times New Roman"/>
+        </w:rPr>
+        <w:t>Spelke</w:t>
+      </w:r>
+      <w:proofErr w:type="spellEnd"/>
+      <w:r>
+        <w:rPr>
+          <w:rFonts w:ascii="Times New Roman" w:hAnsi="Times New Roman" w:cs="Times New Roman"/>
+        </w:rPr>
+        <w:t xml:space="preserve">, E. S. (1983). Perception of partly occluded objects in infancy. </w:t>
       </w:r>
       <w:r>
         <w:rPr>
@@ -41191,7 +44186,21 @@
         <w:rPr>
           <w:rFonts w:ascii="Times New Roman" w:hAnsi="Times New Roman" w:cs="Times New Roman"/>
         </w:rPr>
-        <w:t xml:space="preserve">Kim, I. K., &amp; Spelke, E. S. (1992). Infants' sensitivity to effects of gravity on visible object motion. </w:t>
+        <w:t xml:space="preserve">Kim, I. K., &amp; </w:t>
+      </w:r>
+      <w:proofErr w:type="spellStart"/>
+      <w:r>
+        <w:rPr>
+          <w:rFonts w:ascii="Times New Roman" w:hAnsi="Times New Roman" w:cs="Times New Roman"/>
+        </w:rPr>
+        <w:t>Spelke</w:t>
+      </w:r>
+      <w:proofErr w:type="spellEnd"/>
+      <w:r>
+        <w:rPr>
+          <w:rFonts w:ascii="Times New Roman" w:hAnsi="Times New Roman" w:cs="Times New Roman"/>
+        </w:rPr>
+        <w:t xml:space="preserve">, E. S. (1992). Infants' sensitivity to effects of gravity on visible object motion. </w:t>
       </w:r>
       <w:r>
         <w:rPr>
@@ -41282,7 +44291,21 @@
         <w:rPr>
           <w:rFonts w:ascii="Times New Roman" w:hAnsi="Times New Roman" w:cs="Times New Roman"/>
         </w:rPr>
-        <w:t xml:space="preserve">Leslie, A. M., &amp; Keeble, S. (1987). Do six-month-old infants perceive causality?. </w:t>
+        <w:t xml:space="preserve">Leslie, A. M., &amp; Keeble, S. (1987). Do six-month-old infants perceive </w:t>
+      </w:r>
+      <w:proofErr w:type="gramStart"/>
+      <w:r>
+        <w:rPr>
+          <w:rFonts w:ascii="Times New Roman" w:hAnsi="Times New Roman" w:cs="Times New Roman"/>
+        </w:rPr>
+        <w:t>causality?.</w:t>
+      </w:r>
+      <w:proofErr w:type="gramEnd"/>
+      <w:r>
+        <w:rPr>
+          <w:rFonts w:ascii="Times New Roman" w:hAnsi="Times New Roman" w:cs="Times New Roman"/>
+        </w:rPr>
+        <w:t xml:space="preserve"> </w:t>
       </w:r>
       <w:r>
         <w:rPr>
@@ -41320,7 +44343,35 @@
         <w:rPr>
           <w:rFonts w:ascii="Times New Roman" w:hAnsi="Times New Roman" w:cs="Times New Roman"/>
         </w:rPr>
-        <w:t xml:space="preserve">Liu, S., Brooks, N. B., &amp; Spelke, E. S. (2019). Origins of the concepts cause, cost, and goal in prereaching infants. </w:t>
+        <w:t xml:space="preserve">Liu, S., Brooks, N. B., &amp; </w:t>
+      </w:r>
+      <w:proofErr w:type="spellStart"/>
+      <w:r>
+        <w:rPr>
+          <w:rFonts w:ascii="Times New Roman" w:hAnsi="Times New Roman" w:cs="Times New Roman"/>
+        </w:rPr>
+        <w:t>Spelke</w:t>
+      </w:r>
+      <w:proofErr w:type="spellEnd"/>
+      <w:r>
+        <w:rPr>
+          <w:rFonts w:ascii="Times New Roman" w:hAnsi="Times New Roman" w:cs="Times New Roman"/>
+        </w:rPr>
+        <w:t xml:space="preserve">, E. S. (2019). Origins of the concepts cause, cost, and goal in </w:t>
+      </w:r>
+      <w:proofErr w:type="spellStart"/>
+      <w:r>
+        <w:rPr>
+          <w:rFonts w:ascii="Times New Roman" w:hAnsi="Times New Roman" w:cs="Times New Roman"/>
+        </w:rPr>
+        <w:t>prereaching</w:t>
+      </w:r>
+      <w:proofErr w:type="spellEnd"/>
+      <w:r>
+        <w:rPr>
+          <w:rFonts w:ascii="Times New Roman" w:hAnsi="Times New Roman" w:cs="Times New Roman"/>
+        </w:rPr>
+        <w:t xml:space="preserve"> infants. </w:t>
       </w:r>
       <w:r>
         <w:rPr>
@@ -41364,7 +44415,21 @@
         <w:rPr>
           <w:rFonts w:ascii="Times New Roman" w:hAnsi="Times New Roman" w:cs="Times New Roman"/>
         </w:rPr>
-        <w:t xml:space="preserve">Liu, S., &amp; Spelke, E. S. (2017). Six-month-old infants expect agents to minimize the cost of their actions. </w:t>
+        <w:t xml:space="preserve">Liu, S., &amp; </w:t>
+      </w:r>
+      <w:proofErr w:type="spellStart"/>
+      <w:r>
+        <w:rPr>
+          <w:rFonts w:ascii="Times New Roman" w:hAnsi="Times New Roman" w:cs="Times New Roman"/>
+        </w:rPr>
+        <w:t>Spelke</w:t>
+      </w:r>
+      <w:proofErr w:type="spellEnd"/>
+      <w:r>
+        <w:rPr>
+          <w:rFonts w:ascii="Times New Roman" w:hAnsi="Times New Roman" w:cs="Times New Roman"/>
+        </w:rPr>
+        <w:t xml:space="preserve">, E. S. (2017). Six-month-old infants expect agents to minimize the cost of their actions. </w:t>
       </w:r>
       <w:r>
         <w:rPr>
@@ -41441,7 +44506,21 @@
         <w:rPr>
           <w:rFonts w:ascii="Times New Roman" w:hAnsi="Times New Roman" w:cs="Times New Roman"/>
         </w:rPr>
-        <w:t xml:space="preserve">Marr, D. (1982). Vision: A computational investigation into the human representation and processing of visual information. W. H. Freeman. </w:t>
+        <w:t xml:space="preserve">Marr, D. (1982). Vision: A computational investigation into </w:t>
+      </w:r>
+      <w:proofErr w:type="gramStart"/>
+      <w:r>
+        <w:rPr>
+          <w:rFonts w:ascii="Times New Roman" w:hAnsi="Times New Roman" w:cs="Times New Roman"/>
+        </w:rPr>
+        <w:t>the human</w:t>
+      </w:r>
+      <w:proofErr w:type="gramEnd"/>
+      <w:r>
+        <w:rPr>
+          <w:rFonts w:ascii="Times New Roman" w:hAnsi="Times New Roman" w:cs="Times New Roman"/>
+        </w:rPr>
+        <w:t xml:space="preserve"> representation and processing of visual information. W. H. Freeman. </w:t>
       </w:r>
     </w:p>
     <w:p>
@@ -41610,11 +44689,19 @@
           <w:rFonts w:ascii="Times New Roman" w:hAnsi="Times New Roman" w:cs="Times New Roman"/>
         </w:rPr>
       </w:pPr>
-      <w:r>
-        <w:rPr>
-          <w:rFonts w:ascii="Times New Roman" w:hAnsi="Times New Roman" w:cs="Times New Roman"/>
-        </w:rPr>
-        <w:t xml:space="preserve">Muentener, P., &amp; Carey, S. (2010). Infants' causal representations of state change events. </w:t>
+      <w:proofErr w:type="spellStart"/>
+      <w:r>
+        <w:rPr>
+          <w:rFonts w:ascii="Times New Roman" w:hAnsi="Times New Roman" w:cs="Times New Roman"/>
+        </w:rPr>
+        <w:t>Muentener</w:t>
+      </w:r>
+      <w:proofErr w:type="spellEnd"/>
+      <w:r>
+        <w:rPr>
+          <w:rFonts w:ascii="Times New Roman" w:hAnsi="Times New Roman" w:cs="Times New Roman"/>
+        </w:rPr>
+        <w:t xml:space="preserve">, P., &amp; Carey, S. (2010). Infants' causal representations of state change events. </w:t>
       </w:r>
       <w:r>
         <w:rPr>
@@ -41809,7 +44896,21 @@
         <w:rPr>
           <w:rFonts w:ascii="Times New Roman" w:hAnsi="Times New Roman" w:cs="Times New Roman"/>
         </w:rPr>
-        <w:t xml:space="preserve">Onishi, K. H., &amp; Baillargeon, R. (2005). Do 15-month-old infants understand false beliefs?. </w:t>
+        <w:t xml:space="preserve">Onishi, K. H., &amp; Baillargeon, R. (2005). Do 15-month-old infants understand false </w:t>
+      </w:r>
+      <w:proofErr w:type="gramStart"/>
+      <w:r>
+        <w:rPr>
+          <w:rFonts w:ascii="Times New Roman" w:hAnsi="Times New Roman" w:cs="Times New Roman"/>
+        </w:rPr>
+        <w:t>beliefs?.</w:t>
+      </w:r>
+      <w:proofErr w:type="gramEnd"/>
+      <w:r>
+        <w:rPr>
+          <w:rFonts w:ascii="Times New Roman" w:hAnsi="Times New Roman" w:cs="Times New Roman"/>
+        </w:rPr>
+        <w:t xml:space="preserve"> </w:t>
       </w:r>
       <w:r>
         <w:rPr>
@@ -41891,7 +44992,21 @@
         <w:rPr>
           <w:rFonts w:ascii="Times New Roman" w:hAnsi="Times New Roman" w:cs="Times New Roman"/>
         </w:rPr>
-        <w:t xml:space="preserve">Perner, J., &amp; Ruffman, T. (2005). Infants' insight into the mind: How deep?. </w:t>
+        <w:t xml:space="preserve">Perner, J., &amp; Ruffman, T. (2005). Infants' insight into the mind: How </w:t>
+      </w:r>
+      <w:proofErr w:type="gramStart"/>
+      <w:r>
+        <w:rPr>
+          <w:rFonts w:ascii="Times New Roman" w:hAnsi="Times New Roman" w:cs="Times New Roman"/>
+        </w:rPr>
+        <w:t>deep?.</w:t>
+      </w:r>
+      <w:proofErr w:type="gramEnd"/>
+      <w:r>
+        <w:rPr>
+          <w:rFonts w:ascii="Times New Roman" w:hAnsi="Times New Roman" w:cs="Times New Roman"/>
+        </w:rPr>
+        <w:t xml:space="preserve"> </w:t>
       </w:r>
       <w:r>
         <w:rPr>
@@ -42012,7 +45127,21 @@
           <w:rFonts w:ascii="Times New Roman" w:hAnsi="Times New Roman" w:cs="Times New Roman"/>
         </w:rPr>
         <w:lastRenderedPageBreak/>
-        <w:t xml:space="preserve">Powell, L. J., &amp; Spelke, E. S. (2018). Human infants' understanding of social imitation: Inferences of affiliation from third party observations. </w:t>
+        <w:t xml:space="preserve">Powell, L. J., &amp; </w:t>
+      </w:r>
+      <w:proofErr w:type="spellStart"/>
+      <w:r>
+        <w:rPr>
+          <w:rFonts w:ascii="Times New Roman" w:hAnsi="Times New Roman" w:cs="Times New Roman"/>
+        </w:rPr>
+        <w:t>Spelke</w:t>
+      </w:r>
+      <w:proofErr w:type="spellEnd"/>
+      <w:r>
+        <w:rPr>
+          <w:rFonts w:ascii="Times New Roman" w:hAnsi="Times New Roman" w:cs="Times New Roman"/>
+        </w:rPr>
+        <w:t xml:space="preserve">, E. S. (2018). Human infants' understanding of social imitation: Inferences of affiliation from third party observations. </w:t>
       </w:r>
       <w:r>
         <w:rPr>
@@ -42050,7 +45179,21 @@
         <w:rPr>
           <w:rFonts w:ascii="Times New Roman" w:hAnsi="Times New Roman" w:cs="Times New Roman"/>
         </w:rPr>
-        <w:t xml:space="preserve">Quinn, P. C., &amp; Eimas, P. D. (1997). A reexamination of the perceptual-to-conceptual shift in mental representations. </w:t>
+        <w:t xml:space="preserve">Quinn, P. C., &amp; </w:t>
+      </w:r>
+      <w:proofErr w:type="spellStart"/>
+      <w:r>
+        <w:rPr>
+          <w:rFonts w:ascii="Times New Roman" w:hAnsi="Times New Roman" w:cs="Times New Roman"/>
+        </w:rPr>
+        <w:t>Eimas</w:t>
+      </w:r>
+      <w:proofErr w:type="spellEnd"/>
+      <w:r>
+        <w:rPr>
+          <w:rFonts w:ascii="Times New Roman" w:hAnsi="Times New Roman" w:cs="Times New Roman"/>
+        </w:rPr>
+        <w:t xml:space="preserve">, P. D. (1997). A reexamination of the perceptual-to-conceptual shift in mental representations. </w:t>
       </w:r>
       <w:r>
         <w:rPr>
@@ -42132,7 +45275,21 @@
         <w:rPr>
           <w:rFonts w:ascii="Times New Roman" w:hAnsi="Times New Roman" w:cs="Times New Roman"/>
         </w:rPr>
-        <w:t xml:space="preserve">Rakison, D. H., &amp; Lupyan, G. (2008). Developing object concepts in infancy: An associative learning perspective. </w:t>
+        <w:t xml:space="preserve">Rakison, D. H., &amp; </w:t>
+      </w:r>
+      <w:proofErr w:type="spellStart"/>
+      <w:r>
+        <w:rPr>
+          <w:rFonts w:ascii="Times New Roman" w:hAnsi="Times New Roman" w:cs="Times New Roman"/>
+        </w:rPr>
+        <w:t>Lupyan</w:t>
+      </w:r>
+      <w:proofErr w:type="spellEnd"/>
+      <w:r>
+        <w:rPr>
+          <w:rFonts w:ascii="Times New Roman" w:hAnsi="Times New Roman" w:cs="Times New Roman"/>
+        </w:rPr>
+        <w:t xml:space="preserve">, G. (2008). Developing object concepts in infancy: An associative learning perspective. </w:t>
       </w:r>
       <w:r>
         <w:rPr>
@@ -42268,7 +45425,21 @@
           <w:rFonts w:ascii="Times New Roman" w:hAnsi="Times New Roman" w:cs="Times New Roman"/>
         </w:rPr>
         <w:lastRenderedPageBreak/>
-        <w:t xml:space="preserve">Scarf, D., Imuta, K., Colombo, M., &amp; Hayne, H. (2012). Social evaluation or simple association? Simple associations may explain moral reasoning in infants. </w:t>
+        <w:t xml:space="preserve">Scarf, D., </w:t>
+      </w:r>
+      <w:proofErr w:type="spellStart"/>
+      <w:r>
+        <w:rPr>
+          <w:rFonts w:ascii="Times New Roman" w:hAnsi="Times New Roman" w:cs="Times New Roman"/>
+        </w:rPr>
+        <w:t>Imuta</w:t>
+      </w:r>
+      <w:proofErr w:type="spellEnd"/>
+      <w:r>
+        <w:rPr>
+          <w:rFonts w:ascii="Times New Roman" w:hAnsi="Times New Roman" w:cs="Times New Roman"/>
+        </w:rPr>
+        <w:t xml:space="preserve">, K., Colombo, M., &amp; Hayne, H. (2012). Social evaluation or simple association? Simple associations may explain moral reasoning in infants. </w:t>
       </w:r>
       <w:r>
         <w:rPr>
@@ -42344,7 +45515,21 @@
         <w:rPr>
           <w:rFonts w:ascii="Times New Roman" w:hAnsi="Times New Roman" w:cs="Times New Roman"/>
         </w:rPr>
-        <w:t xml:space="preserve">Schlingloff, L., Csibra, G., &amp; Tatone, D. (2020). Do 15-month-old infants prefer helpers? A replication of Hamlin et al. (2007). Royal Society Open Science, 7(4), 191795. </w:t>
+        <w:t xml:space="preserve">Schlingloff, L., </w:t>
+      </w:r>
+      <w:proofErr w:type="spellStart"/>
+      <w:r>
+        <w:rPr>
+          <w:rFonts w:ascii="Times New Roman" w:hAnsi="Times New Roman" w:cs="Times New Roman"/>
+        </w:rPr>
+        <w:t>Csibra</w:t>
+      </w:r>
+      <w:proofErr w:type="spellEnd"/>
+      <w:r>
+        <w:rPr>
+          <w:rFonts w:ascii="Times New Roman" w:hAnsi="Times New Roman" w:cs="Times New Roman"/>
+        </w:rPr>
+        <w:t xml:space="preserve">, G., &amp; Tatone, D. (2020). Do 15-month-old infants prefer helpers? A replication of Hamlin et al. (2007). Royal Society Open Science, 7(4), 191795. </w:t>
       </w:r>
       <w:hyperlink r:id="rId122" w:history="1">
         <w:r>
@@ -42370,13 +45555,23 @@
         </w:rPr>
         <w:t xml:space="preserve">Schmidt, M. F., &amp; Sommerville, J. A. (2011). Fairness expectations and altruistic sharing in 15-month-old human infants. </w:t>
       </w:r>
+      <w:proofErr w:type="spellStart"/>
       <w:r>
         <w:rPr>
           <w:rFonts w:ascii="Times New Roman" w:hAnsi="Times New Roman" w:cs="Times New Roman"/>
           <w:i/>
           <w:iCs/>
         </w:rPr>
-        <w:t>PLoS ONE</w:t>
+        <w:t>PLoS</w:t>
+      </w:r>
+      <w:proofErr w:type="spellEnd"/>
+      <w:r>
+        <w:rPr>
+          <w:rFonts w:ascii="Times New Roman" w:hAnsi="Times New Roman" w:cs="Times New Roman"/>
+          <w:i/>
+          <w:iCs/>
+        </w:rPr>
+        <w:t xml:space="preserve"> ONE</w:t>
       </w:r>
       <w:r>
         <w:rPr>
@@ -42551,7 +45746,35 @@
           <w:rFonts w:ascii="Times New Roman" w:hAnsi="Times New Roman" w:cs="Times New Roman"/>
         </w:rPr>
         <w:lastRenderedPageBreak/>
-        <w:t xml:space="preserve">Skerry, A. E., Carey, S. E., &amp; Spelke, E. S. (2013). First-person action experience reveals sensitivity to action efficiency in prereaching infants. </w:t>
+        <w:t xml:space="preserve">Skerry, A. E., Carey, S. E., &amp; </w:t>
+      </w:r>
+      <w:proofErr w:type="spellStart"/>
+      <w:r>
+        <w:rPr>
+          <w:rFonts w:ascii="Times New Roman" w:hAnsi="Times New Roman" w:cs="Times New Roman"/>
+        </w:rPr>
+        <w:t>Spelke</w:t>
+      </w:r>
+      <w:proofErr w:type="spellEnd"/>
+      <w:r>
+        <w:rPr>
+          <w:rFonts w:ascii="Times New Roman" w:hAnsi="Times New Roman" w:cs="Times New Roman"/>
+        </w:rPr>
+        <w:t xml:space="preserve">, E. S. (2013). First-person action experience reveals sensitivity to action efficiency in </w:t>
+      </w:r>
+      <w:proofErr w:type="spellStart"/>
+      <w:r>
+        <w:rPr>
+          <w:rFonts w:ascii="Times New Roman" w:hAnsi="Times New Roman" w:cs="Times New Roman"/>
+        </w:rPr>
+        <w:t>prereaching</w:t>
+      </w:r>
+      <w:proofErr w:type="spellEnd"/>
+      <w:r>
+        <w:rPr>
+          <w:rFonts w:ascii="Times New Roman" w:hAnsi="Times New Roman" w:cs="Times New Roman"/>
+        </w:rPr>
+        <w:t xml:space="preserve"> infants. </w:t>
       </w:r>
       <w:r>
         <w:rPr>
@@ -42610,7 +45833,21 @@
         <w:rPr>
           <w:rFonts w:ascii="Times New Roman" w:hAnsi="Times New Roman" w:cs="Times New Roman"/>
         </w:rPr>
-        <w:t xml:space="preserve">Sloutsky, V. M. (2010). From perceptual categories to concepts: What develops?. </w:t>
+        <w:t xml:space="preserve">Sloutsky, V. M. (2010). From perceptual categories to concepts: What </w:t>
+      </w:r>
+      <w:proofErr w:type="gramStart"/>
+      <w:r>
+        <w:rPr>
+          <w:rFonts w:ascii="Times New Roman" w:hAnsi="Times New Roman" w:cs="Times New Roman"/>
+        </w:rPr>
+        <w:t>develops?.</w:t>
+      </w:r>
+      <w:proofErr w:type="gramEnd"/>
+      <w:r>
+        <w:rPr>
+          <w:rFonts w:ascii="Times New Roman" w:hAnsi="Times New Roman" w:cs="Times New Roman"/>
+        </w:rPr>
+        <w:t xml:space="preserve"> </w:t>
       </w:r>
       <w:r>
         <w:rPr>
@@ -42644,11 +45881,19 @@
           <w:rFonts w:ascii="Times New Roman" w:hAnsi="Times New Roman" w:cs="Times New Roman"/>
         </w:rPr>
       </w:pPr>
-      <w:r>
-        <w:rPr>
-          <w:rFonts w:ascii="Times New Roman" w:hAnsi="Times New Roman" w:cs="Times New Roman"/>
-        </w:rPr>
-        <w:t xml:space="preserve">Sodian, B., Schoeppner, B., &amp; Metz, U. (2004). Do infants apply the principle of rational action to human agents? </w:t>
+      <w:proofErr w:type="spellStart"/>
+      <w:r>
+        <w:rPr>
+          <w:rFonts w:ascii="Times New Roman" w:hAnsi="Times New Roman" w:cs="Times New Roman"/>
+        </w:rPr>
+        <w:t>Sodian</w:t>
+      </w:r>
+      <w:proofErr w:type="spellEnd"/>
+      <w:r>
+        <w:rPr>
+          <w:rFonts w:ascii="Times New Roman" w:hAnsi="Times New Roman" w:cs="Times New Roman"/>
+        </w:rPr>
+        <w:t xml:space="preserve">, B., Schoeppner, B., &amp; Metz, U. (2004). Do infants apply the principle of rational action to human agents? </w:t>
       </w:r>
       <w:r>
         <w:rPr>
@@ -42764,11 +46009,19 @@
           <w:rFonts w:ascii="Times New Roman" w:hAnsi="Times New Roman" w:cs="Times New Roman"/>
         </w:rPr>
       </w:pPr>
-      <w:r>
-        <w:rPr>
-          <w:rFonts w:ascii="Times New Roman" w:hAnsi="Times New Roman" w:cs="Times New Roman"/>
-        </w:rPr>
-        <w:t>Spelke, E. S. (2022). What babies know: Core knowledge and composition (Vol. 1). Oxford University Press.</w:t>
+      <w:proofErr w:type="spellStart"/>
+      <w:r>
+        <w:rPr>
+          <w:rFonts w:ascii="Times New Roman" w:hAnsi="Times New Roman" w:cs="Times New Roman"/>
+        </w:rPr>
+        <w:t>Spelke</w:t>
+      </w:r>
+      <w:proofErr w:type="spellEnd"/>
+      <w:r>
+        <w:rPr>
+          <w:rFonts w:ascii="Times New Roman" w:hAnsi="Times New Roman" w:cs="Times New Roman"/>
+        </w:rPr>
+        <w:t>, E. S. (2022). What babies know: Core knowledge and composition (Vol. 1). Oxford University Press.</w:t>
       </w:r>
     </w:p>
     <w:p>
@@ -42779,11 +46032,33 @@
           <w:rFonts w:ascii="Times New Roman" w:hAnsi="Times New Roman" w:cs="Times New Roman"/>
         </w:rPr>
       </w:pPr>
-      <w:r>
-        <w:rPr>
-          <w:rFonts w:ascii="Times New Roman" w:hAnsi="Times New Roman" w:cs="Times New Roman"/>
-        </w:rPr>
-        <w:t xml:space="preserve">Spelke, E. S., Breinlinger, K., Macomber, J., &amp; Jacobson, K. (1992). Origins of knowledge. </w:t>
+      <w:proofErr w:type="spellStart"/>
+      <w:r>
+        <w:rPr>
+          <w:rFonts w:ascii="Times New Roman" w:hAnsi="Times New Roman" w:cs="Times New Roman"/>
+        </w:rPr>
+        <w:t>Spelke</w:t>
+      </w:r>
+      <w:proofErr w:type="spellEnd"/>
+      <w:r>
+        <w:rPr>
+          <w:rFonts w:ascii="Times New Roman" w:hAnsi="Times New Roman" w:cs="Times New Roman"/>
+        </w:rPr>
+        <w:t xml:space="preserve">, E. S., </w:t>
+      </w:r>
+      <w:proofErr w:type="spellStart"/>
+      <w:r>
+        <w:rPr>
+          <w:rFonts w:ascii="Times New Roman" w:hAnsi="Times New Roman" w:cs="Times New Roman"/>
+        </w:rPr>
+        <w:t>Breinlinger</w:t>
+      </w:r>
+      <w:proofErr w:type="spellEnd"/>
+      <w:r>
+        <w:rPr>
+          <w:rFonts w:ascii="Times New Roman" w:hAnsi="Times New Roman" w:cs="Times New Roman"/>
+        </w:rPr>
+        <w:t xml:space="preserve">, K., Macomber, J., &amp; Jacobson, K. (1992). Origins of knowledge. </w:t>
       </w:r>
       <w:r>
         <w:rPr>
@@ -42856,11 +46131,61 @@
           <w:rFonts w:ascii="Times New Roman" w:hAnsi="Times New Roman" w:cs="Times New Roman"/>
         </w:rPr>
       </w:pPr>
-      <w:r>
-        <w:rPr>
-          <w:rFonts w:ascii="Times New Roman" w:hAnsi="Times New Roman" w:cs="Times New Roman"/>
-        </w:rPr>
-        <w:t xml:space="preserve">Vallortigara, G., Regolin, L., &amp; Marconato, F. (2005). Visually inexperienced chicks exhibit spontaneous preference for biological motion patterns. PLoS Biology, 3(7), e208. </w:t>
+      <w:proofErr w:type="spellStart"/>
+      <w:r>
+        <w:rPr>
+          <w:rFonts w:ascii="Times New Roman" w:hAnsi="Times New Roman" w:cs="Times New Roman"/>
+        </w:rPr>
+        <w:t>Vallortigara</w:t>
+      </w:r>
+      <w:proofErr w:type="spellEnd"/>
+      <w:r>
+        <w:rPr>
+          <w:rFonts w:ascii="Times New Roman" w:hAnsi="Times New Roman" w:cs="Times New Roman"/>
+        </w:rPr>
+        <w:t xml:space="preserve">, G., </w:t>
+      </w:r>
+      <w:proofErr w:type="spellStart"/>
+      <w:r>
+        <w:rPr>
+          <w:rFonts w:ascii="Times New Roman" w:hAnsi="Times New Roman" w:cs="Times New Roman"/>
+        </w:rPr>
+        <w:t>Regolin</w:t>
+      </w:r>
+      <w:proofErr w:type="spellEnd"/>
+      <w:r>
+        <w:rPr>
+          <w:rFonts w:ascii="Times New Roman" w:hAnsi="Times New Roman" w:cs="Times New Roman"/>
+        </w:rPr>
+        <w:t xml:space="preserve">, L., &amp; </w:t>
+      </w:r>
+      <w:proofErr w:type="spellStart"/>
+      <w:r>
+        <w:rPr>
+          <w:rFonts w:ascii="Times New Roman" w:hAnsi="Times New Roman" w:cs="Times New Roman"/>
+        </w:rPr>
+        <w:t>Marconato</w:t>
+      </w:r>
+      <w:proofErr w:type="spellEnd"/>
+      <w:r>
+        <w:rPr>
+          <w:rFonts w:ascii="Times New Roman" w:hAnsi="Times New Roman" w:cs="Times New Roman"/>
+        </w:rPr>
+        <w:t xml:space="preserve">, F. (2005). Visually inexperienced chicks exhibit spontaneous preference for biological motion patterns. </w:t>
+      </w:r>
+      <w:proofErr w:type="spellStart"/>
+      <w:r>
+        <w:rPr>
+          <w:rFonts w:ascii="Times New Roman" w:hAnsi="Times New Roman" w:cs="Times New Roman"/>
+        </w:rPr>
+        <w:t>PLoS</w:t>
+      </w:r>
+      <w:proofErr w:type="spellEnd"/>
+      <w:r>
+        <w:rPr>
+          <w:rFonts w:ascii="Times New Roman" w:hAnsi="Times New Roman" w:cs="Times New Roman"/>
+        </w:rPr>
+        <w:t xml:space="preserve"> Biology, 3(7), e208. </w:t>
       </w:r>
       <w:hyperlink r:id="rId135" w:history="1">
         <w:r>
@@ -42884,8 +46209,23 @@
         <w:rPr>
           <w:rFonts w:ascii="Times New Roman" w:hAnsi="Times New Roman" w:cs="Times New Roman"/>
         </w:rPr>
-        <w:t xml:space="preserve">Van Overwalle, F. (2010). Infants' teleological and belief inference: A recurrent connectionist approach to their minimal representational and computational requirements. </w:t>
-      </w:r>
+        <w:t xml:space="preserve">Van </w:t>
+      </w:r>
+      <w:proofErr w:type="spellStart"/>
+      <w:r>
+        <w:rPr>
+          <w:rFonts w:ascii="Times New Roman" w:hAnsi="Times New Roman" w:cs="Times New Roman"/>
+        </w:rPr>
+        <w:t>Overwalle</w:t>
+      </w:r>
+      <w:proofErr w:type="spellEnd"/>
+      <w:r>
+        <w:rPr>
+          <w:rFonts w:ascii="Times New Roman" w:hAnsi="Times New Roman" w:cs="Times New Roman"/>
+        </w:rPr>
+        <w:t xml:space="preserve">, F. (2010). Infants' teleological and belief inference: A recurrent connectionist approach to their minimal representational and computational requirements. </w:t>
+      </w:r>
+      <w:proofErr w:type="spellStart"/>
       <w:r>
         <w:rPr>
           <w:rFonts w:ascii="Times New Roman" w:hAnsi="Times New Roman" w:cs="Times New Roman"/>
@@ -42894,6 +46234,7 @@
         </w:rPr>
         <w:t>NeuroImage</w:t>
       </w:r>
+      <w:proofErr w:type="spellEnd"/>
       <w:r>
         <w:rPr>
           <w:rFonts w:ascii="Times New Roman" w:hAnsi="Times New Roman" w:cs="Times New Roman"/>
@@ -43064,7 +46405,21 @@
           <w:rFonts w:ascii="Times New Roman" w:hAnsi="Times New Roman" w:cs="Times New Roman"/>
         </w:rPr>
         <w:lastRenderedPageBreak/>
-        <w:t xml:space="preserve">Woo, B. M., Steckler, C. M., Le, D. T., &amp; Hamlin, J. K. (2017). Social evaluation of intentional, truly accidental, and negligently accidental helpers and harmers by 10-month-old infants. </w:t>
+        <w:t xml:space="preserve">Woo, B. M., Steckler, C. M., Le, D. T., &amp; Hamlin, J. K. (2017). Social evaluation of intentional, truly accidental, and </w:t>
+      </w:r>
+      <w:proofErr w:type="gramStart"/>
+      <w:r>
+        <w:rPr>
+          <w:rFonts w:ascii="Times New Roman" w:hAnsi="Times New Roman" w:cs="Times New Roman"/>
+        </w:rPr>
+        <w:t>negligently</w:t>
+      </w:r>
+      <w:proofErr w:type="gramEnd"/>
+      <w:r>
+        <w:rPr>
+          <w:rFonts w:ascii="Times New Roman" w:hAnsi="Times New Roman" w:cs="Times New Roman"/>
+        </w:rPr>
+        <w:t xml:space="preserve"> accidental helpers and harmers by 10-month-old infants. </w:t>
       </w:r>
       <w:r>
         <w:rPr>
@@ -43256,11 +46611,33 @@
           <w:rFonts w:ascii="Times New Roman" w:hAnsi="Times New Roman" w:cs="Times New Roman"/>
         </w:rPr>
       </w:pPr>
-      <w:r>
-        <w:rPr>
-          <w:rFonts w:ascii="Times New Roman" w:hAnsi="Times New Roman" w:cs="Times New Roman"/>
-        </w:rPr>
-        <w:t xml:space="preserve">Yermolayeva, Y., &amp; Rakison, D. H. (2014). Connectionist modeling of developmental changes in infancy: Approaches, challenges, and contributions. </w:t>
+      <w:proofErr w:type="spellStart"/>
+      <w:r>
+        <w:rPr>
+          <w:rFonts w:ascii="Times New Roman" w:hAnsi="Times New Roman" w:cs="Times New Roman"/>
+        </w:rPr>
+        <w:t>Yermolayeva</w:t>
+      </w:r>
+      <w:proofErr w:type="spellEnd"/>
+      <w:r>
+        <w:rPr>
+          <w:rFonts w:ascii="Times New Roman" w:hAnsi="Times New Roman" w:cs="Times New Roman"/>
+        </w:rPr>
+        <w:t xml:space="preserve">, Y., &amp; </w:t>
+      </w:r>
+      <w:proofErr w:type="spellStart"/>
+      <w:r>
+        <w:rPr>
+          <w:rFonts w:ascii="Times New Roman" w:hAnsi="Times New Roman" w:cs="Times New Roman"/>
+        </w:rPr>
+        <w:t>Rakison</w:t>
+      </w:r>
+      <w:proofErr w:type="spellEnd"/>
+      <w:r>
+        <w:rPr>
+          <w:rFonts w:ascii="Times New Roman" w:hAnsi="Times New Roman" w:cs="Times New Roman"/>
+        </w:rPr>
+        <w:t xml:space="preserve">, D. H. (2014). Connectionist modeling of developmental changes in infancy: Approaches, challenges, and contributions. </w:t>
       </w:r>
       <w:r>
         <w:rPr>
@@ -43430,7 +46807,25 @@
           <w:sz w:val="24"/>
           <w:szCs w:val="24"/>
         </w:rPr>
-        <w:t xml:space="preserve"> Note that the ability to form prototypes develops between 3 and 4 months of age (e.g., Bomba &amp; Siqueland, 1983; Younger, 1985)</w:t>
+        <w:t xml:space="preserve"> Note that the ability to form prototypes develops between 3 and 4 months of age (e.g., Bomba &amp; </w:t>
+      </w:r>
+      <w:proofErr w:type="spellStart"/>
+      <w:r>
+        <w:rPr>
+          <w:rFonts w:ascii="Times New Roman" w:hAnsi="Times New Roman" w:cs="Times New Roman"/>
+          <w:sz w:val="24"/>
+          <w:szCs w:val="24"/>
+        </w:rPr>
+        <w:t>Siqueland</w:t>
+      </w:r>
+      <w:proofErr w:type="spellEnd"/>
+      <w:r>
+        <w:rPr>
+          <w:rFonts w:ascii="Times New Roman" w:hAnsi="Times New Roman" w:cs="Times New Roman"/>
+          <w:sz w:val="24"/>
+          <w:szCs w:val="24"/>
+        </w:rPr>
+        <w:t>, 1983; Younger, 1985)</w:t>
       </w:r>
       <w:r>
         <w:rPr>

--- a/psychologicalReview/ms/drafts/ms05252026.docx
+++ b/psychologicalReview/ms/drafts/ms05252026.docx
@@ -153,7 +153,7 @@
         <w:rPr>
           <w:rFonts w:ascii="Times New Roman" w:hAnsi="Times New Roman" w:cs="Times New Roman"/>
         </w:rPr>
-        <w:t xml:space="preserve"> and then show that the model reproduced</w:t>
+        <w:t xml:space="preserve"> and show that the model reproduced</w:t>
       </w:r>
       <w:r>
         <w:rPr>
@@ -436,21 +436,7 @@
         <w:rPr>
           <w:rFonts w:ascii="Times New Roman" w:hAnsi="Times New Roman" w:cs="Times New Roman"/>
         </w:rPr>
-        <w:t>(</w:t>
-      </w:r>
-      <w:proofErr w:type="spellStart"/>
-      <w:r>
-        <w:rPr>
-          <w:rFonts w:ascii="Times New Roman" w:hAnsi="Times New Roman" w:cs="Times New Roman"/>
-        </w:rPr>
-        <w:t>Csibra</w:t>
-      </w:r>
-      <w:proofErr w:type="spellEnd"/>
-      <w:r>
-        <w:rPr>
-          <w:rFonts w:ascii="Times New Roman" w:hAnsi="Times New Roman" w:cs="Times New Roman"/>
-        </w:rPr>
-        <w:t xml:space="preserve"> et al., 1999; Gergely et al., 1995).</w:t>
+        <w:t>(Csibra et al., 1999; Gergely et al., 1995).</w:t>
       </w:r>
       <w:r>
         <w:rPr>
@@ -530,19 +516,11 @@
         </w:rPr>
         <w:t xml:space="preserve">either </w:t>
       </w:r>
-      <w:proofErr w:type="gramStart"/>
-      <w:r>
-        <w:rPr>
-          <w:rFonts w:ascii="Times New Roman" w:hAnsi="Times New Roman" w:cs="Times New Roman"/>
-        </w:rPr>
-        <w:t>to</w:t>
-      </w:r>
-      <w:proofErr w:type="gramEnd"/>
-      <w:r>
-        <w:rPr>
-          <w:rFonts w:ascii="Times New Roman" w:hAnsi="Times New Roman" w:cs="Times New Roman"/>
-        </w:rPr>
-        <w:t xml:space="preserve"> events </w:t>
+      <w:r>
+        <w:rPr>
+          <w:rFonts w:ascii="Times New Roman" w:hAnsi="Times New Roman" w:cs="Times New Roman"/>
+        </w:rPr>
+        <w:t xml:space="preserve">to events </w:t>
       </w:r>
       <w:r>
         <w:rPr>
@@ -1007,63 +985,19 @@
         <w:rPr>
           <w:rFonts w:ascii="Times New Roman" w:hAnsi="Times New Roman" w:cs="Times New Roman"/>
         </w:rPr>
-        <w:t xml:space="preserve"> not only to people (e.g., Phillips &amp; Wellman, 2005; </w:t>
-      </w:r>
-      <w:proofErr w:type="spellStart"/>
-      <w:r>
-        <w:rPr>
-          <w:rFonts w:ascii="Times New Roman" w:hAnsi="Times New Roman" w:cs="Times New Roman"/>
-        </w:rPr>
-        <w:t>Sodian</w:t>
-      </w:r>
-      <w:proofErr w:type="spellEnd"/>
-      <w:r>
-        <w:rPr>
-          <w:rFonts w:ascii="Times New Roman" w:hAnsi="Times New Roman" w:cs="Times New Roman"/>
-        </w:rPr>
-        <w:t xml:space="preserve"> et al., 2004; Woodward &amp; Sommerville, 2000) and animals (e.g., Schwier et al., 2006) but also to geometric shapes (</w:t>
-      </w:r>
-      <w:proofErr w:type="spellStart"/>
-      <w:r>
-        <w:rPr>
-          <w:rFonts w:ascii="Times New Roman" w:hAnsi="Times New Roman" w:cs="Times New Roman"/>
-        </w:rPr>
-        <w:t>Csibra</w:t>
-      </w:r>
-      <w:proofErr w:type="spellEnd"/>
-      <w:r>
-        <w:rPr>
-          <w:rFonts w:ascii="Times New Roman" w:hAnsi="Times New Roman" w:cs="Times New Roman"/>
-        </w:rPr>
-        <w:t xml:space="preserve"> et al., 2003; Gergely et al., 1995) and inanimate objects (</w:t>
-      </w:r>
-      <w:proofErr w:type="spellStart"/>
-      <w:r>
-        <w:rPr>
-          <w:rFonts w:ascii="Times New Roman" w:hAnsi="Times New Roman" w:cs="Times New Roman"/>
-        </w:rPr>
-        <w:t>Csibra</w:t>
-      </w:r>
-      <w:proofErr w:type="spellEnd"/>
-      <w:r>
-        <w:rPr>
-          <w:rFonts w:ascii="Times New Roman" w:hAnsi="Times New Roman" w:cs="Times New Roman"/>
-        </w:rPr>
-        <w:t xml:space="preserve"> et al., 1999; </w:t>
-      </w:r>
-      <w:proofErr w:type="spellStart"/>
-      <w:r>
-        <w:rPr>
-          <w:rFonts w:ascii="Times New Roman" w:hAnsi="Times New Roman" w:cs="Times New Roman"/>
-        </w:rPr>
-        <w:t>Kamewari</w:t>
-      </w:r>
-      <w:proofErr w:type="spellEnd"/>
-      <w:r>
-        <w:rPr>
-          <w:rFonts w:ascii="Times New Roman" w:hAnsi="Times New Roman" w:cs="Times New Roman"/>
-        </w:rPr>
-        <w:t xml:space="preserve"> et al., 2005). Additionally, </w:t>
+        <w:t xml:space="preserve"> not only to people (e.g., Phillips &amp; Wellman, 2005; Sodian et al., 2004; Woodward &amp; Sommerville, 2000) and animals (e.g., Schwier et al., 2006) but also to geometric shapes (Csibra et al., 2003; Gergely et al., 1995) and inanimate objects (</w:t>
+      </w:r>
+      <w:r>
+        <w:rPr>
+          <w:rFonts w:ascii="Times New Roman" w:hAnsi="Times New Roman" w:cs="Times New Roman"/>
+        </w:rPr>
+        <w:t xml:space="preserve">Csibra et al., 1999; </w:t>
+      </w:r>
+      <w:r>
+        <w:rPr>
+          <w:rFonts w:ascii="Times New Roman" w:hAnsi="Times New Roman" w:cs="Times New Roman"/>
+        </w:rPr>
+        <w:t xml:space="preserve">Kamewari et al., 2005). Additionally, </w:t>
       </w:r>
       <w:r>
         <w:rPr>
@@ -1123,21 +1057,7 @@
         <w:rPr>
           <w:rFonts w:ascii="Times New Roman" w:hAnsi="Times New Roman" w:cs="Times New Roman"/>
         </w:rPr>
-        <w:t xml:space="preserve"> (Liu &amp; </w:t>
-      </w:r>
-      <w:proofErr w:type="spellStart"/>
-      <w:r>
-        <w:rPr>
-          <w:rFonts w:ascii="Times New Roman" w:hAnsi="Times New Roman" w:cs="Times New Roman"/>
-        </w:rPr>
-        <w:t>Spelke</w:t>
-      </w:r>
-      <w:proofErr w:type="spellEnd"/>
-      <w:r>
-        <w:rPr>
-          <w:rFonts w:ascii="Times New Roman" w:hAnsi="Times New Roman" w:cs="Times New Roman"/>
-        </w:rPr>
-        <w:t>, 2017).</w:t>
+        <w:t xml:space="preserve"> (Liu &amp; Spelke, 2017).</w:t>
       </w:r>
       <w:r>
         <w:rPr>
@@ -1485,41 +1405,13 @@
         <w:rPr>
           <w:rFonts w:ascii="Times New Roman" w:hAnsi="Times New Roman" w:cs="Times New Roman"/>
         </w:rPr>
-        <w:t>(</w:t>
-      </w:r>
-      <w:proofErr w:type="spellStart"/>
-      <w:r>
-        <w:rPr>
-          <w:rFonts w:ascii="Times New Roman" w:hAnsi="Times New Roman" w:cs="Times New Roman"/>
-        </w:rPr>
-        <w:t>Csibra</w:t>
-      </w:r>
-      <w:proofErr w:type="spellEnd"/>
-      <w:r>
-        <w:rPr>
-          <w:rFonts w:ascii="Times New Roman" w:hAnsi="Times New Roman" w:cs="Times New Roman"/>
-        </w:rPr>
-        <w:t xml:space="preserve"> &amp; Gergely, 1998; </w:t>
-      </w:r>
-      <w:r>
-        <w:rPr>
-          <w:rFonts w:ascii="Times New Roman" w:hAnsi="Times New Roman" w:cs="Times New Roman"/>
-        </w:rPr>
-        <w:t xml:space="preserve">Gergely &amp; </w:t>
-      </w:r>
-      <w:proofErr w:type="spellStart"/>
-      <w:r>
-        <w:rPr>
-          <w:rFonts w:ascii="Times New Roman" w:hAnsi="Times New Roman" w:cs="Times New Roman"/>
-        </w:rPr>
-        <w:t>Csibra</w:t>
-      </w:r>
-      <w:proofErr w:type="spellEnd"/>
-      <w:r>
-        <w:rPr>
-          <w:rFonts w:ascii="Times New Roman" w:hAnsi="Times New Roman" w:cs="Times New Roman"/>
-        </w:rPr>
-        <w:t>, 2003</w:t>
+        <w:t xml:space="preserve">(Csibra &amp; Gergely, 1998; </w:t>
+      </w:r>
+      <w:r>
+        <w:rPr>
+          <w:rFonts w:ascii="Times New Roman" w:hAnsi="Times New Roman" w:cs="Times New Roman"/>
+        </w:rPr>
+        <w:t>Gergely &amp; Csibra, 2003</w:t>
       </w:r>
       <w:r>
         <w:rPr>
@@ -1937,21 +1829,7 @@
         <w:rPr>
           <w:rFonts w:ascii="Times New Roman" w:hAnsi="Times New Roman" w:cs="Times New Roman"/>
         </w:rPr>
-        <w:t xml:space="preserve">evaluate possible </w:t>
-      </w:r>
-      <w:proofErr w:type="gramStart"/>
-      <w:r>
-        <w:rPr>
-          <w:rFonts w:ascii="Times New Roman" w:hAnsi="Times New Roman" w:cs="Times New Roman"/>
-        </w:rPr>
-        <w:t>plans—</w:t>
-      </w:r>
-      <w:proofErr w:type="gramEnd"/>
-      <w:r>
-        <w:rPr>
-          <w:rFonts w:ascii="Times New Roman" w:hAnsi="Times New Roman" w:cs="Times New Roman"/>
-        </w:rPr>
-        <w:t>that is, sequences of actions that lead to a goal—and select the plan that maximizes expected subjective utilities. A subjective utility is the difference between the rewards that result from an outcome and the cost of executing the plan.</w:t>
+        <w:t>evaluate possible plans—that is, sequences of actions that lead to a goal—and select the plan that maximizes expected subjective utilities. A subjective utility is the difference between the rewards that result from an outcome and the cost of executing the plan.</w:t>
       </w:r>
       <w:r>
         <w:rPr>
@@ -3211,21 +3089,7 @@
         <w:rPr>
           <w:rFonts w:ascii="Times New Roman" w:hAnsi="Times New Roman" w:cs="Times New Roman"/>
         </w:rPr>
-        <w:t xml:space="preserve">In terms of Liu et </w:t>
-      </w:r>
-      <w:proofErr w:type="gramStart"/>
-      <w:r>
-        <w:rPr>
-          <w:rFonts w:ascii="Times New Roman" w:hAnsi="Times New Roman" w:cs="Times New Roman"/>
-        </w:rPr>
-        <w:t>al.’s</w:t>
-      </w:r>
-      <w:proofErr w:type="gramEnd"/>
-      <w:r>
-        <w:rPr>
-          <w:rFonts w:ascii="Times New Roman" w:hAnsi="Times New Roman" w:cs="Times New Roman"/>
-        </w:rPr>
-        <w:t xml:space="preserve"> </w:t>
+        <w:t xml:space="preserve">In terms of Liu et al.’s </w:t>
       </w:r>
       <w:r>
         <w:rPr>
@@ -3528,21 +3392,7 @@
         <w:rPr>
           <w:rFonts w:ascii="Times New Roman" w:hAnsi="Times New Roman" w:cs="Times New Roman"/>
         </w:rPr>
-        <w:t xml:space="preserve"> infants</w:t>
-      </w:r>
-      <w:proofErr w:type="gramStart"/>
-      <w:r>
-        <w:rPr>
-          <w:rFonts w:ascii="Times New Roman" w:hAnsi="Times New Roman" w:cs="Times New Roman"/>
-        </w:rPr>
-        <w:t>’ looking</w:t>
-      </w:r>
-      <w:proofErr w:type="gramEnd"/>
-      <w:r>
-        <w:rPr>
-          <w:rFonts w:ascii="Times New Roman" w:hAnsi="Times New Roman" w:cs="Times New Roman"/>
-        </w:rPr>
-        <w:t xml:space="preserve"> behavior in </w:t>
+        <w:t xml:space="preserve"> infants’ looking behavior in </w:t>
       </w:r>
       <w:r>
         <w:rPr>
@@ -3718,20 +3568,12 @@
         </w:rPr>
         <w:t xml:space="preserve">In what follows, I describe this alternative account. However, </w:t>
       </w:r>
-      <w:proofErr w:type="gramStart"/>
       <w:r>
         <w:rPr>
           <w:rFonts w:ascii="Times New Roman" w:hAnsi="Times New Roman" w:cs="Times New Roman"/>
         </w:rPr>
         <w:lastRenderedPageBreak/>
-        <w:t>because</w:t>
-      </w:r>
-      <w:proofErr w:type="gramEnd"/>
-      <w:r>
-        <w:rPr>
-          <w:rFonts w:ascii="Times New Roman" w:hAnsi="Times New Roman" w:cs="Times New Roman"/>
-        </w:rPr>
-        <w:t xml:space="preserve"> it</w:t>
+        <w:t>because it</w:t>
       </w:r>
       <w:r>
         <w:rPr>
@@ -4116,49 +3958,7 @@
         <w:rPr>
           <w:rFonts w:ascii="Times New Roman" w:hAnsi="Times New Roman" w:cs="Times New Roman"/>
         </w:rPr>
-        <w:t xml:space="preserve">; Jones &amp; Smith, 1993; Quinn &amp; </w:t>
-      </w:r>
-      <w:proofErr w:type="spellStart"/>
-      <w:r>
-        <w:rPr>
-          <w:rFonts w:ascii="Times New Roman" w:hAnsi="Times New Roman" w:cs="Times New Roman"/>
-        </w:rPr>
-        <w:t>Eimas</w:t>
-      </w:r>
-      <w:proofErr w:type="spellEnd"/>
-      <w:r>
-        <w:rPr>
-          <w:rFonts w:ascii="Times New Roman" w:hAnsi="Times New Roman" w:cs="Times New Roman"/>
-        </w:rPr>
-        <w:t xml:space="preserve">, 1997; </w:t>
-      </w:r>
-      <w:proofErr w:type="spellStart"/>
-      <w:r>
-        <w:rPr>
-          <w:rFonts w:ascii="Times New Roman" w:hAnsi="Times New Roman" w:cs="Times New Roman"/>
-        </w:rPr>
-        <w:t>Rakison</w:t>
-      </w:r>
-      <w:proofErr w:type="spellEnd"/>
-      <w:r>
-        <w:rPr>
-          <w:rFonts w:ascii="Times New Roman" w:hAnsi="Times New Roman" w:cs="Times New Roman"/>
-        </w:rPr>
-        <w:t xml:space="preserve"> &amp; </w:t>
-      </w:r>
-      <w:proofErr w:type="spellStart"/>
-      <w:r>
-        <w:rPr>
-          <w:rFonts w:ascii="Times New Roman" w:hAnsi="Times New Roman" w:cs="Times New Roman"/>
-        </w:rPr>
-        <w:t>Lupyan</w:t>
-      </w:r>
-      <w:proofErr w:type="spellEnd"/>
-      <w:r>
-        <w:rPr>
-          <w:rFonts w:ascii="Times New Roman" w:hAnsi="Times New Roman" w:cs="Times New Roman"/>
-        </w:rPr>
-        <w:t>, 2008; Sloutsky, 2010)</w:t>
+        <w:t>; Jones &amp; Smith, 1993; Quinn &amp; Eimas, 1997; Rakison &amp; Lupyan, 2008; Sloutsky, 2010)</w:t>
       </w:r>
       <w:r>
         <w:rPr>
@@ -4314,21 +4114,7 @@
         <w:rPr>
           <w:rFonts w:ascii="Times New Roman" w:hAnsi="Times New Roman" w:cs="Times New Roman"/>
         </w:rPr>
-        <w:t xml:space="preserve"> concepts for animates and </w:t>
-      </w:r>
-      <w:proofErr w:type="spellStart"/>
-      <w:r>
-        <w:rPr>
-          <w:rFonts w:ascii="Times New Roman" w:hAnsi="Times New Roman" w:cs="Times New Roman"/>
-        </w:rPr>
-        <w:t>inanimates</w:t>
-      </w:r>
-      <w:proofErr w:type="spellEnd"/>
-      <w:r>
-        <w:rPr>
-          <w:rFonts w:ascii="Times New Roman" w:hAnsi="Times New Roman" w:cs="Times New Roman"/>
-        </w:rPr>
-        <w:t xml:space="preserve"> are formed much more slowly than the available data may suggest.</w:t>
+        <w:t xml:space="preserve"> concepts for animates and inanimates are formed much more slowly than the available data may suggest.</w:t>
       </w:r>
       <w:r>
         <w:rPr>
@@ -4418,19 +4204,11 @@
         <w:lastRenderedPageBreak/>
         <w:t xml:space="preserve">permanence (e.g., </w:t>
       </w:r>
-      <w:proofErr w:type="spellStart"/>
-      <w:r>
-        <w:rPr>
-          <w:rFonts w:ascii="Times New Roman" w:hAnsi="Times New Roman" w:cs="Times New Roman"/>
-        </w:rPr>
-        <w:t>Bogartz</w:t>
-      </w:r>
-      <w:proofErr w:type="spellEnd"/>
-      <w:r>
-        <w:rPr>
-          <w:rFonts w:ascii="Times New Roman" w:hAnsi="Times New Roman" w:cs="Times New Roman"/>
-        </w:rPr>
-        <w:t xml:space="preserve"> et al., 2000; </w:t>
+      <w:r>
+        <w:rPr>
+          <w:rFonts w:ascii="Times New Roman" w:hAnsi="Times New Roman" w:cs="Times New Roman"/>
+        </w:rPr>
+        <w:t xml:space="preserve">Bogartz et al., 2000; </w:t>
       </w:r>
       <w:r>
         <w:rPr>
@@ -4442,35 +4220,7 @@
         <w:rPr>
           <w:rFonts w:ascii="Times New Roman" w:hAnsi="Times New Roman" w:cs="Times New Roman"/>
         </w:rPr>
-        <w:t xml:space="preserve">, among others (e.g., Benton, 2025; </w:t>
-      </w:r>
-      <w:proofErr w:type="spellStart"/>
-      <w:r>
-        <w:rPr>
-          <w:rFonts w:ascii="Times New Roman" w:hAnsi="Times New Roman" w:cs="Times New Roman"/>
-        </w:rPr>
-        <w:t>Rakison</w:t>
-      </w:r>
-      <w:proofErr w:type="spellEnd"/>
-      <w:r>
-        <w:rPr>
-          <w:rFonts w:ascii="Times New Roman" w:hAnsi="Times New Roman" w:cs="Times New Roman"/>
-        </w:rPr>
-        <w:t xml:space="preserve"> &amp; </w:t>
-      </w:r>
-      <w:proofErr w:type="spellStart"/>
-      <w:r>
-        <w:rPr>
-          <w:rFonts w:ascii="Times New Roman" w:hAnsi="Times New Roman" w:cs="Times New Roman"/>
-        </w:rPr>
-        <w:t>Lupyan</w:t>
-      </w:r>
-      <w:proofErr w:type="spellEnd"/>
-      <w:r>
-        <w:rPr>
-          <w:rFonts w:ascii="Times New Roman" w:hAnsi="Times New Roman" w:cs="Times New Roman"/>
-        </w:rPr>
-        <w:t xml:space="preserve">, 2008), </w:t>
+        <w:t xml:space="preserve">, among others (e.g., Benton, 2025; Rakison &amp; Lupyan, 2008), </w:t>
       </w:r>
       <w:r>
         <w:rPr>
@@ -4556,19 +4306,11 @@
         </w:rPr>
         <w:t xml:space="preserve">proposal by </w:t>
       </w:r>
-      <w:proofErr w:type="spellStart"/>
-      <w:r>
-        <w:rPr>
-          <w:rFonts w:ascii="Times New Roman" w:hAnsi="Times New Roman" w:cs="Times New Roman"/>
-        </w:rPr>
-        <w:t>Overwalle</w:t>
-      </w:r>
-      <w:proofErr w:type="spellEnd"/>
-      <w:r>
-        <w:rPr>
-          <w:rFonts w:ascii="Times New Roman" w:hAnsi="Times New Roman" w:cs="Times New Roman"/>
-        </w:rPr>
-        <w:t xml:space="preserve"> (2010)</w:t>
+      <w:r>
+        <w:rPr>
+          <w:rFonts w:ascii="Times New Roman" w:hAnsi="Times New Roman" w:cs="Times New Roman"/>
+        </w:rPr>
+        <w:t>Overwalle (2010)</w:t>
       </w:r>
       <w:r>
         <w:rPr>
@@ -4618,19 +4360,11 @@
         </w:rPr>
         <w:t xml:space="preserve"> of efficiency—</w:t>
       </w:r>
-      <w:proofErr w:type="spellStart"/>
-      <w:r>
-        <w:rPr>
-          <w:rFonts w:ascii="Times New Roman" w:hAnsi="Times New Roman" w:cs="Times New Roman"/>
-        </w:rPr>
-        <w:t>Overwalle’s</w:t>
-      </w:r>
-      <w:proofErr w:type="spellEnd"/>
-      <w:r>
-        <w:rPr>
-          <w:rFonts w:ascii="Times New Roman" w:hAnsi="Times New Roman" w:cs="Times New Roman"/>
-        </w:rPr>
-        <w:t xml:space="preserve"> (2010) position</w:t>
+      <w:r>
+        <w:rPr>
+          <w:rFonts w:ascii="Times New Roman" w:hAnsi="Times New Roman" w:cs="Times New Roman"/>
+        </w:rPr>
+        <w:t>Overwalle’s (2010) position</w:t>
       </w:r>
       <w:r>
         <w:rPr>
@@ -4756,21 +4490,7 @@
         <w:rPr>
           <w:rFonts w:ascii="Times New Roman" w:hAnsi="Times New Roman" w:cs="Times New Roman"/>
         </w:rPr>
-        <w:t xml:space="preserve">. </w:t>
-      </w:r>
-      <w:proofErr w:type="spellStart"/>
-      <w:r>
-        <w:rPr>
-          <w:rFonts w:ascii="Times New Roman" w:hAnsi="Times New Roman" w:cs="Times New Roman"/>
-        </w:rPr>
-        <w:t>Overwalle</w:t>
-      </w:r>
-      <w:proofErr w:type="spellEnd"/>
-      <w:r>
-        <w:rPr>
-          <w:rFonts w:ascii="Times New Roman" w:hAnsi="Times New Roman" w:cs="Times New Roman"/>
-        </w:rPr>
-        <w:t xml:space="preserve"> (2010) argued that </w:t>
+        <w:t xml:space="preserve">. Overwalle (2010) argued that </w:t>
       </w:r>
       <w:r>
         <w:rPr>
@@ -4818,21 +4538,7 @@
         <w:rPr>
           <w:rFonts w:ascii="Times New Roman" w:hAnsi="Times New Roman" w:cs="Times New Roman"/>
         </w:rPr>
-        <w:t xml:space="preserve">infants watch agents follow </w:t>
-      </w:r>
-      <w:proofErr w:type="gramStart"/>
-      <w:r>
-        <w:rPr>
-          <w:rFonts w:ascii="Times New Roman" w:hAnsi="Times New Roman" w:cs="Times New Roman"/>
-        </w:rPr>
-        <w:t>particular paths</w:t>
-      </w:r>
-      <w:proofErr w:type="gramEnd"/>
-      <w:r>
-        <w:rPr>
-          <w:rFonts w:ascii="Times New Roman" w:hAnsi="Times New Roman" w:cs="Times New Roman"/>
-        </w:rPr>
-        <w:t xml:space="preserve"> to obtain a goal</w:t>
+        <w:t>infants watch agents follow particular paths to obtain a goal</w:t>
       </w:r>
       <w:r>
         <w:rPr>
@@ -4970,19 +4676,11 @@
         </w:rPr>
         <w:t xml:space="preserve"> </w:t>
       </w:r>
-      <w:proofErr w:type="spellStart"/>
-      <w:r>
-        <w:rPr>
-          <w:rFonts w:ascii="Times New Roman" w:hAnsi="Times New Roman" w:cs="Times New Roman"/>
-        </w:rPr>
-        <w:t>Overwalle</w:t>
-      </w:r>
-      <w:proofErr w:type="spellEnd"/>
-      <w:r>
-        <w:rPr>
-          <w:rFonts w:ascii="Times New Roman" w:hAnsi="Times New Roman" w:cs="Times New Roman"/>
-        </w:rPr>
-        <w:t xml:space="preserve"> (2010) showed that a connectionist implementation of this proposal could reproduce infants’ looking behavior in Gergely et al. (1995). </w:t>
+      <w:r>
+        <w:rPr>
+          <w:rFonts w:ascii="Times New Roman" w:hAnsi="Times New Roman" w:cs="Times New Roman"/>
+        </w:rPr>
+        <w:t xml:space="preserve">Overwalle (2010) showed that a connectionist implementation of this proposal could reproduce infants’ looking behavior in Gergely et al. (1995). </w:t>
       </w:r>
       <w:r>
         <w:rPr>
@@ -5114,19 +4812,11 @@
         </w:rPr>
         <w:t xml:space="preserve"> </w:t>
       </w:r>
-      <w:proofErr w:type="spellStart"/>
-      <w:r>
-        <w:rPr>
-          <w:rFonts w:ascii="Times New Roman" w:hAnsi="Times New Roman" w:cs="Times New Roman"/>
-        </w:rPr>
-        <w:t>Overwalle’s</w:t>
-      </w:r>
-      <w:proofErr w:type="spellEnd"/>
-      <w:r>
-        <w:rPr>
-          <w:rFonts w:ascii="Times New Roman" w:hAnsi="Times New Roman" w:cs="Times New Roman"/>
-        </w:rPr>
-        <w:t xml:space="preserve"> (2010) account is sufficient to explain </w:t>
+      <w:r>
+        <w:rPr>
+          <w:rFonts w:ascii="Times New Roman" w:hAnsi="Times New Roman" w:cs="Times New Roman"/>
+        </w:rPr>
+        <w:t xml:space="preserve">Overwalle’s (2010) account is sufficient to explain </w:t>
       </w:r>
       <w:r>
         <w:rPr>
@@ -5237,19 +4927,11 @@
         </w:rPr>
         <w:t xml:space="preserve"> </w:t>
       </w:r>
-      <w:proofErr w:type="spellStart"/>
-      <w:r>
-        <w:rPr>
-          <w:rFonts w:ascii="Times New Roman" w:hAnsi="Times New Roman" w:cs="Times New Roman"/>
-        </w:rPr>
-        <w:t>Csibra</w:t>
-      </w:r>
-      <w:proofErr w:type="spellEnd"/>
-      <w:r>
-        <w:rPr>
-          <w:rFonts w:ascii="Times New Roman" w:hAnsi="Times New Roman" w:cs="Times New Roman"/>
-        </w:rPr>
-        <w:t xml:space="preserve"> et al. (2003). </w:t>
+      <w:r>
+        <w:rPr>
+          <w:rFonts w:ascii="Times New Roman" w:hAnsi="Times New Roman" w:cs="Times New Roman"/>
+        </w:rPr>
+        <w:t xml:space="preserve">Csibra et al. (2003). </w:t>
       </w:r>
       <w:r>
         <w:rPr>
@@ -5293,19 +4975,11 @@
         </w:rPr>
         <w:t xml:space="preserve"> </w:t>
       </w:r>
-      <w:proofErr w:type="spellStart"/>
-      <w:r>
-        <w:rPr>
-          <w:rFonts w:ascii="Times New Roman" w:hAnsi="Times New Roman" w:cs="Times New Roman"/>
-        </w:rPr>
-        <w:t>Csibra</w:t>
-      </w:r>
-      <w:proofErr w:type="spellEnd"/>
-      <w:r>
-        <w:rPr>
-          <w:rFonts w:ascii="Times New Roman" w:hAnsi="Times New Roman" w:cs="Times New Roman"/>
-        </w:rPr>
-        <w:t xml:space="preserve"> et al. (2003) found that infants looked</w:t>
+      <w:r>
+        <w:rPr>
+          <w:rFonts w:ascii="Times New Roman" w:hAnsi="Times New Roman" w:cs="Times New Roman"/>
+        </w:rPr>
+        <w:t>Csibra et al. (2003) found that infants looked</w:t>
       </w:r>
       <w:r>
         <w:rPr>
@@ -5319,19 +4993,11 @@
         </w:rPr>
         <w:t xml:space="preserve">the presence of one. </w:t>
       </w:r>
-      <w:proofErr w:type="spellStart"/>
-      <w:r>
-        <w:rPr>
-          <w:rFonts w:ascii="Times New Roman" w:hAnsi="Times New Roman" w:cs="Times New Roman"/>
-        </w:rPr>
-        <w:t>Overwalle’s</w:t>
-      </w:r>
-      <w:proofErr w:type="spellEnd"/>
-      <w:r>
-        <w:rPr>
-          <w:rFonts w:ascii="Times New Roman" w:hAnsi="Times New Roman" w:cs="Times New Roman"/>
-        </w:rPr>
-        <w:t xml:space="preserve"> (2010)</w:t>
+      <w:r>
+        <w:rPr>
+          <w:rFonts w:ascii="Times New Roman" w:hAnsi="Times New Roman" w:cs="Times New Roman"/>
+        </w:rPr>
+        <w:t>Overwalle’s (2010)</w:t>
       </w:r>
       <w:r>
         <w:rPr>
@@ -5431,21 +5097,7 @@
         <w:rPr>
           <w:rFonts w:ascii="Times New Roman" w:eastAsia="Times New Roman" w:hAnsi="Times New Roman" w:cs="Times New Roman"/>
         </w:rPr>
-        <w:t xml:space="preserve">The second concern relates to the role that agents and goals play in </w:t>
-      </w:r>
-      <w:proofErr w:type="spellStart"/>
-      <w:r>
-        <w:rPr>
-          <w:rFonts w:ascii="Times New Roman" w:eastAsia="Times New Roman" w:hAnsi="Times New Roman" w:cs="Times New Roman"/>
-        </w:rPr>
-        <w:t>Overwalle’s</w:t>
-      </w:r>
-      <w:proofErr w:type="spellEnd"/>
-      <w:r>
-        <w:rPr>
-          <w:rFonts w:ascii="Times New Roman" w:eastAsia="Times New Roman" w:hAnsi="Times New Roman" w:cs="Times New Roman"/>
-        </w:rPr>
-        <w:t xml:space="preserve"> (2010) account. Although t</w:t>
+        <w:t>The second concern relates to the role that agents and goals play in Overwalle’s (2010) account. Although t</w:t>
       </w:r>
       <w:r>
         <w:rPr>
@@ -5587,21 +5239,7 @@
         <w:rPr>
           <w:rFonts w:ascii="Times New Roman" w:eastAsia="Times New Roman" w:hAnsi="Times New Roman" w:cs="Times New Roman"/>
         </w:rPr>
-        <w:t xml:space="preserve">. However, in </w:t>
-      </w:r>
-      <w:proofErr w:type="spellStart"/>
-      <w:r>
-        <w:rPr>
-          <w:rFonts w:ascii="Times New Roman" w:eastAsia="Times New Roman" w:hAnsi="Times New Roman" w:cs="Times New Roman"/>
-        </w:rPr>
-        <w:t>Overwalle’s</w:t>
-      </w:r>
-      <w:proofErr w:type="spellEnd"/>
-      <w:r>
-        <w:rPr>
-          <w:rFonts w:ascii="Times New Roman" w:eastAsia="Times New Roman" w:hAnsi="Times New Roman" w:cs="Times New Roman"/>
-        </w:rPr>
-        <w:t xml:space="preserve"> (2010) simulation, no such obstacle appeared during habituation</w:t>
+        <w:t>. However, in Overwalle’s (2010) simulation, no such obstacle appeared during habituation</w:t>
       </w:r>
       <w:r>
         <w:rPr>
@@ -5674,41 +5312,13 @@
         <w:rPr>
           <w:rFonts w:ascii="Times New Roman" w:eastAsia="Times New Roman" w:hAnsi="Times New Roman" w:cs="Times New Roman"/>
         </w:rPr>
-        <w:t xml:space="preserve">Liu &amp; </w:t>
-      </w:r>
-      <w:proofErr w:type="spellStart"/>
-      <w:r>
-        <w:rPr>
-          <w:rFonts w:ascii="Times New Roman" w:eastAsia="Times New Roman" w:hAnsi="Times New Roman" w:cs="Times New Roman"/>
-        </w:rPr>
-        <w:t>Spelke</w:t>
-      </w:r>
-      <w:proofErr w:type="spellEnd"/>
-      <w:r>
-        <w:rPr>
-          <w:rFonts w:ascii="Times New Roman" w:eastAsia="Times New Roman" w:hAnsi="Times New Roman" w:cs="Times New Roman"/>
-        </w:rPr>
-        <w:t>, 2017 and Simulation 4, which models it)</w:t>
-      </w:r>
-      <w:r>
-        <w:rPr>
-          <w:rFonts w:ascii="Times New Roman" w:eastAsia="Times New Roman" w:hAnsi="Times New Roman" w:cs="Times New Roman"/>
-        </w:rPr>
-        <w:t xml:space="preserve">. Considered together, these issues limit what can be concluded about the sufficiency of </w:t>
-      </w:r>
-      <w:proofErr w:type="spellStart"/>
-      <w:r>
-        <w:rPr>
-          <w:rFonts w:ascii="Times New Roman" w:eastAsia="Times New Roman" w:hAnsi="Times New Roman" w:cs="Times New Roman"/>
-        </w:rPr>
-        <w:t>Overwalle’s</w:t>
-      </w:r>
-      <w:proofErr w:type="spellEnd"/>
-      <w:r>
-        <w:rPr>
-          <w:rFonts w:ascii="Times New Roman" w:eastAsia="Times New Roman" w:hAnsi="Times New Roman" w:cs="Times New Roman"/>
-        </w:rPr>
-        <w:t xml:space="preserve"> (2010) proposal for explaining infant action efficiency understanding.</w:t>
+        <w:t>Liu &amp; Spelke, 2017 and Simulation 4, which models it)</w:t>
+      </w:r>
+      <w:r>
+        <w:rPr>
+          <w:rFonts w:ascii="Times New Roman" w:eastAsia="Times New Roman" w:hAnsi="Times New Roman" w:cs="Times New Roman"/>
+        </w:rPr>
+        <w:t>. Considered together, these issues limit what can be concluded about the sufficiency of Overwalle’s (2010) proposal for explaining infant action efficiency understanding.</w:t>
       </w:r>
       <w:r>
         <w:rPr>
@@ -5730,21 +5340,7 @@
         <w:rPr>
           <w:rFonts w:ascii="Times New Roman" w:eastAsia="Times New Roman" w:hAnsi="Times New Roman" w:cs="Times New Roman"/>
         </w:rPr>
-        <w:t xml:space="preserve">Due in part to these limitations and given that </w:t>
-      </w:r>
-      <w:proofErr w:type="spellStart"/>
-      <w:r>
-        <w:rPr>
-          <w:rFonts w:ascii="Times New Roman" w:eastAsia="Times New Roman" w:hAnsi="Times New Roman" w:cs="Times New Roman"/>
-        </w:rPr>
-        <w:t>Overwalle’s</w:t>
-      </w:r>
-      <w:proofErr w:type="spellEnd"/>
-      <w:r>
-        <w:rPr>
-          <w:rFonts w:ascii="Times New Roman" w:eastAsia="Times New Roman" w:hAnsi="Times New Roman" w:cs="Times New Roman"/>
-        </w:rPr>
-        <w:t xml:space="preserve"> (2010) model is</w:t>
+        <w:t>Due in part to these limitations and given that Overwalle’s (2010) model is</w:t>
       </w:r>
       <w:r>
         <w:rPr>
@@ -6008,14 +5604,7 @@
         <w:rPr>
           <w:rFonts w:ascii="Times New Roman" w:hAnsi="Times New Roman" w:cs="Times New Roman"/>
         </w:rPr>
-        <w:t xml:space="preserve"> </w:t>
-      </w:r>
-      <w:proofErr w:type="spellStart"/>
-      <w:r>
-        <w:rPr>
-          <w:rFonts w:ascii="Times New Roman" w:hAnsi="Times New Roman" w:cs="Times New Roman"/>
-        </w:rPr>
-        <w:t>Overwalle</w:t>
+        <w:t xml:space="preserve"> Overwalle</w:t>
       </w:r>
       <w:r>
         <w:rPr>
@@ -6023,7 +5612,6 @@
         </w:rPr>
         <w:t>’s</w:t>
       </w:r>
-      <w:proofErr w:type="spellEnd"/>
       <w:r>
         <w:rPr>
           <w:rFonts w:ascii="Times New Roman" w:hAnsi="Times New Roman" w:cs="Times New Roman"/>
@@ -6054,19 +5642,11 @@
         </w:rPr>
         <w:t xml:space="preserve"> and an extension of </w:t>
       </w:r>
-      <w:proofErr w:type="spellStart"/>
-      <w:r>
-        <w:rPr>
-          <w:rFonts w:ascii="Times New Roman" w:hAnsi="Times New Roman" w:cs="Times New Roman"/>
-        </w:rPr>
-        <w:t>Overwalle’s</w:t>
-      </w:r>
-      <w:proofErr w:type="spellEnd"/>
-      <w:r>
-        <w:rPr>
-          <w:rFonts w:ascii="Times New Roman" w:hAnsi="Times New Roman" w:cs="Times New Roman"/>
-        </w:rPr>
-        <w:t xml:space="preserve"> model</w:t>
+      <w:r>
+        <w:rPr>
+          <w:rFonts w:ascii="Times New Roman" w:hAnsi="Times New Roman" w:cs="Times New Roman"/>
+        </w:rPr>
+        <w:t>Overwalle’s model</w:t>
       </w:r>
       <w:r>
         <w:rPr>
@@ -6220,35 +5800,13 @@
         <w:rPr>
           <w:rFonts w:ascii="Times New Roman" w:hAnsi="Times New Roman" w:cs="Times New Roman"/>
         </w:rPr>
-        <w:t xml:space="preserve">that infants process and represent actions in terms of their semantically neutral kinematics and represent obstacles and </w:t>
-      </w:r>
-      <w:proofErr w:type="gramStart"/>
-      <w:r>
-        <w:rPr>
-          <w:rFonts w:ascii="Times New Roman" w:hAnsi="Times New Roman" w:cs="Times New Roman"/>
-        </w:rPr>
-        <w:t>the agents</w:t>
-      </w:r>
-      <w:proofErr w:type="gramEnd"/>
-      <w:r>
-        <w:rPr>
-          <w:rFonts w:ascii="Times New Roman" w:hAnsi="Times New Roman" w:cs="Times New Roman"/>
-        </w:rPr>
-        <w:t xml:space="preserve"> that avoid them in terms of </w:t>
-      </w:r>
-      <w:proofErr w:type="gramStart"/>
-      <w:r>
-        <w:rPr>
-          <w:rFonts w:ascii="Times New Roman" w:hAnsi="Times New Roman" w:cs="Times New Roman"/>
-        </w:rPr>
-        <w:t>similarly</w:t>
-      </w:r>
-      <w:proofErr w:type="gramEnd"/>
-      <w:r>
-        <w:rPr>
-          <w:rFonts w:ascii="Times New Roman" w:hAnsi="Times New Roman" w:cs="Times New Roman"/>
-        </w:rPr>
-        <w:t xml:space="preserve"> neutral</w:t>
+        <w:t xml:space="preserve">that infants process and represent actions in terms of their semantically neutral kinematics and represent obstacles and the agents that avoid them in terms of </w:t>
+      </w:r>
+      <w:r>
+        <w:rPr>
+          <w:rFonts w:ascii="Times New Roman" w:hAnsi="Times New Roman" w:cs="Times New Roman"/>
+        </w:rPr>
+        <w:t>similarly neutral</w:t>
       </w:r>
       <w:r>
         <w:rPr>
@@ -6968,21 +6526,7 @@
         <w:rPr>
           <w:rFonts w:ascii="Times New Roman" w:hAnsi="Times New Roman" w:cs="Times New Roman"/>
         </w:rPr>
-        <w:t xml:space="preserve">were then </w:t>
-      </w:r>
-      <w:proofErr w:type="gramStart"/>
-      <w:r>
-        <w:rPr>
-          <w:rFonts w:ascii="Times New Roman" w:hAnsi="Times New Roman" w:cs="Times New Roman"/>
-        </w:rPr>
-        <w:t>habituated</w:t>
-      </w:r>
-      <w:proofErr w:type="gramEnd"/>
-      <w:r>
-        <w:rPr>
-          <w:rFonts w:ascii="Times New Roman" w:hAnsi="Times New Roman" w:cs="Times New Roman"/>
-        </w:rPr>
-        <w:t xml:space="preserve"> to a </w:t>
+        <w:t xml:space="preserve">were then habituated to a </w:t>
       </w:r>
       <w:r>
         <w:rPr>
@@ -7856,7 +7400,6 @@
         </w:rPr>
         <w:t xml:space="preserve">amodal </w:t>
       </w:r>
-      <w:proofErr w:type="gramStart"/>
       <w:r>
         <w:rPr>
           <w:rFonts w:ascii="Times New Roman" w:hAnsi="Times New Roman" w:cs="Times New Roman"/>
@@ -7867,14 +7410,7 @@
         <w:rPr>
           <w:rFonts w:ascii="Times New Roman" w:hAnsi="Times New Roman" w:cs="Times New Roman"/>
         </w:rPr>
-        <w:t>—</w:t>
-      </w:r>
-      <w:proofErr w:type="gramEnd"/>
-      <w:r>
-        <w:rPr>
-          <w:rFonts w:ascii="Times New Roman" w:hAnsi="Times New Roman" w:cs="Times New Roman"/>
-        </w:rPr>
-        <w:t xml:space="preserve">that is, representations that do not distinguish infants’ own </w:t>
+        <w:t xml:space="preserve">—that is, representations that do not distinguish infants’ own </w:t>
       </w:r>
       <w:r>
         <w:rPr>
@@ -8455,49 +7991,7 @@
         <w:rPr>
           <w:rFonts w:ascii="Times New Roman" w:hAnsi="Times New Roman" w:cs="Times New Roman"/>
         </w:rPr>
-        <w:t xml:space="preserve">existing lean proposals (e.g., Altmann &amp; Dienes, 1999; Benton, 2023, 2024, 2026; Benton &amp; Hoch, in press; Benton et al., 2024; Benton &amp; Lapan, 2021; Endress &amp; Johnson, 2021; McClelland &amp; Thompson, 2007; Munakata, 1998; Munakata et al., 1997; Orhan &amp; Lake, 2024; </w:t>
-      </w:r>
-      <w:proofErr w:type="spellStart"/>
-      <w:r>
-        <w:rPr>
-          <w:rFonts w:ascii="Times New Roman" w:hAnsi="Times New Roman" w:cs="Times New Roman"/>
-        </w:rPr>
-        <w:t>Overwalle</w:t>
-      </w:r>
-      <w:proofErr w:type="spellEnd"/>
-      <w:r>
-        <w:rPr>
-          <w:rFonts w:ascii="Times New Roman" w:hAnsi="Times New Roman" w:cs="Times New Roman"/>
-        </w:rPr>
-        <w:t xml:space="preserve">, 2010; </w:t>
-      </w:r>
-      <w:proofErr w:type="spellStart"/>
-      <w:r>
-        <w:rPr>
-          <w:rFonts w:ascii="Times New Roman" w:hAnsi="Times New Roman" w:cs="Times New Roman"/>
-        </w:rPr>
-        <w:t>Rakison</w:t>
-      </w:r>
-      <w:proofErr w:type="spellEnd"/>
-      <w:r>
-        <w:rPr>
-          <w:rFonts w:ascii="Times New Roman" w:hAnsi="Times New Roman" w:cs="Times New Roman"/>
-        </w:rPr>
-        <w:t xml:space="preserve"> &amp; </w:t>
-      </w:r>
-      <w:proofErr w:type="spellStart"/>
-      <w:r>
-        <w:rPr>
-          <w:rFonts w:ascii="Times New Roman" w:hAnsi="Times New Roman" w:cs="Times New Roman"/>
-        </w:rPr>
-        <w:t>Lupyan</w:t>
-      </w:r>
-      <w:proofErr w:type="spellEnd"/>
-      <w:r>
-        <w:rPr>
-          <w:rFonts w:ascii="Times New Roman" w:hAnsi="Times New Roman" w:cs="Times New Roman"/>
-        </w:rPr>
-        <w:t xml:space="preserve">, 2008; Rumelhart &amp; McClelland, 1985; Vong et al., </w:t>
+        <w:t xml:space="preserve">existing lean proposals (e.g., Altmann &amp; Dienes, 1999; Benton, 2023, 2024, 2026; Benton &amp; Hoch, in press; Benton et al., 2024; Benton &amp; Lapan, 2021; Endress &amp; Johnson, 2021; McClelland &amp; Thompson, 2007; Munakata, 1998; Munakata et al., 1997; Orhan &amp; Lake, 2024; Overwalle, 2010; Rakison &amp; Lupyan, 2008; Rumelhart &amp; McClelland, 1985; Vong et al., </w:t>
       </w:r>
       <w:r>
         <w:rPr>
@@ -8509,35 +8003,7 @@
         <w:rPr>
           <w:rFonts w:ascii="Times New Roman" w:hAnsi="Times New Roman" w:cs="Times New Roman"/>
         </w:rPr>
-        <w:t xml:space="preserve">; for excellent reviews see Elman et al., 1996 and </w:t>
-      </w:r>
-      <w:proofErr w:type="spellStart"/>
-      <w:r>
-        <w:rPr>
-          <w:rFonts w:ascii="Times New Roman" w:hAnsi="Times New Roman" w:cs="Times New Roman"/>
-        </w:rPr>
-        <w:t>Yermolayeva</w:t>
-      </w:r>
-      <w:proofErr w:type="spellEnd"/>
-      <w:r>
-        <w:rPr>
-          <w:rFonts w:ascii="Times New Roman" w:hAnsi="Times New Roman" w:cs="Times New Roman"/>
-        </w:rPr>
-        <w:t xml:space="preserve"> &amp; </w:t>
-      </w:r>
-      <w:proofErr w:type="spellStart"/>
-      <w:r>
-        <w:rPr>
-          <w:rFonts w:ascii="Times New Roman" w:hAnsi="Times New Roman" w:cs="Times New Roman"/>
-        </w:rPr>
-        <w:t>Rakison</w:t>
-      </w:r>
-      <w:proofErr w:type="spellEnd"/>
-      <w:r>
-        <w:rPr>
-          <w:rFonts w:ascii="Times New Roman" w:hAnsi="Times New Roman" w:cs="Times New Roman"/>
-        </w:rPr>
-        <w:t>, 2014)</w:t>
+        <w:t>; for excellent reviews see Elman et al., 1996 and Yermolayeva &amp; Rakison, 2014)</w:t>
       </w:r>
       <w:r>
         <w:rPr>
@@ -8909,21 +8375,7 @@
         <w:rPr>
           <w:rFonts w:ascii="Times New Roman" w:hAnsi="Times New Roman" w:cs="Times New Roman"/>
         </w:rPr>
-        <w:t xml:space="preserve">(e.g., </w:t>
-      </w:r>
-      <w:proofErr w:type="spellStart"/>
-      <w:r>
-        <w:rPr>
-          <w:rFonts w:ascii="Times New Roman" w:hAnsi="Times New Roman" w:cs="Times New Roman"/>
-        </w:rPr>
-        <w:t>Csibra</w:t>
-      </w:r>
-      <w:proofErr w:type="spellEnd"/>
-      <w:r>
-        <w:rPr>
-          <w:rFonts w:ascii="Times New Roman" w:hAnsi="Times New Roman" w:cs="Times New Roman"/>
-        </w:rPr>
-        <w:t xml:space="preserve"> et al., 1999; Gergely et al., 1995). </w:t>
+        <w:t xml:space="preserve">(e.g., Csibra et al., 1999; Gergely et al., 1995). </w:t>
       </w:r>
     </w:p>
     <w:p>
@@ -8950,35 +8402,7 @@
         <w:rPr>
           <w:rFonts w:ascii="Times New Roman" w:hAnsi="Times New Roman" w:cs="Times New Roman"/>
         </w:rPr>
-        <w:t xml:space="preserve"> Infants show the pattern described in (1) even when the agents lack animate features (e.g., </w:t>
-      </w:r>
-      <w:proofErr w:type="spellStart"/>
-      <w:r>
-        <w:rPr>
-          <w:rFonts w:ascii="Times New Roman" w:hAnsi="Times New Roman" w:cs="Times New Roman"/>
-        </w:rPr>
-        <w:t>Csibra</w:t>
-      </w:r>
-      <w:proofErr w:type="spellEnd"/>
-      <w:r>
-        <w:rPr>
-          <w:rFonts w:ascii="Times New Roman" w:hAnsi="Times New Roman" w:cs="Times New Roman"/>
-        </w:rPr>
-        <w:t xml:space="preserve"> et al., 1999; </w:t>
-      </w:r>
-      <w:proofErr w:type="spellStart"/>
-      <w:r>
-        <w:rPr>
-          <w:rFonts w:ascii="Times New Roman" w:hAnsi="Times New Roman" w:cs="Times New Roman"/>
-        </w:rPr>
-        <w:t>Sodian</w:t>
-      </w:r>
-      <w:proofErr w:type="spellEnd"/>
-      <w:r>
-        <w:rPr>
-          <w:rFonts w:ascii="Times New Roman" w:hAnsi="Times New Roman" w:cs="Times New Roman"/>
-        </w:rPr>
-        <w:t xml:space="preserve"> et al., 2004). </w:t>
+        <w:t xml:space="preserve"> Infants show the pattern described in (1) even when the agents lack animate features (e.g., Csibra et al., 1999; Sodian et al., 2004). </w:t>
       </w:r>
     </w:p>
     <w:p>
@@ -9005,21 +8429,7 @@
         <w:rPr>
           <w:rFonts w:ascii="Times New Roman" w:hAnsi="Times New Roman" w:cs="Times New Roman"/>
         </w:rPr>
-        <w:t xml:space="preserve"> Infants can infer goals from actions and constraints, and constraints from actions and goals (e.g., </w:t>
-      </w:r>
-      <w:proofErr w:type="spellStart"/>
-      <w:r>
-        <w:rPr>
-          <w:rFonts w:ascii="Times New Roman" w:hAnsi="Times New Roman" w:cs="Times New Roman"/>
-        </w:rPr>
-        <w:t>Csibra</w:t>
-      </w:r>
-      <w:proofErr w:type="spellEnd"/>
-      <w:r>
-        <w:rPr>
-          <w:rFonts w:ascii="Times New Roman" w:hAnsi="Times New Roman" w:cs="Times New Roman"/>
-        </w:rPr>
-        <w:t xml:space="preserve"> et al., 2003; Wagner &amp; Carey, 2005). </w:t>
+        <w:t xml:space="preserve"> Infants can infer goals from actions and constraints, and constraints from actions and goals (e.g., Csibra et al., 2003; Wagner &amp; Carey, 2005). </w:t>
       </w:r>
     </w:p>
     <w:p>
@@ -9046,21 +8456,7 @@
         <w:rPr>
           <w:rFonts w:ascii="Times New Roman" w:hAnsi="Times New Roman" w:cs="Times New Roman"/>
         </w:rPr>
-        <w:t xml:space="preserve"> Infants represent action efficiency continuously rather than dichotomously (e.g., Liu &amp; </w:t>
-      </w:r>
-      <w:proofErr w:type="spellStart"/>
-      <w:r>
-        <w:rPr>
-          <w:rFonts w:ascii="Times New Roman" w:hAnsi="Times New Roman" w:cs="Times New Roman"/>
-        </w:rPr>
-        <w:t>Spelke</w:t>
-      </w:r>
-      <w:proofErr w:type="spellEnd"/>
-      <w:r>
-        <w:rPr>
-          <w:rFonts w:ascii="Times New Roman" w:hAnsi="Times New Roman" w:cs="Times New Roman"/>
-        </w:rPr>
-        <w:t>, 2017).</w:t>
+        <w:t xml:space="preserve"> Infants represent action efficiency continuously rather than dichotomously (e.g., Liu &amp; Spelke, 2017).</w:t>
       </w:r>
     </w:p>
     <w:p>
@@ -9117,7 +8513,6 @@
         </w:rPr>
         <w:t xml:space="preserve">One thing that should be clear from the list above is that </w:t>
       </w:r>
-      <w:proofErr w:type="gramStart"/>
       <w:r>
         <w:rPr>
           <w:rFonts w:ascii="Times New Roman" w:hAnsi="Times New Roman" w:cs="Times New Roman"/>
@@ -9128,14 +8523,7 @@
         <w:rPr>
           <w:rFonts w:ascii="Times New Roman" w:hAnsi="Times New Roman" w:cs="Times New Roman"/>
         </w:rPr>
-        <w:t>of</w:t>
-      </w:r>
-      <w:proofErr w:type="gramEnd"/>
-      <w:r>
-        <w:rPr>
-          <w:rFonts w:ascii="Times New Roman" w:hAnsi="Times New Roman" w:cs="Times New Roman"/>
-        </w:rPr>
-        <w:t xml:space="preserve"> </w:t>
+        <w:t xml:space="preserve">of </w:t>
       </w:r>
       <w:r>
         <w:rPr>
@@ -9165,14 +8553,7 @@
         <w:rPr>
           <w:rFonts w:ascii="Times New Roman" w:hAnsi="Times New Roman" w:cs="Times New Roman"/>
         </w:rPr>
-        <w:t xml:space="preserve">Gergely et </w:t>
-      </w:r>
-      <w:proofErr w:type="gramStart"/>
-      <w:r>
-        <w:rPr>
-          <w:rFonts w:ascii="Times New Roman" w:hAnsi="Times New Roman" w:cs="Times New Roman"/>
-        </w:rPr>
-        <w:t>al.</w:t>
+        <w:t>Gergely et al.</w:t>
       </w:r>
       <w:r>
         <w:rPr>
@@ -9180,7 +8561,6 @@
         </w:rPr>
         <w:t>’s</w:t>
       </w:r>
-      <w:proofErr w:type="gramEnd"/>
       <w:r>
         <w:rPr>
           <w:rFonts w:ascii="Times New Roman" w:hAnsi="Times New Roman" w:cs="Times New Roman"/>
@@ -9321,21 +8701,7 @@
         <w:rPr>
           <w:rFonts w:ascii="Times New Roman" w:hAnsi="Times New Roman" w:cs="Times New Roman"/>
         </w:rPr>
-        <w:t xml:space="preserve"> </w:t>
-      </w:r>
-      <w:proofErr w:type="spellStart"/>
-      <w:r>
-        <w:rPr>
-          <w:rFonts w:ascii="Times New Roman" w:hAnsi="Times New Roman" w:cs="Times New Roman"/>
-        </w:rPr>
-        <w:t>Overwalle’s</w:t>
-      </w:r>
-      <w:proofErr w:type="spellEnd"/>
-      <w:r>
-        <w:rPr>
-          <w:rFonts w:ascii="Times New Roman" w:hAnsi="Times New Roman" w:cs="Times New Roman"/>
-        </w:rPr>
-        <w:t xml:space="preserve"> (2010)</w:t>
+        <w:t xml:space="preserve"> Overwalle’s (2010)</w:t>
       </w:r>
       <w:r>
         <w:rPr>
@@ -9472,21 +8838,7 @@
         <w:rPr>
           <w:rFonts w:ascii="Times New Roman" w:hAnsi="Times New Roman" w:cs="Times New Roman"/>
         </w:rPr>
-        <w:t xml:space="preserve"> model serves as the primary comparison model throughout the present simulations. That said, because a detailed description of this model can be found in </w:t>
-      </w:r>
-      <w:proofErr w:type="spellStart"/>
-      <w:r>
-        <w:rPr>
-          <w:rFonts w:ascii="Times New Roman" w:hAnsi="Times New Roman" w:cs="Times New Roman"/>
-        </w:rPr>
-        <w:t>Overwalle</w:t>
-      </w:r>
-      <w:proofErr w:type="spellEnd"/>
-      <w:r>
-        <w:rPr>
-          <w:rFonts w:ascii="Times New Roman" w:hAnsi="Times New Roman" w:cs="Times New Roman"/>
-        </w:rPr>
-        <w:t xml:space="preserve"> (2010), the discussion here is necessarily kept brief. I next describe ALIAS’s architecture followed by a discussion of its pretraining experience; this experience remained identical across all simulations. I then present five simulations, each corresponding to one of the target findings. In each one, I compare ALIAS’s performance to that of OM10 as well as to modified versions of both models, OM10-2 and ALIAS-2. OM10-2 differs from OM10 in that it more faithfully represents the experimental set-up of the behavioral studies from which the target findings were derived. This is achieved by ensuring that obstacles and goal objects remain continuously visible and that the agent no longer overshoots the barrier when passing over it. These modifications make it possible to determine whether OM10’s original success reflected its ability to capture the processes underlying infant action efficiency understanding or instead arose from atheoretical quirks in how the original simulations were implemented. In contrast, ALIAS-2 differs from ALIAS in that it omits differential obstacle salience; that is, peripherally located obstacles are no less salient than obstacles located directly beneath curved motion trajectories. This modification makes it possible to assess whether </w:t>
+        <w:t xml:space="preserve"> model serves as the primary comparison model throughout the present simulations. That said, because a detailed description of this model can be found in Overwalle (2010), the discussion here is necessarily kept brief. I next describe ALIAS’s architecture followed by a discussion of its pretraining experience; this experience remained identical across all simulations. I then present five simulations, each corresponding to one of the target findings. In each one, I compare ALIAS’s performance to that of OM10 as well as to modified versions of both models, OM10-2 and ALIAS-2. OM10-2 differs from OM10 in that it more faithfully represents the experimental set-up of the behavioral studies from which the target findings were derived. This is achieved by ensuring that obstacles and goal objects remain continuously visible and that the agent no longer overshoots the barrier when passing over it. These modifications make it possible to determine whether OM10’s original success reflected its ability to capture the processes underlying infant action efficiency understanding or instead arose from atheoretical quirks in how the original simulations were implemented. In contrast, ALIAS-2 differs from ALIAS in that it omits differential obstacle salience; that is, peripherally located obstacles are no less salient than obstacles located directly beneath curved motion trajectories. This modification makes it possible to assess whether </w:t>
       </w:r>
       <w:r>
         <w:rPr>
@@ -9984,21 +9336,7 @@
         <w:rPr>
           <w:rFonts w:ascii="Times New Roman" w:hAnsi="Times New Roman" w:cs="Times New Roman"/>
         </w:rPr>
-        <w:t xml:space="preserve">served as the dependent measure. This activation was treated as being inversely related to looking time (see </w:t>
-      </w:r>
-      <w:proofErr w:type="spellStart"/>
-      <w:r>
-        <w:rPr>
-          <w:rFonts w:ascii="Times New Roman" w:hAnsi="Times New Roman" w:cs="Times New Roman"/>
-        </w:rPr>
-        <w:t>Overwalle</w:t>
-      </w:r>
-      <w:proofErr w:type="spellEnd"/>
-      <w:r>
-        <w:rPr>
-          <w:rFonts w:ascii="Times New Roman" w:hAnsi="Times New Roman" w:cs="Times New Roman"/>
-        </w:rPr>
-        <w:t xml:space="preserve">, 2010). </w:t>
+        <w:t xml:space="preserve">served as the dependent measure. This activation was treated as being inversely related to looking time (see Overwalle, 2010). </w:t>
       </w:r>
       <w:r>
         <w:rPr>
@@ -10248,31 +9586,7 @@
           <w:sz w:val="24"/>
           <w:szCs w:val="24"/>
         </w:rPr>
-        <w:t xml:space="preserve">. The barrier is present only when the agent occupies a position immediately adjacent to it (see </w:t>
-      </w:r>
-      <w:proofErr w:type="spellStart"/>
-      <w:r>
-        <w:rPr>
-          <w:rFonts w:ascii="Times New Roman" w:hAnsi="Times New Roman" w:cs="Times New Roman"/>
-          <w:i w:val="0"/>
-          <w:iCs w:val="0"/>
-          <w:color w:val="000000" w:themeColor="text1"/>
-          <w:sz w:val="24"/>
-          <w:szCs w:val="24"/>
-        </w:rPr>
-        <w:t>Overwalle</w:t>
-      </w:r>
-      <w:proofErr w:type="spellEnd"/>
-      <w:r>
-        <w:rPr>
-          <w:rFonts w:ascii="Times New Roman" w:hAnsi="Times New Roman" w:cs="Times New Roman"/>
-          <w:i w:val="0"/>
-          <w:iCs w:val="0"/>
-          <w:color w:val="000000" w:themeColor="text1"/>
-          <w:sz w:val="24"/>
-          <w:szCs w:val="24"/>
-        </w:rPr>
-        <w:t>, 2010).</w:t>
+        <w:t>. The barrier is present only when the agent occupies a position immediately adjacent to it (see Overwalle, 2010).</w:t>
       </w:r>
       <w:r>
         <w:rPr>
@@ -10903,21 +10217,7 @@
         <w:rPr>
           <w:rFonts w:ascii="Times New Roman" w:hAnsi="Times New Roman" w:cs="Times New Roman"/>
         </w:rPr>
-        <w:t xml:space="preserve">cross-entropy </w:t>
-      </w:r>
-      <w:proofErr w:type="gramStart"/>
-      <w:r>
-        <w:rPr>
-          <w:rFonts w:ascii="Times New Roman" w:hAnsi="Times New Roman" w:cs="Times New Roman"/>
-        </w:rPr>
-        <w:t>error</w:t>
-      </w:r>
-      <w:proofErr w:type="gramEnd"/>
-      <w:r>
-        <w:rPr>
-          <w:rFonts w:ascii="Times New Roman" w:hAnsi="Times New Roman" w:cs="Times New Roman"/>
-        </w:rPr>
-        <w:t xml:space="preserve"> (e.g., Williams &amp; Zipser, 1995).</w:t>
+        <w:t>cross-entropy error (e.g., Williams &amp; Zipser, 1995).</w:t>
       </w:r>
     </w:p>
     <w:p>
@@ -12930,33 +12230,11 @@
         </w:rPr>
         <w:t xml:space="preserve">Benton, 2024 and </w:t>
       </w:r>
-      <w:proofErr w:type="spellStart"/>
-      <w:r>
-        <w:rPr>
-          <w:rFonts w:ascii="Times New Roman" w:eastAsia="Times New Roman" w:hAnsi="Times New Roman" w:cs="Times New Roman"/>
-        </w:rPr>
-        <w:t>Rakison</w:t>
-      </w:r>
-      <w:proofErr w:type="spellEnd"/>
-      <w:r>
-        <w:rPr>
-          <w:rFonts w:ascii="Times New Roman" w:eastAsia="Times New Roman" w:hAnsi="Times New Roman" w:cs="Times New Roman"/>
-        </w:rPr>
-        <w:t xml:space="preserve"> &amp; </w:t>
-      </w:r>
-      <w:proofErr w:type="spellStart"/>
-      <w:r>
-        <w:rPr>
-          <w:rFonts w:ascii="Times New Roman" w:eastAsia="Times New Roman" w:hAnsi="Times New Roman" w:cs="Times New Roman"/>
-        </w:rPr>
-        <w:t>Lupyan</w:t>
-      </w:r>
-      <w:proofErr w:type="spellEnd"/>
-      <w:r>
-        <w:rPr>
-          <w:rFonts w:ascii="Times New Roman" w:eastAsia="Times New Roman" w:hAnsi="Times New Roman" w:cs="Times New Roman"/>
-        </w:rPr>
-        <w:t>, 2008)</w:t>
+      <w:r>
+        <w:rPr>
+          <w:rFonts w:ascii="Times New Roman" w:eastAsia="Times New Roman" w:hAnsi="Times New Roman" w:cs="Times New Roman"/>
+        </w:rPr>
+        <w:t>Rakison &amp; Lupyan, 2008)</w:t>
       </w:r>
       <w:r>
         <w:rPr>
@@ -13036,19 +12314,11 @@
         </w:rPr>
         <w:t xml:space="preserve">. </w:t>
       </w:r>
-      <w:proofErr w:type="gramStart"/>
-      <w:r>
-        <w:rPr>
-          <w:rFonts w:ascii="Times New Roman" w:eastAsia="Times New Roman" w:hAnsi="Times New Roman" w:cs="Times New Roman"/>
-        </w:rPr>
-        <w:t>In particular, at</w:t>
-      </w:r>
-      <w:proofErr w:type="gramEnd"/>
-      <w:r>
-        <w:rPr>
-          <w:rFonts w:ascii="Times New Roman" w:eastAsia="Times New Roman" w:hAnsi="Times New Roman" w:cs="Times New Roman"/>
-        </w:rPr>
-        <w:t xml:space="preserve"> time </w:t>
+      <w:r>
+        <w:rPr>
+          <w:rFonts w:ascii="Times New Roman" w:eastAsia="Times New Roman" w:hAnsi="Times New Roman" w:cs="Times New Roman"/>
+        </w:rPr>
+        <w:t xml:space="preserve">In particular, at time </w:t>
       </w:r>
       <w:r>
         <w:rPr>
@@ -14387,21 +13657,7 @@
           <w:rFonts w:ascii="Times New Roman" w:hAnsi="Times New Roman" w:cs="Times New Roman"/>
         </w:rPr>
         <w:lastRenderedPageBreak/>
-        <w:t xml:space="preserve">about the nature of the habituation experience for a given simulation). Different numbers of habituation epochs were used to ensure that the results reported below were robust to </w:t>
-      </w:r>
-      <w:proofErr w:type="gramStart"/>
-      <w:r>
-        <w:rPr>
-          <w:rFonts w:ascii="Times New Roman" w:hAnsi="Times New Roman" w:cs="Times New Roman"/>
-        </w:rPr>
-        <w:t>particular values</w:t>
-      </w:r>
-      <w:proofErr w:type="gramEnd"/>
-      <w:r>
-        <w:rPr>
-          <w:rFonts w:ascii="Times New Roman" w:hAnsi="Times New Roman" w:cs="Times New Roman"/>
-        </w:rPr>
-        <w:t xml:space="preserve"> of this parameter.</w:t>
+        <w:t>about the nature of the habituation experience for a given simulation). Different numbers of habituation epochs were used to ensure that the results reported below were robust to particular values of this parameter.</w:t>
       </w:r>
       <w:r>
         <w:rPr>
@@ -14423,35 +13679,7 @@
         <w:rPr>
           <w:rFonts w:ascii="Times New Roman" w:hAnsi="Times New Roman" w:cs="Times New Roman"/>
         </w:rPr>
-        <w:t xml:space="preserve">The dependent measure used in these simulations was network (cross-entropy) error (Hinton, 1989). As in prior developmental connectionist models (e.g., Mareschal et al., 2000; Quinn &amp; Johnson, 2000; </w:t>
-      </w:r>
-      <w:proofErr w:type="spellStart"/>
-      <w:r>
-        <w:rPr>
-          <w:rFonts w:ascii="Times New Roman" w:hAnsi="Times New Roman" w:cs="Times New Roman"/>
-        </w:rPr>
-        <w:t>Rakison</w:t>
-      </w:r>
-      <w:proofErr w:type="spellEnd"/>
-      <w:r>
-        <w:rPr>
-          <w:rFonts w:ascii="Times New Roman" w:hAnsi="Times New Roman" w:cs="Times New Roman"/>
-        </w:rPr>
-        <w:t xml:space="preserve"> &amp; </w:t>
-      </w:r>
-      <w:proofErr w:type="spellStart"/>
-      <w:r>
-        <w:rPr>
-          <w:rFonts w:ascii="Times New Roman" w:hAnsi="Times New Roman" w:cs="Times New Roman"/>
-        </w:rPr>
-        <w:t>Lupyan</w:t>
-      </w:r>
-      <w:proofErr w:type="spellEnd"/>
-      <w:r>
-        <w:rPr>
-          <w:rFonts w:ascii="Times New Roman" w:hAnsi="Times New Roman" w:cs="Times New Roman"/>
-        </w:rPr>
-        <w:t>, 2008), network error was treated as a proxy for looking time such that greater error corresponded to longer looking. This interpretation of error also aligns with theories of habituation proposing that infants’ looking declines as their internal representations increasingly match external events (e.g., Cohen, 1973; Sokolov, 1963), as well as with how autoencoders—which ALIAS partly is—learn.</w:t>
+        <w:t>The dependent measure used in these simulations was network (cross-entropy) error (Hinton, 1989). As in prior developmental connectionist models (e.g., Mareschal et al., 2000; Quinn &amp; Johnson, 2000; Rakison &amp; Lupyan, 2008), network error was treated as a proxy for looking time such that greater error corresponded to longer looking. This interpretation of error also aligns with theories of habituation proposing that infants’ looking declines as their internal representations increasingly match external events (e.g., Cohen, 1973; Sokolov, 1963), as well as with how autoencoders—which ALIAS partly is—learn.</w:t>
       </w:r>
       <w:r>
         <w:rPr>
@@ -15273,35 +14501,7 @@
         <w:rPr>
           <w:rFonts w:ascii="Times New Roman" w:hAnsi="Times New Roman" w:cs="Times New Roman"/>
         </w:rPr>
-        <w:t xml:space="preserve">. First, ALIAS successfully reproduced the first target finding: Networks in </w:t>
-      </w:r>
-      <w:proofErr w:type="gramStart"/>
-      <w:r>
-        <w:rPr>
-          <w:rFonts w:ascii="Times New Roman" w:hAnsi="Times New Roman" w:cs="Times New Roman"/>
-        </w:rPr>
-        <w:t>the Experimental condition</w:t>
-      </w:r>
-      <w:proofErr w:type="gramEnd"/>
-      <w:r>
-        <w:rPr>
-          <w:rFonts w:ascii="Times New Roman" w:hAnsi="Times New Roman" w:cs="Times New Roman"/>
-        </w:rPr>
-        <w:t xml:space="preserve"> produced greater </w:t>
-      </w:r>
-      <w:proofErr w:type="gramStart"/>
-      <w:r>
-        <w:rPr>
-          <w:rFonts w:ascii="Times New Roman" w:hAnsi="Times New Roman" w:cs="Times New Roman"/>
-        </w:rPr>
-        <w:t>error</w:t>
-      </w:r>
-      <w:proofErr w:type="gramEnd"/>
-      <w:r>
-        <w:rPr>
-          <w:rFonts w:ascii="Times New Roman" w:hAnsi="Times New Roman" w:cs="Times New Roman"/>
-        </w:rPr>
-        <w:t xml:space="preserve"> to (i.e., looked longer at) the Inefficient test event than at the Efficient one. In contrast, networks in the Control condition produced comparable error across the two test events. Second, this looking pattern held across different amounts of habituation. This suggests that ALIAS’s success was robust to habituation length, at least within the range of lengths used here.</w:t>
+        <w:t>. First, ALIAS successfully reproduced the first target finding: Networks in the Experimental condition produced greater error to (i.e., looked longer at) the Inefficient test event than at the Efficient one. In contrast, networks in the Control condition produced comparable error across the two test events. Second, this looking pattern held across different amounts of habituation. This suggests that ALIAS’s success was robust to habituation length, at least within the range of lengths used here.</w:t>
       </w:r>
       <w:r>
         <w:rPr>
@@ -16023,30 +15223,8 @@
         <w:rPr>
           <w:rFonts w:ascii="Times New Roman" w:hAnsi="Times New Roman" w:cs="Times New Roman"/>
         </w:rPr>
-        <w:t xml:space="preserve">OM10-2 </w:t>
-      </w:r>
-      <w:proofErr w:type="gramStart"/>
-      <w:r>
-        <w:rPr>
-          <w:rFonts w:ascii="Times New Roman" w:hAnsi="Times New Roman" w:cs="Times New Roman"/>
-        </w:rPr>
-        <w:t>model—</w:t>
-      </w:r>
-      <w:proofErr w:type="gramEnd"/>
-      <w:r>
-        <w:rPr>
-          <w:rFonts w:ascii="Times New Roman" w:hAnsi="Times New Roman" w:cs="Times New Roman"/>
-        </w:rPr>
-        <w:t xml:space="preserve">which more faithfully captures the experimental details of studies associated with the first target </w:t>
-      </w:r>
-      <w:proofErr w:type="gramStart"/>
-      <w:r>
-        <w:rPr>
-          <w:rFonts w:ascii="Times New Roman" w:hAnsi="Times New Roman" w:cs="Times New Roman"/>
-        </w:rPr>
-        <w:t>finding</w:t>
-      </w:r>
-      <w:proofErr w:type="gramEnd"/>
+        <w:t>OM10-2 model—which more faithfully captures the experimental details of studies associated with the first target finding</w:t>
+      </w:r>
       <w:r>
         <w:rPr>
           <w:rFonts w:ascii="Times New Roman" w:hAnsi="Times New Roman" w:cs="Times New Roman"/>
@@ -16389,31 +15567,7 @@
           <w:sz w:val="24"/>
           <w:szCs w:val="24"/>
         </w:rPr>
-        <w:t xml:space="preserve"> Data shown </w:t>
-      </w:r>
-      <w:proofErr w:type="gramStart"/>
-      <w:r>
-        <w:rPr>
-          <w:rFonts w:ascii="Times New Roman" w:hAnsi="Times New Roman" w:cs="Times New Roman"/>
-          <w:i w:val="0"/>
-          <w:iCs w:val="0"/>
-          <w:color w:val="000000" w:themeColor="text1"/>
-          <w:sz w:val="24"/>
-          <w:szCs w:val="24"/>
-        </w:rPr>
-        <w:t>were</w:t>
-      </w:r>
-      <w:proofErr w:type="gramEnd"/>
-      <w:r>
-        <w:rPr>
-          <w:rFonts w:ascii="Times New Roman" w:hAnsi="Times New Roman" w:cs="Times New Roman"/>
-          <w:i w:val="0"/>
-          <w:iCs w:val="0"/>
-          <w:color w:val="000000" w:themeColor="text1"/>
-          <w:sz w:val="24"/>
-          <w:szCs w:val="24"/>
-        </w:rPr>
-        <w:t xml:space="preserve"> generated by ALIAS</w:t>
+        <w:t xml:space="preserve"> Data shown were generated by ALIAS</w:t>
       </w:r>
       <w:r>
         <w:rPr>
@@ -16724,21 +15878,7 @@
           <w:rFonts w:ascii="Times New Roman" w:hAnsi="Times New Roman" w:cs="Times New Roman"/>
         </w:rPr>
         <w:lastRenderedPageBreak/>
-        <w:t xml:space="preserve">obstacles, presenting curved </w:t>
-      </w:r>
-      <w:proofErr w:type="gramStart"/>
-      <w:r>
-        <w:rPr>
-          <w:rFonts w:ascii="Times New Roman" w:hAnsi="Times New Roman" w:cs="Times New Roman"/>
-        </w:rPr>
-        <w:t>motion beside</w:t>
-      </w:r>
-      <w:proofErr w:type="gramEnd"/>
-      <w:r>
-        <w:rPr>
-          <w:rFonts w:ascii="Times New Roman" w:hAnsi="Times New Roman" w:cs="Times New Roman"/>
-        </w:rPr>
-        <w:t xml:space="preserve"> rather than over a barrier during habituation partially overwrites the barrier-under-curved-motion association acquired during pretraining. The reason this association is </w:t>
+        <w:t xml:space="preserve">obstacles, presenting curved motion beside rather than over a barrier during habituation partially overwrites the barrier-under-curved-motion association acquired during pretraining. The reason this association is </w:t>
       </w:r>
       <w:r>
         <w:rPr>
@@ -17055,33 +16195,19 @@
         <w:rPr>
           <w:rFonts w:ascii="Times New Roman" w:hAnsi="Times New Roman" w:cs="Times New Roman"/>
         </w:rPr>
-        <w:t xml:space="preserve">at the outset of the pretraining phase, the pattern of activation that </w:t>
-      </w:r>
-      <w:proofErr w:type="gramStart"/>
-      <w:r>
-        <w:rPr>
-          <w:rFonts w:ascii="Times New Roman" w:hAnsi="Times New Roman" w:cs="Times New Roman"/>
-        </w:rPr>
-        <w:t>these</w:t>
-      </w:r>
-      <w:r>
-        <w:rPr>
-          <w:rFonts w:ascii="Times New Roman" w:hAnsi="Times New Roman" w:cs="Times New Roman"/>
-        </w:rPr>
-        <w:t xml:space="preserve"> </w:t>
-      </w:r>
-      <w:r>
-        <w:rPr>
-          <w:rFonts w:ascii="Times New Roman" w:hAnsi="Times New Roman" w:cs="Times New Roman"/>
-        </w:rPr>
-        <w:t>input</w:t>
-      </w:r>
-      <w:proofErr w:type="gramEnd"/>
-      <w:r>
-        <w:rPr>
-          <w:rFonts w:ascii="Times New Roman" w:hAnsi="Times New Roman" w:cs="Times New Roman"/>
-        </w:rPr>
-        <w:t xml:space="preserve"> events elicit at the hidden layer will be </w:t>
+        <w:t>at the outset of the pretraining phase, the pattern of activation that these</w:t>
+      </w:r>
+      <w:r>
+        <w:rPr>
+          <w:rFonts w:ascii="Times New Roman" w:hAnsi="Times New Roman" w:cs="Times New Roman"/>
+        </w:rPr>
+        <w:t xml:space="preserve"> </w:t>
+      </w:r>
+      <w:r>
+        <w:rPr>
+          <w:rFonts w:ascii="Times New Roman" w:hAnsi="Times New Roman" w:cs="Times New Roman"/>
+        </w:rPr>
+        <w:t xml:space="preserve">input events elicit at the hidden layer will be </w:t>
       </w:r>
       <w:r>
         <w:rPr>
@@ -17703,35 +16829,7 @@
         <w:rPr>
           <w:rFonts w:ascii="Times New Roman" w:hAnsi="Times New Roman" w:cs="Times New Roman"/>
         </w:rPr>
-        <w:t xml:space="preserve">both test events producing similar </w:t>
-      </w:r>
-      <w:proofErr w:type="gramStart"/>
-      <w:r>
-        <w:rPr>
-          <w:rFonts w:ascii="Times New Roman" w:hAnsi="Times New Roman" w:cs="Times New Roman"/>
-        </w:rPr>
-        <w:t>error</w:t>
-      </w:r>
-      <w:proofErr w:type="gramEnd"/>
-      <w:r>
-        <w:rPr>
-          <w:rFonts w:ascii="Times New Roman" w:hAnsi="Times New Roman" w:cs="Times New Roman"/>
-        </w:rPr>
-        <w:t xml:space="preserve"> (or </w:t>
-      </w:r>
-      <w:proofErr w:type="gramStart"/>
-      <w:r>
-        <w:rPr>
-          <w:rFonts w:ascii="Times New Roman" w:hAnsi="Times New Roman" w:cs="Times New Roman"/>
-        </w:rPr>
-        <w:t>looking</w:t>
-      </w:r>
-      <w:proofErr w:type="gramEnd"/>
-      <w:r>
-        <w:rPr>
-          <w:rFonts w:ascii="Times New Roman" w:hAnsi="Times New Roman" w:cs="Times New Roman"/>
-        </w:rPr>
-        <w:t xml:space="preserve"> time).</w:t>
+        <w:t>both test events producing similar error (or looking time).</w:t>
       </w:r>
     </w:p>
     <w:p>
@@ -18327,21 +17425,7 @@
         <w:rPr>
           <w:rFonts w:ascii="Times New Roman" w:eastAsia="Times New Roman" w:hAnsi="Times New Roman" w:cs="Times New Roman"/>
         </w:rPr>
-        <w:t xml:space="preserve">across different constrained-to-unconstrained ratios, its performance was not compared to that of the </w:t>
-      </w:r>
-      <w:proofErr w:type="gramStart"/>
-      <w:r>
-        <w:rPr>
-          <w:rFonts w:ascii="Times New Roman" w:eastAsia="Times New Roman" w:hAnsi="Times New Roman" w:cs="Times New Roman"/>
-        </w:rPr>
-        <w:t>competitor</w:t>
-      </w:r>
-      <w:proofErr w:type="gramEnd"/>
-      <w:r>
-        <w:rPr>
-          <w:rFonts w:ascii="Times New Roman" w:eastAsia="Times New Roman" w:hAnsi="Times New Roman" w:cs="Times New Roman"/>
-        </w:rPr>
-        <w:t xml:space="preserve"> models. </w:t>
+        <w:t xml:space="preserve">across different constrained-to-unconstrained ratios, its performance was not compared to that of the competitor models. </w:t>
       </w:r>
     </w:p>
     <w:p>
@@ -19000,21 +18084,7 @@
         <w:rPr>
           <w:rFonts w:ascii="Times New Roman" w:eastAsia="Times New Roman" w:hAnsi="Times New Roman" w:cs="Times New Roman"/>
         </w:rPr>
-        <w:t xml:space="preserve">Simulation 2 was thus </w:t>
-      </w:r>
-      <w:proofErr w:type="gramStart"/>
-      <w:r>
-        <w:rPr>
-          <w:rFonts w:ascii="Times New Roman" w:eastAsia="Times New Roman" w:hAnsi="Times New Roman" w:cs="Times New Roman"/>
-        </w:rPr>
-        <w:t>similar to</w:t>
-      </w:r>
-      <w:proofErr w:type="gramEnd"/>
-      <w:r>
-        <w:rPr>
-          <w:rFonts w:ascii="Times New Roman" w:eastAsia="Times New Roman" w:hAnsi="Times New Roman" w:cs="Times New Roman"/>
-        </w:rPr>
-        <w:t xml:space="preserve"> Simulation 1a except that the objects lacked</w:t>
+        <w:t>Simulation 2 was thus similar to Simulation 1a except that the objects lacked</w:t>
       </w:r>
       <w:r>
         <w:rPr>
@@ -19208,21 +18278,7 @@
         <w:rPr>
           <w:rFonts w:ascii="Times New Roman" w:eastAsia="Times New Roman" w:hAnsi="Times New Roman" w:cs="Times New Roman"/>
         </w:rPr>
-        <w:t>Additionally, because the second target finding derives from research that tested 9-month-olds rather than 12-month-olds (</w:t>
-      </w:r>
-      <w:proofErr w:type="spellStart"/>
-      <w:r>
-        <w:rPr>
-          <w:rFonts w:ascii="Times New Roman" w:eastAsia="Times New Roman" w:hAnsi="Times New Roman" w:cs="Times New Roman"/>
-        </w:rPr>
-        <w:t>Csibra</w:t>
-      </w:r>
-      <w:proofErr w:type="spellEnd"/>
-      <w:r>
-        <w:rPr>
-          <w:rFonts w:ascii="Times New Roman" w:eastAsia="Times New Roman" w:hAnsi="Times New Roman" w:cs="Times New Roman"/>
-        </w:rPr>
-        <w:t xml:space="preserve"> et al., 1999), the </w:t>
+        <w:t xml:space="preserve">Additionally, because the second target finding derives from research that tested 9-month-olds rather than 12-month-olds (Csibra et al., 1999), the </w:t>
       </w:r>
       <w:r>
         <w:rPr>
@@ -19716,27 +18772,13 @@
         <w:rPr>
           <w:rFonts w:ascii="Times New Roman" w:hAnsi="Times New Roman" w:cs="Times New Roman"/>
         </w:rPr>
-        <w:t xml:space="preserve">in </w:t>
-      </w:r>
-      <w:proofErr w:type="gramStart"/>
-      <w:r>
-        <w:rPr>
-          <w:rFonts w:ascii="Times New Roman" w:hAnsi="Times New Roman" w:cs="Times New Roman"/>
-        </w:rPr>
-        <w:t>the</w:t>
-      </w:r>
-      <w:r>
-        <w:rPr>
-          <w:rFonts w:ascii="Times New Roman" w:hAnsi="Times New Roman" w:cs="Times New Roman"/>
-        </w:rPr>
-        <w:t xml:space="preserve"> Experimental</w:t>
-      </w:r>
-      <w:proofErr w:type="gramEnd"/>
-      <w:r>
-        <w:rPr>
-          <w:rFonts w:ascii="Times New Roman" w:hAnsi="Times New Roman" w:cs="Times New Roman"/>
-        </w:rPr>
-        <w:t xml:space="preserve"> condition looked longer at the Inefficient </w:t>
+        <w:t>in the</w:t>
+      </w:r>
+      <w:r>
+        <w:rPr>
+          <w:rFonts w:ascii="Times New Roman" w:hAnsi="Times New Roman" w:cs="Times New Roman"/>
+        </w:rPr>
+        <w:t xml:space="preserve"> Experimental condition looked longer at the Inefficient </w:t>
       </w:r>
       <w:r>
         <w:rPr>
@@ -19982,31 +19024,7 @@
           <w:sz w:val="24"/>
           <w:szCs w:val="24"/>
         </w:rPr>
-        <w:t xml:space="preserve"> Mean network error </w:t>
-      </w:r>
-      <w:proofErr w:type="gramStart"/>
-      <w:r>
-        <w:rPr>
-          <w:rFonts w:ascii="Times New Roman" w:hAnsi="Times New Roman" w:cs="Times New Roman"/>
-          <w:i w:val="0"/>
-          <w:iCs w:val="0"/>
-          <w:color w:val="000000" w:themeColor="text1"/>
-          <w:sz w:val="24"/>
-          <w:szCs w:val="24"/>
-        </w:rPr>
-        <w:t>produced to</w:t>
-      </w:r>
-      <w:proofErr w:type="gramEnd"/>
-      <w:r>
-        <w:rPr>
-          <w:rFonts w:ascii="Times New Roman" w:hAnsi="Times New Roman" w:cs="Times New Roman"/>
-          <w:i w:val="0"/>
-          <w:iCs w:val="0"/>
-          <w:color w:val="000000" w:themeColor="text1"/>
-          <w:sz w:val="24"/>
-          <w:szCs w:val="24"/>
-        </w:rPr>
-        <w:t xml:space="preserve"> Efficient and Inefficient test events in the Experimental and Control conditions for ALIAS (left panel) and </w:t>
+        <w:t xml:space="preserve"> Mean network error produced to Efficient and Inefficient test events in the Experimental and Control conditions for ALIAS (left panel) and </w:t>
       </w:r>
       <w:r>
         <w:rPr>
@@ -20328,21 +19346,7 @@
         <w:rPr>
           <w:rFonts w:ascii="Times New Roman" w:hAnsi="Times New Roman" w:cs="Times New Roman"/>
         </w:rPr>
-        <w:t xml:space="preserve">Simulation 3 took </w:t>
-      </w:r>
-      <w:proofErr w:type="gramStart"/>
-      <w:r>
-        <w:rPr>
-          <w:rFonts w:ascii="Times New Roman" w:hAnsi="Times New Roman" w:cs="Times New Roman"/>
-        </w:rPr>
-        <w:t>a first</w:t>
-      </w:r>
-      <w:proofErr w:type="gramEnd"/>
-      <w:r>
-        <w:rPr>
-          <w:rFonts w:ascii="Times New Roman" w:hAnsi="Times New Roman" w:cs="Times New Roman"/>
-        </w:rPr>
-        <w:t xml:space="preserve"> step in this direction</w:t>
+        <w:t>Simulation 3 took a first step in this direction</w:t>
       </w:r>
       <w:r>
         <w:rPr>
@@ -20372,21 +19376,7 @@
         <w:rPr>
           <w:rFonts w:ascii="Times New Roman" w:hAnsi="Times New Roman" w:cs="Times New Roman"/>
         </w:rPr>
-        <w:t xml:space="preserve"> whether ALIAS could capture </w:t>
-      </w:r>
-      <w:proofErr w:type="spellStart"/>
-      <w:r>
-        <w:rPr>
-          <w:rFonts w:ascii="Times New Roman" w:hAnsi="Times New Roman" w:cs="Times New Roman"/>
-        </w:rPr>
-        <w:t>Csibra</w:t>
-      </w:r>
-      <w:proofErr w:type="spellEnd"/>
-      <w:r>
-        <w:rPr>
-          <w:rFonts w:ascii="Times New Roman" w:hAnsi="Times New Roman" w:cs="Times New Roman"/>
-        </w:rPr>
-        <w:t xml:space="preserve"> et al.</w:t>
+        <w:t xml:space="preserve"> whether ALIAS could capture Csibra et al.</w:t>
       </w:r>
       <w:r>
         <w:rPr>
@@ -20656,21 +19646,7 @@
         <w:rPr>
           <w:rFonts w:ascii="Times New Roman" w:hAnsi="Times New Roman" w:cs="Times New Roman"/>
         </w:rPr>
-        <w:t xml:space="preserve"> </w:t>
-      </w:r>
-      <w:proofErr w:type="spellStart"/>
-      <w:r>
-        <w:rPr>
-          <w:rFonts w:ascii="Times New Roman" w:hAnsi="Times New Roman" w:cs="Times New Roman"/>
-        </w:rPr>
-        <w:t>Csibra</w:t>
-      </w:r>
-      <w:proofErr w:type="spellEnd"/>
-      <w:r>
-        <w:rPr>
-          <w:rFonts w:ascii="Times New Roman" w:hAnsi="Times New Roman" w:cs="Times New Roman"/>
-        </w:rPr>
-        <w:t xml:space="preserve"> et al.’s Experiment 2 finding that </w:t>
+        <w:t xml:space="preserve"> Csibra et al.’s Experiment 2 finding that </w:t>
       </w:r>
       <w:r>
         <w:rPr>
@@ -20729,21 +19705,7 @@
         <w:rPr>
           <w:rFonts w:ascii="Times New Roman" w:hAnsi="Times New Roman" w:cs="Times New Roman"/>
         </w:rPr>
-        <w:t xml:space="preserve"> </w:t>
-      </w:r>
-      <w:proofErr w:type="spellStart"/>
-      <w:r>
-        <w:rPr>
-          <w:rFonts w:ascii="Times New Roman" w:hAnsi="Times New Roman" w:cs="Times New Roman"/>
-        </w:rPr>
-        <w:t>Csibra</w:t>
-      </w:r>
-      <w:proofErr w:type="spellEnd"/>
-      <w:r>
-        <w:rPr>
-          <w:rFonts w:ascii="Times New Roman" w:hAnsi="Times New Roman" w:cs="Times New Roman"/>
-        </w:rPr>
-        <w:t xml:space="preserve"> et al.’</w:t>
+        <w:t xml:space="preserve"> Csibra et al.’</w:t>
       </w:r>
       <w:r>
         <w:rPr>
@@ -21849,21 +20811,7 @@
         <w:rPr>
           <w:rFonts w:ascii="Times New Roman" w:hAnsi="Times New Roman" w:cs="Times New Roman"/>
         </w:rPr>
-        <w:t xml:space="preserve">Similarly, networks in the Inferring </w:t>
-      </w:r>
-      <w:proofErr w:type="gramStart"/>
-      <w:r>
-        <w:rPr>
-          <w:rFonts w:ascii="Times New Roman" w:hAnsi="Times New Roman" w:cs="Times New Roman"/>
-        </w:rPr>
-        <w:t>Constraints condition</w:t>
-      </w:r>
-      <w:proofErr w:type="gramEnd"/>
-      <w:r>
-        <w:rPr>
-          <w:rFonts w:ascii="Times New Roman" w:hAnsi="Times New Roman" w:cs="Times New Roman"/>
-        </w:rPr>
-        <w:t xml:space="preserve"> looked longer at the No-Obstacle than at the Obstacle test event. These patterns were true both across different </w:t>
+        <w:t xml:space="preserve">Similarly, networks in the Inferring Constraints condition looked longer at the No-Obstacle than at the Obstacle test event. These patterns were true both across different </w:t>
       </w:r>
       <w:r>
         <w:rPr>
@@ -21930,21 +20878,7 @@
         <w:rPr>
           <w:rFonts w:ascii="Times New Roman" w:hAnsi="Times New Roman" w:cs="Times New Roman"/>
         </w:rPr>
-        <w:t xml:space="preserve">between curved motion, a small barrier, and a low jump, on the one hand, and spatial contiguity between an agent and its goal, on the other. </w:t>
-      </w:r>
-      <w:proofErr w:type="gramStart"/>
-      <w:r>
-        <w:rPr>
-          <w:rFonts w:ascii="Times New Roman" w:hAnsi="Times New Roman" w:cs="Times New Roman"/>
-        </w:rPr>
-        <w:t>No such</w:t>
-      </w:r>
-      <w:proofErr w:type="gramEnd"/>
-      <w:r>
-        <w:rPr>
-          <w:rFonts w:ascii="Times New Roman" w:hAnsi="Times New Roman" w:cs="Times New Roman"/>
-        </w:rPr>
-        <w:t xml:space="preserve"> violation occurred for the Congruent test event</w:t>
+        <w:t>between curved motion, a small barrier, and a low jump, on the one hand, and spatial contiguity between an agent and its goal, on the other. No such violation occurred for the Congruent test event</w:t>
       </w:r>
       <w:r>
         <w:rPr>
@@ -22944,21 +21878,7 @@
         <w:rPr>
           <w:rFonts w:ascii="Times New Roman" w:hAnsi="Times New Roman" w:cs="Times New Roman"/>
         </w:rPr>
-        <w:t xml:space="preserve">that OM10's failure could not be attributed to limitations in how the </w:t>
-      </w:r>
-      <w:proofErr w:type="spellStart"/>
-      <w:r>
-        <w:rPr>
-          <w:rFonts w:ascii="Times New Roman" w:hAnsi="Times New Roman" w:cs="Times New Roman"/>
-        </w:rPr>
-        <w:t>Csibra</w:t>
-      </w:r>
-      <w:proofErr w:type="spellEnd"/>
-      <w:r>
-        <w:rPr>
-          <w:rFonts w:ascii="Times New Roman" w:hAnsi="Times New Roman" w:cs="Times New Roman"/>
-        </w:rPr>
-        <w:t xml:space="preserve"> et al. (2003) task was implemented</w:t>
+        <w:t>that OM10's failure could not be attributed to limitations in how the Csibra et al. (2003) task was implemented</w:t>
       </w:r>
       <w:r>
         <w:rPr>
@@ -23595,21 +22515,7 @@
         <w:rPr>
           <w:rFonts w:ascii="Times New Roman" w:hAnsi="Times New Roman" w:cs="Times New Roman"/>
         </w:rPr>
-        <w:t xml:space="preserve">The fact that both models replicated infants’ looking responses in </w:t>
-      </w:r>
-      <w:proofErr w:type="spellStart"/>
-      <w:r>
-        <w:rPr>
-          <w:rFonts w:ascii="Times New Roman" w:hAnsi="Times New Roman" w:cs="Times New Roman"/>
-        </w:rPr>
-        <w:t>Csibra</w:t>
-      </w:r>
-      <w:proofErr w:type="spellEnd"/>
-      <w:r>
-        <w:rPr>
-          <w:rFonts w:ascii="Times New Roman" w:hAnsi="Times New Roman" w:cs="Times New Roman"/>
-        </w:rPr>
-        <w:t xml:space="preserve"> et al. (2003) suggests that behavior previously interpreted as evidence for abstract, theory-like reasoning about goals, actions, and constraints can instead be explained by an associative learning mechanism that operates over differentially salient surface features. </w:t>
+        <w:t xml:space="preserve">The fact that both models replicated infants’ looking responses in Csibra et al. (2003) suggests that behavior previously interpreted as evidence for abstract, theory-like reasoning about goals, actions, and constraints can instead be explained by an associative learning mechanism that operates over differentially salient surface features. </w:t>
       </w:r>
       <w:r>
         <w:rPr>
@@ -23668,21 +22574,7 @@
           <w:rFonts w:ascii="Times New Roman" w:hAnsi="Times New Roman" w:cs="Times New Roman"/>
         </w:rPr>
         <w:lastRenderedPageBreak/>
-        <w:t xml:space="preserve">One finding with which ALIAS might nonetheless be predicted to struggle is that by Liu and </w:t>
-      </w:r>
-      <w:proofErr w:type="spellStart"/>
-      <w:r>
-        <w:rPr>
-          <w:rFonts w:ascii="Times New Roman" w:hAnsi="Times New Roman" w:cs="Times New Roman"/>
-        </w:rPr>
-        <w:t>Spelke</w:t>
-      </w:r>
-      <w:proofErr w:type="spellEnd"/>
-      <w:r>
-        <w:rPr>
-          <w:rFonts w:ascii="Times New Roman" w:hAnsi="Times New Roman" w:cs="Times New Roman"/>
-        </w:rPr>
-        <w:t xml:space="preserve"> (2017)</w:t>
+        <w:t>One finding with which ALIAS might nonetheless be predicted to struggle is that by Liu and Spelke (2017)</w:t>
       </w:r>
       <w:r>
         <w:rPr>
@@ -23856,21 +22748,7 @@
         <w:rPr>
           <w:rFonts w:ascii="Times New Roman" w:hAnsi="Times New Roman" w:cs="Times New Roman"/>
         </w:rPr>
-        <w:t xml:space="preserve">Liu and </w:t>
-      </w:r>
-      <w:proofErr w:type="spellStart"/>
-      <w:r>
-        <w:rPr>
-          <w:rFonts w:ascii="Times New Roman" w:hAnsi="Times New Roman" w:cs="Times New Roman"/>
-        </w:rPr>
-        <w:t>Spelke</w:t>
-      </w:r>
-      <w:proofErr w:type="spellEnd"/>
-      <w:r>
-        <w:rPr>
-          <w:rFonts w:ascii="Times New Roman" w:hAnsi="Times New Roman" w:cs="Times New Roman"/>
-        </w:rPr>
-        <w:t xml:space="preserve"> (2017) found that infants</w:t>
+        <w:t>Liu and Spelke (2017) found that infants</w:t>
       </w:r>
       <w:r>
         <w:rPr>
@@ -24006,21 +22884,7 @@
         <w:rPr>
           <w:rFonts w:ascii="Times New Roman" w:hAnsi="Times New Roman" w:cs="Times New Roman"/>
         </w:rPr>
-        <w:t xml:space="preserve"> experiment, Liu and </w:t>
-      </w:r>
-      <w:proofErr w:type="spellStart"/>
-      <w:r>
-        <w:rPr>
-          <w:rFonts w:ascii="Times New Roman" w:hAnsi="Times New Roman" w:cs="Times New Roman"/>
-        </w:rPr>
-        <w:t>Spelke</w:t>
-      </w:r>
-      <w:proofErr w:type="spellEnd"/>
-      <w:r>
-        <w:rPr>
-          <w:rFonts w:ascii="Times New Roman" w:hAnsi="Times New Roman" w:cs="Times New Roman"/>
-        </w:rPr>
-        <w:t xml:space="preserve"> (2017) tested</w:t>
+        <w:t xml:space="preserve"> experiment, Liu and Spelke (2017) tested</w:t>
       </w:r>
       <w:r>
         <w:rPr>
@@ -24294,14 +23158,7 @@
         <w:rPr>
           <w:rFonts w:ascii="Times New Roman" w:hAnsi="Times New Roman" w:cs="Times New Roman"/>
         </w:rPr>
-        <w:t xml:space="preserve">Liu and </w:t>
-      </w:r>
-      <w:proofErr w:type="spellStart"/>
-      <w:r>
-        <w:rPr>
-          <w:rFonts w:ascii="Times New Roman" w:hAnsi="Times New Roman" w:cs="Times New Roman"/>
-        </w:rPr>
-        <w:t>Spelke</w:t>
+        <w:t>Liu and Spelke</w:t>
       </w:r>
       <w:r>
         <w:rPr>
@@ -24309,7 +23166,6 @@
         </w:rPr>
         <w:t>’s</w:t>
       </w:r>
-      <w:proofErr w:type="spellEnd"/>
       <w:r>
         <w:rPr>
           <w:rFonts w:ascii="Times New Roman" w:hAnsi="Times New Roman" w:cs="Times New Roman"/>
@@ -24350,47 +23206,19 @@
         <w:rPr>
           <w:rFonts w:ascii="Times New Roman" w:hAnsi="Times New Roman" w:cs="Times New Roman"/>
         </w:rPr>
-        <w:t xml:space="preserve">the </w:t>
-      </w:r>
-      <w:proofErr w:type="gramStart"/>
-      <w:r>
-        <w:rPr>
-          <w:rFonts w:ascii="Times New Roman" w:hAnsi="Times New Roman" w:cs="Times New Roman"/>
-        </w:rPr>
-        <w:t>aforementioned</w:t>
-      </w:r>
-      <w:r>
-        <w:rPr>
-          <w:rFonts w:ascii="Times New Roman" w:hAnsi="Times New Roman" w:cs="Times New Roman"/>
-        </w:rPr>
-        <w:t xml:space="preserve"> domain-specific</w:t>
-      </w:r>
-      <w:proofErr w:type="gramEnd"/>
-      <w:r>
-        <w:rPr>
-          <w:rFonts w:ascii="Times New Roman" w:hAnsi="Times New Roman" w:cs="Times New Roman"/>
-        </w:rPr>
-        <w:t xml:space="preserve"> systems underpinned infants’ behavior in </w:t>
-      </w:r>
-      <w:r>
-        <w:rPr>
-          <w:rFonts w:ascii="Times New Roman" w:hAnsi="Times New Roman" w:cs="Times New Roman"/>
-        </w:rPr>
-        <w:t xml:space="preserve">Liu and </w:t>
-      </w:r>
-      <w:proofErr w:type="spellStart"/>
-      <w:r>
-        <w:rPr>
-          <w:rFonts w:ascii="Times New Roman" w:hAnsi="Times New Roman" w:cs="Times New Roman"/>
-        </w:rPr>
-        <w:t>Spelke</w:t>
-      </w:r>
-      <w:proofErr w:type="spellEnd"/>
-      <w:r>
-        <w:rPr>
-          <w:rFonts w:ascii="Times New Roman" w:hAnsi="Times New Roman" w:cs="Times New Roman"/>
-        </w:rPr>
-        <w:t xml:space="preserve"> (2017)</w:t>
+        <w:t>the aforementioned</w:t>
+      </w:r>
+      <w:r>
+        <w:rPr>
+          <w:rFonts w:ascii="Times New Roman" w:hAnsi="Times New Roman" w:cs="Times New Roman"/>
+        </w:rPr>
+        <w:t xml:space="preserve"> domain-specific systems underpinned infants’ behavior in </w:t>
+      </w:r>
+      <w:r>
+        <w:rPr>
+          <w:rFonts w:ascii="Times New Roman" w:hAnsi="Times New Roman" w:cs="Times New Roman"/>
+        </w:rPr>
+        <w:t>Liu and Spelke (2017)</w:t>
       </w:r>
       <w:r>
         <w:rPr>
@@ -24482,21 +23310,7 @@
         <w:rPr>
           <w:rFonts w:ascii="Times New Roman" w:eastAsia="Times New Roman" w:hAnsi="Times New Roman" w:cs="Times New Roman"/>
         </w:rPr>
-        <w:t xml:space="preserve">450 epochs because Liu and </w:t>
-      </w:r>
-      <w:proofErr w:type="spellStart"/>
-      <w:r>
-        <w:rPr>
-          <w:rFonts w:ascii="Times New Roman" w:eastAsia="Times New Roman" w:hAnsi="Times New Roman" w:cs="Times New Roman"/>
-        </w:rPr>
-        <w:t>Spelke</w:t>
-      </w:r>
-      <w:proofErr w:type="spellEnd"/>
-      <w:r>
-        <w:rPr>
-          <w:rFonts w:ascii="Times New Roman" w:eastAsia="Times New Roman" w:hAnsi="Times New Roman" w:cs="Times New Roman"/>
-        </w:rPr>
-        <w:t xml:space="preserve"> (2017) tested 6-month-olds. Following pretraining, n</w:t>
+        <w:t>450 epochs because Liu and Spelke (2017) tested 6-month-olds. Following pretraining, n</w:t>
       </w:r>
       <w:r>
         <w:rPr>
@@ -24558,19 +23372,11 @@
         </w:rPr>
         <w:t xml:space="preserve">and </w:t>
       </w:r>
-      <w:proofErr w:type="spellStart"/>
-      <w:r>
-        <w:rPr>
-          <w:rFonts w:ascii="Times New Roman" w:eastAsia="Times New Roman" w:hAnsi="Times New Roman" w:cs="Times New Roman"/>
-        </w:rPr>
-        <w:t>Spelke</w:t>
-      </w:r>
-      <w:proofErr w:type="spellEnd"/>
-      <w:r>
-        <w:rPr>
-          <w:rFonts w:ascii="Times New Roman" w:eastAsia="Times New Roman" w:hAnsi="Times New Roman" w:cs="Times New Roman"/>
-        </w:rPr>
-        <w:t xml:space="preserve"> (</w:t>
+      <w:r>
+        <w:rPr>
+          <w:rFonts w:ascii="Times New Roman" w:eastAsia="Times New Roman" w:hAnsi="Times New Roman" w:cs="Times New Roman"/>
+        </w:rPr>
+        <w:t>Spelke (</w:t>
       </w:r>
       <w:r>
         <w:rPr>
@@ -24642,14 +23448,7 @@
         <w:rPr>
           <w:rFonts w:ascii="Times New Roman" w:hAnsi="Times New Roman" w:cs="Times New Roman"/>
         </w:rPr>
-        <w:t xml:space="preserve"> OM10 could not meaningfully simulate Liu and </w:t>
-      </w:r>
-      <w:proofErr w:type="spellStart"/>
-      <w:r>
-        <w:rPr>
-          <w:rFonts w:ascii="Times New Roman" w:hAnsi="Times New Roman" w:cs="Times New Roman"/>
-        </w:rPr>
-        <w:t>Spelke</w:t>
+        <w:t xml:space="preserve"> OM10 could not meaningfully simulate Liu and Spelke</w:t>
       </w:r>
       <w:r>
         <w:rPr>
@@ -24657,7 +23456,6 @@
         </w:rPr>
         <w:t>’s</w:t>
       </w:r>
-      <w:proofErr w:type="spellEnd"/>
       <w:r>
         <w:rPr>
           <w:rFonts w:ascii="Times New Roman" w:hAnsi="Times New Roman" w:cs="Times New Roman"/>
@@ -24704,21 +23502,7 @@
         <w:rPr>
           <w:rFonts w:ascii="Times New Roman" w:hAnsi="Times New Roman" w:cs="Times New Roman"/>
         </w:rPr>
-        <w:t xml:space="preserve"> could not be used to simulate Liu and </w:t>
-      </w:r>
-      <w:proofErr w:type="spellStart"/>
-      <w:r>
-        <w:rPr>
-          <w:rFonts w:ascii="Times New Roman" w:hAnsi="Times New Roman" w:cs="Times New Roman"/>
-        </w:rPr>
-        <w:t>Spelke</w:t>
-      </w:r>
-      <w:proofErr w:type="spellEnd"/>
-      <w:r>
-        <w:rPr>
-          <w:rFonts w:ascii="Times New Roman" w:hAnsi="Times New Roman" w:cs="Times New Roman"/>
-        </w:rPr>
-        <w:t xml:space="preserve"> (2017).</w:t>
+        <w:t xml:space="preserve"> could not be used to simulate Liu and Spelke (2017).</w:t>
       </w:r>
       <w:r>
         <w:rPr>
@@ -24748,21 +23532,7 @@
         <w:rPr>
           <w:rFonts w:ascii="Times New Roman" w:hAnsi="Times New Roman" w:cs="Times New Roman"/>
         </w:rPr>
-        <w:t>not an in-</w:t>
-      </w:r>
-      <w:proofErr w:type="gramStart"/>
-      <w:r>
-        <w:rPr>
-          <w:rFonts w:ascii="Times New Roman" w:hAnsi="Times New Roman" w:cs="Times New Roman"/>
-        </w:rPr>
-        <w:t>principle</w:t>
-      </w:r>
-      <w:proofErr w:type="gramEnd"/>
-      <w:r>
-        <w:rPr>
-          <w:rFonts w:ascii="Times New Roman" w:hAnsi="Times New Roman" w:cs="Times New Roman"/>
-        </w:rPr>
-        <w:t xml:space="preserve"> limitation of this model</w:t>
+        <w:t>not an in-principle limitation of this model</w:t>
       </w:r>
       <w:r>
         <w:rPr>
@@ -24822,21 +23592,7 @@
         <w:rPr>
           <w:rFonts w:ascii="Times New Roman" w:hAnsi="Times New Roman" w:cs="Times New Roman"/>
         </w:rPr>
-        <w:t xml:space="preserve"> how it was implemented in the previous simulations and, more importantly, from </w:t>
-      </w:r>
-      <w:proofErr w:type="spellStart"/>
-      <w:r>
-        <w:rPr>
-          <w:rFonts w:ascii="Times New Roman" w:hAnsi="Times New Roman" w:cs="Times New Roman"/>
-        </w:rPr>
-        <w:t>Overwalle’s</w:t>
-      </w:r>
-      <w:proofErr w:type="spellEnd"/>
-      <w:r>
-        <w:rPr>
-          <w:rFonts w:ascii="Times New Roman" w:hAnsi="Times New Roman" w:cs="Times New Roman"/>
-        </w:rPr>
-        <w:t xml:space="preserve"> (2010) original conception of it. </w:t>
+        <w:t xml:space="preserve"> how it was implemented in the previous simulations and, more importantly, from Overwalle’s (2010) original conception of it. </w:t>
       </w:r>
       <w:r>
         <w:rPr>
@@ -25222,31 +23978,7 @@
           <w:sz w:val="24"/>
           <w:szCs w:val="24"/>
         </w:rPr>
-        <w:t xml:space="preserve">etworks’ </w:t>
-      </w:r>
-      <w:proofErr w:type="gramStart"/>
-      <w:r>
-        <w:rPr>
-          <w:rFonts w:ascii="Times New Roman" w:hAnsi="Times New Roman" w:cs="Times New Roman"/>
-          <w:i w:val="0"/>
-          <w:iCs w:val="0"/>
-          <w:color w:val="000000" w:themeColor="text1"/>
-          <w:sz w:val="24"/>
-          <w:szCs w:val="24"/>
-        </w:rPr>
-        <w:t>mean</w:t>
-      </w:r>
-      <w:proofErr w:type="gramEnd"/>
-      <w:r>
-        <w:rPr>
-          <w:rFonts w:ascii="Times New Roman" w:hAnsi="Times New Roman" w:cs="Times New Roman"/>
-          <w:i w:val="0"/>
-          <w:iCs w:val="0"/>
-          <w:color w:val="000000" w:themeColor="text1"/>
-          <w:sz w:val="24"/>
-          <w:szCs w:val="24"/>
-        </w:rPr>
-        <w:t xml:space="preserve"> </w:t>
+        <w:t xml:space="preserve">etworks’ mean </w:t>
       </w:r>
       <w:r>
         <w:rPr>
@@ -25424,21 +24156,7 @@
         <w:rPr>
           <w:rFonts w:ascii="Times New Roman" w:hAnsi="Times New Roman" w:cs="Times New Roman"/>
         </w:rPr>
-        <w:t xml:space="preserve">in Liu and </w:t>
-      </w:r>
-      <w:proofErr w:type="spellStart"/>
-      <w:r>
-        <w:rPr>
-          <w:rFonts w:ascii="Times New Roman" w:hAnsi="Times New Roman" w:cs="Times New Roman"/>
-        </w:rPr>
-        <w:t>Spelke</w:t>
-      </w:r>
-      <w:proofErr w:type="spellEnd"/>
-      <w:r>
-        <w:rPr>
-          <w:rFonts w:ascii="Times New Roman" w:hAnsi="Times New Roman" w:cs="Times New Roman"/>
-        </w:rPr>
-        <w:t xml:space="preserve"> (2017)—</w:t>
+        <w:t>in Liu and Spelke (2017)—</w:t>
       </w:r>
       <w:r>
         <w:rPr>
@@ -26002,31 +24720,7 @@
           <w:sz w:val="24"/>
           <w:szCs w:val="24"/>
         </w:rPr>
-        <w:t xml:space="preserve"> These experiments correspond to those in Liu and </w:t>
-      </w:r>
-      <w:proofErr w:type="spellStart"/>
-      <w:r>
-        <w:rPr>
-          <w:rFonts w:ascii="Times New Roman" w:hAnsi="Times New Roman" w:cs="Times New Roman"/>
-          <w:i w:val="0"/>
-          <w:iCs w:val="0"/>
-          <w:color w:val="000000" w:themeColor="text1"/>
-          <w:sz w:val="24"/>
-          <w:szCs w:val="24"/>
-        </w:rPr>
-        <w:t>Spelke</w:t>
-      </w:r>
-      <w:proofErr w:type="spellEnd"/>
-      <w:r>
-        <w:rPr>
-          <w:rFonts w:ascii="Times New Roman" w:hAnsi="Times New Roman" w:cs="Times New Roman"/>
-          <w:i w:val="0"/>
-          <w:iCs w:val="0"/>
-          <w:color w:val="000000" w:themeColor="text1"/>
-          <w:sz w:val="24"/>
-          <w:szCs w:val="24"/>
-        </w:rPr>
-        <w:t xml:space="preserve"> (2017).</w:t>
+        <w:t xml:space="preserve"> These experiments correspond to those in Liu and Spelke (2017).</w:t>
       </w:r>
     </w:p>
     <w:p>
@@ -26176,21 +24870,7 @@
         <w:rPr>
           <w:rFonts w:ascii="Times New Roman" w:hAnsi="Times New Roman" w:cs="Times New Roman"/>
         </w:rPr>
-        <w:t xml:space="preserve">Liu and </w:t>
-      </w:r>
-      <w:proofErr w:type="spellStart"/>
-      <w:r>
-        <w:rPr>
-          <w:rFonts w:ascii="Times New Roman" w:hAnsi="Times New Roman" w:cs="Times New Roman"/>
-        </w:rPr>
-        <w:t>Spelke’s</w:t>
-      </w:r>
-      <w:proofErr w:type="spellEnd"/>
-      <w:r>
-        <w:rPr>
-          <w:rFonts w:ascii="Times New Roman" w:hAnsi="Times New Roman" w:cs="Times New Roman"/>
-        </w:rPr>
-        <w:t xml:space="preserve"> (2017) </w:t>
+        <w:t xml:space="preserve">Liu and Spelke’s (2017) </w:t>
       </w:r>
       <w:r>
         <w:rPr>
@@ -26463,9 +25143,8 @@
           <w:sz w:val="24"/>
           <w:szCs w:val="24"/>
         </w:rPr>
-        <w:t xml:space="preserve">etworks’ </w:t>
-      </w:r>
-      <w:proofErr w:type="gramStart"/>
+        <w:t xml:space="preserve">etworks’ mean </w:t>
+      </w:r>
       <w:r>
         <w:rPr>
           <w:rFonts w:ascii="Times New Roman" w:hAnsi="Times New Roman" w:cs="Times New Roman"/>
@@ -26475,9 +25154,8 @@
           <w:sz w:val="24"/>
           <w:szCs w:val="24"/>
         </w:rPr>
-        <w:t>mean</w:t>
-      </w:r>
-      <w:proofErr w:type="gramEnd"/>
+        <w:t xml:space="preserve">error </w:t>
+      </w:r>
       <w:r>
         <w:rPr>
           <w:rFonts w:ascii="Times New Roman" w:hAnsi="Times New Roman" w:cs="Times New Roman"/>
@@ -26487,7 +25165,7 @@
           <w:sz w:val="24"/>
           <w:szCs w:val="24"/>
         </w:rPr>
-        <w:t xml:space="preserve"> </w:t>
+        <w:t xml:space="preserve">to the </w:t>
       </w:r>
       <w:r>
         <w:rPr>
@@ -26498,7 +25176,7 @@
           <w:sz w:val="24"/>
           <w:szCs w:val="24"/>
         </w:rPr>
-        <w:t xml:space="preserve">error </w:t>
+        <w:t>High</w:t>
       </w:r>
       <w:r>
         <w:rPr>
@@ -26509,7 +25187,7 @@
           <w:sz w:val="24"/>
           <w:szCs w:val="24"/>
         </w:rPr>
-        <w:t xml:space="preserve">to the </w:t>
+        <w:t>, inefficient</w:t>
       </w:r>
       <w:r>
         <w:rPr>
@@ -26520,7 +25198,7 @@
           <w:sz w:val="24"/>
           <w:szCs w:val="24"/>
         </w:rPr>
-        <w:t>High</w:t>
+        <w:t xml:space="preserve"> and Low</w:t>
       </w:r>
       <w:r>
         <w:rPr>
@@ -26531,7 +25209,7 @@
           <w:sz w:val="24"/>
           <w:szCs w:val="24"/>
         </w:rPr>
-        <w:t>, inefficient</w:t>
+        <w:t>, efficient</w:t>
       </w:r>
       <w:r>
         <w:rPr>
@@ -26542,7 +25220,7 @@
           <w:sz w:val="24"/>
           <w:szCs w:val="24"/>
         </w:rPr>
-        <w:t xml:space="preserve"> and Low</w:t>
+        <w:t xml:space="preserve"> </w:t>
       </w:r>
       <w:r>
         <w:rPr>
@@ -26553,7 +25231,7 @@
           <w:sz w:val="24"/>
           <w:szCs w:val="24"/>
         </w:rPr>
-        <w:t>, efficient</w:t>
+        <w:t>test events</w:t>
       </w:r>
       <w:r>
         <w:rPr>
@@ -26575,7 +25253,7 @@
           <w:sz w:val="24"/>
           <w:szCs w:val="24"/>
         </w:rPr>
-        <w:t>test events</w:t>
+        <w:t>across experiments overall</w:t>
       </w:r>
       <w:r>
         <w:rPr>
@@ -26586,7 +25264,7 @@
           <w:sz w:val="24"/>
           <w:szCs w:val="24"/>
         </w:rPr>
-        <w:t xml:space="preserve"> </w:t>
+        <w:t xml:space="preserve">. </w:t>
       </w:r>
       <w:r>
         <w:rPr>
@@ -26597,53 +25275,7 @@
           <w:sz w:val="24"/>
           <w:szCs w:val="24"/>
         </w:rPr>
-        <w:t>across experiments overall</w:t>
-      </w:r>
-      <w:r>
-        <w:rPr>
-          <w:rFonts w:ascii="Times New Roman" w:hAnsi="Times New Roman" w:cs="Times New Roman"/>
-          <w:i w:val="0"/>
-          <w:iCs w:val="0"/>
-          <w:color w:val="000000" w:themeColor="text1"/>
-          <w:sz w:val="24"/>
-          <w:szCs w:val="24"/>
-        </w:rPr>
-        <w:t xml:space="preserve">. </w:t>
-      </w:r>
-      <w:r>
-        <w:rPr>
-          <w:rFonts w:ascii="Times New Roman" w:hAnsi="Times New Roman" w:cs="Times New Roman"/>
-          <w:i w:val="0"/>
-          <w:iCs w:val="0"/>
-          <w:color w:val="000000" w:themeColor="text1"/>
-          <w:sz w:val="24"/>
-          <w:szCs w:val="24"/>
-        </w:rPr>
-        <w:t xml:space="preserve">These experiments correspond to those in Liu and </w:t>
-      </w:r>
-      <w:proofErr w:type="spellStart"/>
-      <w:r>
-        <w:rPr>
-          <w:rFonts w:ascii="Times New Roman" w:hAnsi="Times New Roman" w:cs="Times New Roman"/>
-          <w:i w:val="0"/>
-          <w:iCs w:val="0"/>
-          <w:color w:val="000000" w:themeColor="text1"/>
-          <w:sz w:val="24"/>
-          <w:szCs w:val="24"/>
-        </w:rPr>
-        <w:t>Spelke</w:t>
-      </w:r>
-      <w:proofErr w:type="spellEnd"/>
-      <w:r>
-        <w:rPr>
-          <w:rFonts w:ascii="Times New Roman" w:hAnsi="Times New Roman" w:cs="Times New Roman"/>
-          <w:i w:val="0"/>
-          <w:iCs w:val="0"/>
-          <w:color w:val="000000" w:themeColor="text1"/>
-          <w:sz w:val="24"/>
-          <w:szCs w:val="24"/>
-        </w:rPr>
-        <w:t xml:space="preserve"> (2017).</w:t>
+        <w:t>These experiments correspond to those in Liu and Spelke (2017).</w:t>
       </w:r>
     </w:p>
     <w:p/>
@@ -26726,21 +25358,7 @@
         <w:rPr>
           <w:rFonts w:ascii="Times New Roman" w:hAnsi="Times New Roman" w:cs="Times New Roman"/>
         </w:rPr>
-        <w:t xml:space="preserve"> However, in the Control condition, networks looked about equally long at both test events. This </w:t>
-      </w:r>
-      <w:proofErr w:type="gramStart"/>
-      <w:r>
-        <w:rPr>
-          <w:rFonts w:ascii="Times New Roman" w:hAnsi="Times New Roman" w:cs="Times New Roman"/>
-        </w:rPr>
-        <w:t>latter finding</w:t>
-      </w:r>
-      <w:proofErr w:type="gramEnd"/>
-      <w:r>
-        <w:rPr>
-          <w:rFonts w:ascii="Times New Roman" w:hAnsi="Times New Roman" w:cs="Times New Roman"/>
-        </w:rPr>
-        <w:t xml:space="preserve"> conflicts with ALIAS’s and infants’ tendency to look numerically longer at the Low, efficient than at the High, inefficient test event. ALIAS-2’s performance </w:t>
+        <w:t xml:space="preserve"> However, in the Control condition, networks looked about equally long at both test events. This latter finding conflicts with ALIAS’s and infants’ tendency to look numerically longer at the Low, efficient than at the High, inefficient test event. ALIAS-2’s performance </w:t>
       </w:r>
       <w:r>
         <w:rPr>
@@ -26764,21 +25382,7 @@
         <w:rPr>
           <w:rFonts w:ascii="Times New Roman" w:hAnsi="Times New Roman" w:cs="Times New Roman"/>
         </w:rPr>
-        <w:t xml:space="preserve">account for infants’ looking responses across Liu and </w:t>
-      </w:r>
-      <w:proofErr w:type="spellStart"/>
-      <w:r>
-        <w:rPr>
-          <w:rFonts w:ascii="Times New Roman" w:hAnsi="Times New Roman" w:cs="Times New Roman"/>
-        </w:rPr>
-        <w:t>Spelke</w:t>
-      </w:r>
-      <w:proofErr w:type="spellEnd"/>
-      <w:r>
-        <w:rPr>
-          <w:rFonts w:ascii="Times New Roman" w:hAnsi="Times New Roman" w:cs="Times New Roman"/>
-        </w:rPr>
-        <w:t xml:space="preserve"> (2017)</w:t>
+        <w:t>account for infants’ looking responses across Liu and Spelke (2017)</w:t>
       </w:r>
       <w:r>
         <w:rPr>
@@ -26897,21 +25501,7 @@
         <w:rPr>
           <w:rFonts w:ascii="Times New Roman" w:hAnsi="Times New Roman" w:cs="Times New Roman"/>
         </w:rPr>
-        <w:t xml:space="preserve">the reason networks showed attenuated looking </w:t>
-      </w:r>
-      <w:proofErr w:type="gramStart"/>
-      <w:r>
-        <w:rPr>
-          <w:rFonts w:ascii="Times New Roman" w:hAnsi="Times New Roman" w:cs="Times New Roman"/>
-        </w:rPr>
-        <w:t>to</w:t>
-      </w:r>
-      <w:proofErr w:type="gramEnd"/>
-      <w:r>
-        <w:rPr>
-          <w:rFonts w:ascii="Times New Roman" w:hAnsi="Times New Roman" w:cs="Times New Roman"/>
-        </w:rPr>
-        <w:t xml:space="preserve"> the Low, efficient test event during the same experiments is that </w:t>
+        <w:t xml:space="preserve">the reason networks showed attenuated looking to the Low, efficient test event during the same experiments is that </w:t>
       </w:r>
       <w:r>
         <w:rPr>
@@ -27040,21 +25630,7 @@
         <w:rPr>
           <w:rFonts w:ascii="Times New Roman" w:hAnsi="Times New Roman" w:cs="Times New Roman"/>
         </w:rPr>
-        <w:t xml:space="preserve">to reproduce infants’ looking responses across the experiments in Liu and </w:t>
-      </w:r>
-      <w:proofErr w:type="spellStart"/>
-      <w:r>
-        <w:rPr>
-          <w:rFonts w:ascii="Times New Roman" w:hAnsi="Times New Roman" w:cs="Times New Roman"/>
-        </w:rPr>
-        <w:t>Spelke</w:t>
-      </w:r>
-      <w:proofErr w:type="spellEnd"/>
-      <w:r>
-        <w:rPr>
-          <w:rFonts w:ascii="Times New Roman" w:hAnsi="Times New Roman" w:cs="Times New Roman"/>
-        </w:rPr>
-        <w:t xml:space="preserve"> (201</w:t>
+        <w:t>to reproduce infants’ looking responses across the experiments in Liu and Spelke (201</w:t>
       </w:r>
       <w:r>
         <w:rPr>
@@ -27201,14 +25777,7 @@
         <w:rPr>
           <w:rFonts w:ascii="Times New Roman" w:hAnsi="Times New Roman" w:cs="Times New Roman"/>
         </w:rPr>
-        <w:t xml:space="preserve"> Of </w:t>
-      </w:r>
-      <w:proofErr w:type="gramStart"/>
-      <w:r>
-        <w:rPr>
-          <w:rFonts w:ascii="Times New Roman" w:hAnsi="Times New Roman" w:cs="Times New Roman"/>
-        </w:rPr>
-        <w:t xml:space="preserve">particular </w:t>
+        <w:t xml:space="preserve"> Of particular </w:t>
       </w:r>
       <w:r>
         <w:rPr>
@@ -27216,7 +25785,6 @@
         </w:rPr>
         <w:t>note</w:t>
       </w:r>
-      <w:proofErr w:type="gramEnd"/>
       <w:r>
         <w:rPr>
           <w:rFonts w:ascii="Times New Roman" w:hAnsi="Times New Roman" w:cs="Times New Roman"/>
@@ -28442,31 +27010,7 @@
           <w:sz w:val="24"/>
           <w:szCs w:val="24"/>
         </w:rPr>
-        <w:t xml:space="preserve">etworks’ </w:t>
-      </w:r>
-      <w:proofErr w:type="gramStart"/>
-      <w:r>
-        <w:rPr>
-          <w:rFonts w:ascii="Times New Roman" w:hAnsi="Times New Roman" w:cs="Times New Roman"/>
-          <w:i w:val="0"/>
-          <w:iCs w:val="0"/>
-          <w:color w:val="000000" w:themeColor="text1"/>
-          <w:sz w:val="24"/>
-          <w:szCs w:val="24"/>
-        </w:rPr>
-        <w:t>mean</w:t>
-      </w:r>
-      <w:proofErr w:type="gramEnd"/>
-      <w:r>
-        <w:rPr>
-          <w:rFonts w:ascii="Times New Roman" w:hAnsi="Times New Roman" w:cs="Times New Roman"/>
-          <w:i w:val="0"/>
-          <w:iCs w:val="0"/>
-          <w:color w:val="000000" w:themeColor="text1"/>
-          <w:sz w:val="24"/>
-          <w:szCs w:val="24"/>
-        </w:rPr>
-        <w:t xml:space="preserve"> </w:t>
+        <w:t xml:space="preserve">etworks’ mean </w:t>
       </w:r>
       <w:r>
         <w:rPr>
@@ -28709,21 +27253,7 @@
         <w:rPr>
           <w:rFonts w:ascii="Times New Roman" w:eastAsia="Times New Roman" w:hAnsi="Times New Roman" w:cs="Times New Roman"/>
         </w:rPr>
-        <w:t xml:space="preserve"> </w:t>
-      </w:r>
-      <w:proofErr w:type="gramStart"/>
-      <w:r>
-        <w:rPr>
-          <w:rFonts w:ascii="Times New Roman" w:eastAsia="Times New Roman" w:hAnsi="Times New Roman" w:cs="Times New Roman"/>
-        </w:rPr>
-        <w:t>results—which are</w:t>
-      </w:r>
-      <w:proofErr w:type="gramEnd"/>
-      <w:r>
-        <w:rPr>
-          <w:rFonts w:ascii="Times New Roman" w:eastAsia="Times New Roman" w:hAnsi="Times New Roman" w:cs="Times New Roman"/>
-        </w:rPr>
-        <w:t xml:space="preserve"> shown in Figure 17</w:t>
+        <w:t xml:space="preserve"> results—which are shown in Figure 17</w:t>
       </w:r>
       <w:r>
         <w:rPr>
@@ -28747,27 +27277,13 @@
         <w:rPr>
           <w:rFonts w:ascii="Times New Roman" w:eastAsia="Times New Roman" w:hAnsi="Times New Roman" w:cs="Times New Roman"/>
         </w:rPr>
-        <w:t xml:space="preserve">networks in </w:t>
-      </w:r>
-      <w:proofErr w:type="gramStart"/>
-      <w:r>
-        <w:rPr>
-          <w:rFonts w:ascii="Times New Roman" w:eastAsia="Times New Roman" w:hAnsi="Times New Roman" w:cs="Times New Roman"/>
-        </w:rPr>
-        <w:t xml:space="preserve">the </w:t>
-      </w:r>
-      <w:r>
-        <w:rPr>
-          <w:rFonts w:ascii="Times New Roman" w:eastAsia="Times New Roman" w:hAnsi="Times New Roman" w:cs="Times New Roman"/>
-        </w:rPr>
-        <w:t>Experimental</w:t>
-      </w:r>
-      <w:proofErr w:type="gramEnd"/>
-      <w:r>
-        <w:rPr>
-          <w:rFonts w:ascii="Times New Roman" w:eastAsia="Times New Roman" w:hAnsi="Times New Roman" w:cs="Times New Roman"/>
-        </w:rPr>
-        <w:t xml:space="preserve"> </w:t>
+        <w:t xml:space="preserve">networks in the </w:t>
+      </w:r>
+      <w:r>
+        <w:rPr>
+          <w:rFonts w:ascii="Times New Roman" w:eastAsia="Times New Roman" w:hAnsi="Times New Roman" w:cs="Times New Roman"/>
+        </w:rPr>
+        <w:t xml:space="preserve">Experimental </w:t>
       </w:r>
       <w:r>
         <w:rPr>
@@ -29149,27 +27665,7 @@
           <w:sz w:val="24"/>
           <w:szCs w:val="24"/>
         </w:rPr>
-        <w:t xml:space="preserve"> in </w:t>
-      </w:r>
-      <w:proofErr w:type="gramStart"/>
-      <w:r>
-        <w:rPr>
-          <w:rFonts w:ascii="Times New Roman" w:hAnsi="Times New Roman" w:cs="Times New Roman"/>
-          <w:color w:val="000000" w:themeColor="text1"/>
-          <w:sz w:val="24"/>
-          <w:szCs w:val="24"/>
-        </w:rPr>
-        <w:t>the No</w:t>
-      </w:r>
-      <w:proofErr w:type="gramEnd"/>
-      <w:r>
-        <w:rPr>
-          <w:rFonts w:ascii="Times New Roman" w:hAnsi="Times New Roman" w:cs="Times New Roman"/>
-          <w:color w:val="000000" w:themeColor="text1"/>
-          <w:sz w:val="24"/>
-          <w:szCs w:val="24"/>
-        </w:rPr>
-        <w:t xml:space="preserve"> Training condition</w:t>
+        <w:t xml:space="preserve"> in the No Training condition</w:t>
       </w:r>
       <w:r>
         <w:rPr>
@@ -29390,19 +27886,11 @@
         </w:rPr>
         <w:t xml:space="preserve">the </w:t>
       </w:r>
-      <w:proofErr w:type="gramStart"/>
-      <w:r>
-        <w:rPr>
-          <w:rFonts w:ascii="Times New Roman" w:eastAsia="Times New Roman" w:hAnsi="Times New Roman" w:cs="Times New Roman"/>
-        </w:rPr>
-        <w:t>attentional</w:t>
-      </w:r>
-      <w:proofErr w:type="gramEnd"/>
-      <w:r>
-        <w:rPr>
-          <w:rFonts w:ascii="Times New Roman" w:eastAsia="Times New Roman" w:hAnsi="Times New Roman" w:cs="Times New Roman"/>
-        </w:rPr>
-        <w:t xml:space="preserve"> boost that networks experienced</w:t>
+      <w:r>
+        <w:rPr>
+          <w:rFonts w:ascii="Times New Roman" w:eastAsia="Times New Roman" w:hAnsi="Times New Roman" w:cs="Times New Roman"/>
+        </w:rPr>
+        <w:t>attentional boost that networks experienced</w:t>
       </w:r>
       <w:r>
         <w:rPr>
@@ -29656,27 +28144,7 @@
           <w:sz w:val="24"/>
           <w:szCs w:val="24"/>
         </w:rPr>
-        <w:t xml:space="preserve"> in </w:t>
-      </w:r>
-      <w:proofErr w:type="gramStart"/>
-      <w:r>
-        <w:rPr>
-          <w:rFonts w:ascii="Times New Roman" w:hAnsi="Times New Roman" w:cs="Times New Roman"/>
-          <w:color w:val="000000" w:themeColor="text1"/>
-          <w:sz w:val="24"/>
-          <w:szCs w:val="24"/>
-        </w:rPr>
-        <w:t>the Ineffective</w:t>
-      </w:r>
-      <w:proofErr w:type="gramEnd"/>
-      <w:r>
-        <w:rPr>
-          <w:rFonts w:ascii="Times New Roman" w:hAnsi="Times New Roman" w:cs="Times New Roman"/>
-          <w:color w:val="000000" w:themeColor="text1"/>
-          <w:sz w:val="24"/>
-          <w:szCs w:val="24"/>
-        </w:rPr>
-        <w:t xml:space="preserve"> </w:t>
+        <w:t xml:space="preserve"> in the Ineffective </w:t>
       </w:r>
       <w:r>
         <w:rPr>
@@ -29738,7 +28206,6 @@
         </w:rPr>
         <w:t xml:space="preserve">overall </w:t>
       </w:r>
-      <w:proofErr w:type="gramStart"/>
       <w:r>
         <w:rPr>
           <w:rFonts w:ascii="Times New Roman" w:hAnsi="Times New Roman" w:cs="Times New Roman"/>
@@ -29748,19 +28215,7 @@
           <w:sz w:val="24"/>
           <w:szCs w:val="24"/>
         </w:rPr>
-        <w:t>mean</w:t>
-      </w:r>
-      <w:proofErr w:type="gramEnd"/>
-      <w:r>
-        <w:rPr>
-          <w:rFonts w:ascii="Times New Roman" w:hAnsi="Times New Roman" w:cs="Times New Roman"/>
-          <w:i w:val="0"/>
-          <w:iCs w:val="0"/>
-          <w:color w:val="000000" w:themeColor="text1"/>
-          <w:sz w:val="24"/>
-          <w:szCs w:val="24"/>
-        </w:rPr>
-        <w:t xml:space="preserve"> </w:t>
+        <w:t xml:space="preserve">mean </w:t>
       </w:r>
       <w:r>
         <w:rPr>
@@ -30204,55 +28659,7 @@
           <w:sz w:val="24"/>
           <w:szCs w:val="24"/>
         </w:rPr>
-        <w:t xml:space="preserve">Performance of ALIAS in </w:t>
-      </w:r>
-      <w:proofErr w:type="gramStart"/>
-      <w:r>
-        <w:rPr>
-          <w:rFonts w:ascii="Times New Roman" w:hAnsi="Times New Roman" w:cs="Times New Roman"/>
-          <w:i w:val="0"/>
-          <w:iCs w:val="0"/>
-          <w:color w:val="000000" w:themeColor="text1"/>
-          <w:sz w:val="24"/>
-          <w:szCs w:val="24"/>
-        </w:rPr>
-        <w:t>the Effective</w:t>
-      </w:r>
-      <w:proofErr w:type="gramEnd"/>
-      <w:r>
-        <w:rPr>
-          <w:rFonts w:ascii="Times New Roman" w:hAnsi="Times New Roman" w:cs="Times New Roman"/>
-          <w:i w:val="0"/>
-          <w:iCs w:val="0"/>
-          <w:color w:val="000000" w:themeColor="text1"/>
-          <w:sz w:val="24"/>
-          <w:szCs w:val="24"/>
-        </w:rPr>
-        <w:t xml:space="preserve"> Action condition. (Left) Overall error produced to the Efficient and Inefficient test events for networks in </w:t>
-      </w:r>
-      <w:proofErr w:type="gramStart"/>
-      <w:r>
-        <w:rPr>
-          <w:rFonts w:ascii="Times New Roman" w:hAnsi="Times New Roman" w:cs="Times New Roman"/>
-          <w:i w:val="0"/>
-          <w:iCs w:val="0"/>
-          <w:color w:val="000000" w:themeColor="text1"/>
-          <w:sz w:val="24"/>
-          <w:szCs w:val="24"/>
-        </w:rPr>
-        <w:t>the Experimental</w:t>
-      </w:r>
-      <w:proofErr w:type="gramEnd"/>
-      <w:r>
-        <w:rPr>
-          <w:rFonts w:ascii="Times New Roman" w:hAnsi="Times New Roman" w:cs="Times New Roman"/>
-          <w:i w:val="0"/>
-          <w:iCs w:val="0"/>
-          <w:color w:val="000000" w:themeColor="text1"/>
-          <w:sz w:val="24"/>
-          <w:szCs w:val="24"/>
-        </w:rPr>
-        <w:t xml:space="preserve"> condition. (Right) Overall error produced to the Efficient and Inefficient test events for networks in the Control condition.</w:t>
+        <w:t>Performance of ALIAS in the Effective Action condition. (Left) Overall error produced to the Efficient and Inefficient test events for networks in the Experimental condition. (Right) Overall error produced to the Efficient and Inefficient test events for networks in the Control condition.</w:t>
       </w:r>
       <w:r>
         <w:rPr>
@@ -30319,21 +28726,7 @@
         <w:rPr>
           <w:rFonts w:ascii="Times New Roman" w:eastAsia="Times New Roman" w:hAnsi="Times New Roman" w:cs="Times New Roman"/>
         </w:rPr>
-        <w:t xml:space="preserve">present account makes is that the </w:t>
-      </w:r>
-      <w:proofErr w:type="gramStart"/>
-      <w:r>
-        <w:rPr>
-          <w:rFonts w:ascii="Times New Roman" w:eastAsia="Times New Roman" w:hAnsi="Times New Roman" w:cs="Times New Roman"/>
-        </w:rPr>
-        <w:t>attentional</w:t>
-      </w:r>
-      <w:proofErr w:type="gramEnd"/>
-      <w:r>
-        <w:rPr>
-          <w:rFonts w:ascii="Times New Roman" w:eastAsia="Times New Roman" w:hAnsi="Times New Roman" w:cs="Times New Roman"/>
-        </w:rPr>
-        <w:t xml:space="preserve"> boost that infants experience in the Effective Action condition is fleeting.</w:t>
+        <w:t>present account makes is that the attentional boost that infants experience in the Effective Action condition is fleeting.</w:t>
       </w:r>
       <w:r>
         <w:rPr>
@@ -30560,14 +28953,7 @@
         <w:rPr>
           <w:rFonts w:ascii="Times New Roman" w:eastAsia="Times New Roman" w:hAnsi="Times New Roman" w:cs="Times New Roman"/>
         </w:rPr>
-        <w:t xml:space="preserve">, </w:t>
-      </w:r>
-      <w:proofErr w:type="gramStart"/>
-      <w:r>
-        <w:rPr>
-          <w:rFonts w:ascii="Times New Roman" w:eastAsia="Times New Roman" w:hAnsi="Times New Roman" w:cs="Times New Roman"/>
-        </w:rPr>
-        <w:t xml:space="preserve">with the </w:t>
+        <w:t xml:space="preserve">, with the </w:t>
       </w:r>
       <w:r>
         <w:rPr>
@@ -30579,14 +28965,7 @@
         <w:rPr>
           <w:rFonts w:ascii="Times New Roman" w:eastAsia="Times New Roman" w:hAnsi="Times New Roman" w:cs="Times New Roman"/>
         </w:rPr>
-        <w:t xml:space="preserve"> of</w:t>
-      </w:r>
-      <w:proofErr w:type="gramEnd"/>
-      <w:r>
-        <w:rPr>
-          <w:rFonts w:ascii="Times New Roman" w:eastAsia="Times New Roman" w:hAnsi="Times New Roman" w:cs="Times New Roman"/>
-        </w:rPr>
-        <w:t xml:space="preserve"> the barrier,</w:t>
+        <w:t xml:space="preserve"> of the barrier,</w:t>
       </w:r>
       <w:r>
         <w:rPr>
@@ -30646,21 +29025,7 @@
         <w:rPr>
           <w:rFonts w:ascii="Times New Roman" w:eastAsia="Times New Roman" w:hAnsi="Times New Roman" w:cs="Times New Roman"/>
         </w:rPr>
-        <w:t xml:space="preserve"> </w:t>
-      </w:r>
-      <w:proofErr w:type="gramStart"/>
-      <w:r>
-        <w:rPr>
-          <w:rFonts w:ascii="Times New Roman" w:eastAsia="Times New Roman" w:hAnsi="Times New Roman" w:cs="Times New Roman"/>
-        </w:rPr>
-        <w:t>error</w:t>
-      </w:r>
-      <w:proofErr w:type="gramEnd"/>
-      <w:r>
-        <w:rPr>
-          <w:rFonts w:ascii="Times New Roman" w:eastAsia="Times New Roman" w:hAnsi="Times New Roman" w:cs="Times New Roman"/>
-        </w:rPr>
-        <w:t xml:space="preserve"> </w:t>
+        <w:t xml:space="preserve"> error </w:t>
       </w:r>
       <w:r>
         <w:rPr>
@@ -30818,7 +29183,7 @@
                 <w:noProof/>
               </w:rPr>
               <w:drawing>
-                <wp:inline distT="0" distB="0" distL="0" distR="0" wp14:anchorId="547B0CED" wp14:editId="0ED0F999">
+                <wp:inline distT="0" distB="0" distL="0" distR="0" wp14:anchorId="547B0CED" wp14:editId="0A6DEC95">
                   <wp:extent cx="3662363" cy="2929890"/>
                   <wp:effectExtent l="0" t="0" r="0" b="3810"/>
                   <wp:docPr id="544904021" name="Picture 7"/>
@@ -31304,31 +29669,7 @@
           <w:sz w:val="24"/>
           <w:szCs w:val="24"/>
         </w:rPr>
-        <w:t xml:space="preserve">Plotted in the middle row is the overall </w:t>
-      </w:r>
-      <w:proofErr w:type="gramStart"/>
-      <w:r>
-        <w:rPr>
-          <w:rFonts w:ascii="Times New Roman" w:hAnsi="Times New Roman" w:cs="Times New Roman"/>
-          <w:i w:val="0"/>
-          <w:iCs w:val="0"/>
-          <w:color w:val="000000" w:themeColor="text1"/>
-          <w:sz w:val="24"/>
-          <w:szCs w:val="24"/>
-        </w:rPr>
-        <w:t>mean</w:t>
-      </w:r>
-      <w:proofErr w:type="gramEnd"/>
-      <w:r>
-        <w:rPr>
-          <w:rFonts w:ascii="Times New Roman" w:hAnsi="Times New Roman" w:cs="Times New Roman"/>
-          <w:i w:val="0"/>
-          <w:iCs w:val="0"/>
-          <w:color w:val="000000" w:themeColor="text1"/>
-          <w:sz w:val="24"/>
-          <w:szCs w:val="24"/>
-        </w:rPr>
-        <w:t xml:space="preserve"> error to the two test events for networks assigned to the Ineffective Action condition. Plotted in the bottom row is the overall mean error to the two test events for networks assigned to the No Training </w:t>
+        <w:t xml:space="preserve">Plotted in the middle row is the overall mean error to the two test events for networks assigned to the Ineffective Action condition. Plotted in the bottom row is the overall mean error to the two test events for networks assigned to the No Training </w:t>
       </w:r>
       <w:r>
         <w:rPr>
@@ -31410,21 +29751,7 @@
         <w:rPr>
           <w:rFonts w:ascii="Times New Roman" w:eastAsia="Times New Roman" w:hAnsi="Times New Roman" w:cs="Times New Roman"/>
         </w:rPr>
-        <w:t xml:space="preserve">was sufficient for ALIAS to reproduce Skerry et </w:t>
-      </w:r>
-      <w:proofErr w:type="gramStart"/>
-      <w:r>
-        <w:rPr>
-          <w:rFonts w:ascii="Times New Roman" w:eastAsia="Times New Roman" w:hAnsi="Times New Roman" w:cs="Times New Roman"/>
-        </w:rPr>
-        <w:t>al.’s</w:t>
-      </w:r>
-      <w:proofErr w:type="gramEnd"/>
-      <w:r>
-        <w:rPr>
-          <w:rFonts w:ascii="Times New Roman" w:eastAsia="Times New Roman" w:hAnsi="Times New Roman" w:cs="Times New Roman"/>
-        </w:rPr>
-        <w:t xml:space="preserve"> (2013) findings</w:t>
+        <w:t>was sufficient for ALIAS to reproduce Skerry et al.’s (2013) findings</w:t>
       </w:r>
       <w:r>
         <w:rPr>
@@ -31514,21 +29841,7 @@
         <w:rPr>
           <w:rFonts w:ascii="Times New Roman" w:eastAsia="Times New Roman" w:hAnsi="Times New Roman" w:cs="Times New Roman"/>
         </w:rPr>
-        <w:t xml:space="preserve">produced about equivalent </w:t>
-      </w:r>
-      <w:proofErr w:type="gramStart"/>
-      <w:r>
-        <w:rPr>
-          <w:rFonts w:ascii="Times New Roman" w:eastAsia="Times New Roman" w:hAnsi="Times New Roman" w:cs="Times New Roman"/>
-        </w:rPr>
-        <w:t>error</w:t>
-      </w:r>
-      <w:proofErr w:type="gramEnd"/>
-      <w:r>
-        <w:rPr>
-          <w:rFonts w:ascii="Times New Roman" w:eastAsia="Times New Roman" w:hAnsi="Times New Roman" w:cs="Times New Roman"/>
-        </w:rPr>
-        <w:t xml:space="preserve"> to both test events.</w:t>
+        <w:t>produced about equivalent error to both test events.</w:t>
       </w:r>
       <w:r>
         <w:rPr>
@@ -31865,19 +30178,11 @@
         </w:rPr>
         <w:t xml:space="preserve">by </w:t>
       </w:r>
-      <w:proofErr w:type="spellStart"/>
-      <w:r>
-        <w:rPr>
-          <w:rFonts w:ascii="Times New Roman" w:eastAsia="Times New Roman" w:hAnsi="Times New Roman" w:cs="Times New Roman"/>
-        </w:rPr>
-        <w:t>Overwalle</w:t>
-      </w:r>
-      <w:proofErr w:type="spellEnd"/>
-      <w:r>
-        <w:rPr>
-          <w:rFonts w:ascii="Times New Roman" w:eastAsia="Times New Roman" w:hAnsi="Times New Roman" w:cs="Times New Roman"/>
-        </w:rPr>
-        <w:t xml:space="preserve"> (2010).</w:t>
+      <w:r>
+        <w:rPr>
+          <w:rFonts w:ascii="Times New Roman" w:eastAsia="Times New Roman" w:hAnsi="Times New Roman" w:cs="Times New Roman"/>
+        </w:rPr>
+        <w:t>Overwalle (2010).</w:t>
       </w:r>
       <w:r>
         <w:rPr>
@@ -32333,31 +30638,7 @@
           <w:sz w:val="24"/>
           <w:szCs w:val="24"/>
         </w:rPr>
-        <w:t xml:space="preserve">Performance of ALIAS. (Left) Overall error produced to the Efficient and Inefficient test events for networks in </w:t>
-      </w:r>
-      <w:proofErr w:type="gramStart"/>
-      <w:r>
-        <w:rPr>
-          <w:rFonts w:ascii="Times New Roman" w:hAnsi="Times New Roman" w:cs="Times New Roman"/>
-          <w:i w:val="0"/>
-          <w:iCs w:val="0"/>
-          <w:color w:val="000000" w:themeColor="text1"/>
-          <w:sz w:val="24"/>
-          <w:szCs w:val="24"/>
-        </w:rPr>
-        <w:t>the Experimental</w:t>
-      </w:r>
-      <w:proofErr w:type="gramEnd"/>
-      <w:r>
-        <w:rPr>
-          <w:rFonts w:ascii="Times New Roman" w:hAnsi="Times New Roman" w:cs="Times New Roman"/>
-          <w:i w:val="0"/>
-          <w:iCs w:val="0"/>
-          <w:color w:val="000000" w:themeColor="text1"/>
-          <w:sz w:val="24"/>
-          <w:szCs w:val="24"/>
-        </w:rPr>
-        <w:t xml:space="preserve"> condition. (Right) Overall error produced to the Efficient and Inefficient test events for networks in the Control condition. </w:t>
+        <w:t xml:space="preserve">Performance of ALIAS. (Left) Overall error produced to the Efficient and Inefficient test events for networks in the Experimental condition. (Right) Overall error produced to the Efficient and Inefficient test events for networks in the Control condition. </w:t>
       </w:r>
       <w:r>
         <w:rPr>
@@ -32464,21 +30745,7 @@
         <w:rPr>
           <w:rFonts w:ascii="Times New Roman" w:eastAsia="Times New Roman" w:hAnsi="Times New Roman" w:cs="Times New Roman"/>
         </w:rPr>
-        <w:t xml:space="preserve">a </w:t>
-      </w:r>
-      <w:proofErr w:type="gramStart"/>
-      <w:r>
-        <w:rPr>
-          <w:rFonts w:ascii="Times New Roman" w:eastAsia="Times New Roman" w:hAnsi="Times New Roman" w:cs="Times New Roman"/>
-        </w:rPr>
-        <w:t>canonical</w:t>
-      </w:r>
-      <w:proofErr w:type="gramEnd"/>
-      <w:r>
-        <w:rPr>
-          <w:rFonts w:ascii="Times New Roman" w:eastAsia="Times New Roman" w:hAnsi="Times New Roman" w:cs="Times New Roman"/>
-        </w:rPr>
-        <w:t xml:space="preserve"> constrained event</w:t>
+        <w:t>a canonical constrained event</w:t>
       </w:r>
       <w:r>
         <w:rPr>
@@ -32490,16 +30757,8 @@
         <w:rPr>
           <w:rFonts w:ascii="Times New Roman" w:eastAsia="Times New Roman" w:hAnsi="Times New Roman" w:cs="Times New Roman"/>
         </w:rPr>
-        <w:t xml:space="preserve">it </w:t>
-      </w:r>
-      <w:proofErr w:type="gramStart"/>
-      <w:r>
-        <w:rPr>
-          <w:rFonts w:ascii="Times New Roman" w:eastAsia="Times New Roman" w:hAnsi="Times New Roman" w:cs="Times New Roman"/>
-        </w:rPr>
-        <w:t>were</w:t>
-      </w:r>
-      <w:proofErr w:type="gramEnd"/>
+        <w:t>it were</w:t>
+      </w:r>
       <w:r>
         <w:rPr>
           <w:rFonts w:ascii="Times New Roman" w:eastAsia="Times New Roman" w:hAnsi="Times New Roman" w:cs="Times New Roman"/>
@@ -32686,21 +30945,7 @@
         <w:rPr>
           <w:rFonts w:ascii="Times New Roman" w:eastAsia="Times New Roman" w:hAnsi="Times New Roman" w:cs="Times New Roman"/>
         </w:rPr>
-        <w:t xml:space="preserve"> value used in </w:t>
-      </w:r>
-      <w:proofErr w:type="gramStart"/>
-      <w:r>
-        <w:rPr>
-          <w:rFonts w:ascii="Times New Roman" w:eastAsia="Times New Roman" w:hAnsi="Times New Roman" w:cs="Times New Roman"/>
-        </w:rPr>
-        <w:t>all of</w:t>
-      </w:r>
-      <w:proofErr w:type="gramEnd"/>
-      <w:r>
-        <w:rPr>
-          <w:rFonts w:ascii="Times New Roman" w:eastAsia="Times New Roman" w:hAnsi="Times New Roman" w:cs="Times New Roman"/>
-        </w:rPr>
-        <w:t xml:space="preserve"> the prediction simulations reported </w:t>
+        <w:t xml:space="preserve"> value used in all of the prediction simulations reported </w:t>
       </w:r>
       <w:r>
         <w:rPr>
@@ -32921,21 +31166,7 @@
         <w:rPr>
           <w:rFonts w:ascii="Times New Roman" w:eastAsia="Times New Roman" w:hAnsi="Times New Roman" w:cs="Times New Roman"/>
         </w:rPr>
-        <w:t xml:space="preserve">networks in </w:t>
-      </w:r>
-      <w:proofErr w:type="gramStart"/>
-      <w:r>
-        <w:rPr>
-          <w:rFonts w:ascii="Times New Roman" w:eastAsia="Times New Roman" w:hAnsi="Times New Roman" w:cs="Times New Roman"/>
-        </w:rPr>
-        <w:t>the Experimental</w:t>
-      </w:r>
-      <w:proofErr w:type="gramEnd"/>
-      <w:r>
-        <w:rPr>
-          <w:rFonts w:ascii="Times New Roman" w:eastAsia="Times New Roman" w:hAnsi="Times New Roman" w:cs="Times New Roman"/>
-        </w:rPr>
-        <w:t xml:space="preserve"> condition produced greater error</w:t>
+        <w:t>networks in the Experimental condition produced greater error</w:t>
       </w:r>
       <w:r>
         <w:rPr>
@@ -32965,21 +31196,7 @@
         <w:rPr>
           <w:rFonts w:ascii="Times New Roman" w:eastAsia="Times New Roman" w:hAnsi="Times New Roman" w:cs="Times New Roman"/>
         </w:rPr>
-        <w:t xml:space="preserve">produced equivalent </w:t>
-      </w:r>
-      <w:proofErr w:type="gramStart"/>
-      <w:r>
-        <w:rPr>
-          <w:rFonts w:ascii="Times New Roman" w:eastAsia="Times New Roman" w:hAnsi="Times New Roman" w:cs="Times New Roman"/>
-        </w:rPr>
-        <w:t>error</w:t>
-      </w:r>
-      <w:proofErr w:type="gramEnd"/>
-      <w:r>
-        <w:rPr>
-          <w:rFonts w:ascii="Times New Roman" w:eastAsia="Times New Roman" w:hAnsi="Times New Roman" w:cs="Times New Roman"/>
-        </w:rPr>
-        <w:t xml:space="preserve"> to both test events</w:t>
+        <w:t>produced equivalent error to both test events</w:t>
       </w:r>
       <w:r>
         <w:rPr>
@@ -33498,16 +31715,8 @@
         <w:rPr>
           <w:rFonts w:ascii="Times New Roman" w:eastAsia="Times New Roman" w:hAnsi="Times New Roman" w:cs="Times New Roman"/>
         </w:rPr>
-        <w:t xml:space="preserve"> </w:t>
-      </w:r>
-      <w:proofErr w:type="gramStart"/>
-      <w:r>
-        <w:rPr>
-          <w:rFonts w:ascii="Times New Roman" w:eastAsia="Times New Roman" w:hAnsi="Times New Roman" w:cs="Times New Roman"/>
-        </w:rPr>
-        <w:t>many different kinds of</w:t>
-      </w:r>
-      <w:proofErr w:type="gramEnd"/>
+        <w:t xml:space="preserve"> many different kinds of</w:t>
+      </w:r>
       <w:r>
         <w:rPr>
           <w:rFonts w:ascii="Times New Roman" w:eastAsia="Times New Roman" w:hAnsi="Times New Roman" w:cs="Times New Roman"/>
@@ -33612,21 +31821,7 @@
         <w:rPr>
           <w:rFonts w:ascii="Times New Roman" w:eastAsia="Times New Roman" w:hAnsi="Times New Roman" w:cs="Times New Roman"/>
         </w:rPr>
-        <w:t xml:space="preserve"> Liu and </w:t>
-      </w:r>
-      <w:proofErr w:type="spellStart"/>
-      <w:r>
-        <w:rPr>
-          <w:rFonts w:ascii="Times New Roman" w:eastAsia="Times New Roman" w:hAnsi="Times New Roman" w:cs="Times New Roman"/>
-        </w:rPr>
-        <w:t>Spelke’s</w:t>
-      </w:r>
-      <w:proofErr w:type="spellEnd"/>
-      <w:r>
-        <w:rPr>
-          <w:rFonts w:ascii="Times New Roman" w:eastAsia="Times New Roman" w:hAnsi="Times New Roman" w:cs="Times New Roman"/>
-        </w:rPr>
-        <w:t xml:space="preserve"> (2017)</w:t>
+        <w:t xml:space="preserve"> Liu and Spelke’s (2017)</w:t>
       </w:r>
       <w:r>
         <w:rPr>
@@ -33875,14 +32070,7 @@
         <w:rPr>
           <w:rFonts w:ascii="Times New Roman" w:eastAsia="Times New Roman" w:hAnsi="Times New Roman" w:cs="Times New Roman"/>
         </w:rPr>
-        <w:t xml:space="preserve"> for this </w:t>
-      </w:r>
-      <w:proofErr w:type="gramStart"/>
-      <w:r>
-        <w:rPr>
-          <w:rFonts w:ascii="Times New Roman" w:eastAsia="Times New Roman" w:hAnsi="Times New Roman" w:cs="Times New Roman"/>
-        </w:rPr>
-        <w:t>simulation</w:t>
+        <w:t xml:space="preserve"> for this simulation</w:t>
       </w:r>
       <w:r>
         <w:rPr>
@@ -33890,7 +32078,6 @@
         </w:rPr>
         <w:t>—</w:t>
       </w:r>
-      <w:proofErr w:type="gramEnd"/>
       <w:r>
         <w:rPr>
           <w:rFonts w:ascii="Times New Roman" w:eastAsia="Times New Roman" w:hAnsi="Times New Roman" w:cs="Times New Roman"/>
@@ -34756,33 +32943,11 @@
         </w:rPr>
         <w:t>(</w:t>
       </w:r>
-      <w:proofErr w:type="spellStart"/>
-      <w:r>
-        <w:rPr>
-          <w:rFonts w:ascii="Times New Roman" w:eastAsia="Times New Roman" w:hAnsi="Times New Roman" w:cs="Times New Roman"/>
-        </w:rPr>
-        <w:t>Csibra</w:t>
-      </w:r>
-      <w:proofErr w:type="spellEnd"/>
-      <w:r>
-        <w:rPr>
-          <w:rFonts w:ascii="Times New Roman" w:eastAsia="Times New Roman" w:hAnsi="Times New Roman" w:cs="Times New Roman"/>
-        </w:rPr>
-        <w:t xml:space="preserve"> &amp; Gergely, 1998; Gergely &amp; </w:t>
-      </w:r>
-      <w:proofErr w:type="spellStart"/>
-      <w:r>
-        <w:rPr>
-          <w:rFonts w:ascii="Times New Roman" w:eastAsia="Times New Roman" w:hAnsi="Times New Roman" w:cs="Times New Roman"/>
-        </w:rPr>
-        <w:t>Csibra</w:t>
-      </w:r>
-      <w:proofErr w:type="spellEnd"/>
-      <w:r>
-        <w:rPr>
-          <w:rFonts w:ascii="Times New Roman" w:eastAsia="Times New Roman" w:hAnsi="Times New Roman" w:cs="Times New Roman"/>
-        </w:rPr>
-        <w:t xml:space="preserve">, 2003; </w:t>
+      <w:r>
+        <w:rPr>
+          <w:rFonts w:ascii="Times New Roman" w:eastAsia="Times New Roman" w:hAnsi="Times New Roman" w:cs="Times New Roman"/>
+        </w:rPr>
+        <w:t xml:space="preserve">Csibra &amp; Gergely, 1998; Gergely &amp; Csibra, 2003; </w:t>
       </w:r>
       <w:r>
         <w:rPr>
@@ -35301,21 +33466,7 @@
         <w:rPr>
           <w:rFonts w:ascii="Times New Roman" w:eastAsia="Times New Roman" w:hAnsi="Times New Roman" w:cs="Times New Roman"/>
         </w:rPr>
-        <w:t xml:space="preserve">Table </w:t>
-      </w:r>
-      <w:proofErr w:type="gramStart"/>
-      <w:r>
-        <w:rPr>
-          <w:rFonts w:ascii="Times New Roman" w:eastAsia="Times New Roman" w:hAnsi="Times New Roman" w:cs="Times New Roman"/>
-        </w:rPr>
-        <w:t>1—</w:t>
-      </w:r>
-      <w:proofErr w:type="gramEnd"/>
-      <w:r>
-        <w:rPr>
-          <w:rFonts w:ascii="Times New Roman" w:eastAsia="Times New Roman" w:hAnsi="Times New Roman" w:cs="Times New Roman"/>
-        </w:rPr>
-        <w:t xml:space="preserve">which </w:t>
+        <w:t xml:space="preserve">Table 1—which </w:t>
       </w:r>
       <w:r>
         <w:rPr>
@@ -35339,27 +33490,13 @@
         <w:rPr>
           <w:rFonts w:ascii="Times New Roman" w:eastAsia="Times New Roman" w:hAnsi="Times New Roman" w:cs="Times New Roman"/>
         </w:rPr>
-        <w:t xml:space="preserve">these models to the five target </w:t>
-      </w:r>
-      <w:proofErr w:type="gramStart"/>
-      <w:r>
-        <w:rPr>
-          <w:rFonts w:ascii="Times New Roman" w:eastAsia="Times New Roman" w:hAnsi="Times New Roman" w:cs="Times New Roman"/>
-        </w:rPr>
-        <w:t>findings</w:t>
-      </w:r>
-      <w:r>
-        <w:rPr>
-          <w:rFonts w:ascii="Times New Roman" w:eastAsia="Times New Roman" w:hAnsi="Times New Roman" w:cs="Times New Roman"/>
-        </w:rPr>
-        <w:t>—</w:t>
-      </w:r>
-      <w:proofErr w:type="gramEnd"/>
-      <w:r>
-        <w:rPr>
-          <w:rFonts w:ascii="Times New Roman" w:eastAsia="Times New Roman" w:hAnsi="Times New Roman" w:cs="Times New Roman"/>
-        </w:rPr>
-        <w:t xml:space="preserve">makes this point </w:t>
+        <w:t>these models to the five target findings</w:t>
+      </w:r>
+      <w:r>
+        <w:rPr>
+          <w:rFonts w:ascii="Times New Roman" w:eastAsia="Times New Roman" w:hAnsi="Times New Roman" w:cs="Times New Roman"/>
+        </w:rPr>
+        <w:t xml:space="preserve">—makes this point </w:t>
       </w:r>
       <w:r>
         <w:rPr>
@@ -36004,19 +34141,11 @@
                 <w:rFonts w:ascii="Times New Roman" w:hAnsi="Times New Roman" w:cs="Times New Roman"/>
               </w:rPr>
             </w:pPr>
-            <w:proofErr w:type="spellStart"/>
             <w:r>
               <w:rPr>
                 <w:rFonts w:ascii="Times New Roman" w:eastAsia="Times New Roman" w:hAnsi="Times New Roman" w:cs="Times New Roman"/>
               </w:rPr>
-              <w:t>Csibra</w:t>
-            </w:r>
-            <w:proofErr w:type="spellEnd"/>
-            <w:r>
-              <w:rPr>
-                <w:rFonts w:ascii="Times New Roman" w:eastAsia="Times New Roman" w:hAnsi="Times New Roman" w:cs="Times New Roman"/>
-              </w:rPr>
-              <w:t xml:space="preserve"> et al. (1999); Gergely et al. (1995)</w:t>
+              <w:t>Csibra et al. (1999); Gergely et al. (1995)</w:t>
             </w:r>
           </w:p>
         </w:tc>
@@ -36704,33 +34833,11 @@
                 <w:rFonts w:ascii="Times New Roman" w:hAnsi="Times New Roman" w:cs="Times New Roman"/>
               </w:rPr>
             </w:pPr>
-            <w:proofErr w:type="spellStart"/>
             <w:r>
               <w:rPr>
                 <w:rFonts w:ascii="Times New Roman" w:eastAsia="Times New Roman" w:hAnsi="Times New Roman" w:cs="Times New Roman"/>
               </w:rPr>
-              <w:t>Csibra</w:t>
-            </w:r>
-            <w:proofErr w:type="spellEnd"/>
-            <w:r>
-              <w:rPr>
-                <w:rFonts w:ascii="Times New Roman" w:eastAsia="Times New Roman" w:hAnsi="Times New Roman" w:cs="Times New Roman"/>
-              </w:rPr>
-              <w:t xml:space="preserve"> et al. (1999) </w:t>
-            </w:r>
-            <w:proofErr w:type="spellStart"/>
-            <w:r>
-              <w:rPr>
-                <w:rFonts w:ascii="Times New Roman" w:eastAsia="Times New Roman" w:hAnsi="Times New Roman" w:cs="Times New Roman"/>
-              </w:rPr>
-              <w:t>Sodian</w:t>
-            </w:r>
-            <w:proofErr w:type="spellEnd"/>
-            <w:r>
-              <w:rPr>
-                <w:rFonts w:ascii="Times New Roman" w:eastAsia="Times New Roman" w:hAnsi="Times New Roman" w:cs="Times New Roman"/>
-              </w:rPr>
-              <w:t xml:space="preserve"> et al. (2004)</w:t>
+              <w:t>Csibra et al. (1999) Sodian et al. (2004)</w:t>
             </w:r>
           </w:p>
         </w:tc>
@@ -37422,19 +35529,11 @@
                 <w:rFonts w:ascii="Times New Roman" w:eastAsia="Times New Roman" w:hAnsi="Times New Roman" w:cs="Times New Roman"/>
               </w:rPr>
             </w:pPr>
-            <w:proofErr w:type="spellStart"/>
             <w:r>
               <w:rPr>
                 <w:rFonts w:ascii="Times New Roman" w:eastAsia="Times New Roman" w:hAnsi="Times New Roman" w:cs="Times New Roman"/>
               </w:rPr>
-              <w:t>Csibra</w:t>
-            </w:r>
-            <w:proofErr w:type="spellEnd"/>
-            <w:r>
-              <w:rPr>
-                <w:rFonts w:ascii="Times New Roman" w:eastAsia="Times New Roman" w:hAnsi="Times New Roman" w:cs="Times New Roman"/>
-              </w:rPr>
-              <w:t xml:space="preserve"> et al.  (2003); Wagner &amp; Carey (2005)</w:t>
+              <w:t>Csibra et al.  (2003); Wagner &amp; Carey (2005)</w:t>
             </w:r>
           </w:p>
           <w:p>
@@ -38169,21 +36268,7 @@
                 <w:rFonts w:ascii="Times New Roman" w:eastAsia="Times New Roman" w:hAnsi="Times New Roman" w:cs="Times New Roman"/>
               </w:rPr>
               <w:lastRenderedPageBreak/>
-              <w:t xml:space="preserve">Liu &amp; </w:t>
-            </w:r>
-            <w:proofErr w:type="spellStart"/>
-            <w:r>
-              <w:rPr>
-                <w:rFonts w:ascii="Times New Roman" w:eastAsia="Times New Roman" w:hAnsi="Times New Roman" w:cs="Times New Roman"/>
-              </w:rPr>
-              <w:t>Spelke</w:t>
-            </w:r>
-            <w:proofErr w:type="spellEnd"/>
-            <w:r>
-              <w:rPr>
-                <w:rFonts w:ascii="Times New Roman" w:eastAsia="Times New Roman" w:hAnsi="Times New Roman" w:cs="Times New Roman"/>
-              </w:rPr>
-              <w:t xml:space="preserve"> (2017)</w:t>
+              <w:t>Liu &amp; Spelke (2017)</w:t>
             </w:r>
           </w:p>
         </w:tc>
@@ -39872,21 +37957,7 @@
               <w:rPr>
                 <w:rFonts w:ascii="Times New Roman" w:hAnsi="Times New Roman" w:cs="Times New Roman"/>
               </w:rPr>
-              <w:t xml:space="preserve">Non-sticky mittens </w:t>
-            </w:r>
-            <w:proofErr w:type="gramStart"/>
-            <w:r>
-              <w:rPr>
-                <w:rFonts w:ascii="Times New Roman" w:hAnsi="Times New Roman" w:cs="Times New Roman"/>
-              </w:rPr>
-              <w:t>training  constrained</w:t>
-            </w:r>
-            <w:proofErr w:type="gramEnd"/>
-            <w:r>
-              <w:rPr>
-                <w:rFonts w:ascii="Times New Roman" w:hAnsi="Times New Roman" w:cs="Times New Roman"/>
-              </w:rPr>
-              <w:t xml:space="preserve"> action</w:t>
+              <w:t>Non-sticky mittens training  constrained action</w:t>
             </w:r>
           </w:p>
           <w:p>
@@ -40822,21 +38893,7 @@
         <w:rPr>
           <w:rFonts w:ascii="Times New Roman" w:eastAsia="Times New Roman" w:hAnsi="Times New Roman" w:cs="Times New Roman"/>
         </w:rPr>
-        <w:t xml:space="preserve"> </w:t>
-      </w:r>
-      <w:proofErr w:type="spellStart"/>
-      <w:r>
-        <w:rPr>
-          <w:rFonts w:ascii="Times New Roman" w:eastAsia="Times New Roman" w:hAnsi="Times New Roman" w:cs="Times New Roman"/>
-        </w:rPr>
-        <w:t>Xs</w:t>
-      </w:r>
-      <w:proofErr w:type="spellEnd"/>
-      <w:r>
-        <w:rPr>
-          <w:rFonts w:ascii="Times New Roman" w:eastAsia="Times New Roman" w:hAnsi="Times New Roman" w:cs="Times New Roman"/>
-        </w:rPr>
-        <w:t xml:space="preserve"> indicate that the model failed to capture the finding</w:t>
+        <w:t xml:space="preserve"> Xs indicate that the model failed to capture the finding</w:t>
       </w:r>
       <w:r>
         <w:rPr>
@@ -41205,21 +39262,7 @@
         <w:rPr>
           <w:rFonts w:ascii="Times New Roman" w:eastAsia="Times New Roman" w:hAnsi="Times New Roman" w:cs="Times New Roman"/>
         </w:rPr>
-        <w:t xml:space="preserve"> </w:t>
-      </w:r>
-      <w:proofErr w:type="gramStart"/>
-      <w:r>
-        <w:rPr>
-          <w:rFonts w:ascii="Times New Roman" w:eastAsia="Times New Roman" w:hAnsi="Times New Roman" w:cs="Times New Roman"/>
-        </w:rPr>
-        <w:t>a number of</w:t>
-      </w:r>
-      <w:proofErr w:type="gramEnd"/>
-      <w:r>
-        <w:rPr>
-          <w:rFonts w:ascii="Times New Roman" w:eastAsia="Times New Roman" w:hAnsi="Times New Roman" w:cs="Times New Roman"/>
-        </w:rPr>
-        <w:t xml:space="preserve"> testable predictions.</w:t>
+        <w:t xml:space="preserve"> a number of testable predictions.</w:t>
       </w:r>
       <w:r>
         <w:rPr>
@@ -41255,21 +39298,7 @@
         <w:rPr>
           <w:rFonts w:ascii="Times New Roman" w:eastAsia="Times New Roman" w:hAnsi="Times New Roman" w:cs="Times New Roman"/>
         </w:rPr>
-        <w:t xml:space="preserve">test event like that in Liu and </w:t>
-      </w:r>
-      <w:proofErr w:type="spellStart"/>
-      <w:r>
-        <w:rPr>
-          <w:rFonts w:ascii="Times New Roman" w:eastAsia="Times New Roman" w:hAnsi="Times New Roman" w:cs="Times New Roman"/>
-        </w:rPr>
-        <w:t>Spelke</w:t>
-      </w:r>
-      <w:proofErr w:type="spellEnd"/>
-      <w:r>
-        <w:rPr>
-          <w:rFonts w:ascii="Times New Roman" w:eastAsia="Times New Roman" w:hAnsi="Times New Roman" w:cs="Times New Roman"/>
-        </w:rPr>
-        <w:t xml:space="preserve"> (2017) and an</w:t>
+        <w:t>test event like that in Liu and Spelke (2017) and an</w:t>
       </w:r>
       <w:r>
         <w:rPr>
@@ -42039,16 +40068,8 @@
         <w:rPr>
           <w:rFonts w:ascii="Times New Roman" w:eastAsia="Times New Roman" w:hAnsi="Times New Roman" w:cs="Times New Roman"/>
         </w:rPr>
-        <w:t xml:space="preserve">This makes simple </w:t>
-      </w:r>
-      <w:proofErr w:type="gramStart"/>
-      <w:r>
-        <w:rPr>
-          <w:rFonts w:ascii="Times New Roman" w:eastAsia="Times New Roman" w:hAnsi="Times New Roman" w:cs="Times New Roman"/>
-        </w:rPr>
-        <w:t>models</w:t>
-      </w:r>
-      <w:proofErr w:type="gramEnd"/>
+        <w:t>This makes simple models</w:t>
+      </w:r>
       <w:r>
         <w:rPr>
           <w:rFonts w:ascii="Times New Roman" w:eastAsia="Times New Roman" w:hAnsi="Times New Roman" w:cs="Times New Roman"/>
@@ -42496,21 +40517,7 @@
         <w:rPr>
           <w:rFonts w:ascii="Times New Roman" w:hAnsi="Times New Roman" w:cs="Times New Roman"/>
         </w:rPr>
-        <w:t xml:space="preserve">Baillargeon, R., </w:t>
-      </w:r>
-      <w:proofErr w:type="spellStart"/>
-      <w:r>
-        <w:rPr>
-          <w:rFonts w:ascii="Times New Roman" w:hAnsi="Times New Roman" w:cs="Times New Roman"/>
-        </w:rPr>
-        <w:t>Spelke</w:t>
-      </w:r>
-      <w:proofErr w:type="spellEnd"/>
-      <w:r>
-        <w:rPr>
-          <w:rFonts w:ascii="Times New Roman" w:hAnsi="Times New Roman" w:cs="Times New Roman"/>
-        </w:rPr>
-        <w:t xml:space="preserve">, E. S., &amp; Wasserman, S. (1985). Object permanence in five-month-old infants. </w:t>
+        <w:t xml:space="preserve">Baillargeon, R., Spelke, E. S., &amp; Wasserman, S. (1985). Object permanence in five-month-old infants. </w:t>
       </w:r>
       <w:r>
         <w:rPr>
@@ -42648,21 +40655,7 @@
         <w:rPr>
           <w:rFonts w:ascii="Times New Roman" w:hAnsi="Times New Roman" w:cs="Times New Roman"/>
         </w:rPr>
-        <w:t xml:space="preserve">Benton, D. T. (2025). An associative-learning account of how infants learn about causal action in animates and </w:t>
-      </w:r>
-      <w:proofErr w:type="spellStart"/>
-      <w:r>
-        <w:rPr>
-          <w:rFonts w:ascii="Times New Roman" w:hAnsi="Times New Roman" w:cs="Times New Roman"/>
-        </w:rPr>
-        <w:t>inanimates</w:t>
-      </w:r>
-      <w:proofErr w:type="spellEnd"/>
-      <w:r>
-        <w:rPr>
-          <w:rFonts w:ascii="Times New Roman" w:hAnsi="Times New Roman" w:cs="Times New Roman"/>
-        </w:rPr>
-        <w:t>: A critical reexamination of four classic studies.</w:t>
+        <w:t>Benton, D. T. (2025). An associative-learning account of how infants learn about causal action in animates and inanimates: A critical reexamination of four classic studies.</w:t>
       </w:r>
       <w:r>
         <w:rPr>
@@ -42817,47 +40810,11 @@
           <w:rFonts w:ascii="Times New Roman" w:hAnsi="Times New Roman" w:cs="Times New Roman"/>
         </w:rPr>
       </w:pPr>
-      <w:proofErr w:type="spellStart"/>
-      <w:r>
-        <w:rPr>
-          <w:rFonts w:ascii="Times New Roman" w:hAnsi="Times New Roman" w:cs="Times New Roman"/>
-        </w:rPr>
-        <w:t>Bogartz</w:t>
-      </w:r>
-      <w:proofErr w:type="spellEnd"/>
-      <w:r>
-        <w:rPr>
-          <w:rFonts w:ascii="Times New Roman" w:hAnsi="Times New Roman" w:cs="Times New Roman"/>
-        </w:rPr>
-        <w:t xml:space="preserve">, R. S., </w:t>
-      </w:r>
-      <w:proofErr w:type="spellStart"/>
-      <w:r>
-        <w:rPr>
-          <w:rFonts w:ascii="Times New Roman" w:hAnsi="Times New Roman" w:cs="Times New Roman"/>
-        </w:rPr>
-        <w:t>Shinskey</w:t>
-      </w:r>
-      <w:proofErr w:type="spellEnd"/>
-      <w:r>
-        <w:rPr>
-          <w:rFonts w:ascii="Times New Roman" w:hAnsi="Times New Roman" w:cs="Times New Roman"/>
-        </w:rPr>
-        <w:t xml:space="preserve">, J. L., &amp; Schilling, T. H. (2000). Object permanence in five‐and‐a‐half‐month‐old </w:t>
-      </w:r>
-      <w:proofErr w:type="gramStart"/>
-      <w:r>
-        <w:rPr>
-          <w:rFonts w:ascii="Times New Roman" w:hAnsi="Times New Roman" w:cs="Times New Roman"/>
-        </w:rPr>
-        <w:t>infants?.</w:t>
-      </w:r>
-      <w:proofErr w:type="gramEnd"/>
-      <w:r>
-        <w:rPr>
-          <w:rFonts w:ascii="Times New Roman" w:hAnsi="Times New Roman" w:cs="Times New Roman"/>
-        </w:rPr>
-        <w:t xml:space="preserve"> </w:t>
+      <w:r>
+        <w:rPr>
+          <w:rFonts w:ascii="Times New Roman" w:hAnsi="Times New Roman" w:cs="Times New Roman"/>
+        </w:rPr>
+        <w:t xml:space="preserve">Bogartz, R. S., Shinskey, J. L., &amp; Schilling, T. H. (2000). Object permanence in five‐and‐a‐half‐month‐old infants?. </w:t>
       </w:r>
       <w:r>
         <w:rPr>
@@ -42895,21 +40852,7 @@
         <w:rPr>
           <w:rFonts w:ascii="Times New Roman" w:hAnsi="Times New Roman" w:cs="Times New Roman"/>
         </w:rPr>
-        <w:t xml:space="preserve">Bomba, P. C., &amp; </w:t>
-      </w:r>
-      <w:proofErr w:type="spellStart"/>
-      <w:r>
-        <w:rPr>
-          <w:rFonts w:ascii="Times New Roman" w:hAnsi="Times New Roman" w:cs="Times New Roman"/>
-        </w:rPr>
-        <w:t>Siqueland</w:t>
-      </w:r>
-      <w:proofErr w:type="spellEnd"/>
-      <w:r>
-        <w:rPr>
-          <w:rFonts w:ascii="Times New Roman" w:hAnsi="Times New Roman" w:cs="Times New Roman"/>
-        </w:rPr>
-        <w:t xml:space="preserve">, E. R. (1983). The nature and structure of infant form categories. </w:t>
+        <w:t xml:space="preserve">Bomba, P. C., &amp; Siqueland, E. R. (1983). The nature and structure of infant form categories. </w:t>
       </w:r>
       <w:r>
         <w:rPr>
@@ -43468,21 +41411,7 @@
         <w:rPr>
           <w:rFonts w:ascii="Times New Roman" w:hAnsi="Times New Roman" w:cs="Times New Roman"/>
         </w:rPr>
-        <w:t xml:space="preserve">Geraci, A., Surian, L., Tina, L. G., et al. (2025). Human newborns spontaneously </w:t>
-      </w:r>
-      <w:proofErr w:type="gramStart"/>
-      <w:r>
-        <w:rPr>
-          <w:rFonts w:ascii="Times New Roman" w:hAnsi="Times New Roman" w:cs="Times New Roman"/>
-        </w:rPr>
-        <w:t>attend to</w:t>
-      </w:r>
-      <w:proofErr w:type="gramEnd"/>
-      <w:r>
-        <w:rPr>
-          <w:rFonts w:ascii="Times New Roman" w:hAnsi="Times New Roman" w:cs="Times New Roman"/>
-        </w:rPr>
-        <w:t xml:space="preserve"> prosocial interactions. </w:t>
+        <w:t xml:space="preserve">Geraci, A., Surian, L., Tina, L. G., et al. (2025). Human newborns spontaneously attend to prosocial interactions. </w:t>
       </w:r>
       <w:r>
         <w:rPr>
@@ -43520,21 +41449,7 @@
         <w:rPr>
           <w:rFonts w:ascii="Times New Roman" w:hAnsi="Times New Roman" w:cs="Times New Roman"/>
         </w:rPr>
-        <w:t xml:space="preserve">Gergely, G., &amp; </w:t>
-      </w:r>
-      <w:proofErr w:type="spellStart"/>
-      <w:r>
-        <w:rPr>
-          <w:rFonts w:ascii="Times New Roman" w:hAnsi="Times New Roman" w:cs="Times New Roman"/>
-        </w:rPr>
-        <w:t>Csibra</w:t>
-      </w:r>
-      <w:proofErr w:type="spellEnd"/>
-      <w:r>
-        <w:rPr>
-          <w:rFonts w:ascii="Times New Roman" w:hAnsi="Times New Roman" w:cs="Times New Roman"/>
-        </w:rPr>
-        <w:t xml:space="preserve">, G. (2003). Teleological reasoning in infancy: The naïve theory of rational action. </w:t>
+        <w:t xml:space="preserve">Gergely, G., &amp; Csibra, G. (2003). Teleological reasoning in infancy: The naïve theory of rational action. </w:t>
       </w:r>
       <w:r>
         <w:rPr>
@@ -43616,21 +41531,7 @@
         <w:rPr>
           <w:rFonts w:ascii="Times New Roman" w:hAnsi="Times New Roman" w:cs="Times New Roman"/>
         </w:rPr>
-        <w:t xml:space="preserve">Gergely, G., Nádasdy, Z., </w:t>
-      </w:r>
-      <w:proofErr w:type="spellStart"/>
-      <w:r>
-        <w:rPr>
-          <w:rFonts w:ascii="Times New Roman" w:hAnsi="Times New Roman" w:cs="Times New Roman"/>
-        </w:rPr>
-        <w:t>Csibra</w:t>
-      </w:r>
-      <w:proofErr w:type="spellEnd"/>
-      <w:r>
-        <w:rPr>
-          <w:rFonts w:ascii="Times New Roman" w:hAnsi="Times New Roman" w:cs="Times New Roman"/>
-        </w:rPr>
-        <w:t xml:space="preserve">, G., &amp; Bíró, S. (1995). Taking the intentional stance at 12 months of age. </w:t>
+        <w:t xml:space="preserve">Gergely, G., Nádasdy, Z., Csibra, G., &amp; Bíró, S. (1995). Taking the intentional stance at 12 months of age. </w:t>
       </w:r>
       <w:r>
         <w:rPr>
@@ -43991,21 +41892,7 @@
         <w:rPr>
           <w:rFonts w:ascii="Times New Roman" w:hAnsi="Times New Roman" w:cs="Times New Roman"/>
         </w:rPr>
-        <w:t xml:space="preserve">Jara-Ettinger, J., Schulz, L. E., &amp; Tenenbaum, J. B. (2020). The naive utility calculus </w:t>
-      </w:r>
-      <w:proofErr w:type="gramStart"/>
-      <w:r>
-        <w:rPr>
-          <w:rFonts w:ascii="Times New Roman" w:hAnsi="Times New Roman" w:cs="Times New Roman"/>
-        </w:rPr>
-        <w:t>as</w:t>
-      </w:r>
-      <w:proofErr w:type="gramEnd"/>
-      <w:r>
-        <w:rPr>
-          <w:rFonts w:ascii="Times New Roman" w:hAnsi="Times New Roman" w:cs="Times New Roman"/>
-        </w:rPr>
-        <w:t xml:space="preserve"> a unified, quantitative framework for action understanding. </w:t>
+        <w:t xml:space="preserve">Jara-Ettinger, J., Schulz, L. E., &amp; Tenenbaum, J. B. (2020). The naive utility calculus as a unified, quantitative framework for action understanding. </w:t>
       </w:r>
       <w:r>
         <w:rPr>
@@ -44083,20 +41970,12 @@
           <w:rFonts w:ascii="Times New Roman" w:hAnsi="Times New Roman" w:cs="Times New Roman"/>
         </w:rPr>
       </w:pPr>
-      <w:proofErr w:type="spellStart"/>
       <w:r>
         <w:rPr>
           <w:rFonts w:ascii="Times New Roman" w:hAnsi="Times New Roman" w:cs="Times New Roman"/>
         </w:rPr>
         <w:lastRenderedPageBreak/>
-        <w:t>Kamewari</w:t>
-      </w:r>
-      <w:proofErr w:type="spellEnd"/>
-      <w:r>
-        <w:rPr>
-          <w:rFonts w:ascii="Times New Roman" w:hAnsi="Times New Roman" w:cs="Times New Roman"/>
-        </w:rPr>
-        <w:t xml:space="preserve">, K., Kato, M., Kanda, T., Ishiguro, H., &amp; Hiraki, K. (2005). Six-and-a-half-month-old children positively attribute goals to human action and to humanoid-robot motion. </w:t>
+        <w:t xml:space="preserve">Kamewari, K., Kato, M., Kanda, T., Ishiguro, H., &amp; Hiraki, K. (2005). Six-and-a-half-month-old children positively attribute goals to human action and to humanoid-robot motion. </w:t>
       </w:r>
       <w:r>
         <w:rPr>
@@ -44134,21 +42013,7 @@
         <w:rPr>
           <w:rFonts w:ascii="Times New Roman" w:hAnsi="Times New Roman" w:cs="Times New Roman"/>
         </w:rPr>
-        <w:t xml:space="preserve">Kellman, P. J., &amp; </w:t>
-      </w:r>
-      <w:proofErr w:type="spellStart"/>
-      <w:r>
-        <w:rPr>
-          <w:rFonts w:ascii="Times New Roman" w:hAnsi="Times New Roman" w:cs="Times New Roman"/>
-        </w:rPr>
-        <w:t>Spelke</w:t>
-      </w:r>
-      <w:proofErr w:type="spellEnd"/>
-      <w:r>
-        <w:rPr>
-          <w:rFonts w:ascii="Times New Roman" w:hAnsi="Times New Roman" w:cs="Times New Roman"/>
-        </w:rPr>
-        <w:t xml:space="preserve">, E. S. (1983). Perception of partly occluded objects in infancy. </w:t>
+        <w:t xml:space="preserve">Kellman, P. J., &amp; Spelke, E. S. (1983). Perception of partly occluded objects in infancy. </w:t>
       </w:r>
       <w:r>
         <w:rPr>
@@ -44186,21 +42051,7 @@
         <w:rPr>
           <w:rFonts w:ascii="Times New Roman" w:hAnsi="Times New Roman" w:cs="Times New Roman"/>
         </w:rPr>
-        <w:t xml:space="preserve">Kim, I. K., &amp; </w:t>
-      </w:r>
-      <w:proofErr w:type="spellStart"/>
-      <w:r>
-        <w:rPr>
-          <w:rFonts w:ascii="Times New Roman" w:hAnsi="Times New Roman" w:cs="Times New Roman"/>
-        </w:rPr>
-        <w:t>Spelke</w:t>
-      </w:r>
-      <w:proofErr w:type="spellEnd"/>
-      <w:r>
-        <w:rPr>
-          <w:rFonts w:ascii="Times New Roman" w:hAnsi="Times New Roman" w:cs="Times New Roman"/>
-        </w:rPr>
-        <w:t xml:space="preserve">, E. S. (1992). Infants' sensitivity to effects of gravity on visible object motion. </w:t>
+        <w:t xml:space="preserve">Kim, I. K., &amp; Spelke, E. S. (1992). Infants' sensitivity to effects of gravity on visible object motion. </w:t>
       </w:r>
       <w:r>
         <w:rPr>
@@ -44291,21 +42142,7 @@
         <w:rPr>
           <w:rFonts w:ascii="Times New Roman" w:hAnsi="Times New Roman" w:cs="Times New Roman"/>
         </w:rPr>
-        <w:t xml:space="preserve">Leslie, A. M., &amp; Keeble, S. (1987). Do six-month-old infants perceive </w:t>
-      </w:r>
-      <w:proofErr w:type="gramStart"/>
-      <w:r>
-        <w:rPr>
-          <w:rFonts w:ascii="Times New Roman" w:hAnsi="Times New Roman" w:cs="Times New Roman"/>
-        </w:rPr>
-        <w:t>causality?.</w:t>
-      </w:r>
-      <w:proofErr w:type="gramEnd"/>
-      <w:r>
-        <w:rPr>
-          <w:rFonts w:ascii="Times New Roman" w:hAnsi="Times New Roman" w:cs="Times New Roman"/>
-        </w:rPr>
-        <w:t xml:space="preserve"> </w:t>
+        <w:t xml:space="preserve">Leslie, A. M., &amp; Keeble, S. (1987). Do six-month-old infants perceive causality?. </w:t>
       </w:r>
       <w:r>
         <w:rPr>
@@ -44343,35 +42180,7 @@
         <w:rPr>
           <w:rFonts w:ascii="Times New Roman" w:hAnsi="Times New Roman" w:cs="Times New Roman"/>
         </w:rPr>
-        <w:t xml:space="preserve">Liu, S., Brooks, N. B., &amp; </w:t>
-      </w:r>
-      <w:proofErr w:type="spellStart"/>
-      <w:r>
-        <w:rPr>
-          <w:rFonts w:ascii="Times New Roman" w:hAnsi="Times New Roman" w:cs="Times New Roman"/>
-        </w:rPr>
-        <w:t>Spelke</w:t>
-      </w:r>
-      <w:proofErr w:type="spellEnd"/>
-      <w:r>
-        <w:rPr>
-          <w:rFonts w:ascii="Times New Roman" w:hAnsi="Times New Roman" w:cs="Times New Roman"/>
-        </w:rPr>
-        <w:t xml:space="preserve">, E. S. (2019). Origins of the concepts cause, cost, and goal in </w:t>
-      </w:r>
-      <w:proofErr w:type="spellStart"/>
-      <w:r>
-        <w:rPr>
-          <w:rFonts w:ascii="Times New Roman" w:hAnsi="Times New Roman" w:cs="Times New Roman"/>
-        </w:rPr>
-        <w:t>prereaching</w:t>
-      </w:r>
-      <w:proofErr w:type="spellEnd"/>
-      <w:r>
-        <w:rPr>
-          <w:rFonts w:ascii="Times New Roman" w:hAnsi="Times New Roman" w:cs="Times New Roman"/>
-        </w:rPr>
-        <w:t xml:space="preserve"> infants. </w:t>
+        <w:t xml:space="preserve">Liu, S., Brooks, N. B., &amp; Spelke, E. S. (2019). Origins of the concepts cause, cost, and goal in prereaching infants. </w:t>
       </w:r>
       <w:r>
         <w:rPr>
@@ -44415,21 +42224,7 @@
         <w:rPr>
           <w:rFonts w:ascii="Times New Roman" w:hAnsi="Times New Roman" w:cs="Times New Roman"/>
         </w:rPr>
-        <w:t xml:space="preserve">Liu, S., &amp; </w:t>
-      </w:r>
-      <w:proofErr w:type="spellStart"/>
-      <w:r>
-        <w:rPr>
-          <w:rFonts w:ascii="Times New Roman" w:hAnsi="Times New Roman" w:cs="Times New Roman"/>
-        </w:rPr>
-        <w:t>Spelke</w:t>
-      </w:r>
-      <w:proofErr w:type="spellEnd"/>
-      <w:r>
-        <w:rPr>
-          <w:rFonts w:ascii="Times New Roman" w:hAnsi="Times New Roman" w:cs="Times New Roman"/>
-        </w:rPr>
-        <w:t xml:space="preserve">, E. S. (2017). Six-month-old infants expect agents to minimize the cost of their actions. </w:t>
+        <w:t xml:space="preserve">Liu, S., &amp; Spelke, E. S. (2017). Six-month-old infants expect agents to minimize the cost of their actions. </w:t>
       </w:r>
       <w:r>
         <w:rPr>
@@ -44506,21 +42301,7 @@
         <w:rPr>
           <w:rFonts w:ascii="Times New Roman" w:hAnsi="Times New Roman" w:cs="Times New Roman"/>
         </w:rPr>
-        <w:t xml:space="preserve">Marr, D. (1982). Vision: A computational investigation into </w:t>
-      </w:r>
-      <w:proofErr w:type="gramStart"/>
-      <w:r>
-        <w:rPr>
-          <w:rFonts w:ascii="Times New Roman" w:hAnsi="Times New Roman" w:cs="Times New Roman"/>
-        </w:rPr>
-        <w:t>the human</w:t>
-      </w:r>
-      <w:proofErr w:type="gramEnd"/>
-      <w:r>
-        <w:rPr>
-          <w:rFonts w:ascii="Times New Roman" w:hAnsi="Times New Roman" w:cs="Times New Roman"/>
-        </w:rPr>
-        <w:t xml:space="preserve"> representation and processing of visual information. W. H. Freeman. </w:t>
+        <w:t xml:space="preserve">Marr, D. (1982). Vision: A computational investigation into the human representation and processing of visual information. W. H. Freeman. </w:t>
       </w:r>
     </w:p>
     <w:p>
@@ -44689,19 +42470,11 @@
           <w:rFonts w:ascii="Times New Roman" w:hAnsi="Times New Roman" w:cs="Times New Roman"/>
         </w:rPr>
       </w:pPr>
-      <w:proofErr w:type="spellStart"/>
-      <w:r>
-        <w:rPr>
-          <w:rFonts w:ascii="Times New Roman" w:hAnsi="Times New Roman" w:cs="Times New Roman"/>
-        </w:rPr>
-        <w:t>Muentener</w:t>
-      </w:r>
-      <w:proofErr w:type="spellEnd"/>
-      <w:r>
-        <w:rPr>
-          <w:rFonts w:ascii="Times New Roman" w:hAnsi="Times New Roman" w:cs="Times New Roman"/>
-        </w:rPr>
-        <w:t xml:space="preserve">, P., &amp; Carey, S. (2010). Infants' causal representations of state change events. </w:t>
+      <w:r>
+        <w:rPr>
+          <w:rFonts w:ascii="Times New Roman" w:hAnsi="Times New Roman" w:cs="Times New Roman"/>
+        </w:rPr>
+        <w:t xml:space="preserve">Muentener, P., &amp; Carey, S. (2010). Infants' causal representations of state change events. </w:t>
       </w:r>
       <w:r>
         <w:rPr>
@@ -44896,21 +42669,7 @@
         <w:rPr>
           <w:rFonts w:ascii="Times New Roman" w:hAnsi="Times New Roman" w:cs="Times New Roman"/>
         </w:rPr>
-        <w:t xml:space="preserve">Onishi, K. H., &amp; Baillargeon, R. (2005). Do 15-month-old infants understand false </w:t>
-      </w:r>
-      <w:proofErr w:type="gramStart"/>
-      <w:r>
-        <w:rPr>
-          <w:rFonts w:ascii="Times New Roman" w:hAnsi="Times New Roman" w:cs="Times New Roman"/>
-        </w:rPr>
-        <w:t>beliefs?.</w:t>
-      </w:r>
-      <w:proofErr w:type="gramEnd"/>
-      <w:r>
-        <w:rPr>
-          <w:rFonts w:ascii="Times New Roman" w:hAnsi="Times New Roman" w:cs="Times New Roman"/>
-        </w:rPr>
-        <w:t xml:space="preserve"> </w:t>
+        <w:t xml:space="preserve">Onishi, K. H., &amp; Baillargeon, R. (2005). Do 15-month-old infants understand false beliefs?. </w:t>
       </w:r>
       <w:r>
         <w:rPr>
@@ -44992,21 +42751,7 @@
         <w:rPr>
           <w:rFonts w:ascii="Times New Roman" w:hAnsi="Times New Roman" w:cs="Times New Roman"/>
         </w:rPr>
-        <w:t xml:space="preserve">Perner, J., &amp; Ruffman, T. (2005). Infants' insight into the mind: How </w:t>
-      </w:r>
-      <w:proofErr w:type="gramStart"/>
-      <w:r>
-        <w:rPr>
-          <w:rFonts w:ascii="Times New Roman" w:hAnsi="Times New Roman" w:cs="Times New Roman"/>
-        </w:rPr>
-        <w:t>deep?.</w:t>
-      </w:r>
-      <w:proofErr w:type="gramEnd"/>
-      <w:r>
-        <w:rPr>
-          <w:rFonts w:ascii="Times New Roman" w:hAnsi="Times New Roman" w:cs="Times New Roman"/>
-        </w:rPr>
-        <w:t xml:space="preserve"> </w:t>
+        <w:t xml:space="preserve">Perner, J., &amp; Ruffman, T. (2005). Infants' insight into the mind: How deep?. </w:t>
       </w:r>
       <w:r>
         <w:rPr>
@@ -45127,21 +42872,7 @@
           <w:rFonts w:ascii="Times New Roman" w:hAnsi="Times New Roman" w:cs="Times New Roman"/>
         </w:rPr>
         <w:lastRenderedPageBreak/>
-        <w:t xml:space="preserve">Powell, L. J., &amp; </w:t>
-      </w:r>
-      <w:proofErr w:type="spellStart"/>
-      <w:r>
-        <w:rPr>
-          <w:rFonts w:ascii="Times New Roman" w:hAnsi="Times New Roman" w:cs="Times New Roman"/>
-        </w:rPr>
-        <w:t>Spelke</w:t>
-      </w:r>
-      <w:proofErr w:type="spellEnd"/>
-      <w:r>
-        <w:rPr>
-          <w:rFonts w:ascii="Times New Roman" w:hAnsi="Times New Roman" w:cs="Times New Roman"/>
-        </w:rPr>
-        <w:t xml:space="preserve">, E. S. (2018). Human infants' understanding of social imitation: Inferences of affiliation from third party observations. </w:t>
+        <w:t xml:space="preserve">Powell, L. J., &amp; Spelke, E. S. (2018). Human infants' understanding of social imitation: Inferences of affiliation from third party observations. </w:t>
       </w:r>
       <w:r>
         <w:rPr>
@@ -45179,21 +42910,7 @@
         <w:rPr>
           <w:rFonts w:ascii="Times New Roman" w:hAnsi="Times New Roman" w:cs="Times New Roman"/>
         </w:rPr>
-        <w:t xml:space="preserve">Quinn, P. C., &amp; </w:t>
-      </w:r>
-      <w:proofErr w:type="spellStart"/>
-      <w:r>
-        <w:rPr>
-          <w:rFonts w:ascii="Times New Roman" w:hAnsi="Times New Roman" w:cs="Times New Roman"/>
-        </w:rPr>
-        <w:t>Eimas</w:t>
-      </w:r>
-      <w:proofErr w:type="spellEnd"/>
-      <w:r>
-        <w:rPr>
-          <w:rFonts w:ascii="Times New Roman" w:hAnsi="Times New Roman" w:cs="Times New Roman"/>
-        </w:rPr>
-        <w:t xml:space="preserve">, P. D. (1997). A reexamination of the perceptual-to-conceptual shift in mental representations. </w:t>
+        <w:t xml:space="preserve">Quinn, P. C., &amp; Eimas, P. D. (1997). A reexamination of the perceptual-to-conceptual shift in mental representations. </w:t>
       </w:r>
       <w:r>
         <w:rPr>
@@ -45275,21 +42992,7 @@
         <w:rPr>
           <w:rFonts w:ascii="Times New Roman" w:hAnsi="Times New Roman" w:cs="Times New Roman"/>
         </w:rPr>
-        <w:t xml:space="preserve">Rakison, D. H., &amp; </w:t>
-      </w:r>
-      <w:proofErr w:type="spellStart"/>
-      <w:r>
-        <w:rPr>
-          <w:rFonts w:ascii="Times New Roman" w:hAnsi="Times New Roman" w:cs="Times New Roman"/>
-        </w:rPr>
-        <w:t>Lupyan</w:t>
-      </w:r>
-      <w:proofErr w:type="spellEnd"/>
-      <w:r>
-        <w:rPr>
-          <w:rFonts w:ascii="Times New Roman" w:hAnsi="Times New Roman" w:cs="Times New Roman"/>
-        </w:rPr>
-        <w:t xml:space="preserve">, G. (2008). Developing object concepts in infancy: An associative learning perspective. </w:t>
+        <w:t xml:space="preserve">Rakison, D. H., &amp; Lupyan, G. (2008). Developing object concepts in infancy: An associative learning perspective. </w:t>
       </w:r>
       <w:r>
         <w:rPr>
@@ -45425,21 +43128,7 @@
           <w:rFonts w:ascii="Times New Roman" w:hAnsi="Times New Roman" w:cs="Times New Roman"/>
         </w:rPr>
         <w:lastRenderedPageBreak/>
-        <w:t xml:space="preserve">Scarf, D., </w:t>
-      </w:r>
-      <w:proofErr w:type="spellStart"/>
-      <w:r>
-        <w:rPr>
-          <w:rFonts w:ascii="Times New Roman" w:hAnsi="Times New Roman" w:cs="Times New Roman"/>
-        </w:rPr>
-        <w:t>Imuta</w:t>
-      </w:r>
-      <w:proofErr w:type="spellEnd"/>
-      <w:r>
-        <w:rPr>
-          <w:rFonts w:ascii="Times New Roman" w:hAnsi="Times New Roman" w:cs="Times New Roman"/>
-        </w:rPr>
-        <w:t xml:space="preserve">, K., Colombo, M., &amp; Hayne, H. (2012). Social evaluation or simple association? Simple associations may explain moral reasoning in infants. </w:t>
+        <w:t xml:space="preserve">Scarf, D., Imuta, K., Colombo, M., &amp; Hayne, H. (2012). Social evaluation or simple association? Simple associations may explain moral reasoning in infants. </w:t>
       </w:r>
       <w:r>
         <w:rPr>
@@ -45515,21 +43204,7 @@
         <w:rPr>
           <w:rFonts w:ascii="Times New Roman" w:hAnsi="Times New Roman" w:cs="Times New Roman"/>
         </w:rPr>
-        <w:t xml:space="preserve">Schlingloff, L., </w:t>
-      </w:r>
-      <w:proofErr w:type="spellStart"/>
-      <w:r>
-        <w:rPr>
-          <w:rFonts w:ascii="Times New Roman" w:hAnsi="Times New Roman" w:cs="Times New Roman"/>
-        </w:rPr>
-        <w:t>Csibra</w:t>
-      </w:r>
-      <w:proofErr w:type="spellEnd"/>
-      <w:r>
-        <w:rPr>
-          <w:rFonts w:ascii="Times New Roman" w:hAnsi="Times New Roman" w:cs="Times New Roman"/>
-        </w:rPr>
-        <w:t xml:space="preserve">, G., &amp; Tatone, D. (2020). Do 15-month-old infants prefer helpers? A replication of Hamlin et al. (2007). Royal Society Open Science, 7(4), 191795. </w:t>
+        <w:t xml:space="preserve">Schlingloff, L., Csibra, G., &amp; Tatone, D. (2020). Do 15-month-old infants prefer helpers? A replication of Hamlin et al. (2007). Royal Society Open Science, 7(4), 191795. </w:t>
       </w:r>
       <w:hyperlink r:id="rId122" w:history="1">
         <w:r>
@@ -45555,23 +43230,13 @@
         </w:rPr>
         <w:t xml:space="preserve">Schmidt, M. F., &amp; Sommerville, J. A. (2011). Fairness expectations and altruistic sharing in 15-month-old human infants. </w:t>
       </w:r>
-      <w:proofErr w:type="spellStart"/>
       <w:r>
         <w:rPr>
           <w:rFonts w:ascii="Times New Roman" w:hAnsi="Times New Roman" w:cs="Times New Roman"/>
           <w:i/>
           <w:iCs/>
         </w:rPr>
-        <w:t>PLoS</w:t>
-      </w:r>
-      <w:proofErr w:type="spellEnd"/>
-      <w:r>
-        <w:rPr>
-          <w:rFonts w:ascii="Times New Roman" w:hAnsi="Times New Roman" w:cs="Times New Roman"/>
-          <w:i/>
-          <w:iCs/>
-        </w:rPr>
-        <w:t xml:space="preserve"> ONE</w:t>
+        <w:t>PLoS ONE</w:t>
       </w:r>
       <w:r>
         <w:rPr>
@@ -45746,35 +43411,7 @@
           <w:rFonts w:ascii="Times New Roman" w:hAnsi="Times New Roman" w:cs="Times New Roman"/>
         </w:rPr>
         <w:lastRenderedPageBreak/>
-        <w:t xml:space="preserve">Skerry, A. E., Carey, S. E., &amp; </w:t>
-      </w:r>
-      <w:proofErr w:type="spellStart"/>
-      <w:r>
-        <w:rPr>
-          <w:rFonts w:ascii="Times New Roman" w:hAnsi="Times New Roman" w:cs="Times New Roman"/>
-        </w:rPr>
-        <w:t>Spelke</w:t>
-      </w:r>
-      <w:proofErr w:type="spellEnd"/>
-      <w:r>
-        <w:rPr>
-          <w:rFonts w:ascii="Times New Roman" w:hAnsi="Times New Roman" w:cs="Times New Roman"/>
-        </w:rPr>
-        <w:t xml:space="preserve">, E. S. (2013). First-person action experience reveals sensitivity to action efficiency in </w:t>
-      </w:r>
-      <w:proofErr w:type="spellStart"/>
-      <w:r>
-        <w:rPr>
-          <w:rFonts w:ascii="Times New Roman" w:hAnsi="Times New Roman" w:cs="Times New Roman"/>
-        </w:rPr>
-        <w:t>prereaching</w:t>
-      </w:r>
-      <w:proofErr w:type="spellEnd"/>
-      <w:r>
-        <w:rPr>
-          <w:rFonts w:ascii="Times New Roman" w:hAnsi="Times New Roman" w:cs="Times New Roman"/>
-        </w:rPr>
-        <w:t xml:space="preserve"> infants. </w:t>
+        <w:t xml:space="preserve">Skerry, A. E., Carey, S. E., &amp; Spelke, E. S. (2013). First-person action experience reveals sensitivity to action efficiency in prereaching infants. </w:t>
       </w:r>
       <w:r>
         <w:rPr>
@@ -45833,21 +43470,7 @@
         <w:rPr>
           <w:rFonts w:ascii="Times New Roman" w:hAnsi="Times New Roman" w:cs="Times New Roman"/>
         </w:rPr>
-        <w:t xml:space="preserve">Sloutsky, V. M. (2010). From perceptual categories to concepts: What </w:t>
-      </w:r>
-      <w:proofErr w:type="gramStart"/>
-      <w:r>
-        <w:rPr>
-          <w:rFonts w:ascii="Times New Roman" w:hAnsi="Times New Roman" w:cs="Times New Roman"/>
-        </w:rPr>
-        <w:t>develops?.</w:t>
-      </w:r>
-      <w:proofErr w:type="gramEnd"/>
-      <w:r>
-        <w:rPr>
-          <w:rFonts w:ascii="Times New Roman" w:hAnsi="Times New Roman" w:cs="Times New Roman"/>
-        </w:rPr>
-        <w:t xml:space="preserve"> </w:t>
+        <w:t xml:space="preserve">Sloutsky, V. M. (2010). From perceptual categories to concepts: What develops?. </w:t>
       </w:r>
       <w:r>
         <w:rPr>
@@ -45881,19 +43504,11 @@
           <w:rFonts w:ascii="Times New Roman" w:hAnsi="Times New Roman" w:cs="Times New Roman"/>
         </w:rPr>
       </w:pPr>
-      <w:proofErr w:type="spellStart"/>
-      <w:r>
-        <w:rPr>
-          <w:rFonts w:ascii="Times New Roman" w:hAnsi="Times New Roman" w:cs="Times New Roman"/>
-        </w:rPr>
-        <w:t>Sodian</w:t>
-      </w:r>
-      <w:proofErr w:type="spellEnd"/>
-      <w:r>
-        <w:rPr>
-          <w:rFonts w:ascii="Times New Roman" w:hAnsi="Times New Roman" w:cs="Times New Roman"/>
-        </w:rPr>
-        <w:t xml:space="preserve">, B., Schoeppner, B., &amp; Metz, U. (2004). Do infants apply the principle of rational action to human agents? </w:t>
+      <w:r>
+        <w:rPr>
+          <w:rFonts w:ascii="Times New Roman" w:hAnsi="Times New Roman" w:cs="Times New Roman"/>
+        </w:rPr>
+        <w:t xml:space="preserve">Sodian, B., Schoeppner, B., &amp; Metz, U. (2004). Do infants apply the principle of rational action to human agents? </w:t>
       </w:r>
       <w:r>
         <w:rPr>
@@ -46009,19 +43624,11 @@
           <w:rFonts w:ascii="Times New Roman" w:hAnsi="Times New Roman" w:cs="Times New Roman"/>
         </w:rPr>
       </w:pPr>
-      <w:proofErr w:type="spellStart"/>
-      <w:r>
-        <w:rPr>
-          <w:rFonts w:ascii="Times New Roman" w:hAnsi="Times New Roman" w:cs="Times New Roman"/>
-        </w:rPr>
-        <w:t>Spelke</w:t>
-      </w:r>
-      <w:proofErr w:type="spellEnd"/>
-      <w:r>
-        <w:rPr>
-          <w:rFonts w:ascii="Times New Roman" w:hAnsi="Times New Roman" w:cs="Times New Roman"/>
-        </w:rPr>
-        <w:t>, E. S. (2022). What babies know: Core knowledge and composition (Vol. 1). Oxford University Press.</w:t>
+      <w:r>
+        <w:rPr>
+          <w:rFonts w:ascii="Times New Roman" w:hAnsi="Times New Roman" w:cs="Times New Roman"/>
+        </w:rPr>
+        <w:t>Spelke, E. S. (2022). What babies know: Core knowledge and composition (Vol. 1). Oxford University Press.</w:t>
       </w:r>
     </w:p>
     <w:p>
@@ -46032,33 +43639,11 @@
           <w:rFonts w:ascii="Times New Roman" w:hAnsi="Times New Roman" w:cs="Times New Roman"/>
         </w:rPr>
       </w:pPr>
-      <w:proofErr w:type="spellStart"/>
-      <w:r>
-        <w:rPr>
-          <w:rFonts w:ascii="Times New Roman" w:hAnsi="Times New Roman" w:cs="Times New Roman"/>
-        </w:rPr>
-        <w:t>Spelke</w:t>
-      </w:r>
-      <w:proofErr w:type="spellEnd"/>
-      <w:r>
-        <w:rPr>
-          <w:rFonts w:ascii="Times New Roman" w:hAnsi="Times New Roman" w:cs="Times New Roman"/>
-        </w:rPr>
-        <w:t xml:space="preserve">, E. S., </w:t>
-      </w:r>
-      <w:proofErr w:type="spellStart"/>
-      <w:r>
-        <w:rPr>
-          <w:rFonts w:ascii="Times New Roman" w:hAnsi="Times New Roman" w:cs="Times New Roman"/>
-        </w:rPr>
-        <w:t>Breinlinger</w:t>
-      </w:r>
-      <w:proofErr w:type="spellEnd"/>
-      <w:r>
-        <w:rPr>
-          <w:rFonts w:ascii="Times New Roman" w:hAnsi="Times New Roman" w:cs="Times New Roman"/>
-        </w:rPr>
-        <w:t xml:space="preserve">, K., Macomber, J., &amp; Jacobson, K. (1992). Origins of knowledge. </w:t>
+      <w:r>
+        <w:rPr>
+          <w:rFonts w:ascii="Times New Roman" w:hAnsi="Times New Roman" w:cs="Times New Roman"/>
+        </w:rPr>
+        <w:t xml:space="preserve">Spelke, E. S., Breinlinger, K., Macomber, J., &amp; Jacobson, K. (1992). Origins of knowledge. </w:t>
       </w:r>
       <w:r>
         <w:rPr>
@@ -46131,61 +43716,11 @@
           <w:rFonts w:ascii="Times New Roman" w:hAnsi="Times New Roman" w:cs="Times New Roman"/>
         </w:rPr>
       </w:pPr>
-      <w:proofErr w:type="spellStart"/>
-      <w:r>
-        <w:rPr>
-          <w:rFonts w:ascii="Times New Roman" w:hAnsi="Times New Roman" w:cs="Times New Roman"/>
-        </w:rPr>
-        <w:t>Vallortigara</w:t>
-      </w:r>
-      <w:proofErr w:type="spellEnd"/>
-      <w:r>
-        <w:rPr>
-          <w:rFonts w:ascii="Times New Roman" w:hAnsi="Times New Roman" w:cs="Times New Roman"/>
-        </w:rPr>
-        <w:t xml:space="preserve">, G., </w:t>
-      </w:r>
-      <w:proofErr w:type="spellStart"/>
-      <w:r>
-        <w:rPr>
-          <w:rFonts w:ascii="Times New Roman" w:hAnsi="Times New Roman" w:cs="Times New Roman"/>
-        </w:rPr>
-        <w:t>Regolin</w:t>
-      </w:r>
-      <w:proofErr w:type="spellEnd"/>
-      <w:r>
-        <w:rPr>
-          <w:rFonts w:ascii="Times New Roman" w:hAnsi="Times New Roman" w:cs="Times New Roman"/>
-        </w:rPr>
-        <w:t xml:space="preserve">, L., &amp; </w:t>
-      </w:r>
-      <w:proofErr w:type="spellStart"/>
-      <w:r>
-        <w:rPr>
-          <w:rFonts w:ascii="Times New Roman" w:hAnsi="Times New Roman" w:cs="Times New Roman"/>
-        </w:rPr>
-        <w:t>Marconato</w:t>
-      </w:r>
-      <w:proofErr w:type="spellEnd"/>
-      <w:r>
-        <w:rPr>
-          <w:rFonts w:ascii="Times New Roman" w:hAnsi="Times New Roman" w:cs="Times New Roman"/>
-        </w:rPr>
-        <w:t xml:space="preserve">, F. (2005). Visually inexperienced chicks exhibit spontaneous preference for biological motion patterns. </w:t>
-      </w:r>
-      <w:proofErr w:type="spellStart"/>
-      <w:r>
-        <w:rPr>
-          <w:rFonts w:ascii="Times New Roman" w:hAnsi="Times New Roman" w:cs="Times New Roman"/>
-        </w:rPr>
-        <w:t>PLoS</w:t>
-      </w:r>
-      <w:proofErr w:type="spellEnd"/>
-      <w:r>
-        <w:rPr>
-          <w:rFonts w:ascii="Times New Roman" w:hAnsi="Times New Roman" w:cs="Times New Roman"/>
-        </w:rPr>
-        <w:t xml:space="preserve"> Biology, 3(7), e208. </w:t>
+      <w:r>
+        <w:rPr>
+          <w:rFonts w:ascii="Times New Roman" w:hAnsi="Times New Roman" w:cs="Times New Roman"/>
+        </w:rPr>
+        <w:t xml:space="preserve">Vallortigara, G., Regolin, L., &amp; Marconato, F. (2005). Visually inexperienced chicks exhibit spontaneous preference for biological motion patterns. PLoS Biology, 3(7), e208. </w:t>
       </w:r>
       <w:hyperlink r:id="rId135" w:history="1">
         <w:r>
@@ -46209,23 +43744,8 @@
         <w:rPr>
           <w:rFonts w:ascii="Times New Roman" w:hAnsi="Times New Roman" w:cs="Times New Roman"/>
         </w:rPr>
-        <w:t xml:space="preserve">Van </w:t>
-      </w:r>
-      <w:proofErr w:type="spellStart"/>
-      <w:r>
-        <w:rPr>
-          <w:rFonts w:ascii="Times New Roman" w:hAnsi="Times New Roman" w:cs="Times New Roman"/>
-        </w:rPr>
-        <w:t>Overwalle</w:t>
-      </w:r>
-      <w:proofErr w:type="spellEnd"/>
-      <w:r>
-        <w:rPr>
-          <w:rFonts w:ascii="Times New Roman" w:hAnsi="Times New Roman" w:cs="Times New Roman"/>
-        </w:rPr>
-        <w:t xml:space="preserve">, F. (2010). Infants' teleological and belief inference: A recurrent connectionist approach to their minimal representational and computational requirements. </w:t>
-      </w:r>
-      <w:proofErr w:type="spellStart"/>
+        <w:t xml:space="preserve">Van Overwalle, F. (2010). Infants' teleological and belief inference: A recurrent connectionist approach to their minimal representational and computational requirements. </w:t>
+      </w:r>
       <w:r>
         <w:rPr>
           <w:rFonts w:ascii="Times New Roman" w:hAnsi="Times New Roman" w:cs="Times New Roman"/>
@@ -46234,7 +43754,6 @@
         </w:rPr>
         <w:t>NeuroImage</w:t>
       </w:r>
-      <w:proofErr w:type="spellEnd"/>
       <w:r>
         <w:rPr>
           <w:rFonts w:ascii="Times New Roman" w:hAnsi="Times New Roman" w:cs="Times New Roman"/>
@@ -46405,21 +43924,7 @@
           <w:rFonts w:ascii="Times New Roman" w:hAnsi="Times New Roman" w:cs="Times New Roman"/>
         </w:rPr>
         <w:lastRenderedPageBreak/>
-        <w:t xml:space="preserve">Woo, B. M., Steckler, C. M., Le, D. T., &amp; Hamlin, J. K. (2017). Social evaluation of intentional, truly accidental, and </w:t>
-      </w:r>
-      <w:proofErr w:type="gramStart"/>
-      <w:r>
-        <w:rPr>
-          <w:rFonts w:ascii="Times New Roman" w:hAnsi="Times New Roman" w:cs="Times New Roman"/>
-        </w:rPr>
-        <w:t>negligently</w:t>
-      </w:r>
-      <w:proofErr w:type="gramEnd"/>
-      <w:r>
-        <w:rPr>
-          <w:rFonts w:ascii="Times New Roman" w:hAnsi="Times New Roman" w:cs="Times New Roman"/>
-        </w:rPr>
-        <w:t xml:space="preserve"> accidental helpers and harmers by 10-month-old infants. </w:t>
+        <w:t xml:space="preserve">Woo, B. M., Steckler, C. M., Le, D. T., &amp; Hamlin, J. K. (2017). Social evaluation of intentional, truly accidental, and negligently accidental helpers and harmers by 10-month-old infants. </w:t>
       </w:r>
       <w:r>
         <w:rPr>
@@ -46611,33 +44116,11 @@
           <w:rFonts w:ascii="Times New Roman" w:hAnsi="Times New Roman" w:cs="Times New Roman"/>
         </w:rPr>
       </w:pPr>
-      <w:proofErr w:type="spellStart"/>
-      <w:r>
-        <w:rPr>
-          <w:rFonts w:ascii="Times New Roman" w:hAnsi="Times New Roman" w:cs="Times New Roman"/>
-        </w:rPr>
-        <w:t>Yermolayeva</w:t>
-      </w:r>
-      <w:proofErr w:type="spellEnd"/>
-      <w:r>
-        <w:rPr>
-          <w:rFonts w:ascii="Times New Roman" w:hAnsi="Times New Roman" w:cs="Times New Roman"/>
-        </w:rPr>
-        <w:t xml:space="preserve">, Y., &amp; </w:t>
-      </w:r>
-      <w:proofErr w:type="spellStart"/>
-      <w:r>
-        <w:rPr>
-          <w:rFonts w:ascii="Times New Roman" w:hAnsi="Times New Roman" w:cs="Times New Roman"/>
-        </w:rPr>
-        <w:t>Rakison</w:t>
-      </w:r>
-      <w:proofErr w:type="spellEnd"/>
-      <w:r>
-        <w:rPr>
-          <w:rFonts w:ascii="Times New Roman" w:hAnsi="Times New Roman" w:cs="Times New Roman"/>
-        </w:rPr>
-        <w:t xml:space="preserve">, D. H. (2014). Connectionist modeling of developmental changes in infancy: Approaches, challenges, and contributions. </w:t>
+      <w:r>
+        <w:rPr>
+          <w:rFonts w:ascii="Times New Roman" w:hAnsi="Times New Roman" w:cs="Times New Roman"/>
+        </w:rPr>
+        <w:t xml:space="preserve">Yermolayeva, Y., &amp; Rakison, D. H. (2014). Connectionist modeling of developmental changes in infancy: Approaches, challenges, and contributions. </w:t>
       </w:r>
       <w:r>
         <w:rPr>
@@ -46807,25 +44290,7 @@
           <w:sz w:val="24"/>
           <w:szCs w:val="24"/>
         </w:rPr>
-        <w:t xml:space="preserve"> Note that the ability to form prototypes develops between 3 and 4 months of age (e.g., Bomba &amp; </w:t>
-      </w:r>
-      <w:proofErr w:type="spellStart"/>
-      <w:r>
-        <w:rPr>
-          <w:rFonts w:ascii="Times New Roman" w:hAnsi="Times New Roman" w:cs="Times New Roman"/>
-          <w:sz w:val="24"/>
-          <w:szCs w:val="24"/>
-        </w:rPr>
-        <w:t>Siqueland</w:t>
-      </w:r>
-      <w:proofErr w:type="spellEnd"/>
-      <w:r>
-        <w:rPr>
-          <w:rFonts w:ascii="Times New Roman" w:hAnsi="Times New Roman" w:cs="Times New Roman"/>
-          <w:sz w:val="24"/>
-          <w:szCs w:val="24"/>
-        </w:rPr>
-        <w:t>, 1983; Younger, 1985)</w:t>
+        <w:t xml:space="preserve"> Note that the ability to form prototypes develops between 3 and 4 months of age (e.g., Bomba &amp; Siqueland, 1983; Younger, 1985)</w:t>
       </w:r>
       <w:r>
         <w:rPr>
